--- a/诊断效能_英文稿_InsightsIntoImaging投稿版_v4.docx
+++ b/诊断效能_英文稿_InsightsIntoImaging投稿版_v4.docx
@@ -24,7 +24,7 @@
         <w:spacing w:after="160"/>
       </w:pPr>
       <w:r>
-        <w:t>Word count: 2,995 (main text, excluding abstract, key points, figure and table legends, references and declarations); Tables: 4; Figures: 3; Supplementary: 3 Online Resources</w:t>
+        <w:t>Word count: 3,259 (main text, excluding abstract, key points, figure and table legends, references and declarations); Tables: 4; Figures: 3; Supplementary: 3 Online Resources</w:t>
       </w:r>
     </w:p>
     <w:p>
@@ -132,7 +132,7 @@
         <w:spacing w:after="160"/>
       </w:pPr>
       <w:r>
-        <w:t>• Duodenal landmarks were absent from every one of 119 routine malrotation ultrasound reports over 13.5 years.</w:t>
+        <w:t>• Duodenal landmarks appeared in none of 119 routine ultrasound reports.</w:t>
       </w:r>
     </w:p>
     <w:p>
@@ -140,7 +140,7 @@
         <w:spacing w:after="160"/>
       </w:pPr>
       <w:r>
-        <w:t>• Whether a whirlpool sign was recorded separated a positive from a negative ultrasound report almost completely.</w:t>
+        <w:t>• A recorded whirlpool sign separated positive from negative ultrasound reports.</w:t>
       </w:r>
     </w:p>
     <w:p>
@@ -148,7 +148,7 @@
         <w:spacing w:after="160"/>
       </w:pPr>
       <w:r>
-        <w:t>• Improvement over time followed a change in examination type, not the passage of calendar time.</w:t>
+        <w:t>• Detection improved when the examination changed, not as time passed.</w:t>
       </w:r>
     </w:p>
     <w:p>
@@ -4997,10 +4997,10 @@
         <w:rPr>
           <w:b/>
         </w:rPr>
-        <w:t>Fig. 1</w:t>
+        <w:t>Fig. 1 Study flow and the imaging received by children without an index test.</w:t>
       </w:r>
       <w:r>
-        <w:t xml:space="preserve"> Study flow diagram showing assembly of the surgically confirmed malrotation cohort, availability of each preoperative index test, and the imaging actually received by the 55 children who had none of the three index examinations</w:t>
+        <w:t xml:space="preserve"> Assembly of the surgically confirmed malrotation cohort and availability of each preoperative index test. Every one of the 55 children who received none of the three index examinations nonetheless had other preoperative imaging; the breakdown is shown at right.</w:t>
       </w:r>
     </w:p>
     <w:p>
@@ -5011,10 +5011,10 @@
         <w:rPr>
           <w:b/>
         </w:rPr>
-        <w:t>Fig. 2</w:t>
+        <w:t>Fig. 2 Report-level detection by modality, each estimate with its own denominator.</w:t>
       </w:r>
       <w:r>
-        <w:t xml:space="preserve"> Report-level detection of malrotation by each modality among children with a preoperative index examination (Wilson 95% confidence intervals). Each estimate has its own denominator, drawn from a different, indication-selected group of children; the rates are not directly comparable between modalities and do not constitute sensitivity</w:t>
+        <w:t xml:space="preserve"> Detection among children with a preoperative index examination (Wilson 95% confidence intervals). Each estimate is drawn from a different, indication-selected group of children, so the rates are not directly comparable between modalities and do not constitute sensitivity.</w:t>
       </w:r>
     </w:p>
     <w:p>
@@ -5025,10 +5025,28 @@
         <w:rPr>
           <w:b/>
         </w:rPr>
-        <w:t>Fig. 3</w:t>
+        <w:t>Fig. 3 Ultrasound report content and detection conditional on that content.</w:t>
       </w:r>
       <w:r>
-        <w:t xml:space="preserve"> Content of the 119 routine ultrasound index reports (a) and report-level detection conditional on that content (b). No report documented the third portion of the duodenum or the duodenojejunal junction; detection was 100% when a whirlpool sign was recorded and 10% when it was not</w:t>
+        <w:t xml:space="preserve"> </w:t>
+      </w:r>
+      <w:r>
+        <w:rPr>
+          <w:b/>
+        </w:rPr>
+        <w:t>a</w:t>
+      </w:r>
+      <w:r>
+        <w:t xml:space="preserve"> Documented content of the 119 ultrasound index reports. </w:t>
+      </w:r>
+      <w:r>
+        <w:rPr>
+          <w:b/>
+        </w:rPr>
+        <w:t>b</w:t>
+      </w:r>
+      <w:r>
+        <w:t xml:space="preserve"> Report-level detection conditional on that content. No report documented the third portion of the duodenum or the duodenojejunal junction; detection was 100% when a whirlpool sign was recorded and 10% when it was not.</w:t>
       </w:r>
     </w:p>
     <w:sectPr>

--- a/诊断效能_英文稿_InsightsIntoImaging投稿版_v4.docx
+++ b/诊断效能_英文稿_InsightsIntoImaging投稿版_v4.docx
@@ -24,7 +24,7 @@
         <w:spacing w:after="160"/>
       </w:pPr>
       <w:r>
-        <w:t>Word count: 3,259 (main text, excluding abstract, key points, figure and table legends, references and declarations); Tables: 4; Figures: 3; Supplementary: 3 Online Resources</w:t>
+        <w:t>Word count: 2,998 (main text, excluding abstract, key points, figure and table legends, references and declarations); Tables: 4; Figures: 3; Supplementary: 3 Online Resources</w:t>
       </w:r>
     </w:p>
     <w:p>
@@ -172,7 +172,7 @@
         <w:spacing w:after="160"/>
       </w:pPr>
       <w:r>
-        <w:t>The upper gastrointestinal (UGI) contrast series has long been the reference imaging test, based on the position of the duodenojejunal junction and the course of the proximal small bowel [5, 6]. Over the past decade the field has moved substantially toward ultrasound: contemporary series report sensitivities of 93–97% and specificities of 96–100% under dedicated protocols, a systematic review of 17 studies and 2,257 children estimated a pooled sensitivity of 94% [7–9, 12], and a multicentre study of 539 children investigated for clinical suspicion supported ultrasound as a safe first-line test [19]. That performance is attributed not to ultrasound in the abstract but to specific technical elements: the course of the third portion of the duodenum (D3), the duodenojejunal junction, the superior mesenteric artery–vein relationship, enteric fluid and dynamic graded compression [9, 12, 18, 20, 21] — elements the same literature records as demanding and not universally achievable, with D3 position alone argued insufficient for a confident diagnosis [22].</w:t>
+        <w:t>The upper gastrointestinal (UGI) contrast series has long been the reference imaging test, based on the position of the duodenojejunal junction and the course of the proximal small bowel [5, 6]. Over the past decade the field has moved toward ultrasound: contemporary series report sensitivities of 93–97% under dedicated protocols, a systematic review of 17 studies and 2,257 children estimated a pooled sensitivity of 94% [7–9, 12], and a multicentre study of 539 children investigated for clinical suspicion supported ultrasound as a safe first-line test [19]. That performance is attributed not to ultrasound in the abstract but to specific technical elements: the third portion of the duodenum (D3), the duodenojejunal junction, the superior mesenteric artery–vein relationship, enteric fluid and dynamic graded compression [9, 12, 18, 20, 21] — elements the same literature records as demanding and not universally achievable, with D3 position alone argued insufficient for a confident diagnosis [22].</w:t>
       </w:r>
     </w:p>
     <w:p>
@@ -229,7 +229,7 @@
         <w:t>report-level detection rate among surgically confirmed cases</w:t>
       </w:r>
       <w:r>
-        <w:t xml:space="preserve">; we do not call it "sensitivity", because that term would invite the inference that the figure applies to children investigated for suspected malrotation. Specificity, predictive values and any accuracy-based ranking of the modalities are not estimable and are neither reported nor implied. And each modality was ordered for different reasons in overlapping but non-identical groups, so the rates rest on indication-selected denominators and between-modality models describe practice, not test performance. We distinguish </w:t>
+        <w:t xml:space="preserve">; we do not call it "sensitivity", which would invite the inference that the figure applies to children investigated for suspected malrotation. Specificity, predictive values and any accuracy-based ranking are not estimable and are neither reported nor implied. And each modality was ordered for different reasons in overlapping but non-identical groups, so the rates rest on indication-selected denominators and between-modality models describe practice, not test performance. We distinguish </w:t>
       </w:r>
       <w:r>
         <w:rPr>
@@ -288,7 +288,7 @@
         <w:spacing w:after="160"/>
       </w:pPr>
       <w:r>
-        <w:t>Examinations were performed and reported during routine care by radiologists unaware of the operative findings but not blinded to clinical history or previous imaging, within the general paediatric ultrasound service rather than by a designated malrotation reader group. Reports were free text; no structured malrotation template was in use at any point, and no documented revision of the ultrasound protocol could be identified in departmental records ⟦AUTHORS: confirm and, if a protocol or equipment change did occur, give its date⟧. Because CT was ascertained from report text rather than a dose registry, radiation dose metrics could not be captured (see Limitations).</w:t>
+        <w:t>Examinations were reported during routine care by radiologists unaware of the operative findings but not blinded to clinical history or previous imaging, within the general paediatric ultrasound service rather than by a designated reader group. Reports were free text; no structured malrotation template was in use at any point, and no documented revision of the ultrasound protocol could be identified in departmental records ⟦AUTHORS: confirm and, if a protocol or equipment change did occur, give its date⟧. Because CT was ascertained from report text rather than a dose registry, radiation dose metrics could not be captured.</w:t>
       </w:r>
     </w:p>
     <w:p>
@@ -304,7 +304,7 @@
         <w:spacing w:after="160"/>
       </w:pPr>
       <w:r>
-        <w:t>Each index report was separately coded for documented technical content by pre-specified text patterns applied to the findings and conclusion sections — for ultrasound, D3 or the duodenojejunal junction, the superior mesenteric artery–vein relationship and vessel inversion, a whirlpool appearance, enteric fluid, bowel gas limiting the study, caecal position and bedside performance; for CT and the UGI series, the corresponding landmarks (full dictionary, Online Resource 1). This audit is a lower bound on what was performed: an element assessed but not written down is indistinguishable here from one never assessed.</w:t>
+        <w:t>Each index report was separately coded for documented technical content by pre-specified text patterns applied to the findings and conclusion sections — for ultrasound, D3 or the duodenojejunal junction, the superior mesenteric artery–vein relationship and vessel inversion, a whirlpool appearance, enteric fluid, limiting bowel gas, caecal position and bedside performance; for CT and the UGI series, the corresponding landmarks (Online Resource 1). This audit is a lower bound on what was performed: an element assessed but not written down is indistinguishable here from one never assessed.</w:t>
       </w:r>
     </w:p>
     <w:p>
@@ -320,7 +320,7 @@
         <w:spacing w:after="160"/>
       </w:pPr>
       <w:r>
-        <w:t>Report text was classified with a rule-based, clause-level algorithm with explicit negation handling, informed by natural language processing approaches in radiology [15]; the rule dictionary, negation logic, priority rules and worked misclassification examples are in Online Resource 1. A paediatric surgeon blinded to the operative findings adjudicated 32 reports: in a stratified random sample of 24, algorithm–adjudicator agreement was 92% (Cohen kappa 0.83), and a targeted review of the 8 reports in which a malrotation sign co-occurred with a negative machine label found 5 further under-calls, which were corrected but, being selected as suspected discordances, are excluded from the agreement statistics. All discordances were machine under-calls, so detection rates are conservative; adjudicated labels superseded algorithmic ones. Validation rested on one adjudicator, so interobserver agreement could not be estimated.</w:t>
+        <w:t>Report text was classified with a rule-based, clause-level algorithm with explicit negation handling [15]; the rule dictionary, negation logic, priority rules and worked misclassification examples are in Online Resource 1. A paediatric surgeon blinded to the operative findings adjudicated 32 reports: in a stratified random sample of 24, algorithm–adjudicator agreement was 92% (Cohen kappa 0.83), and a targeted review of the 8 reports in which a malrotation sign co-occurred with a negative machine label found 5 further under-calls, which were corrected but, being selected as suspected discordances, are excluded from the agreement statistics. All discordances were machine under-calls, so detection rates are conservative. Validation rested on one adjudicator, so interobserver agreement could not be estimated.</w:t>
       </w:r>
     </w:p>
     <w:p>
@@ -336,7 +336,7 @@
         <w:spacing w:after="160"/>
       </w:pPr>
       <w:r>
-        <w:t>Detection rates are presented with Wilson 95% confidence intervals (CIs), with their denominators shown wherever the rate appears, including in figures. Characteristics of the children receiving each index test are tabulated to display confounding by indication rather than to adjust it away.</w:t>
+        <w:t>Detection rates are presented with Wilson 95% confidence intervals (CIs), with denominators shown wherever a rate appears, including in figures. Characteristics of the children receiving each index test are tabulated to display confounding by indication rather than to adjust it away.</w:t>
       </w:r>
     </w:p>
     <w:p>
@@ -344,7 +344,7 @@
         <w:spacing w:after="160"/>
       </w:pPr>
       <w:r>
-        <w:t>Between-modality comparison used a generalised estimating equation (GEE) logistic model [16] with patient-level clustering, an exchangeable working correlation and cluster-robust standard errors, unadjusted and adjusted for era (2012–2018 vs 2019–2026) and age category. A pre-specified modality-by-volvulus interaction was not estimable across all three modalities, because no ultrasound examination was positive among the six children without volvulus (complete separation). In the subgroup receiving all three modalities, detection was compared with Cochran's Q and the exact McNemar test, repeated where all three examinations fell within 48 h and 24 h (Online Resource 2). Determinants of the temporal change were examined with modality-specific logistic models of detection on era, before and after adding that modality's content variable (for ultrasound, whether the examination was recorded as a mesenteric-vessel study; for CT, contrast enhancement); attenuation of the era coefficient was read as evidence that the change operated through examination content rather than calendar time. P values were not adjusted for multiplicity. Analyses used Python 3.12 (statsmodels 0.15, SciPy 1.17).</w:t>
+        <w:t>Between-modality comparison used a generalised estimating equation (GEE) logistic model [16] with patient-level clustering and cluster-robust standard errors, unadjusted and adjusted for era (2012–2018 vs 2019–2026) and age category. A pre-specified modality-by-volvulus interaction was not estimable across all three modalities, because no ultrasound examination was positive among the six children without volvulus (complete separation). In the subgroup receiving all three modalities, detection was compared with Cochran's Q and the exact McNemar test, repeated where all three examinations fell within 48 h and 24 h (Online Resource 2). The temporal change was examined with modality-specific logistic models of detection on era, before and after adding that modality's content variable (for ultrasound, a mesenteric-vessel study; for CT, contrast enhancement); attenuation of the era coefficient was read as evidence that the change operated through examination content rather than calendar time. P values were not adjusted for multiplicity. Analyses used Python 3.12 (statsmodels 0.15, SciPy 1.17).</w:t>
       </w:r>
     </w:p>
     <w:p>
@@ -368,7 +368,7 @@
         <w:spacing w:after="160"/>
       </w:pPr>
       <w:r>
-        <w:t>Between December 2012 and June 2026, 465 children with surgically confirmed malrotation were included; 352 (75.7%) were male, median age at operation was 13 days (interquartile range 7 days to 2.8 months, range 0–14.2 years), 302 (64.9%) were neonates and 403 (86.7%) had midgut volvulus. An index examination was available in 301 children for the UGI series, 320 for CT and 119 for ultrasound; 410 had at least one (740 index examinations) and 59 had all three (Table 1, Fig. 1).</w:t>
+        <w:t>Of the 465 children with surgically confirmed malrotation, 352 (75.7%) were male, median age at operation was 13 days (interquartile range 7 days to 2.8 months, range 0–14.2 years), 302 (64.9%) were neonates and 403 (86.7%) had midgut volvulus. An index examination was available in 301 children for the UGI series, 320 for CT and 119 for ultrasound; 410 had at least one (740 index examinations) and 59 had all three (Table 1, Fig. 1).</w:t>
       </w:r>
     </w:p>
     <w:p>
@@ -376,7 +376,7 @@
         <w:spacing w:after="160"/>
       </w:pPr>
       <w:r>
-        <w:t>Fifty-five children (11.8%) had none of the three index examinations, but none was operated on without imaging: 46 had radiographs, 12 a contrast enema of the colon, 22 ultrasound of another region and 7 CT of another region. Only 5 had no in-hospital preoperative study of any type, and each of their admission records documented imaging performed before transfer, three already reporting malrotation or volvulus. They were older than the imaged children (median 63 vs 12 days), less often neonates (41.8% vs 68.0%) and less often had volvulus (76.4% vs 88.0%), so their exclusion is informative missingness rather than random loss.</w:t>
+        <w:t>Fifty-five children (11.8%) had none of the three index examinations, but none was operated on without imaging: 46 had radiographs, 12 a contrast enema of the colon, 22 ultrasound of another region and 7 CT of another region. Only 5 had no in-hospital preoperative study, and each of their admission records documented imaging performed before transfer, three already reporting malrotation or volvulus. They were older than the imaged children (median 63 vs 12 days), less often neonates (41.8% vs 68.0%) and less often had volvulus (76.4% vs 88.0%), so their exclusion is informative missingness rather than random loss.</w:t>
       </w:r>
     </w:p>
     <w:p>
@@ -1847,7 +1847,7 @@
         <w:spacing w:after="160"/>
       </w:pPr>
       <w:r>
-        <w:t>The modality groups were broadly similar in age and sex but not interchangeable (Table 1): children who underwent ultrasound had volvulus more often (95.0% vs 89.0% and 87.8%) and were concentrated in the second era (67.2% vs 31.9% and 32.8%), ultrasound utilisation among operated children rising from 13% to 48%. Test sequence differed too — the UGI series was the final preoperative test in 75.1% of children who received it, against 19.2% for CT and 36.8% for ultrasound, and its detection was higher in that position (80.4% vs 70.5%) — so it functioned as the confirmatory study immediately preceding operation, a feature of the pathway rather than a property of the test.</w:t>
+        <w:t>The modality groups were broadly similar in age and sex but not interchangeable (Table 1): children who underwent ultrasound had volvulus more often (95.0% vs 89.0% and 87.8%) and were concentrated in the second era (67.2% vs 31.9% and 32.8%), ultrasound utilisation rising from 13% to 48%. Test sequence differed too — the UGI series was the final preoperative test in 75.1% of children who received it, against 19.2% for CT and 36.8% for ultrasound, and its detection was higher in that position (80.4% vs 70.5%) — so it functioned as the confirmatory study preceding operation, a feature of the pathway rather than of the test.</w:t>
       </w:r>
     </w:p>
     <w:p>
@@ -1863,7 +1863,7 @@
         <w:spacing w:after="160"/>
       </w:pPr>
       <w:r>
-        <w:t>Detection was 237/301 (78.7%, 95% CI 73.8–83.0) for the UGI series, 171/320 (53.4%, 48.0–58.8) for CT and 65/119 (54.6%, 45.7–63.3) for ultrasound (Table 2, Fig. 2). These proportions rest on indication-selected denominators drawn from overlapping groups and are not a ranking of the tests. In the GEE model CT and ultrasound had lower odds of a positive report than the UGI series (odds ratio 0.31 [0.22–0.44] and 0.33 [0.21–0.50]; both p&lt;0.001), essentially unchanged after adjustment for era and age; these coefficients absorb the indication for the test, its pathway position and its content (Online Resource 2).</w:t>
+        <w:t>Detection was 237/301 (78.7%, 95% CI 73.8–83.0) for the UGI series, 171/320 (53.4%, 48.0–58.8) for CT and 65/119 (54.6%, 45.7–63.3) for ultrasound (Table 2, Fig. 2) — indication-selected denominators drawn from overlapping groups, not a ranking of the tests. In the GEE model CT and ultrasound had lower odds of a positive report than the UGI series (odds ratio 0.31 [0.22–0.44] and 0.33 [0.21–0.50]; both p&lt;0.001), essentially unchanged after adjustment for era and age; these coefficients absorb the indication for the test, its pathway position and its content (Online Resource 2).</w:t>
       </w:r>
     </w:p>
     <w:p>
@@ -2737,7 +2737,7 @@
         <w:spacing w:after="160"/>
       </w:pPr>
       <w:r>
-        <w:t>The audits of CT and the UGI series show the same principle with different content (Online Resource 3): a mesenteric whirl was described in 36.2% of CT reports and the duodenojejunal junction in 54.5% of UGI reports, of which 98.3% and 98.2% respectively were positive, against 27.9% and 55.5% of those without. The UGI series was the only modality documenting the landmark that defines malrotation in most examinations.</w:t>
+        <w:t>The audits of CT and the UGI series show the same principle with different content (Online Resource 3): a mesenteric whirl was described in 36.2% of CT reports and the duodenojejunal junction in 54.5% of UGI reports, of which 98.3% and 98.2% were positive against 27.9% and 55.5% of those without. The UGI series was the only modality documenting the landmark that defines malrotation in most examinations.</w:t>
       </w:r>
     </w:p>
     <w:p>
@@ -4032,7 +4032,7 @@
         <w:spacing w:after="160"/>
       </w:pPr>
       <w:r>
-        <w:t>Ultrasound detection was 41.0% (16/39) in 2012–2018 and 61.3% (49/80) in 2019–2026; CT 47.0% and 66.7%; UGI 77.1% and 82.3% (Table 4). For ultrasound this change was accounted for by a shift in what the examination was: studies recorded as abdominal great-vessel ultrasound rose from 28.2% to 62.5% (Fisher p&lt;0.001) while gastrointestinal ultrasound fell from 74.4% to 48.8%, and whirlpool documentation rose from 41.0% to 53.8%. Later era was associated with detection (odds ratio 2.27 [1.04–4.96], p=0.039); adding the vessel-focused indicator reduced the era term to 1.56 (0.67–3.62, p=0.30) while the indicator carried an odds ratio of 3.46 (1.56–7.67, p=0.002). Detection with a vessel-focused study was similar in both eras (72.7% and 70.0%), whereas without it, 28.6% and 46.7%. The improvement is better described as a change in what was done than in when it was done.</w:t>
+        <w:t>Ultrasound detection was 41.0% (16/39) in 2012–2018 and 61.3% (49/80) in 2019–2026; CT 47.0% and 66.7%; UGI 77.1% and 82.3% (Table 4). For ultrasound this change was accounted for by a shift in what the examination was: studies recorded as abdominal great-vessel ultrasound rose from 28.2% to 62.5% (Fisher p&lt;0.001) while gastrointestinal ultrasound fell from 74.4% to 48.8%. Later era was associated with detection (odds ratio 2.27 [1.04–4.96], p=0.039); adding the vessel-focused indicator reduced the era term to 1.56 (0.67–3.62, p=0.30) while the indicator carried an odds ratio of 3.46 (1.56–7.67, p=0.002), and detection with a vessel-focused study was similar in both eras (72.7% and 70.0%) against 28.6% and 46.7% without it. The improvement is better described as a change in what was done than in when it was done.</w:t>
       </w:r>
     </w:p>
     <w:p>
@@ -4468,7 +4468,7 @@
         <w:spacing w:after="160"/>
       </w:pPr>
       <w:r>
-        <w:t>Fifty-nine children underwent all three modalities. They are not a random sample but a subgroup in whom the diagnosis had remained uncertain, and were more severely and more recently affected than the rest (96.6% volvulus vs 86.6%; 83.1% neonates vs 65.5%); the UGI series was positive in 76.3%, ultrasound in 52.5% and CT in 47.5% (Cochran's Q p=0.001), a pattern unchanged when restricted to examinations within 48 h or 24 h of each other (Online Resource 2). Detection rose with age for the UGI series and CT but not ultrasound. Only 62 children (13.3%) had malrotation without volvulus, of whom 6 underwent ultrasound, so the cohort says very little about the children in whom the ultrasound-first debate is most active — older children with intermittent vomiting, incidental or non-volvulus malrotation, and stable outpatients — and we make no claims about them.</w:t>
+        <w:t>Fifty-nine children underwent all three modalities: not a random sample but a subgroup in whom the diagnosis had remained uncertain, more severely and more recently affected than the rest (96.6% volvulus vs 86.6%; 83.1% neonates vs 65.5%). The UGI series was positive in 76.3%, ultrasound in 52.5% and CT in 47.5% (Cochran's Q p=0.001), unchanged when restricted to examinations within 48 h or 24 h of each other (Online Resource 2). Only 62 children (13.3%) had malrotation without volvulus, of whom 6 underwent ultrasound, so the cohort says very little about the children in whom the ultrasound-first debate is most active — older children with intermittent vomiting, incidental or non-volvulus malrotation, and stable outpatients — and we make no claims about them.</w:t>
       </w:r>
     </w:p>
     <w:p>
@@ -4484,7 +4484,7 @@
         <w:spacing w:after="160"/>
       </w:pPr>
       <w:r>
-        <w:t>In 13.5 years of routine practice, ultrasound reports for children who proved to have intestinal malrotation almost never contained the findings on which modern ultrasound accuracy depends. D3 and the duodenojejunal junction were documented in none of 119 examinations, the mesenteric-vessel relationship in 8.4%, enteric fluid in one. What the reports did contain was the whirlpool sign, in about half, and detection followed it almost perfectly — 100% when recorded, 10% when not. Ultrasound for malrotation here functioned as a test for midgut volvulus: a child whose midgut was not actively twisted at the moment of scanning was unlikely to be identified.</w:t>
+        <w:t>In 13.5 years of routine practice, ultrasound reports for children who proved to have intestinal malrotation almost never contained the findings on which modern ultrasound accuracy depends. D3 and the duodenojejunal junction appeared in none of 119 examinations, the mesenteric-vessel relationship in 8.4%, enteric fluid in one. What the reports did contain was the whirlpool sign, in about half, and detection followed it almost perfectly. Ultrasound here functioned as a test for midgut volvulus: a child whose midgut was not actively twisted when scanned was unlikely to be identified.</w:t>
       </w:r>
     </w:p>
     <w:p>
@@ -4492,7 +4492,7 @@
         <w:spacing w:after="160"/>
       </w:pPr>
       <w:r>
-        <w:t>This reframes the most-cited number in our data. Ultrasound named malrotation in 54.6% of surgically confirmed children who underwent it, against published sensitivities of 93–97% and a pooled 94% in meta-analysis [8, 9, 12, 19]. It would be wrong to read that contrast as evidence that ultrasound performs poorly: the published figures were obtained by examinations that assessed D3 and the duodenojejunal junction, often with enteric fluid, by readers alert to the diagnosis [12, 18, 20, 21]; ours, on the evidence of their own reports, did not. The 2021 systematic review anticipated this, finding better performance where the mesenteric vessels and enteric fluid were used [8]; our data are a quantified instance of that heterogeneity, with the mechanism visible in the record.</w:t>
+        <w:t>This reframes the most-cited number in our data. Ultrasound named malrotation in 54.6% of surgically confirmed children who underwent it, against published sensitivities of 93–97% [8, 9, 12, 19]. It would be wrong to read that as evidence that ultrasound performs poorly: the published figures came from examinations that assessed D3 and the duodenojejunal junction, often with enteric fluid, by readers alert to the diagnosis [12, 18, 20, 21]; ours, on the evidence of their own reports, did not. The 2021 systematic review anticipated this, finding better performance where the mesenteric vessels and enteric fluid were used [8].</w:t>
       </w:r>
     </w:p>
     <w:p>
@@ -4500,7 +4500,7 @@
         <w:spacing w:after="160"/>
       </w:pPr>
       <w:r>
-        <w:t>The temporal analysis points the same way. Detection improved from 41% to 61%, and the improvement was not a property of calendar time: once the shift toward mesenteric-vessel-focused examination was taken into account the era effect fell to a non-significant 1.56, while examination type carried an odds ratio of 3.46, and detection with a vessel-focused study was about 70% in both eras. The department improved because the examination changed. This suggests that the remaining gap to 93–97% is plausibly attributable to the elements that still never appeared in the reports — D3, the duodenojejunal junction and enteric fluid [20, 21] — although whether adding them would close it is a hypothesis this design cannot test, and the counter-argument that D3 position alone cannot support a confident diagnosis deserves weight [22]. The same content-dependence held elsewhere: the UGI series was the only modality documenting the landmark that defines malrotation in most examinations, which, rather than any intrinsic superiority demonstrated here, is the most economical explanation of its higher detection rate.</w:t>
+        <w:t>The temporal analysis points the same way. Detection improved from 41% to 61%, but not as a property of calendar time: once the shift toward mesenteric-vessel-focused examination was taken into account the era effect fell to a non-significant 1.56, examination type carried an odds ratio of 3.46, and detection with a vessel-focused study was about 70% in both eras. The department improved because the examination changed. The remaining gap to 93–97% is then plausibly attributable to the elements that still never appeared in the reports — D3, the duodenojejunal junction and enteric fluid [20, 21] — although whether adding them would close it is untestable here, and the counter-argument that D3 position alone cannot support a confident diagnosis deserves weight [22].</w:t>
       </w:r>
     </w:p>
     <w:p>
@@ -4508,7 +4508,7 @@
         <w:spacing w:after="160"/>
       </w:pPr>
       <w:r>
-        <w:t>Three features of the design make the between-modality differences uninterpretable as accuracy, and we regard them as decisive rather than as caveats. The reference standard is not independent of the index tests: the surgeon knew the preoperative imaging, and a positive UGI series often precipitated the operation that then confirmed the diagnosis — an incorporation bias asymmetrical between modalities. Pathway position differed, the UGI series being the last examination before operation in 75% of children who received it. And the modalities were used in different children for different reasons (Table 1), which no adjustment for the few recoverable variables can undo.</w:t>
+        <w:t>Three features of the design make the between-modality differences uninterpretable as accuracy, and we regard them as decisive rather than as caveats. The reference standard is not independent of the index tests: the surgeon knew the preoperative imaging, and a positive UGI series often precipitated the operation that confirmed the diagnosis — an incorporation bias asymmetrical between modalities. Pathway position differed, the UGI series being the last examination before operation in 75% of children who received it. And the modalities were used in different children for different reasons (Table 1), which no adjustment can undo.</w:t>
       </w:r>
     </w:p>
     <w:p>
@@ -4516,7 +4516,7 @@
         <w:spacing w:after="160"/>
       </w:pPr>
       <w:r>
-        <w:t>This study does not rank modalities and does not resolve the ultrasound-first debate; it measures the distance between diagnostic performance as established in the literature and as delivered by a real department's reports over more than a decade, with a mechanism open to correction. Departments considering an ultrasound-first pathway on the strength of sensitivities of 93–97% should first establish that their own examinations resemble those that produced the figures. A structured malrotation ultrasound report requiring explicit statements about D3, the duodenojejunal junction, the vessel relationship and study adequacy would make such a deficit visible prospectively rather than 13 years later; where such an examination cannot be delivered, a negative ultrasound should not be taken to exclude malrotation in a child with persistent clinical suspicion.</w:t>
+        <w:t>This study does not rank modalities and does not resolve the ultrasound-first debate; it measures the distance between performance as established in the literature and as delivered by a real department's reports. Departments adopting an ultrasound-first pathway on the strength of sensitivities of 93–97% should first establish that their own examinations resemble those that produced the figures. A structured malrotation ultrasound report requiring explicit statements about D3, the duodenojejunal junction, the vessel relationship and study adequacy would make such a deficit visible prospectively; where it cannot be delivered, a negative ultrasound should not exclude malrotation in a child with persistent suspicion.</w:t>
       </w:r>
     </w:p>
     <w:p>
@@ -4532,7 +4532,7 @@
         <w:spacing w:after="160"/>
       </w:pPr>
       <w:r>
-        <w:t>This is not a diagnostic accuracy study: the cohort was assembled on surgically confirmed disease, so there are no test-negative children, specificity and predictive values cannot be estimated, and the detection rates do not transfer to children investigated for suspected malrotation, in whom contemporary studies report far higher ultrasound performance [8, 12, 19]. The cohort is heavily skewed toward severe neonatal disease and says little about older children with intermittent symptoms, incidental or non-volvulus malrotation, or stable outpatients. The reference standard was not independent of the index tests, modality choice and the decision to operate were clinically entangled, and the 55 children without any index test were excluded from the denominators, an informative missingness of unknown direction.</w:t>
+        <w:t>This is not a diagnostic accuracy study: the cohort was assembled on surgically confirmed disease, so specificity and predictive values cannot be estimated and the detection rates do not transfer to children investigated for suspected malrotation, in whom contemporary studies report far higher ultrasound performance [8, 12, 19]. The cohort is heavily skewed toward severe neonatal disease and says little about older children with intermittent symptoms, incidental or non-volvulus malrotation, or stable outpatients. Modality choice and the decision to operate were clinically entangled, and the 55 children without an index test were excluded from the denominators, an informative missingness of unknown direction.</w:t>
       </w:r>
     </w:p>
     <w:p>
@@ -4540,7 +4540,7 @@
         <w:spacing w:after="160"/>
       </w:pPr>
       <w:r>
-        <w:t>Index tests were classified from report text rather than blinded image review, so this study measures reported detection, not achievable image-based accuracy: a finding seen but not written, and an inadequate examination reported as normal, are indistinguishable here. We regard this as the boundary of the question rather than a defect in answering it, since the report is what the clinician acts on, but our figures cannot be attributed to the imaging examination alone. Validation rested on one adjudicator; comparisons were not adjusted for multiplicity; case ascertainment derived from operative-record text; and radiation dose metrics could not be captured. Finally, whether this single centre's deficit generalises is unknown — the question most worth asking next, since the same audit is inexpensive to repeat wherever routine reports are stored electronically.</w:t>
+        <w:t>Index tests were classified from report text rather than blinded image review, so this study measures reported detection, not achievable image-based accuracy: a finding seen but not written, and an inadequate examination reported as normal, are indistinguishable here. We regard this as the boundary of the question rather than a defect in answering it, since the report is what the clinician acts on. Validation rested on one adjudicator; comparisons were not adjusted for multiplicity; and radiation dose metrics could not be captured. Whether this single centre's deficit generalises is unknown — the question most worth asking next.</w:t>
       </w:r>
     </w:p>
     <w:p>
@@ -4556,7 +4556,7 @@
         <w:spacing w:after="160"/>
       </w:pPr>
       <w:r>
-        <w:t>Routine ultrasound reports for children with surgically confirmed intestinal malrotation essentially never documented the duodenal landmarks that underpin contemporary ultrasound accuracy, and detection tracked the whirlpool sign almost perfectly: ultrasound here was, in practice, a test for midgut volvulus rather than for malrotation, and its improvement over time followed a shift in examination type rather than the passage of time. These report-level detection rates establish no sensitivity, specificity or ranking of the three modalities and should not be used to argue against ultrasound-first pathways. They argue instead that a department's own technique and reporting content determine whether published ultrasound performance is achievable locally, and that this is measurable, and correctable, by audit.</w:t>
+        <w:t>Routine ultrasound reports for children with surgically confirmed intestinal malrotation essentially never documented the duodenal landmarks that underpin contemporary ultrasound accuracy, and detection tracked the whirlpool sign almost perfectly: ultrasound here was, in practice, a test for midgut volvulus rather than for malrotation, and its improvement over time followed a shift in examination type rather than the passage of time. These report-level detection rates establish no sensitivity, specificity or ranking of the modalities and should not be used to argue against ultrasound-first pathways. They argue instead that a department's own technique and reporting content determine whether published performance is achievable locally — measurable, and correctable, by audit.</w:t>
       </w:r>
     </w:p>
     <w:p>

--- a/诊断效能_英文稿_InsightsIntoImaging投稿版_v4.docx
+++ b/诊断效能_英文稿_InsightsIntoImaging投稿版_v4.docx
@@ -24,7 +24,7 @@
         <w:spacing w:after="160"/>
       </w:pPr>
       <w:r>
-        <w:t>Word count: 2,998 (main text, excluding abstract, key points, figure and table legends, references and declarations); Tables: 4; Figures: 3; Supplementary: 3 Online Resources</w:t>
+        <w:t>Word count: 2,995 (main text, excluding abstract, key points, figure and table legends, references and declarations); Tables: 4; Figures: 3; Supplementary: 3 Online Resources</w:t>
       </w:r>
     </w:p>
     <w:p>
@@ -74,7 +74,7 @@
         <w:t>Results</w:t>
       </w:r>
       <w:r>
-        <w:t xml:space="preserve"> Among 465 children (median age at operation 13 days; volvulus in 86.7%), 410 had at least one index test (740 examinations). No ultrasound report (0/119) documented D3 or the duodenojejunal junction; the mesenteric artery–vein relationship was described in 8.4% and enteric fluid in 0.8%, whereas a whirlpool sign was recorded in 49.6%. Ultrasound reported malrotation in 59 of 59 examinations documenting a whirlpool and 6 of 60 without one. Detection was 78.7% (237/301) for the UGI series, 53.4% (171/320) for CT and 54.6% (65/119) for ultrasound, on non-comparable denominators. Ultrasound detection rose from 41.0% to 61.3% between eras, an effect abolished by adjusting for a shift toward vessel-focused examination (era odds ratio 2.27 to 1.56; examination-type 3.46).</w:t>
+        <w:t xml:space="preserve"> Among 465 children (median age at operation 13 days; volvulus in 86.7%), 410 had at least one index test (740 examinations). No ultrasound report (0/119) documented D3 or the duodenojejunal junction; the mesenteric artery–vein relationship was described in 8.4% and enteric fluid in 0.8%, whereas a whirlpool sign was recorded in 49.6%. Ultrasound reported malrotation in 59 of 59 examinations documenting a whirlpool and 6 of 60 without one. Detection was 78.7% (237/301) for the UGI series, 53.4% (171/320) for CT and 54.6% (65/119) for ultrasound, on non-comparable denominators. Ultrasound detection rose from 41.0% to 61.3% between eras, an effect abolished by adjusting for a shift toward examinations booked as abdominal great-vessel studies (era odds ratio 2.27 to 1.56; examination-type 3.46).</w:t>
       </w:r>
     </w:p>
     <w:p>
@@ -304,7 +304,7 @@
         <w:spacing w:after="160"/>
       </w:pPr>
       <w:r>
-        <w:t>Each index report was separately coded for documented technical content by pre-specified text patterns applied to the findings and conclusion sections — for ultrasound, D3 or the duodenojejunal junction, the superior mesenteric artery–vein relationship and vessel inversion, a whirlpool appearance, enteric fluid, limiting bowel gas, caecal position and bedside performance; for CT and the UGI series, the corresponding landmarks (Online Resource 1). This audit is a lower bound on what was performed: an element assessed but not written down is indistinguishable here from one never assessed.</w:t>
+        <w:t>Each index report was separately coded for documented technical content by pre-specified text patterns applied to the findings and conclusion sections — for ultrasound, D3 or the duodenojejunal junction, the superior mesenteric artery–vein relationship and vessel inversion, a whirlpool appearance, enteric fluid, limiting bowel gas, caecal position and bedside performance; for CT and the UGI series, the corresponding landmarks (Online Resource 1). The audit is a lower bound on what was performed (see Limitations).</w:t>
       </w:r>
     </w:p>
     <w:p>
@@ -312,7 +312,7 @@
         <w:spacing w:after="160"/>
       </w:pPr>
       <w:r>
-        <w:t>An examination was positive when its conclusion raised malrotation, including tentative phrasing, or a modality-appropriate diagnostic sign; explicit negation was negative and isolated gastric volvulus was not counted. Because tentative phrasing is standard in our department, we tabulated the certainty tier of every positive conclusion and repeated the principal analyses after reclassifying all "possible"-tier conclusions as negative.</w:t>
+        <w:t>An examination was positive when its conclusion raised malrotation, including tentative phrasing, or a modality-appropriate sign; explicit negation was negative and isolated gastric volvulus was not counted. Because tentative phrasing is standard in our department, we tabulated the certainty tier of every positive conclusion and repeated the analyses with all "possible"-tier conclusions reclassified as negative.</w:t>
       </w:r>
     </w:p>
     <w:p>
@@ -344,7 +344,7 @@
         <w:spacing w:after="160"/>
       </w:pPr>
       <w:r>
-        <w:t>Between-modality comparison used a generalised estimating equation (GEE) logistic model [16] with patient-level clustering and cluster-robust standard errors, unadjusted and adjusted for era (2012–2018 vs 2019–2026) and age category. A pre-specified modality-by-volvulus interaction was not estimable across all three modalities, because no ultrasound examination was positive among the six children without volvulus (complete separation). In the subgroup receiving all three modalities, detection was compared with Cochran's Q and the exact McNemar test, repeated where all three examinations fell within 48 h and 24 h (Online Resource 2). The temporal change was examined with modality-specific logistic models of detection on era, before and after adding that modality's content variable (for ultrasound, a mesenteric-vessel study; for CT, contrast enhancement); attenuation of the era coefficient was read as evidence that the change operated through examination content rather than calendar time. P values were not adjusted for multiplicity. Analyses used Python 3.12 (statsmodels 0.15, SciPy 1.17).</w:t>
+        <w:t>Between-modality comparison used a generalised estimating equation (GEE) logistic model [16] with patient-level clustering and cluster-robust standard errors, unadjusted and adjusted for era (2012–2018 vs 2019–2026) and age category. A pre-specified modality-by-volvulus interaction was not estimable across all three modalities, because no ultrasound examination was positive among the six children without volvulus (complete separation). In the subgroup receiving all three modalities, detection was compared with Cochran's Q and the exact McNemar test, repeated where all three examinations fell within 48 h and 24 h (Online Resource 2). The temporal change was examined with modality-specific logistic models of detection on era, before and after adding that modality's content variable: for ultrasound, whether the study was booked and reported under the abdominal great-vessel item rather than the gastrointestinal ultrasound item (hereafter great-vessel-coded), and for CT, contrast enhancement. Attenuation of the era coefficient was read as evidence that the change operated through examination content rather than calendar time. P values were not adjusted for multiplicity. Analyses used Python 3.12 (statsmodels 0.15, SciPy 1.17).</w:t>
       </w:r>
     </w:p>
     <w:p>
@@ -368,7 +368,7 @@
         <w:spacing w:after="160"/>
       </w:pPr>
       <w:r>
-        <w:t>Of the 465 children with surgically confirmed malrotation, 352 (75.7%) were male, median age at operation was 13 days (interquartile range 7 days to 2.8 months, range 0–14.2 years), 302 (64.9%) were neonates and 403 (86.7%) had midgut volvulus. An index examination was available in 301 children for the UGI series, 320 for CT and 119 for ultrasound; 410 had at least one (740 index examinations) and 59 had all three (Table 1, Fig. 1).</w:t>
+        <w:t>Of 465 children with surgically confirmed malrotation, 352 (75.7%) were male, median age at operation was 13 days (range 0–14.2 years), 302 (64.9%) were neonates and 403 (86.7%) had midgut volvulus. An index examination was available in 301 children for the UGI series, 320 for CT and 119 for ultrasound; 410 had at least one (740 index examinations) and 59 had all three (Table 1, Fig. 1).</w:t>
       </w:r>
     </w:p>
     <w:p>
@@ -376,7 +376,7 @@
         <w:spacing w:after="160"/>
       </w:pPr>
       <w:r>
-        <w:t>Fifty-five children (11.8%) had none of the three index examinations, but none was operated on without imaging: 46 had radiographs, 12 a contrast enema of the colon, 22 ultrasound of another region and 7 CT of another region. Only 5 had no in-hospital preoperative study, and each of their admission records documented imaging performed before transfer, three already reporting malrotation or volvulus. They were older than the imaged children (median 63 vs 12 days), less often neonates (41.8% vs 68.0%) and less often had volvulus (76.4% vs 88.0%), so their exclusion is informative missingness rather than random loss.</w:t>
+        <w:t>Fifty-five children (11.8%) had none of the three index examinations, but none was operated on without imaging: 46 had radiographs, 12 a contrast enema of the colon, 22 ultrasound of another region and 7 CT of another region. Only 5 had no in-hospital preoperative study, and each of their admission records documented imaging before transfer, three already reporting malrotation or volvulus. They were older than the imaged children (median 63 vs 12 days), less often neonates (41.8% vs 68.0%) and less often had volvulus (76.4% vs 88.0%), so their exclusion is informative missingness rather than random loss.</w:t>
       </w:r>
     </w:p>
     <w:p>
@@ -1863,7 +1863,7 @@
         <w:spacing w:after="160"/>
       </w:pPr>
       <w:r>
-        <w:t>Detection was 237/301 (78.7%, 95% CI 73.8–83.0) for the UGI series, 171/320 (53.4%, 48.0–58.8) for CT and 65/119 (54.6%, 45.7–63.3) for ultrasound (Table 2, Fig. 2) — indication-selected denominators drawn from overlapping groups, not a ranking of the tests. In the GEE model CT and ultrasound had lower odds of a positive report than the UGI series (odds ratio 0.31 [0.22–0.44] and 0.33 [0.21–0.50]; both p&lt;0.001), essentially unchanged after adjustment for era and age; these coefficients absorb the indication for the test, its pathway position and its content (Online Resource 2).</w:t>
+        <w:t>Detection was 237/301 (78.7%, 95% CI 73.8–83.0) for the UGI series, 171/320 (53.4%, 48.0–58.8) for CT and 65/119 (54.6%, 45.7–63.3) for ultrasound (Table 2, Fig. 2) — indication-selected denominators drawn from overlapping groups, not a ranking of the tests. In the GEE model CT and ultrasound had lower odds of a positive report than the UGI series (odds ratio 0.31 [0.22–0.44] and 0.33 [0.21–0.50]; both p&lt;0.001), essentially unchanged after adjustment for era and age; these coefficients absorb indication, pathway position and examination content (Online Resource 2).</w:t>
       </w:r>
     </w:p>
     <w:p>
@@ -2729,7 +2729,7 @@
         <w:spacing w:after="160"/>
       </w:pPr>
       <w:r>
-        <w:t>Detection followed this content almost deterministically: ultrasound reported malrotation in 59 of the 59 examinations documenting a whirlpool (100%, 95% CI 93.9–100) and 6 of the 60 without one (10.0%, 4.7–20.1), and where the mesenteric-vessel relationship was described, 10 of 10 were positive. Detection was 70.5% (43/61) for examinations recorded as abdominal great-vessel studies, 47.1% (32/68) for gastrointestinal ultrasound and 22.2% for the nine bedside examinations. In this cohort ultrasound diagnosed malrotation when, and essentially only when, it saw the twisted pedicle of an active volvulus.</w:t>
+        <w:t>Detection followed this content almost deterministically: ultrasound reported malrotation in 59 of the 59 examinations documenting a whirlpool (100%, 95% CI 93.9–100) and 6 of the 60 without one (10.0%, 4.7–20.1), and where the mesenteric-vessel relationship was described, 10 of 10 were positive. Detection was 70.5% (43/61) for great-vessel-coded examinations, 47.1% (32/68) for gastrointestinal-coded ones and 22.2% for nine bedside studies.</w:t>
       </w:r>
     </w:p>
     <w:p>
@@ -4032,7 +4032,7 @@
         <w:spacing w:after="160"/>
       </w:pPr>
       <w:r>
-        <w:t>Ultrasound detection was 41.0% (16/39) in 2012–2018 and 61.3% (49/80) in 2019–2026; CT 47.0% and 66.7%; UGI 77.1% and 82.3% (Table 4). For ultrasound this change was accounted for by a shift in what the examination was: studies recorded as abdominal great-vessel ultrasound rose from 28.2% to 62.5% (Fisher p&lt;0.001) while gastrointestinal ultrasound fell from 74.4% to 48.8%. Later era was associated with detection (odds ratio 2.27 [1.04–4.96], p=0.039); adding the vessel-focused indicator reduced the era term to 1.56 (0.67–3.62, p=0.30) while the indicator carried an odds ratio of 3.46 (1.56–7.67, p=0.002), and detection with a vessel-focused study was similar in both eras (72.7% and 70.0%) against 28.6% and 46.7% without it. The improvement is better described as a change in what was done than in when it was done.</w:t>
+        <w:t>Ultrasound detection was 41.0% (16/39) in 2012–2018 and 61.3% (49/80) in 2019–2026; CT 47.0% and 66.7%; UGI 77.1% and 82.3% (Table 4). For ultrasound this change was accounted for by a shift in how the examination was booked: great-vessel-coded studies rose from 28.2% to 62.5% (Fisher p&lt;0.001). Later era was associated with detection (odds ratio 2.27 [1.04–4.96], p=0.039); adding the great-vessel-coded indicator reduced the era term to 1.56 (0.67–3.62, p=0.30) while the indicator carried an odds ratio of 3.46 (1.56–7.67, p=0.002), and detection with such a study was similar in both eras (72.7% and 70.0%) against 28.6% and 46.7% without it. Critically, this coding shift tracked whirlpool documentation (35.8% of gastrointestinal-coded vs 63.0% of great-vessel-coded examinations) but not duodenal assessment, mentioned in 9.4% and 2.2% respectively.</w:t>
       </w:r>
     </w:p>
     <w:p>
@@ -4345,7 +4345,7 @@
                 <w:rFonts w:ascii="Times New Roman" w:hAnsi="Times New Roman"/>
                 <w:sz w:val="17"/>
               </w:rPr>
-              <w:t>Contrast enhancement 5.53 (2.49–12.27) (p=&lt;0.001)</w:t>
+              <w:t>Contrast enhancement 5.53 (2.49–12.27) (p&lt;0.001)</w:t>
             </w:r>
           </w:p>
         </w:tc>
@@ -4437,7 +4437,7 @@
                 <w:rFonts w:ascii="Times New Roman" w:hAnsi="Times New Roman"/>
                 <w:sz w:val="17"/>
               </w:rPr>
-              <w:t>Vessel-focused examination 3.46 (1.56–7.67) (p=0.002)</w:t>
+              <w:t>Great-vessel-coded examination 3.46 (1.56–7.67) (p=0.002)</w:t>
             </w:r>
           </w:p>
         </w:tc>
@@ -4452,7 +4452,7 @@
           <w:i/>
           <w:sz w:val="17"/>
         </w:rPr>
-        <w:t>Modality-specific logistic models. For ultrasound the content variable is whether the examination was recorded as an abdominal great-vessel study rather than as gastrointestinal ultrasound; for CT it is intravenous contrast enhancement. Attenuation of the era odds ratio after the content variable is added indicates that the temporal change operated through what the examination was rather than through calendar time. The content variables were not randomly assigned and are themselves confounded by indication; these models are explanatory rather than causal.</w:t>
+        <w:t>Modality-specific logistic models. For ultrasound the content variable is whether the examination was booked and reported under the abdominal great-vessel item rather than the gastrointestinal ultrasound item (great-vessel-coded); this is an ordering and reporting label, not a record of technique. For CT the variable is intravenous contrast enhancement. Attenuation of the era odds ratio after the content variable is added indicates that the temporal change operated through what the examination was rather than through calendar time. The content variables were not randomly assigned and are themselves confounded by indication; these models are explanatory rather than causal.</w:t>
       </w:r>
     </w:p>
     <w:p>
@@ -4500,7 +4500,7 @@
         <w:spacing w:after="160"/>
       </w:pPr>
       <w:r>
-        <w:t>The temporal analysis points the same way. Detection improved from 41% to 61%, but not as a property of calendar time: once the shift toward mesenteric-vessel-focused examination was taken into account the era effect fell to a non-significant 1.56, examination type carried an odds ratio of 3.46, and detection with a vessel-focused study was about 70% in both eras. The department improved because the examination changed. The remaining gap to 93–97% is then plausibly attributable to the elements that still never appeared in the reports — D3, the duodenojejunal junction and enteric fluid [20, 21] — although whether adding them would close it is untestable here, and the counter-argument that D3 position alone cannot support a confident diagnosis deserves weight [22].</w:t>
+        <w:t>The temporal analysis points the same way. Detection improved from 41% to 61%, but not as a property of calendar time: once the shift toward great-vessel-coded examination was taken into account the era effect fell to a non-significant 1.56, the coding indicator carried an odds ratio of 3.46, and detection with such a study was about 70% in both eras. What changed was the examination, not the calendar — and in a specific direction: great-vessel-coded studies documented a whirlpool far more often but the duodenum no more often, so even the improvement ran toward detecting volvulus rather than the duodenal assessment underpinning the published figures. The remaining gap to 93–97% is then plausibly attributable to the elements that still never appeared in the reports — D3, the duodenojejunal junction and enteric fluid [20, 21] — although whether adding them would close it is untestable here, and the counter-argument that D3 position alone cannot support a confident diagnosis deserves weight [22].</w:t>
       </w:r>
     </w:p>
     <w:p>
@@ -4508,7 +4508,7 @@
         <w:spacing w:after="160"/>
       </w:pPr>
       <w:r>
-        <w:t>Three features of the design make the between-modality differences uninterpretable as accuracy, and we regard them as decisive rather than as caveats. The reference standard is not independent of the index tests: the surgeon knew the preoperative imaging, and a positive UGI series often precipitated the operation that confirmed the diagnosis — an incorporation bias asymmetrical between modalities. Pathway position differed, the UGI series being the last examination before operation in 75% of children who received it. And the modalities were used in different children for different reasons (Table 1), which no adjustment can undo.</w:t>
+        <w:t>Three features of the design make the between-modality differences uninterpretable as accuracy, and we regard them as decisive rather than as caveats. The reference standard is not independent of the index tests: the surgeon knew the preoperative imaging, and a positive UGI series often precipitated the operation that confirmed the diagnosis — an incorporation bias asymmetrical between tests. Pathway position differed, the UGI series being the last examination before operation in 75% of children who received it. And the modalities were used in different children for different reasons (Table 1), which no adjustment can undo.</w:t>
       </w:r>
     </w:p>
     <w:p>
@@ -4516,7 +4516,7 @@
         <w:spacing w:after="160"/>
       </w:pPr>
       <w:r>
-        <w:t>This study does not rank modalities and does not resolve the ultrasound-first debate; it measures the distance between performance as established in the literature and as delivered by a real department's reports. Departments adopting an ultrasound-first pathway on the strength of sensitivities of 93–97% should first establish that their own examinations resemble those that produced the figures. A structured malrotation ultrasound report requiring explicit statements about D3, the duodenojejunal junction, the vessel relationship and study adequacy would make such a deficit visible prospectively; where it cannot be delivered, a negative ultrasound should not exclude malrotation in a child with persistent suspicion.</w:t>
+        <w:t>This study does not rank modalities or resolve the ultrasound-first debate; it measures the distance between performance as established in the literature and as delivered by a real department's reports. Departments adopting an ultrasound-first pathway on the strength of sensitivities of 93–97% should first establish that their own examinations resemble those that produced the figures. A structured malrotation report requiring explicit statements about D3, the duodenojejunal junction, the vessel relationship and study adequacy would make such a deficit visible prospectively; where it cannot be delivered, a negative ultrasound should not exclude malrotation in a child with persistent suspicion.</w:t>
       </w:r>
     </w:p>
     <w:p>

--- a/诊断效能_英文稿_InsightsIntoImaging投稿版_v4.docx
+++ b/诊断效能_英文稿_InsightsIntoImaging投稿版_v4.docx
@@ -24,7 +24,7 @@
         <w:spacing w:after="160"/>
       </w:pPr>
       <w:r>
-        <w:t>Word count: 2,995 (main text, excluding abstract, key points, figure and table legends, references and declarations); Tables: 4; Figures: 3; Supplementary: 3 Online Resources</w:t>
+        <w:t>Word count: 2,997 (main text, excluding abstract, key points, figure and table legends, references and declarations); Tables: 4; Figures: 3; Supplementary: 3 Online Resources</w:t>
       </w:r>
     </w:p>
     <w:p>
@@ -288,7 +288,7 @@
         <w:spacing w:after="160"/>
       </w:pPr>
       <w:r>
-        <w:t>Examinations were reported during routine care by radiologists unaware of the operative findings but not blinded to clinical history or previous imaging, within the general paediatric ultrasound service rather than by a designated reader group. Reports were free text; no structured malrotation template was in use at any point, and no documented revision of the ultrasound protocol could be identified in departmental records ⟦AUTHORS: confirm and, if a protocol or equipment change did occur, give its date⟧. Because CT was ascertained from report text rather than a dose registry, radiation dose metrics could not be captured.</w:t>
+        <w:t>Examinations were reported during routine care by radiologists unaware of the operative findings but not blinded to clinical history or previous imaging, within the general paediatric ultrasound service rather than by a designated reader group. Reports were free text and no structured malrotation template was in use at any point. On enquiry, the department reports no material change in ultrasound equipment, reporting staff or protocol during the study period, attributing the change in practice from about 2021 to growing awareness of the diagnosis — an account given retrospectively rather than recorded at the time. Because CT was ascertained from report text rather than a dose registry, radiation dose metrics could not be captured.</w:t>
       </w:r>
     </w:p>
     <w:p>
@@ -344,7 +344,7 @@
         <w:spacing w:after="160"/>
       </w:pPr>
       <w:r>
-        <w:t>Between-modality comparison used a generalised estimating equation (GEE) logistic model [16] with patient-level clustering and cluster-robust standard errors, unadjusted and adjusted for era (2012–2018 vs 2019–2026) and age category. A pre-specified modality-by-volvulus interaction was not estimable across all three modalities, because no ultrasound examination was positive among the six children without volvulus (complete separation). In the subgroup receiving all three modalities, detection was compared with Cochran's Q and the exact McNemar test, repeated where all three examinations fell within 48 h and 24 h (Online Resource 2). The temporal change was examined with modality-specific logistic models of detection on era, before and after adding that modality's content variable: for ultrasound, whether the study was booked and reported under the abdominal great-vessel item rather than the gastrointestinal ultrasound item (hereafter great-vessel-coded), and for CT, contrast enhancement. Attenuation of the era coefficient was read as evidence that the change operated through examination content rather than calendar time. P values were not adjusted for multiplicity. Analyses used Python 3.12 (statsmodels 0.15, SciPy 1.17).</w:t>
+        <w:t>Between-modality comparison used a generalised estimating equation (GEE) logistic model [16] with patient-level clustering and cluster-robust standard errors, unadjusted and adjusted for era (2012–2018 vs 2019–2026) and age category. A pre-specified modality-by-volvulus interaction was not estimable, because no ultrasound examination was positive among the six children without volvulus (complete separation). In the subgroup receiving all three modalities, detection was compared with Cochran's Q and the exact McNemar test, repeated where all three fell within 48 h and 24 h (Online Resource 2). The temporal change was examined with modality-specific logistic models of detection on era, before and after adding that modality's content variable: for ultrasound, whether the study was booked and reported under the abdominal great-vessel item rather than the gastrointestinal ultrasound item (great-vessel-coded), and for CT, contrast enhancement. Attenuation of the era coefficient was read as evidence that the change operated through examination content rather than calendar time. P values were not adjusted for multiplicity. Analyses used Python 3.12 (statsmodels 0.15, SciPy 1.17).</w:t>
       </w:r>
     </w:p>
     <w:p>
@@ -376,7 +376,7 @@
         <w:spacing w:after="160"/>
       </w:pPr>
       <w:r>
-        <w:t>Fifty-five children (11.8%) had none of the three index examinations, but none was operated on without imaging: 46 had radiographs, 12 a contrast enema of the colon, 22 ultrasound of another region and 7 CT of another region. Only 5 had no in-hospital preoperative study, and each of their admission records documented imaging before transfer, three already reporting malrotation or volvulus. They were older than the imaged children (median 63 vs 12 days), less often neonates (41.8% vs 68.0%) and less often had volvulus (76.4% vs 88.0%), so their exclusion is informative missingness rather than random loss.</w:t>
+        <w:t>Fifty-five children (11.8%) had none of the three index examinations, but none was operated on without imaging: 46 had radiographs, 12 a contrast enema, 22 ultrasound of another region and 7 CT of another region; the 5 with no in-hospital study each had imaging documented before transfer, three already reporting malrotation or volvulus. They were older than the imaged children (median 63 vs 12 days), less often neonates (41.8% vs 68.0%) and less often had volvulus (76.4% vs 88.0%), so their exclusion is informative missingness rather than random loss.</w:t>
       </w:r>
     </w:p>
     <w:p>
@@ -1871,7 +1871,7 @@
         <w:spacing w:after="160"/>
       </w:pPr>
       <w:r>
-        <w:t>Tentative phrasing was common and differed by modality: 35.0% (UGI), 36.3% (CT) and 49.2% (ultrasound) of positive conclusions used possible wording ("suspected", "cannot be excluded", "?"), none of which was a false positive since every child had confirmed disease. Reclassifying all possible-tier conclusions as negative reduced detection to 51.2%, 34.1% and 27.7% without changing the ordering, the largest proportional reduction falling on ultrasound.</w:t>
+        <w:t>Tentative phrasing was common and differed by modality (Table 2): 35.0% (UGI), 36.3% (CT) and 49.2% (ultrasound) of positive conclusions used possible wording, none a false positive since every child had confirmed disease. Reclassifying these as negative reduced detection to 51.2%, 34.1% and 27.7% without changing the ordering, the largest proportional reduction falling on ultrasound.</w:t>
       </w:r>
     </w:p>
     <w:p>
@@ -2729,7 +2729,7 @@
         <w:spacing w:after="160"/>
       </w:pPr>
       <w:r>
-        <w:t>Detection followed this content almost deterministically: ultrasound reported malrotation in 59 of the 59 examinations documenting a whirlpool (100%, 95% CI 93.9–100) and 6 of the 60 without one (10.0%, 4.7–20.1), and where the mesenteric-vessel relationship was described, 10 of 10 were positive. Detection was 70.5% (43/61) for great-vessel-coded examinations, 47.1% (32/68) for gastrointestinal-coded ones and 22.2% for nine bedside studies.</w:t>
+        <w:t>Detection followed this content almost deterministically: ultrasound reported malrotation in 59 of the 59 examinations documenting a whirlpool (100%, 95% CI 93.9–100) and 6 of the 60 without one (10.0%, 4.7–20.1), and all 10 reports describing the mesenteric-vessel relationship were positive. Detection was 70.5% (43/61) for great-vessel-coded examinations, 47.1% (32/68) for gastrointestinal-coded ones and 22.2% for nine bedside studies.</w:t>
       </w:r>
     </w:p>
     <w:p>
@@ -4032,7 +4032,7 @@
         <w:spacing w:after="160"/>
       </w:pPr>
       <w:r>
-        <w:t>Ultrasound detection was 41.0% (16/39) in 2012–2018 and 61.3% (49/80) in 2019–2026; CT 47.0% and 66.7%; UGI 77.1% and 82.3% (Table 4). For ultrasound this change was accounted for by a shift in how the examination was booked: great-vessel-coded studies rose from 28.2% to 62.5% (Fisher p&lt;0.001). Later era was associated with detection (odds ratio 2.27 [1.04–4.96], p=0.039); adding the great-vessel-coded indicator reduced the era term to 1.56 (0.67–3.62, p=0.30) while the indicator carried an odds ratio of 3.46 (1.56–7.67, p=0.002), and detection with such a study was similar in both eras (72.7% and 70.0%) against 28.6% and 46.7% without it. Critically, this coding shift tracked whirlpool documentation (35.8% of gastrointestinal-coded vs 63.0% of great-vessel-coded examinations) but not duodenal assessment, mentioned in 9.4% and 2.2% respectively.</w:t>
+        <w:t>Ultrasound detection was 41.0% (16/39) in 2012–2018 and 61.3% (49/80) in 2019–2026; CT 47.0% and 66.7%; UGI 77.1% and 82.3% (Table 4). For ultrasound this change was accounted for by a shift in how the examination was booked: great-vessel-coded studies rose from 28.2% to 62.5% (Fisher p&lt;0.001). Later era was associated with detection (odds ratio 2.27 [1.04–4.96], p=0.039); adding the great-vessel-coded indicator reduced the era term to 1.56 (0.67–3.62, p=0.30) while the indicator carried an odds ratio of 3.46 (1.56–7.67, p=0.002), and detection with such a study was similar in both eras (72.7% and 70.0%) against 28.6% and 46.7% without it. The coding shift tracked whirlpool documentation (35.8% of gastrointestinal-coded vs 63.0% of great-vessel-coded examinations) but not duodenal assessment (9.4% vs 2.2%).</w:t>
       </w:r>
     </w:p>
     <w:p>
@@ -4500,7 +4500,7 @@
         <w:spacing w:after="160"/>
       </w:pPr>
       <w:r>
-        <w:t>The temporal analysis points the same way. Detection improved from 41% to 61%, but not as a property of calendar time: once the shift toward great-vessel-coded examination was taken into account the era effect fell to a non-significant 1.56, the coding indicator carried an odds ratio of 3.46, and detection with such a study was about 70% in both eras. What changed was the examination, not the calendar — and in a specific direction: great-vessel-coded studies documented a whirlpool far more often but the duodenum no more often, so even the improvement ran toward detecting volvulus rather than the duodenal assessment underpinning the published figures. The remaining gap to 93–97% is then plausibly attributable to the elements that still never appeared in the reports — D3, the duodenojejunal junction and enteric fluid [20, 21] — although whether adding them would close it is untestable here, and the counter-argument that D3 position alone cannot support a confident diagnosis deserves weight [22].</w:t>
+        <w:t>The temporal analysis points the same way. Detection improved from 41% to 61%, but not as a property of calendar time: once the shift toward great-vessel-coded examination was taken into account the era effect fell to a non-significant 1.56, the coding indicator carried an odds ratio of 3.46, and detection with such a study was about 70% in both eras. The department's account matches: it reports no equipment, staffing or protocol change, attributing the shift from about 2021 to growing awareness of the diagnosis. That awareness attached to the whirlpool sign rather than to duodenal anatomy, so even the improvement ran toward detecting volvulus rather than the duodenal assessment underpinning the published figures. The remaining gap to 93–97% is then plausibly attributable to the elements that still never appeared in the reports — D3, the duodenojejunal junction and enteric fluid [20, 21] — although whether adding them would close it is untestable here, and the counter-argument that D3 position alone cannot confidently diagnose malrotation deserves weight [22].</w:t>
       </w:r>
     </w:p>
     <w:p>
@@ -4516,7 +4516,7 @@
         <w:spacing w:after="160"/>
       </w:pPr>
       <w:r>
-        <w:t>This study does not rank modalities or resolve the ultrasound-first debate; it measures the distance between performance as established in the literature and as delivered by a real department's reports. Departments adopting an ultrasound-first pathway on the strength of sensitivities of 93–97% should first establish that their own examinations resemble those that produced the figures. A structured malrotation report requiring explicit statements about D3, the duodenojejunal junction, the vessel relationship and study adequacy would make such a deficit visible prospectively; where it cannot be delivered, a negative ultrasound should not exclude malrotation in a child with persistent suspicion.</w:t>
+        <w:t>This study does not rank modalities or resolve the ultrasound-first debate; it measures the distance between performance as established in the literature and as delivered by a real department's reports. Departments adopting an ultrasound-first pathway on the strength of 93–97% sensitivities should first establish that their own examinations resemble those that produced them. Awareness alone moved detection from 41% to 61% here but left the duodenal landmarks unexamined; a structured report requiring explicit statements about D3, the duodenojejunal junction, the vessel relationship and study adequacy would anchor what awareness achieved unevenly. Where such an examination cannot be delivered, a negative ultrasound should not exclude malrotation in a child with persistent suspicion.</w:t>
       </w:r>
     </w:p>
     <w:p>
@@ -4540,7 +4540,7 @@
         <w:spacing w:after="160"/>
       </w:pPr>
       <w:r>
-        <w:t>Index tests were classified from report text rather than blinded image review, so this study measures reported detection, not achievable image-based accuracy: a finding seen but not written, and an inadequate examination reported as normal, are indistinguishable here. We regard this as the boundary of the question rather than a defect in answering it, since the report is what the clinician acts on. Validation rested on one adjudicator; comparisons were not adjusted for multiplicity; and radiation dose metrics could not be captured. Whether this single centre's deficit generalises is unknown — the question most worth asking next.</w:t>
+        <w:t>Index tests were classified from report text rather than blinded image review, so this study measures reported detection, not achievable image-based accuracy: a finding seen but not written, and an inadequate examination reported as normal, are indistinguishable here. We regard this as the boundary of the question rather than a defect in answering it, since the report is what the clinician acts on. Validation rested on one adjudicator, comparisons were not adjusted for multiplicity, and radiation dose metrics could not be captured. Whether this single centre's deficit generalises is unknown.</w:t>
       </w:r>
     </w:p>
     <w:p>

--- a/诊断效能_英文稿_InsightsIntoImaging投稿版_v4.docx
+++ b/诊断效能_英文稿_InsightsIntoImaging投稿版_v4.docx
@@ -4594,7 +4594,7 @@
         <w:t>Online Resource 1.</w:t>
       </w:r>
       <w:r>
-        <w:t xml:space="preserve"> Text-classification algorithm and report-content audit: full rule dictionary, negation and scope handling, priority rules, worked examples of misclassification, and the per-modality distribution of positive, negative and tentative labels.</w:t>
+        <w:t xml:space="preserve"> Text-classification algorithm and report-content audit: full rule dictionary, negation and scope handling, priority rules, worked examples of misclassification, the per-modality distribution of positive, negative and tentative labels, and a runnable reference implementation of the rule set (`Online_Resource_1_classifier.py`), which reproduces 97.7% of the final labels.</w:t>
       </w:r>
     </w:p>
     <w:p>
@@ -4714,7 +4714,7 @@
         <w:t>Availability of data and materials:</w:t>
       </w:r>
       <w:r>
-        <w:t xml:space="preserve"> The de-identified analysis dataset used pseudonymised research identifiers rather than direct identifiers; it is nonetheless not publicly available because of institutional and ethical restrictions on sharing patient-level clinical data and the potential for re-identification within this small, single-centre disease cohort. The complete text-classification rule set and the report-content audit patterns are provided in Online Resource 1. De-identified data may be made available by the corresponding author upon reasonable request and with permission of the institutional review board.</w:t>
+        <w:t xml:space="preserve"> The de-identified analysis dataset used pseudonymised research identifiers rather than direct identifiers; it is nonetheless not publicly available because of institutional and ethical restrictions on sharing patient-level clinical data and the potential for re-identification within this small, single-centre disease cohort. The complete text-classification rule set, a runnable reference implementation of it, and the report-content audit patterns are provided in Online Resource 1. De-identified data may be made available by the corresponding author upon reasonable request and with permission of the institutional review board.</w:t>
       </w:r>
     </w:p>
     <w:p>

--- a/诊断效能_英文稿_InsightsIntoImaging投稿版_v4.docx
+++ b/诊断效能_英文稿_InsightsIntoImaging投稿版_v4.docx
@@ -1819,7 +1819,7 @@
               <a:graphicData uri="http://schemas.openxmlformats.org/drawingml/2006/picture">
                 <pic:pic>
                   <pic:nvPicPr>
-                    <pic:cNvPr id="0" name="Figure1_flow.png"/>
+                    <pic:cNvPr id="0" name="Fig1_study_flow.png"/>
                     <pic:cNvPicPr/>
                   </pic:nvPicPr>
                   <pic:blipFill>
@@ -2685,7 +2685,7 @@
               <a:graphicData uri="http://schemas.openxmlformats.org/drawingml/2006/picture">
                 <pic:pic>
                   <pic:nvPicPr>
-                    <pic:cNvPr id="0" name="Figure3_detection.png"/>
+                    <pic:cNvPr id="0" name="Fig2_detection_by_modality.png"/>
                     <pic:cNvPicPr/>
                   </pic:nvPicPr>
                   <pic:blipFill>
@@ -3996,7 +3996,7 @@
               <a:graphicData uri="http://schemas.openxmlformats.org/drawingml/2006/picture">
                 <pic:pic>
                   <pic:nvPicPr>
-                    <pic:cNvPr id="0" name="Figure4_us_audit.png"/>
+                    <pic:cNvPr id="0" name="Fig3_ultrasound_report_audit.png"/>
                     <pic:cNvPicPr/>
                   </pic:nvPicPr>
                   <pic:blipFill>

--- a/诊断效能_英文稿_InsightsIntoImaging投稿版_v4.docx
+++ b/诊断效能_英文稿_InsightsIntoImaging投稿版_v4.docx
@@ -24,7 +24,7 @@
         <w:spacing w:after="160"/>
       </w:pPr>
       <w:r>
-        <w:t>Word count: 2,997 (main text, excluding abstract, key points, figure and table legends, references and declarations); Tables: 4; Figures: 3; Supplementary: 3 Online Resources</w:t>
+        <w:t>Word count: 2,998 (main text, excluding abstract, key points, figure and table legends, references and declarations); Tables: 4; Figures: 3; Supplementary: 3 Online Resources</w:t>
       </w:r>
     </w:p>
     <w:p>
@@ -74,7 +74,7 @@
         <w:t>Results</w:t>
       </w:r>
       <w:r>
-        <w:t xml:space="preserve"> Among 465 children (median age at operation 13 days; volvulus in 86.7%), 410 had at least one index test (740 examinations). No ultrasound report (0/119) documented D3 or the duodenojejunal junction; the mesenteric artery–vein relationship was described in 8.4% and enteric fluid in 0.8%, whereas a whirlpool sign was recorded in 49.6%. Ultrasound reported malrotation in 59 of 59 examinations documenting a whirlpool and 6 of 60 without one. Detection was 78.7% (237/301) for the UGI series, 53.4% (171/320) for CT and 54.6% (65/119) for ultrasound, on non-comparable denominators. Ultrasound detection rose from 41.0% to 61.3% between eras, an effect abolished by adjusting for a shift toward examinations booked as abdominal great-vessel studies (era odds ratio 2.27 to 1.56; examination-type 3.46).</w:t>
+        <w:t xml:space="preserve"> Among 465 children (median age at operation 13 days; volvulus in 86.7%), 410 had at least one index test (740 examinations). Two ultrasound reports (2/119, 1.7%) documented D3 or the duodenojejunal junction; the mesenteric artery–vein relationship was described in 8.4%, enteric fluid administration in 1.7% and dynamic assessment in 1.7%, whereas a whirlpool sign was recorded in 49.6%. Ultrasound reported malrotation in 59 of 59 examinations documenting a whirlpool and 6 of 60 without one. Detection was 78.7% (237/301) for the UGI series, 53.4% (171/320) for CT and 54.6% (65/119) for ultrasound, on non-comparable denominators. Ultrasound detection rose from 41.0% to 61.3% between eras, an effect abolished by adjusting for a shift toward examinations booked as abdominal great-vessel studies (era odds ratio 2.27 to 1.56; examination-type 3.46).</w:t>
       </w:r>
     </w:p>
     <w:p>
@@ -132,7 +132,7 @@
         <w:spacing w:after="160"/>
       </w:pPr>
       <w:r>
-        <w:t>• Duodenal landmarks appeared in none of 119 routine ultrasound reports.</w:t>
+        <w:t>• Duodenal landmarks appeared in two of 119 routine ultrasound reports.</w:t>
       </w:r>
     </w:p>
     <w:p>
@@ -164,7 +164,7 @@
         <w:spacing w:after="160"/>
       </w:pPr>
       <w:r>
-        <w:t>Intestinal malrotation predisposes to midgut volvulus, which can progress within hours to bowel ischaemia, necrosis, short-bowel syndrome or death [1, 2]. Bilious vomiting in a neonate remains a surgical emergency until malrotation with volvulus has been excluded, although older children may present atypically and be diagnosed late [3, 4].</w:t>
+        <w:t>Intestinal malrotation predisposes to midgut volvulus, which can progress within hours to bowel necrosis, short-bowel syndrome or death [1, 2]. Bilious vomiting in a neonate is a surgical emergency until malrotation with volvulus is excluded, although older children may present atypically and be diagnosed late [3, 4].</w:t>
       </w:r>
     </w:p>
     <w:p>
@@ -172,7 +172,7 @@
         <w:spacing w:after="160"/>
       </w:pPr>
       <w:r>
-        <w:t>The upper gastrointestinal (UGI) contrast series has long been the reference imaging test, based on the position of the duodenojejunal junction and the course of the proximal small bowel [5, 6]. Over the past decade the field has moved toward ultrasound: contemporary series report sensitivities of 93–97% under dedicated protocols, a systematic review of 17 studies and 2,257 children estimated a pooled sensitivity of 94% [7–9, 12], and a multicentre study of 539 children investigated for clinical suspicion supported ultrasound as a safe first-line test [19]. That performance is attributed not to ultrasound in the abstract but to specific technical elements: the third portion of the duodenum (D3), the duodenojejunal junction, the superior mesenteric artery–vein relationship, enteric fluid and dynamic graded compression [9, 12, 18, 20, 21] — elements the same literature records as demanding and not universally achievable, with D3 position alone argued insufficient for a confident diagnosis [22].</w:t>
+        <w:t>The upper gastrointestinal (UGI) contrast series has long been the reference imaging test, based on the position of the duodenojejunal junction and the course of the proximal small bowel [5, 6]. Over the past decade the field has moved toward ultrasound: contemporary series report sensitivities of 93–97% under dedicated protocols, a systematic review of 17 studies and 2,257 children estimated a pooled sensitivity of 94% [7–9, 12], and a multicentre study of 539 children investigated for clinical suspicion supported ultrasound as a safe first-line test [19]. That performance is attributed not to ultrasound in the abstract but to specific technical elements: the third portion of the duodenum (D3), the duodenojejunal junction, the superior mesenteric artery–vein relationship, enteric fluid and dynamic graded compression [9, 12, 18, 20, 21] — demanding elements that the same literature records as not universally achievable, with D3 position alone argued insufficient for a confident diagnosis [22].</w:t>
       </w:r>
     </w:p>
     <w:p>
@@ -180,7 +180,7 @@
         <w:spacing w:after="160"/>
       </w:pPr>
       <w:r>
-        <w:t>This creates a question those studies cannot answer. They describe what ultrasound achieves under favourable conditions, by readers who know malrotation is the question; what clinicians act on is the routine report issued during unselected care. If the elements driving published accuracy are frequently absent from routine examinations, a department adopting an ultrasound-first pathway on the strength of the published figures may not obtain the published performance. To our knowledge, no study has examined the content of routine malrotation ultrasound reports at scale, or linked it to whether the diagnosis was reported.</w:t>
+        <w:t>This creates a question those studies cannot answer. They describe what ultrasound achieves under favourable conditions; what clinicians act on is the routine report issued during unselected care. If the elements driving published accuracy are frequently absent from routine examinations, a department adopting an ultrasound-first pathway on the strength of those figures may not obtain that performance. To our knowledge, no study has examined the content of routine malrotation ultrasound reports at scale, or linked it to whether the diagnosis was reported.</w:t>
       </w:r>
     </w:p>
     <w:p>
@@ -212,7 +212,7 @@
         <w:spacing w:after="160"/>
       </w:pPr>
       <w:r>
-        <w:t>This was a retrospective, single-centre, case-only report audit, approved by the institutional review board with waiver of informed consent. Reporting follows STROBE [14]; STARD was deliberately not used, because the design does not meet the definition of a diagnostic accuracy study.</w:t>
+        <w:t>This was a retrospective, single-centre, case-only report audit approved by the institutional review board with waiver of consent. Reporting follows STROBE [14]; STARD was deliberately not used, because the design does not meet the definition of a diagnostic accuracy study.</w:t>
       </w:r>
     </w:p>
     <w:p>
@@ -229,7 +229,7 @@
         <w:t>report-level detection rate among surgically confirmed cases</w:t>
       </w:r>
       <w:r>
-        <w:t xml:space="preserve">; we do not call it "sensitivity", which would invite the inference that the figure applies to children investigated for suspected malrotation. Specificity, predictive values and any accuracy-based ranking are not estimable and are neither reported nor implied. And each modality was ordered for different reasons in overlapping but non-identical groups, so the rates rest on indication-selected denominators and between-modality models describe practice, not test performance. We distinguish </w:t>
+        <w:t xml:space="preserve">; we do not call it "sensitivity", a term that would wrongly imply it applies to children investigated for suspected malrotation. Specificity, predictive values and any accuracy-based ranking are not estimable and are neither reported nor implied. And each modality was ordered for different reasons in overlapping but non-identical groups, so the rates rest on indication-selected denominators and between-modality models describe practice, not test performance. We distinguish </w:t>
       </w:r>
       <w:r>
         <w:rPr>
@@ -272,7 +272,7 @@
         <w:spacing w:after="160"/>
       </w:pPr>
       <w:r>
-        <w:t>We identified consecutive children who underwent surgery for intestinal malrotation between December 2012 and June 2026 from the institutional clinical and surgical records database. Inclusion required an operative diagnosis of malrotation, which served as the reference standard. Midgut volvulus was defined by an explicit operative statement of volvulus or a documented degree of midgut or mesenteric rotation; isolated gastric volvulus and torsion of other organs were excluded. No child meeting the criterion was excluded and no sample-size calculation was performed. Age at operation was age at admission for the operative encounter plus the interval to operation.</w:t>
+        <w:t>We identified consecutive children who underwent surgery for intestinal malrotation between December 2012 and June 2026 from the institutional surgical records database. Inclusion required an operative diagnosis of malrotation, which served as the reference standard. Midgut volvulus was defined by an explicit operative statement of volvulus or a documented degree of midgut or mesenteric rotation; isolated gastric volvulus and torsion of other organs were excluded. No child meeting the criterion was excluded; no sample-size calculation was performed.</w:t>
       </w:r>
     </w:p>
     <w:p>
@@ -280,7 +280,7 @@
         <w:spacing w:after="160"/>
       </w:pPr>
       <w:r>
-        <w:t>Three preoperative modalities were evaluated: gastrointestinal and mesenteric-vessel ultrasound (examinations coded as gastrointestinal, abdominal great-vessel or pyloric ultrasound), abdominal CT (overall and by contrast enhancement), and the UGI contrast series; contrast enema studies of the colon were not counted. For each child and modality the preoperative examination closest to the operation was the index test.</w:t>
+        <w:t>Three preoperative modalities were evaluated: gastrointestinal and mesenteric-vessel ultrasound (examinations coded as gastrointestinal, abdominal great-vessel or pyloric ultrasound), abdominal CT (overall and by contrast enhancement), and the UGI contrast series; contrast enema studies of the colon were not counted. For each child and modality the preoperative examination closest to the operation was the index test. The formal clinical indication recorded on each request was not retrievable from the archive, so confounding by indication is displayed through the characteristics of each modality group (Table 1) rather than adjusted away.</w:t>
       </w:r>
     </w:p>
     <w:p>
@@ -288,7 +288,7 @@
         <w:spacing w:after="160"/>
       </w:pPr>
       <w:r>
-        <w:t>Examinations were reported during routine care by radiologists unaware of the operative findings but not blinded to clinical history or previous imaging, within the general paediatric ultrasound service rather than by a designated reader group. Reports were free text and no structured malrotation template was in use at any point. On enquiry, the department reports no material change in ultrasound equipment, reporting staff or protocol during the study period, attributing the change in practice from about 2021 to growing awareness of the diagnosis — an account given retrospectively rather than recorded at the time. Because CT was ascertained from report text rather than a dose registry, radiation dose metrics could not be captured.</w:t>
+        <w:t>Examinations were reported during routine care by radiologists unaware of the operative findings but not blinded to clinical history or previous imaging, within the general paediatric ultrasound service rather than by a designated reader group. Reports were free text and no structured malrotation template was in use at any point. On enquiry, the department reports no material change in ultrasound equipment, reporting staff or protocol during the study period, attributing the change in practice from about 2021 to growing awareness of the diagnosis — an account given retrospectively rather than recorded at the time.</w:t>
       </w:r>
     </w:p>
     <w:p>
@@ -304,7 +304,7 @@
         <w:spacing w:after="160"/>
       </w:pPr>
       <w:r>
-        <w:t>Each index report was separately coded for documented technical content by pre-specified text patterns applied to the findings and conclusion sections — for ultrasound, D3 or the duodenojejunal junction, the superior mesenteric artery–vein relationship and vessel inversion, a whirlpool appearance, enteric fluid, limiting bowel gas, caecal position and bedside performance; for CT and the UGI series, the corresponding landmarks (Online Resource 1). The audit is a lower bound on what was performed (see Limitations).</w:t>
+        <w:t>Each index report was separately coded for documented technical content by pre-specified text patterns applied to the findings and conclusion sections — for ultrasound, D3 or the duodenojejunal junction, the superior mesenteric artery–vein relationship and vessel inversion, a whirlpool appearance, enteric fluid administration, dynamic and graded-compression technique, limiting bowel gas, caecal position and bedside performance; for CT and the UGI series, the corresponding landmarks (Online Resource 1). The audit is a lower bound on what was performed (see Limitations).</w:t>
       </w:r>
     </w:p>
     <w:p>
@@ -312,7 +312,7 @@
         <w:spacing w:after="160"/>
       </w:pPr>
       <w:r>
-        <w:t>An examination was positive when its conclusion raised malrotation, including tentative phrasing, or a modality-appropriate sign; explicit negation was negative and isolated gastric volvulus was not counted. Because tentative phrasing is standard in our department, we tabulated the certainty tier of every positive conclusion and repeated the analyses with all "possible"-tier conclusions reclassified as negative.</w:t>
+        <w:t>An examination was positive when its conclusion raised malrotation, including tentative phrasing, or a modality-appropriate sign; explicit negation was negative and isolated gastric volvulus was not counted. Because tentative phrasing is standard here, we tabulated the certainty tier of every positive conclusion and repeated the analyses with "possible"-tier conclusions reclassified as negative.</w:t>
       </w:r>
     </w:p>
     <w:p>
@@ -336,7 +336,7 @@
         <w:spacing w:after="160"/>
       </w:pPr>
       <w:r>
-        <w:t>Detection rates are presented with Wilson 95% confidence intervals (CIs), with denominators shown wherever a rate appears, including in figures. Characteristics of the children receiving each index test are tabulated to display confounding by indication rather than to adjust it away.</w:t>
+        <w:t>Detection rates are presented with Wilson 95% confidence intervals (CIs), with denominators shown wherever a rate appears, including in figures.</w:t>
       </w:r>
     </w:p>
     <w:p>
@@ -360,7 +360,7 @@
         <w:pStyle w:val="Heading2"/>
       </w:pPr>
       <w:r>
-        <w:t>Cohort, and what the children without an index test received</w:t>
+        <w:t>Cohort and children without an index test</w:t>
       </w:r>
     </w:p>
     <w:p>
@@ -368,7 +368,7 @@
         <w:spacing w:after="160"/>
       </w:pPr>
       <w:r>
-        <w:t>Of 465 children with surgically confirmed malrotation, 352 (75.7%) were male, median age at operation was 13 days (range 0–14.2 years), 302 (64.9%) were neonates and 403 (86.7%) had midgut volvulus. An index examination was available in 301 children for the UGI series, 320 for CT and 119 for ultrasound; 410 had at least one (740 index examinations) and 59 had all three (Table 1, Fig. 1).</w:t>
+        <w:t>Of 465 children with surgically confirmed malrotation, 352 (75.7%) were male, median age at operation was 13 days, 302 (64.9%) were neonates and 403 (86.7%) had midgut volvulus. An index examination was available in 301 children for the UGI series, 320 for CT and 119 for ultrasound; 410 had at least one (740 index examinations) and 59 had all three (Table 1, Fig. 1).</w:t>
       </w:r>
     </w:p>
     <w:p>
@@ -376,7 +376,7 @@
         <w:spacing w:after="160"/>
       </w:pPr>
       <w:r>
-        <w:t>Fifty-five children (11.8%) had none of the three index examinations, but none was operated on without imaging: 46 had radiographs, 12 a contrast enema, 22 ultrasound of another region and 7 CT of another region; the 5 with no in-hospital study each had imaging documented before transfer, three already reporting malrotation or volvulus. They were older than the imaged children (median 63 vs 12 days), less often neonates (41.8% vs 68.0%) and less often had volvulus (76.4% vs 88.0%), so their exclusion is informative missingness rather than random loss.</w:t>
+        <w:t>Fifty-five children (11.8%) had none of the three index examinations, but none was operated on without imaging (Fig. 1); the 5 with no in-hospital study each had imaging documented before transfer, three already reporting malrotation or volvulus. They were older than the imaged children (median 63 vs 12 days), less often neonates (41.8% vs 68.0%) and less often had volvulus (76.4% vs 88.0%).</w:t>
       </w:r>
     </w:p>
     <w:p>
@@ -1855,7 +1855,7 @@
         <w:pStyle w:val="Heading2"/>
       </w:pPr>
       <w:r>
-        <w:t>Report-level detection and the certainty of the wording</w:t>
+        <w:t>Report-level detection and certainty of wording</w:t>
       </w:r>
     </w:p>
     <w:p>
@@ -1871,7 +1871,7 @@
         <w:spacing w:after="160"/>
       </w:pPr>
       <w:r>
-        <w:t>Tentative phrasing was common and differed by modality (Table 2): 35.0% (UGI), 36.3% (CT) and 49.2% (ultrasound) of positive conclusions used possible wording, none a false positive since every child had confirmed disease. Reclassifying these as negative reduced detection to 51.2%, 34.1% and 27.7% without changing the ordering, the largest proportional reduction falling on ultrasound.</w:t>
+        <w:t>Tentative phrasing was common and differed by modality (Table 2): 35.0% (UGI), 36.3% (CT) and 49.2% (ultrasound) of positive conclusions used possible wording. Reclassifying these as negative reduced detection to 51.2%, 34.1% and 27.7% without changing the ordering, the largest proportional reduction falling on ultrasound.</w:t>
       </w:r>
     </w:p>
     <w:p>
@@ -2721,7 +2721,7 @@
         <w:spacing w:after="160"/>
       </w:pPr>
       <w:r>
-        <w:t>The central finding concerns the content of the 119 ultrasound index reports (Table 3, Fig. 3). Not one documented D3 or the duodenojejunal junction (0/119, 0%; 95% CI 0–3.1); six (5.0%) mentioned the duodenum at all. Ten (8.4%) described the superior mesenteric artery–vein relationship, and only one (0.8%) stated explicitly that the vessels were inverted, although vessel inversion was one of the two criteria defining a positive ultrasound. One report recorded enteric fluid and four (3.4%) caecal position. By contrast, 59 (49.6%) recorded a whirlpool or spiral appearance, and bowel gas was reported as limiting the examination in 26 (21.8%).</w:t>
+        <w:t>The central finding concerns the content of the 119 ultrasound index reports (Table 3, Fig. 3). Two (1.7%; 95% CI 0.5–5.9) documented D3 or the duodenojejunal junction and six (5.0%) mentioned the duodenum at all. Ten (8.4%) described the superior mesenteric artery–vein relationship, and only one (0.8%) stated explicitly that the vessels were inverted, although vessel inversion was one of the two criteria defining a positive ultrasound. Enteric fluid administration was recorded in two (1.7%), dynamic assessment in two and graded compression in one; caecal position appeared in four (3.4%). By contrast, 59 (49.6%) recorded a whirlpool or spiral appearance, and bowel gas was reported as limiting the examination in 26 (21.8%). The two duodenal reports are instructive: in 2018, after oral contrast, the horizontal duodenum was described passing anterior to the superior mesenteric artery in a mildly spiral course and the report named malrotation; in 2024 the horizontal portion could not be filled and further imaging was advised.</w:t>
       </w:r>
     </w:p>
     <w:p>
@@ -2729,7 +2729,7 @@
         <w:spacing w:after="160"/>
       </w:pPr>
       <w:r>
-        <w:t>Detection followed this content almost deterministically: ultrasound reported malrotation in 59 of the 59 examinations documenting a whirlpool (100%, 95% CI 93.9–100) and 6 of the 60 without one (10.0%, 4.7–20.1), and all 10 reports describing the mesenteric-vessel relationship were positive. Detection was 70.5% (43/61) for great-vessel-coded examinations, 47.1% (32/68) for gastrointestinal-coded ones and 22.2% for nine bedside studies.</w:t>
+        <w:t>Detection followed this content almost deterministically: ultrasound reported malrotation in 59 of the 59 examinations documenting a whirlpool (100%, 95% CI 93.9–100) and 6 of the 60 without one (10.0%, 4.7–20.1), and all 10 reports describing the mesenteric-vessel relationship were positive. Detection was 70.5% for great-vessel-coded examinations, 47.1% for gastrointestinal-coded ones and 22.2% for nine bedside studies.</w:t>
       </w:r>
     </w:p>
     <w:p>
@@ -2737,7 +2737,7 @@
         <w:spacing w:after="160"/>
       </w:pPr>
       <w:r>
-        <w:t>The audits of CT and the UGI series show the same principle with different content (Online Resource 3): a mesenteric whirl was described in 36.2% of CT reports and the duodenojejunal junction in 54.5% of UGI reports, of which 98.3% and 98.2% were positive against 27.9% and 55.5% of those without. The UGI series was the only modality documenting the landmark that defines malrotation in most examinations.</w:t>
+        <w:t>The audits of CT and the UGI series show the same principle with different content (Online Resource 3): a mesenteric whirl was described in 36.2% of CT reports and the duodenojejunal junction in 54.5% of UGI reports, of which 98.3% and 98.2% were positive against 27.9% and 55.5% of those without.</w:t>
       </w:r>
     </w:p>
     <w:p>
@@ -2890,7 +2890,7 @@
                 <w:rFonts w:ascii="Times New Roman" w:hAnsi="Times New Roman"/>
                 <w:sz w:val="17"/>
               </w:rPr>
-              <w:t>0 (0.0)</w:t>
+              <w:t>2 (1.7)</w:t>
             </w:r>
           </w:p>
         </w:tc>
@@ -2905,7 +2905,7 @@
                 <w:rFonts w:ascii="Times New Roman" w:hAnsi="Times New Roman"/>
                 <w:sz w:val="17"/>
               </w:rPr>
-              <w:t>0.0</w:t>
+              <w:t>2.6</w:t>
             </w:r>
           </w:p>
         </w:tc>
@@ -2920,7 +2920,7 @@
                 <w:rFonts w:ascii="Times New Roman" w:hAnsi="Times New Roman"/>
                 <w:sz w:val="17"/>
               </w:rPr>
-              <w:t>0.0</w:t>
+              <w:t>1.2</w:t>
             </w:r>
           </w:p>
         </w:tc>
@@ -2935,7 +2935,7 @@
                 <w:rFonts w:ascii="Times New Roman" w:hAnsi="Times New Roman"/>
                 <w:sz w:val="17"/>
               </w:rPr>
-              <w:t>–</w:t>
+              <w:t>50.0</w:t>
             </w:r>
           </w:p>
         </w:tc>
@@ -2950,99 +2950,7 @@
                 <w:rFonts w:ascii="Times New Roman" w:hAnsi="Times New Roman"/>
                 <w:sz w:val="17"/>
               </w:rPr>
-              <w:t>54.6</w:t>
-            </w:r>
-          </w:p>
-        </w:tc>
-      </w:tr>
-      <w:tr>
-        <w:tc>
-          <w:tcPr>
-            <w:tcW w:type="dxa" w:w="1560"/>
-          </w:tcPr>
-          <w:p>
-            <w:r/>
-            <w:r>
-              <w:rPr>
-                <w:rFonts w:ascii="Times New Roman" w:hAnsi="Times New Roman"/>
-                <w:sz w:val="17"/>
-              </w:rPr>
-              <w:t>Duodenum mentioned in any form</w:t>
-            </w:r>
-          </w:p>
-        </w:tc>
-        <w:tc>
-          <w:tcPr>
-            <w:tcW w:type="dxa" w:w="1560"/>
-          </w:tcPr>
-          <w:p>
-            <w:r/>
-            <w:r>
-              <w:rPr>
-                <w:rFonts w:ascii="Times New Roman" w:hAnsi="Times New Roman"/>
-                <w:sz w:val="17"/>
-              </w:rPr>
-              <w:t>6 (5.0)</w:t>
-            </w:r>
-          </w:p>
-        </w:tc>
-        <w:tc>
-          <w:tcPr>
-            <w:tcW w:type="dxa" w:w="1560"/>
-          </w:tcPr>
-          <w:p>
-            <w:r/>
-            <w:r>
-              <w:rPr>
-                <w:rFonts w:ascii="Times New Roman" w:hAnsi="Times New Roman"/>
-                <w:sz w:val="17"/>
-              </w:rPr>
-              <w:t>7.7</w:t>
-            </w:r>
-          </w:p>
-        </w:tc>
-        <w:tc>
-          <w:tcPr>
-            <w:tcW w:type="dxa" w:w="1560"/>
-          </w:tcPr>
-          <w:p>
-            <w:r/>
-            <w:r>
-              <w:rPr>
-                <w:rFonts w:ascii="Times New Roman" w:hAnsi="Times New Roman"/>
-                <w:sz w:val="17"/>
-              </w:rPr>
-              <w:t>3.8</w:t>
-            </w:r>
-          </w:p>
-        </w:tc>
-        <w:tc>
-          <w:tcPr>
-            <w:tcW w:type="dxa" w:w="1560"/>
-          </w:tcPr>
-          <w:p>
-            <w:r/>
-            <w:r>
-              <w:rPr>
-                <w:rFonts w:ascii="Times New Roman" w:hAnsi="Times New Roman"/>
-                <w:sz w:val="17"/>
-              </w:rPr>
-              <w:t>33.3</w:t>
-            </w:r>
-          </w:p>
-        </w:tc>
-        <w:tc>
-          <w:tcPr>
-            <w:tcW w:type="dxa" w:w="1560"/>
-          </w:tcPr>
-          <w:p>
-            <w:r/>
-            <w:r>
-              <w:rPr>
-                <w:rFonts w:ascii="Times New Roman" w:hAnsi="Times New Roman"/>
-                <w:sz w:val="17"/>
-              </w:rPr>
-              <w:t>55.8</w:t>
+              <w:t>54.7</w:t>
             </w:r>
           </w:p>
         </w:tc>
@@ -3243,7 +3151,191 @@
                 <w:rFonts w:ascii="Times New Roman" w:hAnsi="Times New Roman"/>
                 <w:sz w:val="17"/>
               </w:rPr>
-              <w:t>Enteric fluid administered</w:t>
+              <w:t>Enteric fluid administration recorded</w:t>
+            </w:r>
+          </w:p>
+        </w:tc>
+        <w:tc>
+          <w:tcPr>
+            <w:tcW w:type="dxa" w:w="1560"/>
+          </w:tcPr>
+          <w:p>
+            <w:r/>
+            <w:r>
+              <w:rPr>
+                <w:rFonts w:ascii="Times New Roman" w:hAnsi="Times New Roman"/>
+                <w:sz w:val="17"/>
+              </w:rPr>
+              <w:t>2 (1.7)</w:t>
+            </w:r>
+          </w:p>
+        </w:tc>
+        <w:tc>
+          <w:tcPr>
+            <w:tcW w:type="dxa" w:w="1560"/>
+          </w:tcPr>
+          <w:p>
+            <w:r/>
+            <w:r>
+              <w:rPr>
+                <w:rFonts w:ascii="Times New Roman" w:hAnsi="Times New Roman"/>
+                <w:sz w:val="17"/>
+              </w:rPr>
+              <w:t>2.6</w:t>
+            </w:r>
+          </w:p>
+        </w:tc>
+        <w:tc>
+          <w:tcPr>
+            <w:tcW w:type="dxa" w:w="1560"/>
+          </w:tcPr>
+          <w:p>
+            <w:r/>
+            <w:r>
+              <w:rPr>
+                <w:rFonts w:ascii="Times New Roman" w:hAnsi="Times New Roman"/>
+                <w:sz w:val="17"/>
+              </w:rPr>
+              <w:t>1.2</w:t>
+            </w:r>
+          </w:p>
+        </w:tc>
+        <w:tc>
+          <w:tcPr>
+            <w:tcW w:type="dxa" w:w="1560"/>
+          </w:tcPr>
+          <w:p>
+            <w:r/>
+            <w:r>
+              <w:rPr>
+                <w:rFonts w:ascii="Times New Roman" w:hAnsi="Times New Roman"/>
+                <w:sz w:val="17"/>
+              </w:rPr>
+              <w:t>50.0</w:t>
+            </w:r>
+          </w:p>
+        </w:tc>
+        <w:tc>
+          <w:tcPr>
+            <w:tcW w:type="dxa" w:w="1560"/>
+          </w:tcPr>
+          <w:p>
+            <w:r/>
+            <w:r>
+              <w:rPr>
+                <w:rFonts w:ascii="Times New Roman" w:hAnsi="Times New Roman"/>
+                <w:sz w:val="17"/>
+              </w:rPr>
+              <w:t>54.7</w:t>
+            </w:r>
+          </w:p>
+        </w:tc>
+      </w:tr>
+      <w:tr>
+        <w:tc>
+          <w:tcPr>
+            <w:tcW w:type="dxa" w:w="1560"/>
+          </w:tcPr>
+          <w:p>
+            <w:r/>
+            <w:r>
+              <w:rPr>
+                <w:rFonts w:ascii="Times New Roman" w:hAnsi="Times New Roman"/>
+                <w:sz w:val="17"/>
+              </w:rPr>
+              <w:t>Dynamic (real-time) assessment</w:t>
+            </w:r>
+          </w:p>
+        </w:tc>
+        <w:tc>
+          <w:tcPr>
+            <w:tcW w:type="dxa" w:w="1560"/>
+          </w:tcPr>
+          <w:p>
+            <w:r/>
+            <w:r>
+              <w:rPr>
+                <w:rFonts w:ascii="Times New Roman" w:hAnsi="Times New Roman"/>
+                <w:sz w:val="17"/>
+              </w:rPr>
+              <w:t>2 (1.7)</w:t>
+            </w:r>
+          </w:p>
+        </w:tc>
+        <w:tc>
+          <w:tcPr>
+            <w:tcW w:type="dxa" w:w="1560"/>
+          </w:tcPr>
+          <w:p>
+            <w:r/>
+            <w:r>
+              <w:rPr>
+                <w:rFonts w:ascii="Times New Roman" w:hAnsi="Times New Roman"/>
+                <w:sz w:val="17"/>
+              </w:rPr>
+              <w:t>0.0</w:t>
+            </w:r>
+          </w:p>
+        </w:tc>
+        <w:tc>
+          <w:tcPr>
+            <w:tcW w:type="dxa" w:w="1560"/>
+          </w:tcPr>
+          <w:p>
+            <w:r/>
+            <w:r>
+              <w:rPr>
+                <w:rFonts w:ascii="Times New Roman" w:hAnsi="Times New Roman"/>
+                <w:sz w:val="17"/>
+              </w:rPr>
+              <w:t>2.5</w:t>
+            </w:r>
+          </w:p>
+        </w:tc>
+        <w:tc>
+          <w:tcPr>
+            <w:tcW w:type="dxa" w:w="1560"/>
+          </w:tcPr>
+          <w:p>
+            <w:r/>
+            <w:r>
+              <w:rPr>
+                <w:rFonts w:ascii="Times New Roman" w:hAnsi="Times New Roman"/>
+                <w:sz w:val="17"/>
+              </w:rPr>
+              <w:t>50.0</w:t>
+            </w:r>
+          </w:p>
+        </w:tc>
+        <w:tc>
+          <w:tcPr>
+            <w:tcW w:type="dxa" w:w="1560"/>
+          </w:tcPr>
+          <w:p>
+            <w:r/>
+            <w:r>
+              <w:rPr>
+                <w:rFonts w:ascii="Times New Roman" w:hAnsi="Times New Roman"/>
+                <w:sz w:val="17"/>
+              </w:rPr>
+              <w:t>54.7</w:t>
+            </w:r>
+          </w:p>
+        </w:tc>
+      </w:tr>
+      <w:tr>
+        <w:tc>
+          <w:tcPr>
+            <w:tcW w:type="dxa" w:w="1560"/>
+          </w:tcPr>
+          <w:p>
+            <w:r/>
+            <w:r>
+              <w:rPr>
+                <w:rFonts w:ascii="Times New Roman" w:hAnsi="Times New Roman"/>
+                <w:sz w:val="17"/>
+              </w:rPr>
+              <w:t>Graded compression</w:t>
             </w:r>
           </w:p>
         </w:tc>
@@ -3273,22 +3365,7 @@
                 <w:rFonts w:ascii="Times New Roman" w:hAnsi="Times New Roman"/>
                 <w:sz w:val="17"/>
               </w:rPr>
-              <w:t>0.0</w:t>
-            </w:r>
-          </w:p>
-        </w:tc>
-        <w:tc>
-          <w:tcPr>
-            <w:tcW w:type="dxa" w:w="1560"/>
-          </w:tcPr>
-          <w:p>
-            <w:r/>
-            <w:r>
-              <w:rPr>
-                <w:rFonts w:ascii="Times New Roman" w:hAnsi="Times New Roman"/>
-                <w:sz w:val="17"/>
-              </w:rPr>
-              <w:t>1.2</w:t>
+              <w:t>2.6</w:t>
             </w:r>
           </w:p>
         </w:tc>
@@ -3318,7 +3395,114 @@
                 <w:rFonts w:ascii="Times New Roman" w:hAnsi="Times New Roman"/>
                 <w:sz w:val="17"/>
               </w:rPr>
-              <w:t>55.1</w:t>
+              <w:t>100.0</w:t>
+            </w:r>
+          </w:p>
+        </w:tc>
+        <w:tc>
+          <w:tcPr>
+            <w:tcW w:type="dxa" w:w="1560"/>
+          </w:tcPr>
+          <w:p>
+            <w:r/>
+            <w:r>
+              <w:rPr>
+                <w:rFonts w:ascii="Times New Roman" w:hAnsi="Times New Roman"/>
+                <w:sz w:val="17"/>
+              </w:rPr>
+              <w:t>54.2</w:t>
+            </w:r>
+          </w:p>
+        </w:tc>
+      </w:tr>
+      <w:tr>
+        <w:tc>
+          <w:tcPr>
+            <w:tcW w:type="dxa" w:w="1560"/>
+          </w:tcPr>
+          <w:p>
+            <w:r/>
+            <w:r>
+              <w:rPr>
+                <w:rFonts w:ascii="Times New Roman" w:hAnsi="Times New Roman"/>
+                <w:sz w:val="17"/>
+              </w:rPr>
+              <w:t>Duodenum mentioned in any form</w:t>
+            </w:r>
+          </w:p>
+        </w:tc>
+        <w:tc>
+          <w:tcPr>
+            <w:tcW w:type="dxa" w:w="1560"/>
+          </w:tcPr>
+          <w:p>
+            <w:r/>
+            <w:r>
+              <w:rPr>
+                <w:rFonts w:ascii="Times New Roman" w:hAnsi="Times New Roman"/>
+                <w:sz w:val="17"/>
+              </w:rPr>
+              <w:t>6 (5.0)</w:t>
+            </w:r>
+          </w:p>
+        </w:tc>
+        <w:tc>
+          <w:tcPr>
+            <w:tcW w:type="dxa" w:w="1560"/>
+          </w:tcPr>
+          <w:p>
+            <w:r/>
+            <w:r>
+              <w:rPr>
+                <w:rFonts w:ascii="Times New Roman" w:hAnsi="Times New Roman"/>
+                <w:sz w:val="17"/>
+              </w:rPr>
+              <w:t>7.7</w:t>
+            </w:r>
+          </w:p>
+        </w:tc>
+        <w:tc>
+          <w:tcPr>
+            <w:tcW w:type="dxa" w:w="1560"/>
+          </w:tcPr>
+          <w:p>
+            <w:r/>
+            <w:r>
+              <w:rPr>
+                <w:rFonts w:ascii="Times New Roman" w:hAnsi="Times New Roman"/>
+                <w:sz w:val="17"/>
+              </w:rPr>
+              <w:t>3.8</w:t>
+            </w:r>
+          </w:p>
+        </w:tc>
+        <w:tc>
+          <w:tcPr>
+            <w:tcW w:type="dxa" w:w="1560"/>
+          </w:tcPr>
+          <w:p>
+            <w:r/>
+            <w:r>
+              <w:rPr>
+                <w:rFonts w:ascii="Times New Roman" w:hAnsi="Times New Roman"/>
+                <w:sz w:val="17"/>
+              </w:rPr>
+              <w:t>33.3</w:t>
+            </w:r>
+          </w:p>
+        </w:tc>
+        <w:tc>
+          <w:tcPr>
+            <w:tcW w:type="dxa" w:w="1560"/>
+          </w:tcPr>
+          <w:p>
+            <w:r/>
+            <w:r>
+              <w:rPr>
+                <w:rFonts w:ascii="Times New Roman" w:hAnsi="Times New Roman"/>
+                <w:sz w:val="17"/>
+              </w:rPr>
+              <w:t>55.8</w:t>
             </w:r>
           </w:p>
         </w:tc>
@@ -3503,6 +3687,98 @@
                 <w:sz w:val="17"/>
               </w:rPr>
               <w:t>14.5</w:t>
+            </w:r>
+          </w:p>
+        </w:tc>
+      </w:tr>
+      <w:tr>
+        <w:tc>
+          <w:tcPr>
+            <w:tcW w:type="dxa" w:w="1560"/>
+          </w:tcPr>
+          <w:p>
+            <w:r/>
+            <w:r>
+              <w:rPr>
+                <w:rFonts w:ascii="Times New Roman" w:hAnsi="Times New Roman"/>
+                <w:sz w:val="17"/>
+              </w:rPr>
+              <w:t>Colour Doppler used</w:t>
+            </w:r>
+          </w:p>
+        </w:tc>
+        <w:tc>
+          <w:tcPr>
+            <w:tcW w:type="dxa" w:w="1560"/>
+          </w:tcPr>
+          <w:p>
+            <w:r/>
+            <w:r>
+              <w:rPr>
+                <w:rFonts w:ascii="Times New Roman" w:hAnsi="Times New Roman"/>
+                <w:sz w:val="17"/>
+              </w:rPr>
+              <w:t>115 (96.6)</w:t>
+            </w:r>
+          </w:p>
+        </w:tc>
+        <w:tc>
+          <w:tcPr>
+            <w:tcW w:type="dxa" w:w="1560"/>
+          </w:tcPr>
+          <w:p>
+            <w:r/>
+            <w:r>
+              <w:rPr>
+                <w:rFonts w:ascii="Times New Roman" w:hAnsi="Times New Roman"/>
+                <w:sz w:val="17"/>
+              </w:rPr>
+              <w:t>97.4</w:t>
+            </w:r>
+          </w:p>
+        </w:tc>
+        <w:tc>
+          <w:tcPr>
+            <w:tcW w:type="dxa" w:w="1560"/>
+          </w:tcPr>
+          <w:p>
+            <w:r/>
+            <w:r>
+              <w:rPr>
+                <w:rFonts w:ascii="Times New Roman" w:hAnsi="Times New Roman"/>
+                <w:sz w:val="17"/>
+              </w:rPr>
+              <w:t>96.2</w:t>
+            </w:r>
+          </w:p>
+        </w:tc>
+        <w:tc>
+          <w:tcPr>
+            <w:tcW w:type="dxa" w:w="1560"/>
+          </w:tcPr>
+          <w:p>
+            <w:r/>
+            <w:r>
+              <w:rPr>
+                <w:rFonts w:ascii="Times New Roman" w:hAnsi="Times New Roman"/>
+                <w:sz w:val="17"/>
+              </w:rPr>
+              <w:t>54.8</w:t>
+            </w:r>
+          </w:p>
+        </w:tc>
+        <w:tc>
+          <w:tcPr>
+            <w:tcW w:type="dxa" w:w="1560"/>
+          </w:tcPr>
+          <w:p>
+            <w:r/>
+            <w:r>
+              <w:rPr>
+                <w:rFonts w:ascii="Times New Roman" w:hAnsi="Times New Roman"/>
+                <w:sz w:val="17"/>
+              </w:rPr>
+              <w:t>50.0</w:t>
             </w:r>
           </w:p>
         </w:tc>
@@ -3977,7 +4253,7 @@
           <w:i/>
           <w:sz w:val="17"/>
         </w:rPr>
-        <w:t>Content was coded from the findings and conclusion text of each index report by pre-specified patterns (Online Resource 1). This is an audit of what was recorded, and is a lower bound on what was performed: an element assessed but not documented cannot be distinguished here from one never assessed. The whirlpool sign appears twice because the adjudicated study variable and the text-pattern variable differ slightly (59 vs 57 reports); both are shown for transparency. Examination-type categories are not mutually exclusive.</w:t>
+        <w:t>Content was coded from the findings and conclusion text of each index report by pre-specified patterns (Online Resource 1). This is an audit of what was recorded, and is a lower bound on what was performed: an element assessed but not documented cannot be distinguished here from one never assessed. Enteric fluid administration counts only reports stating that fluid was given (oral contrast or nasogastric instillation); observed luminal fluid without a statement of administration was not counted. The whirlpool sign appears twice because the adjudicated study variable and the text-pattern variable differ slightly (59 vs 57 reports); both are shown for transparency. Examination-type categories are not mutually exclusive.</w:t>
       </w:r>
     </w:p>
     <w:p>
@@ -3987,7 +4263,7 @@
       <w:r>
         <w:drawing>
           <wp:inline xmlns:a="http://schemas.openxmlformats.org/drawingml/2006/main" xmlns:pic="http://schemas.openxmlformats.org/drawingml/2006/picture">
-            <wp:extent cx="6035040" cy="2319910"/>
+            <wp:extent cx="6035040" cy="2401741"/>
             <wp:docPr id="3" name="Picture 3"/>
             <wp:cNvGraphicFramePr>
               <a:graphicFrameLocks noChangeAspect="1"/>
@@ -4008,7 +4284,7 @@
                   <pic:spPr>
                     <a:xfrm>
                       <a:off x="0" y="0"/>
-                      <a:ext cx="6035040" cy="2319910"/>
+                      <a:ext cx="6035040" cy="2401741"/>
                     </a:xfrm>
                     <a:prstGeom prst="rect"/>
                   </pic:spPr>
@@ -4024,7 +4300,7 @@
         <w:pStyle w:val="Heading2"/>
       </w:pPr>
       <w:r>
-        <w:t>Detection changed over time, and the change tracked examination content</w:t>
+        <w:t>Detection changed over time, tracking examination content</w:t>
       </w:r>
     </w:p>
     <w:p>
@@ -4032,7 +4308,7 @@
         <w:spacing w:after="160"/>
       </w:pPr>
       <w:r>
-        <w:t>Ultrasound detection was 41.0% (16/39) in 2012–2018 and 61.3% (49/80) in 2019–2026; CT 47.0% and 66.7%; UGI 77.1% and 82.3% (Table 4). For ultrasound this change was accounted for by a shift in how the examination was booked: great-vessel-coded studies rose from 28.2% to 62.5% (Fisher p&lt;0.001). Later era was associated with detection (odds ratio 2.27 [1.04–4.96], p=0.039); adding the great-vessel-coded indicator reduced the era term to 1.56 (0.67–3.62, p=0.30) while the indicator carried an odds ratio of 3.46 (1.56–7.67, p=0.002), and detection with such a study was similar in both eras (72.7% and 70.0%) against 28.6% and 46.7% without it. The coding shift tracked whirlpool documentation (35.8% of gastrointestinal-coded vs 63.0% of great-vessel-coded examinations) but not duodenal assessment (9.4% vs 2.2%).</w:t>
+        <w:t>Ultrasound detection was 41.0% (16/39) in 2012–2018 and 61.3% (49/80) in 2019–2026; CT 47.0% and 66.7%; UGI 77.1% and 82.3% (Table 4). For ultrasound this change was accounted for by a shift in how the examination was booked: great-vessel-coded studies rose from 28.2% to 62.5% (Fisher p&lt;0.001). Later era was associated with detection (odds ratio 2.27 [1.04–4.96], p=0.039); adding the great-vessel-coded indicator reduced the era term to 1.56 (0.67–3.62, p=0.30) while the indicator carried an odds ratio of 3.46 (1.56–7.67, p=0.002), and detection with such a study was similar in both eras (72.7% and 70.0%) against 28.6% and 46.7% without it. The coding shift tracked whirlpool documentation (44.1% of gastrointestinal-coded vs 65.6% of great-vessel-coded examinations) but not duodenal mention (7.4% vs 1.6%).</w:t>
       </w:r>
     </w:p>
     <w:p>
@@ -4460,7 +4736,7 @@
         <w:pStyle w:val="Heading2"/>
       </w:pPr>
       <w:r>
-        <w:t>The selected subgroup, and the populations this cohort does not describe</w:t>
+        <w:t>The selected subgroup, and populations this cohort omits</w:t>
       </w:r>
     </w:p>
     <w:p>
@@ -4468,7 +4744,7 @@
         <w:spacing w:after="160"/>
       </w:pPr>
       <w:r>
-        <w:t>Fifty-nine children underwent all three modalities: not a random sample but a subgroup in whom the diagnosis had remained uncertain, more severely and more recently affected than the rest (96.6% volvulus vs 86.6%; 83.1% neonates vs 65.5%). The UGI series was positive in 76.3%, ultrasound in 52.5% and CT in 47.5% (Cochran's Q p=0.001), unchanged when restricted to examinations within 48 h or 24 h of each other (Online Resource 2). Only 62 children (13.3%) had malrotation without volvulus, of whom 6 underwent ultrasound, so the cohort says very little about the children in whom the ultrasound-first debate is most active — older children with intermittent vomiting, incidental or non-volvulus malrotation, and stable outpatients — and we make no claims about them.</w:t>
+        <w:t>Fifty-nine children underwent all three modalities: not a random sample but a subgroup in whom the diagnosis had remained uncertain, more severely and more recently affected than the rest (96.6% volvulus vs 86.6%; 83.1% neonates vs 65.5%). The UGI series was positive in 76.3%, ultrasound in 52.5% and CT in 47.5% (Cochran's Q p=0.001), unchanged when restricted to examinations within 48 h or 24 h of each other (Online Resource 2). Only 62 children (13.3%) had malrotation without volvulus, of whom 6 underwent ultrasound, so the cohort says very little about the children in whom the ultrasound-first debate is most active, and we make no claims about them.</w:t>
       </w:r>
     </w:p>
     <w:p>
@@ -4484,7 +4760,7 @@
         <w:spacing w:after="160"/>
       </w:pPr>
       <w:r>
-        <w:t>In 13.5 years of routine practice, ultrasound reports for children who proved to have intestinal malrotation almost never contained the findings on which modern ultrasound accuracy depends. D3 and the duodenojejunal junction appeared in none of 119 examinations, the mesenteric-vessel relationship in 8.4%, enteric fluid in one. What the reports did contain was the whirlpool sign, in about half, and detection followed it almost perfectly. Ultrasound here functioned as a test for midgut volvulus: a child whose midgut was not actively twisted when scanned was unlikely to be identified.</w:t>
+        <w:t>In 13.5 years of routine practice, ultrasound reports for children who proved to have intestinal malrotation almost never contained the findings on which modern ultrasound accuracy depends. D3 or the duodenojejunal junction appeared in two of 119 examinations, the mesenteric-vessel relationship in 8.4%, enteric fluid administration in two. What the reports did contain was the whirlpool sign, in about half, and detection followed it almost perfectly. Ultrasound here functioned as a test for midgut volvulus: a child whose midgut was not actively twisted when scanned was unlikely to be identified.</w:t>
       </w:r>
     </w:p>
     <w:p>
@@ -4492,7 +4768,7 @@
         <w:spacing w:after="160"/>
       </w:pPr>
       <w:r>
-        <w:t>This reframes the most-cited number in our data. Ultrasound named malrotation in 54.6% of surgically confirmed children who underwent it, against published sensitivities of 93–97% [8, 9, 12, 19]. It would be wrong to read that as evidence that ultrasound performs poorly: the published figures came from examinations that assessed D3 and the duodenojejunal junction, often with enteric fluid, by readers alert to the diagnosis [12, 18, 20, 21]; ours, on the evidence of their own reports, did not. The 2021 systematic review anticipated this, finding better performance where the mesenteric vessels and enteric fluid were used [8].</w:t>
+        <w:t>This reframes the most-cited number in our data. Ultrasound named malrotation in 54.6% of surgically confirmed children who underwent it, against published sensitivities of 93–97% [8, 9, 12, 19]. It would be wrong to read that as evidence that ultrasound performs poorly: the published figures came from examinations that assessed D3 — the most accurate single sign for malrotation in the 2025 multicentre series [12] — and the duodenojejunal junction, often with enteric fluid, by readers alert to the diagnosis [18, 20, 21]; ours, on the evidence of their own reports, did not. The 2021 systematic review anticipated this, finding better performance where the mesenteric vessels and enteric fluid were used [8].</w:t>
       </w:r>
     </w:p>
     <w:p>
@@ -4500,7 +4776,7 @@
         <w:spacing w:after="160"/>
       </w:pPr>
       <w:r>
-        <w:t>The temporal analysis points the same way. Detection improved from 41% to 61%, but not as a property of calendar time: once the shift toward great-vessel-coded examination was taken into account the era effect fell to a non-significant 1.56, the coding indicator carried an odds ratio of 3.46, and detection with such a study was about 70% in both eras. The department's account matches: it reports no equipment, staffing or protocol change, attributing the shift from about 2021 to growing awareness of the diagnosis. That awareness attached to the whirlpool sign rather than to duodenal anatomy, so even the improvement ran toward detecting volvulus rather than the duodenal assessment underpinning the published figures. The remaining gap to 93–97% is then plausibly attributable to the elements that still never appeared in the reports — D3, the duodenojejunal junction and enteric fluid [20, 21] — although whether adding them would close it is untestable here, and the counter-argument that D3 position alone cannot confidently diagnose malrotation deserves weight [22].</w:t>
+        <w:t>The temporal analysis points the same way. Detection improved from 41% to 61%, but not as a property of calendar time: once the shift toward great-vessel-coded examination was taken into account the era effect fell to a non-significant 1.56 while the coding indicator carried an odds ratio of 3.46. The department's own account matches: no equipment, staffing or protocol change, and growing awareness of the diagnosis from about 2021. That awareness attached to the whirlpool sign rather than to duodenal anatomy, so even the improvement ran toward detecting volvulus rather than the duodenal assessment underpinning the published figures. The remaining gap to 93–97% is then plausibly attributable to the elements that remained all but absent from the reports — D3, the duodenojejunal junction and enteric fluid [20, 21] — although whether adding them would close it is untestable here, and the counter-argument that D3 position alone cannot confidently diagnose malrotation deserves weight [22].</w:t>
       </w:r>
     </w:p>
     <w:p>
@@ -4516,7 +4792,7 @@
         <w:spacing w:after="160"/>
       </w:pPr>
       <w:r>
-        <w:t>This study does not rank modalities or resolve the ultrasound-first debate; it measures the distance between performance as established in the literature and as delivered by a real department's reports. Departments adopting an ultrasound-first pathway on the strength of 93–97% sensitivities should first establish that their own examinations resemble those that produced them. Awareness alone moved detection from 41% to 61% here but left the duodenal landmarks unexamined; a structured report requiring explicit statements about D3, the duodenojejunal junction, the vessel relationship and study adequacy would anchor what awareness achieved unevenly. Where such an examination cannot be delivered, a negative ultrasound should not exclude malrotation in a child with persistent suspicion.</w:t>
+        <w:t>This study measures the distance between performance as established in the literature and as delivered by a real department's reports. Departments adopting an ultrasound-first pathway on the strength of 93–97% sensitivities should first establish that their own examinations resemble those that produced them. Awareness alone moved detection from 41% to 61% here but left the duodenal landmarks all but unexamined; a structured report requiring explicit statements about D3, the duodenojejunal junction, the vessel relationship and study adequacy would anchor what awareness achieved unevenly. Where such an examination cannot be delivered, a negative ultrasound should not exclude malrotation in a child with persistent suspicion.</w:t>
       </w:r>
     </w:p>
     <w:p>
@@ -4532,7 +4808,7 @@
         <w:spacing w:after="160"/>
       </w:pPr>
       <w:r>
-        <w:t>This is not a diagnostic accuracy study: the cohort was assembled on surgically confirmed disease, so specificity and predictive values cannot be estimated and the detection rates do not transfer to children investigated for suspected malrotation, in whom contemporary studies report far higher ultrasound performance [8, 12, 19]. The cohort is heavily skewed toward severe neonatal disease and says little about older children with intermittent symptoms, incidental or non-volvulus malrotation, or stable outpatients. Modality choice and the decision to operate were clinically entangled, and the 55 children without an index test were excluded from the denominators, an informative missingness of unknown direction.</w:t>
+        <w:t>This is not a diagnostic accuracy study: detection rates from a surgically confirmed cohort do not transfer to children investigated for suspected malrotation, in whom contemporary studies report far higher ultrasound performance [8, 12, 19]. The cohort is heavily skewed toward severe neonatal disease and says little about older children with intermittent symptoms, incidental or non-volvulus malrotation, or stable outpatients. Modality choice and the decision to operate were clinically entangled, and the 55 children without an index test were excluded from the denominators, an informative missingness of unknown direction.</w:t>
       </w:r>
     </w:p>
     <w:p>
@@ -4540,7 +4816,7 @@
         <w:spacing w:after="160"/>
       </w:pPr>
       <w:r>
-        <w:t>Index tests were classified from report text rather than blinded image review, so this study measures reported detection, not achievable image-based accuracy: a finding seen but not written, and an inadequate examination reported as normal, are indistinguishable here. We regard this as the boundary of the question rather than a defect in answering it, since the report is what the clinician acts on. Validation rested on one adjudicator, comparisons were not adjusted for multiplicity, and radiation dose metrics could not be captured. Whether this single centre's deficit generalises is unknown.</w:t>
+        <w:t>Index tests were classified from report text rather than blinded image review, so this study measures reported detection, not achievable image-based accuracy: a finding seen but not written, and an inadequate examination reported as normal, are indistinguishable here. We regard this as the boundary of the question rather than a defect in answering it, since the report is what the clinician acts on. Comparisons were not adjusted for multiplicity, and radiation dose metrics could not be captured because CT was ascertained from report text rather than a dose registry. Whether this single centre's deficit generalises is unknown.</w:t>
       </w:r>
     </w:p>
     <w:p>
@@ -4556,7 +4832,7 @@
         <w:spacing w:after="160"/>
       </w:pPr>
       <w:r>
-        <w:t>Routine ultrasound reports for children with surgically confirmed intestinal malrotation essentially never documented the duodenal landmarks that underpin contemporary ultrasound accuracy, and detection tracked the whirlpool sign almost perfectly: ultrasound here was, in practice, a test for midgut volvulus rather than for malrotation, and its improvement over time followed a shift in examination type rather than the passage of time. These report-level detection rates establish no sensitivity, specificity or ranking of the modalities and should not be used to argue against ultrasound-first pathways. They argue instead that a department's own technique and reporting content determine whether published performance is achievable locally — measurable, and correctable, by audit.</w:t>
+        <w:t>Routine ultrasound reports for children with surgically confirmed intestinal malrotation documented the duodenal landmarks that underpin contemporary ultrasound accuracy in fewer than 2% of examinations, and detection tracked the whirlpool sign almost perfectly: ultrasound here was, in practice, a test for midgut volvulus rather than for malrotation, and its improvement over time followed a shift in examination type rather than the passage of time. These detection rates establish no sensitivity, specificity or ranking of the modalities and should not be used to argue against ultrasound-first pathways. They argue instead that a department's own technique and reporting content determine whether published performance is achievable locally — measurable, and correctable, by audit.</w:t>
       </w:r>
     </w:p>
     <w:p>
@@ -5046,7 +5322,7 @@
         <w:t>b</w:t>
       </w:r>
       <w:r>
-        <w:t xml:space="preserve"> Report-level detection conditional on that content. No report documented the third portion of the duodenum or the duodenojejunal junction; detection was 100% when a whirlpool sign was recorded and 10% when it was not.</w:t>
+        <w:t xml:space="preserve"> Report-level detection conditional on that content. Two reports documented the third portion of the duodenum or the duodenojejunal junction; detection was 100% when a whirlpool sign was recorded and 10% when it was not.</w:t>
       </w:r>
     </w:p>
     <w:sectPr>

--- a/诊断效能_英文稿_InsightsIntoImaging投稿版_v4.docx
+++ b/诊断效能_英文稿_InsightsIntoImaging投稿版_v4.docx
@@ -8,7 +8,7 @@
         <w:spacing w:after="160"/>
       </w:pPr>
       <w:r>
-        <w:t>Routine ultrasound reports for intestinal malrotation rarely document duodenal landmarks: a report-level audit of 740 preoperative examinations in 465 surgically confirmed children</w:t>
+        <w:t>Routine ultrasound reports for intestinal malrotation rarely document duodenal landmarks: an audit of 740 preoperative index examinations in 410 surgically confirmed children</w:t>
       </w:r>
     </w:p>
     <w:p>
@@ -24,7 +24,7 @@
         <w:spacing w:after="160"/>
       </w:pPr>
       <w:r>
-        <w:t>Word count: 2,998 (main text, excluding abstract, key points, figure and table legends, references and declarations); Tables: 4; Figures: 3; Supplementary: 3 Online Resources</w:t>
+        <w:t>Word count: 2,997 (main text, excluding abstract, key points, figure and table legends, references and declarations); Tables: 4; Figures: 3; Supplementary: 3 Online Resources</w:t>
       </w:r>
     </w:p>
     <w:p>
@@ -60,7 +60,7 @@
         <w:t>Methods</w:t>
       </w:r>
       <w:r>
-        <w:t xml:space="preserve"> Retrospective case-only report audit at one tertiary children's hospital (December 2012–June 2026). Preoperative index reports for gastrointestinal ultrasound, abdominal CT and the upper gastrointestinal (UGI) contrast series were classified for malrotation detection by a rule-based algorithm with blinded surgeon adjudication, and separately audited for documented technical content. Because the cohort was assembled on surgically confirmed disease, the outcome is report-level detection; sensitivity, specificity and comparative accuracy are not estimable.</w:t>
+        <w:t xml:space="preserve"> Retrospective case-only report audit at one tertiary children's hospital (December 2012–June 2026). For each child and modality the index unit was the preoperative examination episode closest to operation, pooling reports issued the same day. Episodes were classified for malrotation detection by a rule-based algorithm with blinded surgeon adjudication, and separately audited for documented technical content. Because the cohort was assembled on surgically confirmed disease, the outcome is report-level detection among children who received the test; specificity, predictive values and comparative accuracy are not estimable.</w:t>
       </w:r>
     </w:p>
     <w:p>
@@ -74,7 +74,7 @@
         <w:t>Results</w:t>
       </w:r>
       <w:r>
-        <w:t xml:space="preserve"> Among 465 children (median age at operation 13 days; volvulus in 86.7%), 410 had at least one index test (740 examinations). Two ultrasound reports (2/119, 1.7%) documented D3 or the duodenojejunal junction; the mesenteric artery–vein relationship was described in 8.4%, enteric fluid administration in 1.7% and dynamic assessment in 1.7%, whereas a whirlpool sign was recorded in 49.6%. Ultrasound reported malrotation in 59 of 59 examinations documenting a whirlpool and 6 of 60 without one. Detection was 78.7% (237/301) for the UGI series, 53.4% (171/320) for CT and 54.6% (65/119) for ultrasound, on non-comparable denominators. Ultrasound detection rose from 41.0% to 61.3% between eras, an effect abolished by adjusting for a shift toward examinations booked as abdominal great-vessel studies (era odds ratio 2.27 to 1.56; examination-type 3.46).</w:t>
+        <w:t xml:space="preserve"> Among 465 children (median age at operation 13 days; volvulus in 86.7%), 410 had at least one index test (740 examinations from 778 reports). Three of 119 ultrasound examinations (2.5%) documented D3 or the duodenojejunal junction, 12 (10.1%) the superior mesenteric artery–vein relationship and 2 (1.7%) enteric fluid administration, whereas a whirlpool sign was reported in 48.7%. Ultrasound named malrotation in 58 of 58 examinations reporting a whirlpool and 7 of 61 without one, but a whirlpool was reported in only 58 of the 113 children whose operation confirmed volvulus. Detection was 78.7% (237/301) for the UGI series, 53.4% (171/320) for CT and 54.6% (65/119) for ultrasound, on non-comparable denominators. Ultrasound detection rose from 41.0% to 61.3% between eras; adjusting for a shift toward sessions including an abdominal great-vessel study halved that difference (+20.2 to +10.3 percentage points), while the examination-type term stayed between 3.1 and 3.9 wherever the era boundary was placed.</w:t>
       </w:r>
     </w:p>
     <w:p>
@@ -85,10 +85,10 @@
         <w:rPr>
           <w:b/>
         </w:rPr>
-        <w:t>Conclusion</w:t>
+        <w:t>Conclusions</w:t>
       </w:r>
       <w:r>
-        <w:t xml:space="preserve"> Routine ultrasound functioned as a whirlpool-dependent test for volvulus rather than a protocolised assessment of duodenal position. The gap between real-world and published ultrasound performance is a gap in technique and reporting, not an intrinsic limitation of ultrasound.</w:t>
+        <w:t xml:space="preserve"> Routine ultrasound functioned as a whirlpool-dependent test for volvulus rather than a protocolised assessment of duodenal position. Whether supplying the missing technical elements would close the gap to published performance cannot be tested here, but the gap coincides with a measurable deficit in what these examinations recorded.</w:t>
       </w:r>
     </w:p>
     <w:p>
@@ -102,7 +102,7 @@
         <w:t>Critical relevance statement</w:t>
       </w:r>
       <w:r>
-        <w:t xml:space="preserve"> A department adopting an ultrasound-first pathway on the strength of published sensitivities of 93–97% should first audit whether its own reports document the duodenal landmarks that produced those figures; where they do not, the achievable detection rate is far lower and a negative ultrasound cannot exclude malrotation.</w:t>
+        <w:t xml:space="preserve"> A department adopting an ultrasound-first pathway on the strength of published sensitivities of 93–97% should first audit whether its own reports document the duodenal landmarks that produced those figures; in this department they almost never did, and a negative ultrasound did not exclude malrotation.</w:t>
       </w:r>
     </w:p>
     <w:p>
@@ -132,7 +132,7 @@
         <w:spacing w:after="160"/>
       </w:pPr>
       <w:r>
-        <w:t>• Duodenal landmarks appeared in two of 119 routine ultrasound reports.</w:t>
+        <w:t>• Duodenal landmarks appeared in three of 119 routine ultrasound examinations.</w:t>
       </w:r>
     </w:p>
     <w:p>
@@ -140,7 +140,7 @@
         <w:spacing w:after="160"/>
       </w:pPr>
       <w:r>
-        <w:t>• A recorded whirlpool sign separated positive from negative ultrasound reports.</w:t>
+        <w:t>• Ultrasound named the diagnosis almost only when a whirlpool sign was reported.</w:t>
       </w:r>
     </w:p>
     <w:p>
@@ -148,7 +148,7 @@
         <w:spacing w:after="160"/>
       </w:pPr>
       <w:r>
-        <w:t>• Detection improved when the examination changed, not as time passed.</w:t>
+        <w:t>• Improvement over time tracked examination type more closely than calendar era.</w:t>
       </w:r>
     </w:p>
     <w:p>
@@ -172,7 +172,7 @@
         <w:spacing w:after="160"/>
       </w:pPr>
       <w:r>
-        <w:t>The upper gastrointestinal (UGI) contrast series has long been the reference imaging test, based on the position of the duodenojejunal junction and the course of the proximal small bowel [5, 6]. Over the past decade the field has moved toward ultrasound: contemporary series report sensitivities of 93–97% under dedicated protocols, a systematic review of 17 studies and 2,257 children estimated a pooled sensitivity of 94% [7–9, 12], and a multicentre study of 539 children investigated for clinical suspicion supported ultrasound as a safe first-line test [19]. That performance is attributed not to ultrasound in the abstract but to specific technical elements: the third portion of the duodenum (D3), the duodenojejunal junction, the superior mesenteric artery–vein relationship, enteric fluid and dynamic graded compression [9, 12, 18, 20, 21] — demanding elements that the same literature records as not universally achievable, with D3 position alone argued insufficient for a confident diagnosis [22].</w:t>
+        <w:t>The upper gastrointestinal (UGI) contrast series has long been the reference imaging test, based on the duodenojejunal junction and the course of the proximal small bowel [5, 6, 13], an interpretation with well-described mimics [17]; abdominal CT is not a dedicated test, its mesenteric swirl being neither reliably present nor specific in children [10, 11]. Over the past decade the field has moved toward ultrasound: series report sensitivities of 93–97% under dedicated protocols, a systematic review of 17 studies and 2,257 children estimated a pooled sensitivity of 94% [7–9, 12], and a multicentre study of 539 children investigated for clinical suspicion supported ultrasound as a safe first-line test [19]. That performance is attributed not to ultrasound as a modality but to specific technical elements — the third portion of the duodenum (D3), the duodenojejunal junction, the superior mesenteric artery–vein relationship, enteric fluid and dynamic graded compression [9, 12, 18, 20, 21] — which the same literature records as demanding and not universally achievable, D3 position alone being argued insufficient for a confident diagnosis [22].</w:t>
       </w:r>
     </w:p>
     <w:p>
@@ -180,7 +180,7 @@
         <w:spacing w:after="160"/>
       </w:pPr>
       <w:r>
-        <w:t>This creates a question those studies cannot answer. They describe what ultrasound achieves under favourable conditions; what clinicians act on is the routine report issued during unselected care. If the elements driving published accuracy are frequently absent from routine examinations, a department adopting an ultrasound-first pathway on the strength of those figures may not obtain that performance. To our knowledge, no study has examined the content of routine malrotation ultrasound reports at scale, or linked it to whether the diagnosis was reported.</w:t>
+        <w:t>Those studies describe what ultrasound achieves under favourable conditions; what clinicians act on is the routine report issued during unselected care. To our knowledge, no study has examined the content of routine malrotation ultrasound reports at scale, or linked it to whether the diagnosis was named.</w:t>
       </w:r>
     </w:p>
     <w:p>
@@ -188,7 +188,7 @@
         <w:spacing w:after="160"/>
       </w:pPr>
       <w:r>
-        <w:t>We therefore audited 13.5 years of routine reports at a tertiary children's hospital. Because every child had surgically confirmed malrotation, the study measures how often the disease was named in the report and why — not how accurate the tests are, a constraint that governs every result below.</w:t>
+        <w:t>We therefore audited 13.5 years of routine reports at a tertiary children's hospital. Because every child had surgically confirmed malrotation, the study measures how often the disease was named and why — not how accurate the tests are, a constraint that governs every result below.</w:t>
       </w:r>
     </w:p>
     <w:p>
@@ -212,24 +212,16 @@
         <w:spacing w:after="160"/>
       </w:pPr>
       <w:r>
-        <w:t>This was a retrospective, single-centre, case-only report audit approved by the institutional review board with waiver of consent. Reporting follows STROBE [14]; STARD was deliberately not used, because the design does not meet the definition of a diagnostic accuracy study.</w:t>
-      </w:r>
-    </w:p>
-    <w:p>
-      <w:pPr>
-        <w:spacing w:after="160"/>
-      </w:pPr>
-      <w:r>
-        <w:t xml:space="preserve">The cohort contains no children in whom malrotation was suspected and excluded, with three consequences applied throughout. The outcome is the </w:t>
+        <w:t xml:space="preserve">This was a retrospective, single-centre, case-only report audit approved by the institutional review board with waiver of consent. Reporting follows STROBE [14]; STARD was not used, because the design is not a diagnostic accuracy study. The cohort contains no children in whom malrotation was suspected and excluded, which fixes what can be measured. The outcome is the </w:t>
       </w:r>
       <w:r>
         <w:rPr>
           <w:b/>
         </w:rPr>
-        <w:t>report-level detection rate among surgically confirmed cases</w:t>
+        <w:t>report-level detection rate among surgically confirmed children who received the test</w:t>
       </w:r>
       <w:r>
-        <w:t xml:space="preserve">; we do not call it "sensitivity", a term that would wrongly imply it applies to children investigated for suspected malrotation. Specificity, predictive values and any accuracy-based ranking are not estimable and are neither reported nor implied. And each modality was ordered for different reasons in overlapping but non-identical groups, so the rates rest on indication-selected denominators and between-modality models describe practice, not test performance. We distinguish </w:t>
+        <w:t xml:space="preserve">. We avoid the word "sensitivity": the quantity is a sensitivity only within the indication-selected group that underwent each test, and does not transfer to children investigated for suspicion. Specificity, predictive values and any accuracy-based ranking cannot be estimated at all. We distinguish </w:t>
       </w:r>
       <w:r>
         <w:rPr>
@@ -272,7 +264,7 @@
         <w:spacing w:after="160"/>
       </w:pPr>
       <w:r>
-        <w:t>We identified consecutive children who underwent surgery for intestinal malrotation between December 2012 and June 2026 from the institutional surgical records database. Inclusion required an operative diagnosis of malrotation, which served as the reference standard. Midgut volvulus was defined by an explicit operative statement of volvulus or a documented degree of midgut or mesenteric rotation; isolated gastric volvulus and torsion of other organs were excluded. No child meeting the criterion was excluded; no sample-size calculation was performed.</w:t>
+        <w:t>We identified consecutive children who underwent surgery for intestinal malrotation between December 2012 and June 2026 from the institutional surgical records database, reviewing every retrieved operative record. Inclusion required an operative diagnosis of malrotation, the reference standard. Midgut volvulus was defined by an explicit operative statement of torsion or by a documented degree of midgut or mesenteric rotation, with no minimum degree required (see Limitations). No child meeting the criterion was excluded; no sample-size calculation was performed.</w:t>
       </w:r>
     </w:p>
     <w:p>
@@ -280,7 +272,7 @@
         <w:spacing w:after="160"/>
       </w:pPr>
       <w:r>
-        <w:t>Three preoperative modalities were evaluated: gastrointestinal and mesenteric-vessel ultrasound (examinations coded as gastrointestinal, abdominal great-vessel or pyloric ultrasound), abdominal CT (overall and by contrast enhancement), and the UGI contrast series; contrast enema studies of the colon were not counted. For each child and modality the preoperative examination closest to the operation was the index test. The formal clinical indication recorded on each request was not retrievable from the archive, so confounding by indication is displayed through the characteristics of each modality group (Table 1) rather than adjusted away.</w:t>
+        <w:t>Three modalities were evaluated: ultrasound (sessions booked as gastrointestinal, abdominal great-vessel or pyloric), abdominal CT and the UGI contrast series; contrast enemas were not counted. For each child and modality the index unit was the examination episode closest to the operation, pooling every report of that modality issued that day, because the department routinely issues separate gastrointestinal and great-vessel reports for one ultrasound session. This gave 740 index examinations from 778 reports; 34 earlier repeat examinations were not audited (Fig. 1). The formal indication on each request was not retrievable, so confounding by indication is displayed through the characteristics of each modality group (Table 1) rather than adjusted away.</w:t>
       </w:r>
     </w:p>
     <w:p>
@@ -288,7 +280,7 @@
         <w:spacing w:after="160"/>
       </w:pPr>
       <w:r>
-        <w:t>Examinations were reported during routine care by radiologists unaware of the operative findings but not blinded to clinical history or previous imaging, within the general paediatric ultrasound service rather than by a designated reader group. Reports were free text and no structured malrotation template was in use at any point. On enquiry, the department reports no material change in ultrasound equipment, reporting staff or protocol during the study period, attributing the change in practice from about 2021 to growing awareness of the diagnosis — an account given retrospectively rather than recorded at the time.</w:t>
+        <w:t>Examinations were reported during routine care by radiologists unaware of the operative findings but not blinded to clinical history or previous imaging, within the general paediatric ultrasound service rather than by a designated reader group; reports were free text and no structured malrotation template was ever in use. On enquiry the department reports no material change in ultrasound equipment, reporting staff or protocol during the study period, attributing the change in practice from about 2021 to growing awareness of the diagnosis — an account given retrospectively rather than recorded at the time.</w:t>
       </w:r>
     </w:p>
     <w:p>
@@ -304,7 +296,7 @@
         <w:spacing w:after="160"/>
       </w:pPr>
       <w:r>
-        <w:t>Each index report was separately coded for documented technical content by pre-specified text patterns applied to the findings and conclusion sections — for ultrasound, D3 or the duodenojejunal junction, the superior mesenteric artery–vein relationship and vessel inversion, a whirlpool appearance, enteric fluid administration, dynamic and graded-compression technique, limiting bowel gas, caecal position and bedside performance; for CT and the UGI series, the corresponding landmarks (Online Resource 1). The audit is a lower bound on what was performed (see Limitations).</w:t>
+        <w:t>Each index unit was coded for documented technical content by pre-specified text patterns applied to the findings and conclusion sections — for ultrasound, D3 or the duodenojejunal junction, the mesenteric artery–vein relationship and vessel inversion, a whirlpool appearance, enteric fluid administration, dynamic and graded-compression technique, limiting bowel gas, caecal position and bedside performance; for CT and the UGI series, the corresponding landmarks (Online Resource 1). Technique elements count as documented whether the finding was normal or abnormal, since an examination stating that the vessel relationship is normal did assess the vessels; the whirlpool sign, a finding rather than a technique, counts only where not negated. The audit is a lower bound on what was performed.</w:t>
       </w:r>
     </w:p>
     <w:p>
@@ -312,7 +304,7 @@
         <w:spacing w:after="160"/>
       </w:pPr>
       <w:r>
-        <w:t>An examination was positive when its conclusion raised malrotation, including tentative phrasing, or a modality-appropriate sign; explicit negation was negative and isolated gastric volvulus was not counted. Because tentative phrasing is standard here, we tabulated the certainty tier of every positive conclusion and repeated the analyses with "possible"-tier conclusions reclassified as negative.</w:t>
+        <w:t>An examination was positive when its conclusion named malrotation or midgut volvulus, including tentative phrasing, or described a modality-specific sign of it: for ultrasound a whirlpool or an explicit statement of mesenteric vessel inversion; for the UGI series a corkscrew or spring appearance or a malpositioned duodenojejunal junction; for CT a mesenteric whirl or an explicitly abnormal duodenal position. Explicit negation was negative and isolated gastric volvulus was not counted. Because the whirlpool is both an audited element and a positivity criterion, we report how often the conclusion named the diagnosis outright. Because tentative phrasing is standard here, we tabulated the certainty tier of every positive conclusion and repeated the analyses with "possible"-tier conclusions reclassified as negative.</w:t>
       </w:r>
     </w:p>
     <w:p>
@@ -320,7 +312,7 @@
         <w:spacing w:after="160"/>
       </w:pPr>
       <w:r>
-        <w:t>Report text was classified with a rule-based, clause-level algorithm with explicit negation handling [15]; the rule dictionary, negation logic, priority rules and worked misclassification examples are in Online Resource 1. A paediatric surgeon blinded to the operative findings adjudicated 32 reports: in a stratified random sample of 24, algorithm–adjudicator agreement was 92% (Cohen kappa 0.83), and a targeted review of the 8 reports in which a malrotation sign co-occurred with a negative machine label found 5 further under-calls, which were corrected but, being selected as suspected discordances, are excluded from the agreement statistics. All discordances were machine under-calls, so detection rates are conservative. Validation rested on one adjudicator, so interobserver agreement could not be estimated.</w:t>
+        <w:t>Report text was classified with a rule-based, clause-level algorithm with explicit negation handling [15]; the rule dictionary, negation logic, per-modality label distribution and worked misclassification examples are in Online Resource 1. A paediatric surgeon blinded to the operative findings adjudicated 32 reports: agreement was 92% (Cohen kappa 0.83) in a stratified random sample of 24, and a targeted review of 8 suspected discordances found 5 further under-calls, corrected but excluded from the agreement statistics as a selected sample. All discordances were machine under-calls, so detection rates are conservative; validation rested on one adjudicator, so interobserver agreement could not be estimated.</w:t>
       </w:r>
     </w:p>
     <w:p>
@@ -336,15 +328,7 @@
         <w:spacing w:after="160"/>
       </w:pPr>
       <w:r>
-        <w:t>Detection rates are presented with Wilson 95% confidence intervals (CIs), with denominators shown wherever a rate appears, including in figures.</w:t>
-      </w:r>
-    </w:p>
-    <w:p>
-      <w:pPr>
-        <w:spacing w:after="160"/>
-      </w:pPr>
-      <w:r>
-        <w:t>Between-modality comparison used a generalised estimating equation (GEE) logistic model [16] with patient-level clustering and cluster-robust standard errors, unadjusted and adjusted for era (2012–2018 vs 2019–2026) and age category. A pre-specified modality-by-volvulus interaction was not estimable, because no ultrasound examination was positive among the six children without volvulus (complete separation). In the subgroup receiving all three modalities, detection was compared with Cochran's Q and the exact McNemar test, repeated where all three fell within 48 h and 24 h (Online Resource 2). The temporal change was examined with modality-specific logistic models of detection on era, before and after adding that modality's content variable: for ultrasound, whether the study was booked and reported under the abdominal great-vessel item rather than the gastrointestinal ultrasound item (great-vessel-coded), and for CT, contrast enhancement. Attenuation of the era coefficient was read as evidence that the change operated through examination content rather than calendar time. P values were not adjusted for multiplicity. Analyses used Python 3.12 (statsmodels 0.15, SciPy 1.17).</w:t>
+        <w:t>Detection rates are presented with Wilson 95% confidence intervals (CIs), with denominators shown wherever a rate appears, including in figures. Between-modality comparison used a generalised estimating equation (GEE) logistic model [16] with an exchangeable working correlation, patient-level clustering and cluster-robust standard errors, unadjusted and adjusted for era (2012–2018 vs 2019–2026) and age. A pre-specified modality-by-volvulus interaction was not estimable, no ultrasound examination being positive among the six children without volvulus (complete separation). In the subgroup receiving all three modalities, detection was compared with Cochran's Q and the exact McNemar test (Online Resource 2). The temporal change was examined with modality-specific logistic models of detection on era, before and after adding that modality's content variable, reported as odds ratios and as average marginal effects, because a conditional odds ratio attenuates when a predictive covariate is added even without mediation; the era boundary was varied from 2019 to 2022. Attenuation was read as consistent with the change operating through examination content rather than calendar time, not as a mediation estimate. P values were not adjusted for multiplicity. Analyses used Python 3.12 (statsmodels 0.15, SciPy 1.17).</w:t>
       </w:r>
     </w:p>
     <w:p>
@@ -368,15 +352,7 @@
         <w:spacing w:after="160"/>
       </w:pPr>
       <w:r>
-        <w:t>Of 465 children with surgically confirmed malrotation, 352 (75.7%) were male, median age at operation was 13 days, 302 (64.9%) were neonates and 403 (86.7%) had midgut volvulus. An index examination was available in 301 children for the UGI series, 320 for CT and 119 for ultrasound; 410 had at least one (740 index examinations) and 59 had all three (Table 1, Fig. 1).</w:t>
-      </w:r>
-    </w:p>
-    <w:p>
-      <w:pPr>
-        <w:spacing w:after="160"/>
-      </w:pPr>
-      <w:r>
-        <w:t>Fifty-five children (11.8%) had none of the three index examinations, but none was operated on without imaging (Fig. 1); the 5 with no in-hospital study each had imaging documented before transfer, three already reporting malrotation or volvulus. They were older than the imaged children (median 63 vs 12 days), less often neonates (41.8% vs 68.0%) and less often had volvulus (76.4% vs 88.0%).</w:t>
+        <w:t>Of 465 children with surgically confirmed malrotation, 302 (64.9%) were neonates and 403 (86.7%) had midgut volvulus (Table 1). An index examination was available in 301 children for the UGI series, 320 for CT and 119 for ultrasound; 410 had at least one and 59 had all three. The remaining 55 (11.8%) had none of the three, but none was operated on without imaging — the five with no in-hospital study each had imaging documented before transfer — and they were older, less often neonates and less often had volvulus than the imaged children (Fig. 1).</w:t>
       </w:r>
     </w:p>
     <w:p>
@@ -1847,7 +1823,7 @@
         <w:spacing w:after="160"/>
       </w:pPr>
       <w:r>
-        <w:t>The modality groups were broadly similar in age and sex but not interchangeable (Table 1): children who underwent ultrasound had volvulus more often (95.0% vs 89.0% and 87.8%) and were concentrated in the second era (67.2% vs 31.9% and 32.8%), ultrasound utilisation rising from 13% to 48%. Test sequence differed too — the UGI series was the final preoperative test in 75.1% of children who received it, against 19.2% for CT and 36.8% for ultrasound, and its detection was higher in that position (80.4% vs 70.5%) — so it functioned as the confirmatory study preceding operation, a feature of the pathway rather than of the test.</w:t>
+        <w:t>The modality groups were not interchangeable (Table 1): ultrasound went to children with volvulus more often, its use rising from 13% to 48% of operated children between eras. Test sequence differed too — the UGI series was the last preoperative test in 75.1% of children who received it against 19.2% for CT, and its detection was higher in that position (80.4% vs 70.5%) — so it functioned as the confirmatory study before operation, a feature of the pathway rather than of the test.</w:t>
       </w:r>
     </w:p>
     <w:p>
@@ -1863,15 +1839,7 @@
         <w:spacing w:after="160"/>
       </w:pPr>
       <w:r>
-        <w:t>Detection was 237/301 (78.7%, 95% CI 73.8–83.0) for the UGI series, 171/320 (53.4%, 48.0–58.8) for CT and 65/119 (54.6%, 45.7–63.3) for ultrasound (Table 2, Fig. 2) — indication-selected denominators drawn from overlapping groups, not a ranking of the tests. In the GEE model CT and ultrasound had lower odds of a positive report than the UGI series (odds ratio 0.31 [0.22–0.44] and 0.33 [0.21–0.50]; both p&lt;0.001), essentially unchanged after adjustment for era and age; these coefficients absorb indication, pathway position and examination content (Online Resource 2).</w:t>
-      </w:r>
-    </w:p>
-    <w:p>
-      <w:pPr>
-        <w:spacing w:after="160"/>
-      </w:pPr>
-      <w:r>
-        <w:t>Tentative phrasing was common and differed by modality (Table 2): 35.0% (UGI), 36.3% (CT) and 49.2% (ultrasound) of positive conclusions used possible wording. Reclassifying these as negative reduced detection to 51.2%, 34.1% and 27.7% without changing the ordering, the largest proportional reduction falling on ultrasound.</w:t>
+        <w:t>Detection was 237/301 (78.7%, 95% CI 73.8–83.0) for the UGI series, 171/320 (53.4%, 48.0–58.8) for CT and 65/119 (54.6%, 45.7–63.3) for ultrasound (Table 2, Fig. 2) — indication-selected denominators drawn from overlapping groups, not a ranking of the tests. CT and ultrasound had lower odds of a positive report than the UGI series in the GEE model, unchanged after adjustment for era and age; those coefficients absorb indication, pathway position and examination content (Online Resource 2). Tentative phrasing was most frequent for ultrasound (49.2% of its positive conclusions); reclassifying possible-tier conclusions as negative reduced detection to 51.2%, 34.1% and 27.7% (Table 2).</w:t>
       </w:r>
     </w:p>
     <w:p>
@@ -2549,113 +2517,6 @@
           </w:p>
         </w:tc>
       </w:tr>
-      <w:tr>
-        <w:tc>
-          <w:tcPr>
-            <w:tcW w:type="dxa" w:w="1337"/>
-          </w:tcPr>
-          <w:p>
-            <w:r/>
-            <w:r>
-              <w:rPr>
-                <w:rFonts w:ascii="Times New Roman" w:hAnsi="Times New Roman"/>
-                <w:sz w:val="17"/>
-              </w:rPr>
-              <w:t xml:space="preserve">  Ultrasound, whirlpool sign recorded</w:t>
-            </w:r>
-          </w:p>
-        </w:tc>
-        <w:tc>
-          <w:tcPr>
-            <w:tcW w:type="dxa" w:w="1337"/>
-          </w:tcPr>
-          <w:p>
-            <w:r/>
-            <w:r>
-              <w:rPr>
-                <w:rFonts w:ascii="Times New Roman" w:hAnsi="Times New Roman"/>
-                <w:sz w:val="17"/>
-              </w:rPr>
-              <w:t>59/119</w:t>
-            </w:r>
-          </w:p>
-        </w:tc>
-        <w:tc>
-          <w:tcPr>
-            <w:tcW w:type="dxa" w:w="1337"/>
-          </w:tcPr>
-          <w:p>
-            <w:r/>
-            <w:r>
-              <w:rPr>
-                <w:rFonts w:ascii="Times New Roman" w:hAnsi="Times New Roman"/>
-                <w:sz w:val="17"/>
-              </w:rPr>
-              <w:t>49.6 (40.8–58.4)</w:t>
-            </w:r>
-          </w:p>
-        </w:tc>
-        <w:tc>
-          <w:tcPr>
-            <w:tcW w:type="dxa" w:w="1337"/>
-          </w:tcPr>
-          <w:p>
-            <w:r/>
-            <w:r>
-              <w:rPr>
-                <w:rFonts w:ascii="Times New Roman" w:hAnsi="Times New Roman"/>
-                <w:sz w:val="17"/>
-              </w:rPr>
-              <w:t>–</w:t>
-            </w:r>
-          </w:p>
-        </w:tc>
-        <w:tc>
-          <w:tcPr>
-            <w:tcW w:type="dxa" w:w="1337"/>
-          </w:tcPr>
-          <w:p>
-            <w:r/>
-            <w:r>
-              <w:rPr>
-                <w:rFonts w:ascii="Times New Roman" w:hAnsi="Times New Roman"/>
-                <w:sz w:val="17"/>
-              </w:rPr>
-              <w:t>–</w:t>
-            </w:r>
-          </w:p>
-        </w:tc>
-        <w:tc>
-          <w:tcPr>
-            <w:tcW w:type="dxa" w:w="1337"/>
-          </w:tcPr>
-          <w:p>
-            <w:r/>
-            <w:r>
-              <w:rPr>
-                <w:rFonts w:ascii="Times New Roman" w:hAnsi="Times New Roman"/>
-                <w:sz w:val="17"/>
-              </w:rPr>
-              <w:t>–</w:t>
-            </w:r>
-          </w:p>
-        </w:tc>
-        <w:tc>
-          <w:tcPr>
-            <w:tcW w:type="dxa" w:w="1337"/>
-          </w:tcPr>
-          <w:p>
-            <w:r/>
-            <w:r>
-              <w:rPr>
-                <w:rFonts w:ascii="Times New Roman" w:hAnsi="Times New Roman"/>
-                <w:sz w:val="17"/>
-              </w:rPr>
-              <w:t>–</w:t>
-            </w:r>
-          </w:p>
-        </w:tc>
-      </w:tr>
     </w:tbl>
     <w:p>
       <w:pPr>
@@ -2676,7 +2537,7 @@
       <w:r>
         <w:drawing>
           <wp:inline xmlns:a="http://schemas.openxmlformats.org/drawingml/2006/main" xmlns:pic="http://schemas.openxmlformats.org/drawingml/2006/picture">
-            <wp:extent cx="5852160" cy="2735738"/>
+            <wp:extent cx="5852160" cy="2391876"/>
             <wp:docPr id="2" name="Picture 2"/>
             <wp:cNvGraphicFramePr>
               <a:graphicFrameLocks noChangeAspect="1"/>
@@ -2697,7 +2558,7 @@
                   <pic:spPr>
                     <a:xfrm>
                       <a:off x="0" y="0"/>
-                      <a:ext cx="5852160" cy="2735738"/>
+                      <a:ext cx="5852160" cy="2391876"/>
                     </a:xfrm>
                     <a:prstGeom prst="rect"/>
                   </pic:spPr>
@@ -2713,7 +2574,7 @@
         <w:pStyle w:val="Heading2"/>
       </w:pPr>
       <w:r>
-        <w:t>What the ultrasound reports contained</w:t>
+        <w:t>What the ultrasound examinations contained</w:t>
       </w:r>
     </w:p>
     <w:p>
@@ -2721,7 +2582,7 @@
         <w:spacing w:after="160"/>
       </w:pPr>
       <w:r>
-        <w:t>The central finding concerns the content of the 119 ultrasound index reports (Table 3, Fig. 3). Two (1.7%; 95% CI 0.5–5.9) documented D3 or the duodenojejunal junction and six (5.0%) mentioned the duodenum at all. Ten (8.4%) described the superior mesenteric artery–vein relationship, and only one (0.8%) stated explicitly that the vessels were inverted, although vessel inversion was one of the two criteria defining a positive ultrasound. Enteric fluid administration was recorded in two (1.7%), dynamic assessment in two and graded compression in one; caecal position appeared in four (3.4%). By contrast, 59 (49.6%) recorded a whirlpool or spiral appearance, and bowel gas was reported as limiting the examination in 26 (21.8%). The two duodenal reports are instructive: in 2018, after oral contrast, the horizontal duodenum was described passing anterior to the superior mesenteric artery in a mildly spiral course and the report named malrotation; in 2024 the horizontal portion could not be filled and further imaging was advised.</w:t>
+        <w:t>The central finding concerns the content of the 119 ultrasound index examinations (Table 3, Fig. 3). Three (2.5%; 95% CI 0.9–7.1) documented D3 or the duodenojejunal junction and seven (5.9%) mentioned the duodenum at all. Twelve (10.1%) addressed the mesenteric artery–vein relationship, and one stated explicitly that the vessels were inverted — although inversion was one of the two criteria defining a positive ultrasound. Enteric fluid administration was recorded twice, dynamic assessment three times and graded compression once, against colour Doppler in 116 (97.5%). By contrast, 58 (48.7%) reported a whirlpool or spiral appearance, and bowel gas limited 30 (25.2%).</w:t>
       </w:r>
     </w:p>
     <w:p>
@@ -2729,7 +2590,7 @@
         <w:spacing w:after="160"/>
       </w:pPr>
       <w:r>
-        <w:t>Detection followed this content almost deterministically: ultrasound reported malrotation in 59 of the 59 examinations documenting a whirlpool (100%, 95% CI 93.9–100) and 6 of the 60 without one (10.0%, 4.7–20.1), and all 10 reports describing the mesenteric-vessel relationship were positive. Detection was 70.5% for great-vessel-coded examinations, 47.1% for gastrointestinal-coded ones and 22.2% for nine bedside studies.</w:t>
+        <w:t>The three duodenal examinations show what the audit detects: in 2018 the horizontal duodenum was described passing anterior to the superior mesenteric artery after oral contrast; in 2022 it was followed between the artery and the aorta into the left upper abdomen with the duodenojejunal junction identified, the only examination resembling the published protocol; in 2024 it could not be filled and further imaging was advised.</w:t>
       </w:r>
     </w:p>
     <w:p>
@@ -2737,7 +2598,7 @@
         <w:spacing w:after="160"/>
       </w:pPr>
       <w:r>
-        <w:t>The audits of CT and the UGI series show the same principle with different content (Online Resource 3): a mesenteric whirl was described in 36.2% of CT reports and the duodenojejunal junction in 54.5% of UGI reports, of which 98.3% and 98.2% were positive against 27.9% and 55.5% of those without.</w:t>
+        <w:t>Detection followed this content closely. Ultrasound named malrotation in 58 of the 58 examinations reporting a whirlpool and in 7 of the 61 without one (11.5%, 95% CI 5.7–22.0). That contrast is in part definitional, because a whirlpool is itself one of the positivity criteria; all 58 of those conclusions named malrotation or volvulus outright. The informative half is the converse: a whirlpool was reported in only 58 of the 113 children (51.3%) whose operation confirmed midgut volvulus. Ten of the 12 examinations addressing the mesenteric vessels were positive, the two exceptions being those that recorded the vessel relationship as normal, and detection was 46/67 for sessions including a great-vessel study against 19/52 for those without. The CT and UGI audits show the same principle with different content: a mesenteric whirl in 36.2% of CT examinations and the duodenojejunal junction in 51.2% of UGI examinations, each closely followed by detection (Online Resource 3).</w:t>
       </w:r>
     </w:p>
     <w:p>
@@ -2748,7 +2609,7 @@
         <w:rPr>
           <w:b/>
         </w:rPr>
-        <w:t>Table 3. Documented content of the 119 routine gastrointestinal ultrasound index reports, and report-level detection conditional on that content</w:t>
+        <w:t>Table 3. Documented content of the 119 routine gastrointestinal ultrasound index examinations, and report-level detection conditional on that content</w:t>
       </w:r>
     </w:p>
     <w:tbl>
@@ -2778,7 +2639,7 @@
                 <w:b/>
                 <w:sz w:val="17"/>
               </w:rPr>
-              <w:t>Documented content of the ultrasound report</w:t>
+              <w:t>Documented content of the ultrasound examination</w:t>
             </w:r>
           </w:p>
         </w:tc>
@@ -2794,7 +2655,7 @@
                 <w:b/>
                 <w:sz w:val="17"/>
               </w:rPr>
-              <w:t>n (%) of 119 reports</w:t>
+              <w:t>n (%) of 119</w:t>
             </w:r>
           </w:p>
         </w:tc>
@@ -2810,7 +2671,7 @@
                 <w:b/>
                 <w:sz w:val="17"/>
               </w:rPr>
-              <w:t>2012–2018 (n=39), %</w:t>
+              <w:t>2012–2018 (n=39)</w:t>
             </w:r>
           </w:p>
         </w:tc>
@@ -2826,7 +2687,7 @@
                 <w:b/>
                 <w:sz w:val="17"/>
               </w:rPr>
-              <w:t>2019–2026 (n=80), %</w:t>
+              <w:t>2019–2026 (n=80)</w:t>
             </w:r>
           </w:p>
         </w:tc>
@@ -2842,7 +2703,7 @@
                 <w:b/>
                 <w:sz w:val="17"/>
               </w:rPr>
-              <w:t>Detection when documented, %</w:t>
+              <w:t>Detection when documented</w:t>
             </w:r>
           </w:p>
         </w:tc>
@@ -2858,7 +2719,7 @@
                 <w:b/>
                 <w:sz w:val="17"/>
               </w:rPr>
-              <w:t>Detection when not documented, %</w:t>
+              <w:t>Detection when not documented</w:t>
             </w:r>
           </w:p>
         </w:tc>
@@ -2890,7 +2751,7 @@
                 <w:rFonts w:ascii="Times New Roman" w:hAnsi="Times New Roman"/>
                 <w:sz w:val="17"/>
               </w:rPr>
-              <w:t>2 (1.7)</w:t>
+              <w:t>3 (2.5)</w:t>
             </w:r>
           </w:p>
         </w:tc>
@@ -2905,7 +2766,7 @@
                 <w:rFonts w:ascii="Times New Roman" w:hAnsi="Times New Roman"/>
                 <w:sz w:val="17"/>
               </w:rPr>
-              <w:t>2.6</w:t>
+              <w:t>1</w:t>
             </w:r>
           </w:p>
         </w:tc>
@@ -2920,7 +2781,7 @@
                 <w:rFonts w:ascii="Times New Roman" w:hAnsi="Times New Roman"/>
                 <w:sz w:val="17"/>
               </w:rPr>
-              <w:t>1.2</w:t>
+              <w:t>2</w:t>
             </w:r>
           </w:p>
         </w:tc>
@@ -2935,7 +2796,7 @@
                 <w:rFonts w:ascii="Times New Roman" w:hAnsi="Times New Roman"/>
                 <w:sz w:val="17"/>
               </w:rPr>
-              <w:t>50.0</w:t>
+              <w:t>2/3</w:t>
             </w:r>
           </w:p>
         </w:tc>
@@ -2950,7 +2811,99 @@
                 <w:rFonts w:ascii="Times New Roman" w:hAnsi="Times New Roman"/>
                 <w:sz w:val="17"/>
               </w:rPr>
-              <w:t>54.7</w:t>
+              <w:t>63/116 (54%)</w:t>
+            </w:r>
+          </w:p>
+        </w:tc>
+      </w:tr>
+      <w:tr>
+        <w:tc>
+          <w:tcPr>
+            <w:tcW w:type="dxa" w:w="1560"/>
+          </w:tcPr>
+          <w:p>
+            <w:r/>
+            <w:r>
+              <w:rPr>
+                <w:rFonts w:ascii="Times New Roman" w:hAnsi="Times New Roman"/>
+                <w:sz w:val="17"/>
+              </w:rPr>
+              <w:t>Duodenum mentioned in any form</w:t>
+            </w:r>
+          </w:p>
+        </w:tc>
+        <w:tc>
+          <w:tcPr>
+            <w:tcW w:type="dxa" w:w="1560"/>
+          </w:tcPr>
+          <w:p>
+            <w:r/>
+            <w:r>
+              <w:rPr>
+                <w:rFonts w:ascii="Times New Roman" w:hAnsi="Times New Roman"/>
+                <w:sz w:val="17"/>
+              </w:rPr>
+              <w:t>7 (5.9)</w:t>
+            </w:r>
+          </w:p>
+        </w:tc>
+        <w:tc>
+          <w:tcPr>
+            <w:tcW w:type="dxa" w:w="1560"/>
+          </w:tcPr>
+          <w:p>
+            <w:r/>
+            <w:r>
+              <w:rPr>
+                <w:rFonts w:ascii="Times New Roman" w:hAnsi="Times New Roman"/>
+                <w:sz w:val="17"/>
+              </w:rPr>
+              <w:t>3</w:t>
+            </w:r>
+          </w:p>
+        </w:tc>
+        <w:tc>
+          <w:tcPr>
+            <w:tcW w:type="dxa" w:w="1560"/>
+          </w:tcPr>
+          <w:p>
+            <w:r/>
+            <w:r>
+              <w:rPr>
+                <w:rFonts w:ascii="Times New Roman" w:hAnsi="Times New Roman"/>
+                <w:sz w:val="17"/>
+              </w:rPr>
+              <w:t>4</w:t>
+            </w:r>
+          </w:p>
+        </w:tc>
+        <w:tc>
+          <w:tcPr>
+            <w:tcW w:type="dxa" w:w="1560"/>
+          </w:tcPr>
+          <w:p>
+            <w:r/>
+            <w:r>
+              <w:rPr>
+                <w:rFonts w:ascii="Times New Roman" w:hAnsi="Times New Roman"/>
+                <w:sz w:val="17"/>
+              </w:rPr>
+              <w:t>3/7</w:t>
+            </w:r>
+          </w:p>
+        </w:tc>
+        <w:tc>
+          <w:tcPr>
+            <w:tcW w:type="dxa" w:w="1560"/>
+          </w:tcPr>
+          <w:p>
+            <w:r/>
+            <w:r>
+              <w:rPr>
+                <w:rFonts w:ascii="Times New Roman" w:hAnsi="Times New Roman"/>
+                <w:sz w:val="17"/>
+              </w:rPr>
+              <w:t>62/112 (55%)</w:t>
             </w:r>
           </w:p>
         </w:tc>
@@ -2982,7 +2935,7 @@
                 <w:rFonts w:ascii="Times New Roman" w:hAnsi="Times New Roman"/>
                 <w:sz w:val="17"/>
               </w:rPr>
-              <w:t>10 (8.4)</w:t>
+              <w:t>12 (10.1)</w:t>
             </w:r>
           </w:p>
         </w:tc>
@@ -2997,7 +2950,7 @@
                 <w:rFonts w:ascii="Times New Roman" w:hAnsi="Times New Roman"/>
                 <w:sz w:val="17"/>
               </w:rPr>
-              <w:t>5.1</w:t>
+              <w:t>3</w:t>
             </w:r>
           </w:p>
         </w:tc>
@@ -3012,7 +2965,7 @@
                 <w:rFonts w:ascii="Times New Roman" w:hAnsi="Times New Roman"/>
                 <w:sz w:val="17"/>
               </w:rPr>
-              <w:t>10.0</w:t>
+              <w:t>9</w:t>
             </w:r>
           </w:p>
         </w:tc>
@@ -3027,7 +2980,7 @@
                 <w:rFonts w:ascii="Times New Roman" w:hAnsi="Times New Roman"/>
                 <w:sz w:val="17"/>
               </w:rPr>
-              <w:t>100.0</w:t>
+              <w:t>10/12 (83%)</w:t>
             </w:r>
           </w:p>
         </w:tc>
@@ -3042,7 +2995,7 @@
                 <w:rFonts w:ascii="Times New Roman" w:hAnsi="Times New Roman"/>
                 <w:sz w:val="17"/>
               </w:rPr>
-              <w:t>50.5</w:t>
+              <w:t>55/107 (51%)</w:t>
             </w:r>
           </w:p>
         </w:tc>
@@ -3089,7 +3042,7 @@
                 <w:rFonts w:ascii="Times New Roman" w:hAnsi="Times New Roman"/>
                 <w:sz w:val="17"/>
               </w:rPr>
-              <w:t>0.0</w:t>
+              <w:t>0</w:t>
             </w:r>
           </w:p>
         </w:tc>
@@ -3104,7 +3057,7 @@
                 <w:rFonts w:ascii="Times New Roman" w:hAnsi="Times New Roman"/>
                 <w:sz w:val="17"/>
               </w:rPr>
-              <w:t>1.2</w:t>
+              <w:t>1</w:t>
             </w:r>
           </w:p>
         </w:tc>
@@ -3119,7 +3072,7 @@
                 <w:rFonts w:ascii="Times New Roman" w:hAnsi="Times New Roman"/>
                 <w:sz w:val="17"/>
               </w:rPr>
-              <w:t>100.0</w:t>
+              <w:t>1/1</w:t>
             </w:r>
           </w:p>
         </w:tc>
@@ -3134,7 +3087,7 @@
                 <w:rFonts w:ascii="Times New Roman" w:hAnsi="Times New Roman"/>
                 <w:sz w:val="17"/>
               </w:rPr>
-              <w:t>54.2</w:t>
+              <w:t>64/118 (54%)</w:t>
             </w:r>
           </w:p>
         </w:tc>
@@ -3181,7 +3134,7 @@
                 <w:rFonts w:ascii="Times New Roman" w:hAnsi="Times New Roman"/>
                 <w:sz w:val="17"/>
               </w:rPr>
-              <w:t>2.6</w:t>
+              <w:t>1</w:t>
             </w:r>
           </w:p>
         </w:tc>
@@ -3196,7 +3149,7 @@
                 <w:rFonts w:ascii="Times New Roman" w:hAnsi="Times New Roman"/>
                 <w:sz w:val="17"/>
               </w:rPr>
-              <w:t>1.2</w:t>
+              <w:t>1</w:t>
             </w:r>
           </w:p>
         </w:tc>
@@ -3211,7 +3164,7 @@
                 <w:rFonts w:ascii="Times New Roman" w:hAnsi="Times New Roman"/>
                 <w:sz w:val="17"/>
               </w:rPr>
-              <w:t>50.0</w:t>
+              <w:t>1/2</w:t>
             </w:r>
           </w:p>
         </w:tc>
@@ -3226,7 +3179,7 @@
                 <w:rFonts w:ascii="Times New Roman" w:hAnsi="Times New Roman"/>
                 <w:sz w:val="17"/>
               </w:rPr>
-              <w:t>54.7</w:t>
+              <w:t>64/117 (55%)</w:t>
             </w:r>
           </w:p>
         </w:tc>
@@ -3258,7 +3211,7 @@
                 <w:rFonts w:ascii="Times New Roman" w:hAnsi="Times New Roman"/>
                 <w:sz w:val="17"/>
               </w:rPr>
-              <w:t>2 (1.7)</w:t>
+              <w:t>3 (2.5)</w:t>
             </w:r>
           </w:p>
         </w:tc>
@@ -3273,7 +3226,7 @@
                 <w:rFonts w:ascii="Times New Roman" w:hAnsi="Times New Roman"/>
                 <w:sz w:val="17"/>
               </w:rPr>
-              <w:t>0.0</w:t>
+              <w:t>0</w:t>
             </w:r>
           </w:p>
         </w:tc>
@@ -3288,7 +3241,7 @@
                 <w:rFonts w:ascii="Times New Roman" w:hAnsi="Times New Roman"/>
                 <w:sz w:val="17"/>
               </w:rPr>
-              <w:t>2.5</w:t>
+              <w:t>3</w:t>
             </w:r>
           </w:p>
         </w:tc>
@@ -3303,7 +3256,7 @@
                 <w:rFonts w:ascii="Times New Roman" w:hAnsi="Times New Roman"/>
                 <w:sz w:val="17"/>
               </w:rPr>
-              <w:t>50.0</w:t>
+              <w:t>1/3</w:t>
             </w:r>
           </w:p>
         </w:tc>
@@ -3318,7 +3271,7 @@
                 <w:rFonts w:ascii="Times New Roman" w:hAnsi="Times New Roman"/>
                 <w:sz w:val="17"/>
               </w:rPr>
-              <w:t>54.7</w:t>
+              <w:t>64/116 (55%)</w:t>
             </w:r>
           </w:p>
         </w:tc>
@@ -3365,7 +3318,7 @@
                 <w:rFonts w:ascii="Times New Roman" w:hAnsi="Times New Roman"/>
                 <w:sz w:val="17"/>
               </w:rPr>
-              <w:t>2.6</w:t>
+              <w:t>1</w:t>
             </w:r>
           </w:p>
         </w:tc>
@@ -3380,7 +3333,7 @@
                 <w:rFonts w:ascii="Times New Roman" w:hAnsi="Times New Roman"/>
                 <w:sz w:val="17"/>
               </w:rPr>
-              <w:t>0.0</w:t>
+              <w:t>0</w:t>
             </w:r>
           </w:p>
         </w:tc>
@@ -3395,7 +3348,7 @@
                 <w:rFonts w:ascii="Times New Roman" w:hAnsi="Times New Roman"/>
                 <w:sz w:val="17"/>
               </w:rPr>
-              <w:t>100.0</w:t>
+              <w:t>1/1</w:t>
             </w:r>
           </w:p>
         </w:tc>
@@ -3410,99 +3363,7 @@
                 <w:rFonts w:ascii="Times New Roman" w:hAnsi="Times New Roman"/>
                 <w:sz w:val="17"/>
               </w:rPr>
-              <w:t>54.2</w:t>
-            </w:r>
-          </w:p>
-        </w:tc>
-      </w:tr>
-      <w:tr>
-        <w:tc>
-          <w:tcPr>
-            <w:tcW w:type="dxa" w:w="1560"/>
-          </w:tcPr>
-          <w:p>
-            <w:r/>
-            <w:r>
-              <w:rPr>
-                <w:rFonts w:ascii="Times New Roman" w:hAnsi="Times New Roman"/>
-                <w:sz w:val="17"/>
-              </w:rPr>
-              <w:t>Duodenum mentioned in any form</w:t>
-            </w:r>
-          </w:p>
-        </w:tc>
-        <w:tc>
-          <w:tcPr>
-            <w:tcW w:type="dxa" w:w="1560"/>
-          </w:tcPr>
-          <w:p>
-            <w:r/>
-            <w:r>
-              <w:rPr>
-                <w:rFonts w:ascii="Times New Roman" w:hAnsi="Times New Roman"/>
-                <w:sz w:val="17"/>
-              </w:rPr>
-              <w:t>6 (5.0)</w:t>
-            </w:r>
-          </w:p>
-        </w:tc>
-        <w:tc>
-          <w:tcPr>
-            <w:tcW w:type="dxa" w:w="1560"/>
-          </w:tcPr>
-          <w:p>
-            <w:r/>
-            <w:r>
-              <w:rPr>
-                <w:rFonts w:ascii="Times New Roman" w:hAnsi="Times New Roman"/>
-                <w:sz w:val="17"/>
-              </w:rPr>
-              <w:t>7.7</w:t>
-            </w:r>
-          </w:p>
-        </w:tc>
-        <w:tc>
-          <w:tcPr>
-            <w:tcW w:type="dxa" w:w="1560"/>
-          </w:tcPr>
-          <w:p>
-            <w:r/>
-            <w:r>
-              <w:rPr>
-                <w:rFonts w:ascii="Times New Roman" w:hAnsi="Times New Roman"/>
-                <w:sz w:val="17"/>
-              </w:rPr>
-              <w:t>3.8</w:t>
-            </w:r>
-          </w:p>
-        </w:tc>
-        <w:tc>
-          <w:tcPr>
-            <w:tcW w:type="dxa" w:w="1560"/>
-          </w:tcPr>
-          <w:p>
-            <w:r/>
-            <w:r>
-              <w:rPr>
-                <w:rFonts w:ascii="Times New Roman" w:hAnsi="Times New Roman"/>
-                <w:sz w:val="17"/>
-              </w:rPr>
-              <w:t>33.3</w:t>
-            </w:r>
-          </w:p>
-        </w:tc>
-        <w:tc>
-          <w:tcPr>
-            <w:tcW w:type="dxa" w:w="1560"/>
-          </w:tcPr>
-          <w:p>
-            <w:r/>
-            <w:r>
-              <w:rPr>
-                <w:rFonts w:ascii="Times New Roman" w:hAnsi="Times New Roman"/>
-                <w:sz w:val="17"/>
-              </w:rPr>
-              <w:t>55.8</w:t>
+              <w:t>64/118 (54%)</w:t>
             </w:r>
           </w:p>
         </w:tc>
@@ -3534,7 +3395,7 @@
                 <w:rFonts w:ascii="Times New Roman" w:hAnsi="Times New Roman"/>
                 <w:sz w:val="17"/>
               </w:rPr>
-              <w:t>4 (3.4)</w:t>
+              <w:t>5 (4.2)</w:t>
             </w:r>
           </w:p>
         </w:tc>
@@ -3549,7 +3410,7 @@
                 <w:rFonts w:ascii="Times New Roman" w:hAnsi="Times New Roman"/>
                 <w:sz w:val="17"/>
               </w:rPr>
-              <w:t>2.6</w:t>
+              <w:t>1</w:t>
             </w:r>
           </w:p>
         </w:tc>
@@ -3564,7 +3425,7 @@
                 <w:rFonts w:ascii="Times New Roman" w:hAnsi="Times New Roman"/>
                 <w:sz w:val="17"/>
               </w:rPr>
-              <w:t>3.8</w:t>
+              <w:t>4</w:t>
             </w:r>
           </w:p>
         </w:tc>
@@ -3579,7 +3440,7 @@
                 <w:rFonts w:ascii="Times New Roman" w:hAnsi="Times New Roman"/>
                 <w:sz w:val="17"/>
               </w:rPr>
-              <w:t>75.0</w:t>
+              <w:t>4/5</w:t>
             </w:r>
           </w:p>
         </w:tc>
@@ -3594,99 +3455,7 @@
                 <w:rFonts w:ascii="Times New Roman" w:hAnsi="Times New Roman"/>
                 <w:sz w:val="17"/>
               </w:rPr>
-              <w:t>53.9</w:t>
-            </w:r>
-          </w:p>
-        </w:tc>
-      </w:tr>
-      <w:tr>
-        <w:tc>
-          <w:tcPr>
-            <w:tcW w:type="dxa" w:w="1560"/>
-          </w:tcPr>
-          <w:p>
-            <w:r/>
-            <w:r>
-              <w:rPr>
-                <w:rFonts w:ascii="Times New Roman" w:hAnsi="Times New Roman"/>
-                <w:sz w:val="17"/>
-              </w:rPr>
-              <w:t>Whirlpool, swirl or spiral appearance</w:t>
-            </w:r>
-          </w:p>
-        </w:tc>
-        <w:tc>
-          <w:tcPr>
-            <w:tcW w:type="dxa" w:w="1560"/>
-          </w:tcPr>
-          <w:p>
-            <w:r/>
-            <w:r>
-              <w:rPr>
-                <w:rFonts w:ascii="Times New Roman" w:hAnsi="Times New Roman"/>
-                <w:sz w:val="17"/>
-              </w:rPr>
-              <w:t>57 (47.9)</w:t>
-            </w:r>
-          </w:p>
-        </w:tc>
-        <w:tc>
-          <w:tcPr>
-            <w:tcW w:type="dxa" w:w="1560"/>
-          </w:tcPr>
-          <w:p>
-            <w:r/>
-            <w:r>
-              <w:rPr>
-                <w:rFonts w:ascii="Times New Roman" w:hAnsi="Times New Roman"/>
-                <w:sz w:val="17"/>
-              </w:rPr>
-              <w:t>41.0</w:t>
-            </w:r>
-          </w:p>
-        </w:tc>
-        <w:tc>
-          <w:tcPr>
-            <w:tcW w:type="dxa" w:w="1560"/>
-          </w:tcPr>
-          <w:p>
-            <w:r/>
-            <w:r>
-              <w:rPr>
-                <w:rFonts w:ascii="Times New Roman" w:hAnsi="Times New Roman"/>
-                <w:sz w:val="17"/>
-              </w:rPr>
-              <w:t>51.2</w:t>
-            </w:r>
-          </w:p>
-        </w:tc>
-        <w:tc>
-          <w:tcPr>
-            <w:tcW w:type="dxa" w:w="1560"/>
-          </w:tcPr>
-          <w:p>
-            <w:r/>
-            <w:r>
-              <w:rPr>
-                <w:rFonts w:ascii="Times New Roman" w:hAnsi="Times New Roman"/>
-                <w:sz w:val="17"/>
-              </w:rPr>
-              <w:t>98.2</w:t>
-            </w:r>
-          </w:p>
-        </w:tc>
-        <w:tc>
-          <w:tcPr>
-            <w:tcW w:type="dxa" w:w="1560"/>
-          </w:tcPr>
-          <w:p>
-            <w:r/>
-            <w:r>
-              <w:rPr>
-                <w:rFonts w:ascii="Times New Roman" w:hAnsi="Times New Roman"/>
-                <w:sz w:val="17"/>
-              </w:rPr>
-              <w:t>14.5</w:t>
+              <w:t>61/114 (54%)</w:t>
             </w:r>
           </w:p>
         </w:tc>
@@ -3718,7 +3487,7 @@
                 <w:rFonts w:ascii="Times New Roman" w:hAnsi="Times New Roman"/>
                 <w:sz w:val="17"/>
               </w:rPr>
-              <w:t>115 (96.6)</w:t>
+              <w:t>116 (97.5)</w:t>
             </w:r>
           </w:p>
         </w:tc>
@@ -3733,7 +3502,7 @@
                 <w:rFonts w:ascii="Times New Roman" w:hAnsi="Times New Roman"/>
                 <w:sz w:val="17"/>
               </w:rPr>
-              <w:t>97.4</w:t>
+              <w:t>38</w:t>
             </w:r>
           </w:p>
         </w:tc>
@@ -3748,7 +3517,7 @@
                 <w:rFonts w:ascii="Times New Roman" w:hAnsi="Times New Roman"/>
                 <w:sz w:val="17"/>
               </w:rPr>
-              <w:t>96.2</w:t>
+              <w:t>78</w:t>
             </w:r>
           </w:p>
         </w:tc>
@@ -3763,7 +3532,7 @@
                 <w:rFonts w:ascii="Times New Roman" w:hAnsi="Times New Roman"/>
                 <w:sz w:val="17"/>
               </w:rPr>
-              <w:t>54.8</w:t>
+              <w:t>64/116 (55%)</w:t>
             </w:r>
           </w:p>
         </w:tc>
@@ -3778,7 +3547,99 @@
                 <w:rFonts w:ascii="Times New Roman" w:hAnsi="Times New Roman"/>
                 <w:sz w:val="17"/>
               </w:rPr>
-              <w:t>50.0</w:t>
+              <w:t>1/3</w:t>
+            </w:r>
+          </w:p>
+        </w:tc>
+      </w:tr>
+      <w:tr>
+        <w:tc>
+          <w:tcPr>
+            <w:tcW w:type="dxa" w:w="1560"/>
+          </w:tcPr>
+          <w:p>
+            <w:r/>
+            <w:r>
+              <w:rPr>
+                <w:rFonts w:ascii="Times New Roman" w:hAnsi="Times New Roman"/>
+                <w:sz w:val="17"/>
+              </w:rPr>
+              <w:t>Whirlpool, swirl or spiral appearance reported</w:t>
+            </w:r>
+          </w:p>
+        </w:tc>
+        <w:tc>
+          <w:tcPr>
+            <w:tcW w:type="dxa" w:w="1560"/>
+          </w:tcPr>
+          <w:p>
+            <w:r/>
+            <w:r>
+              <w:rPr>
+                <w:rFonts w:ascii="Times New Roman" w:hAnsi="Times New Roman"/>
+                <w:sz w:val="17"/>
+              </w:rPr>
+              <w:t>58 (48.7)</w:t>
+            </w:r>
+          </w:p>
+        </w:tc>
+        <w:tc>
+          <w:tcPr>
+            <w:tcW w:type="dxa" w:w="1560"/>
+          </w:tcPr>
+          <w:p>
+            <w:r/>
+            <w:r>
+              <w:rPr>
+                <w:rFonts w:ascii="Times New Roman" w:hAnsi="Times New Roman"/>
+                <w:sz w:val="17"/>
+              </w:rPr>
+              <w:t>16</w:t>
+            </w:r>
+          </w:p>
+        </w:tc>
+        <w:tc>
+          <w:tcPr>
+            <w:tcW w:type="dxa" w:w="1560"/>
+          </w:tcPr>
+          <w:p>
+            <w:r/>
+            <w:r>
+              <w:rPr>
+                <w:rFonts w:ascii="Times New Roman" w:hAnsi="Times New Roman"/>
+                <w:sz w:val="17"/>
+              </w:rPr>
+              <w:t>42</w:t>
+            </w:r>
+          </w:p>
+        </w:tc>
+        <w:tc>
+          <w:tcPr>
+            <w:tcW w:type="dxa" w:w="1560"/>
+          </w:tcPr>
+          <w:p>
+            <w:r/>
+            <w:r>
+              <w:rPr>
+                <w:rFonts w:ascii="Times New Roman" w:hAnsi="Times New Roman"/>
+                <w:sz w:val="17"/>
+              </w:rPr>
+              <w:t>58/58 (100%)</w:t>
+            </w:r>
+          </w:p>
+        </w:tc>
+        <w:tc>
+          <w:tcPr>
+            <w:tcW w:type="dxa" w:w="1560"/>
+          </w:tcPr>
+          <w:p>
+            <w:r/>
+            <w:r>
+              <w:rPr>
+                <w:rFonts w:ascii="Times New Roman" w:hAnsi="Times New Roman"/>
+                <w:sz w:val="17"/>
+              </w:rPr>
+              <w:t>7/61 (11%)</w:t>
             </w:r>
           </w:p>
         </w:tc>
@@ -3810,7 +3671,7 @@
                 <w:rFonts w:ascii="Times New Roman" w:hAnsi="Times New Roman"/>
                 <w:sz w:val="17"/>
               </w:rPr>
-              <w:t>26 (21.8)</w:t>
+              <w:t>30 (25.2)</w:t>
             </w:r>
           </w:p>
         </w:tc>
@@ -3825,7 +3686,7 @@
                 <w:rFonts w:ascii="Times New Roman" w:hAnsi="Times New Roman"/>
                 <w:sz w:val="17"/>
               </w:rPr>
-              <w:t>20.5</w:t>
+              <w:t>11</w:t>
             </w:r>
           </w:p>
         </w:tc>
@@ -3840,7 +3701,7 @@
                 <w:rFonts w:ascii="Times New Roman" w:hAnsi="Times New Roman"/>
                 <w:sz w:val="17"/>
               </w:rPr>
-              <w:t>22.5</w:t>
+              <w:t>19</w:t>
             </w:r>
           </w:p>
         </w:tc>
@@ -3855,7 +3716,7 @@
                 <w:rFonts w:ascii="Times New Roman" w:hAnsi="Times New Roman"/>
                 <w:sz w:val="17"/>
               </w:rPr>
-              <w:t>46.2</w:t>
+              <w:t>13/30 (43%)</w:t>
             </w:r>
           </w:p>
         </w:tc>
@@ -3870,7 +3731,7 @@
                 <w:rFonts w:ascii="Times New Roman" w:hAnsi="Times New Roman"/>
                 <w:sz w:val="17"/>
               </w:rPr>
-              <w:t>57.0</w:t>
+              <w:t>52/89 (58%)</w:t>
             </w:r>
           </w:p>
         </w:tc>
@@ -3887,7 +3748,7 @@
                 <w:rFonts w:ascii="Times New Roman" w:hAnsi="Times New Roman"/>
                 <w:sz w:val="17"/>
               </w:rPr>
-              <w:t>Recorded as abdominal great-vessel study</w:t>
+              <w:t>Booked as abdominal great-vessel study</w:t>
             </w:r>
           </w:p>
         </w:tc>
@@ -3902,7 +3763,7 @@
                 <w:rFonts w:ascii="Times New Roman" w:hAnsi="Times New Roman"/>
                 <w:sz w:val="17"/>
               </w:rPr>
-              <w:t>61 (51.3)</w:t>
+              <w:t>67 (56.3)</w:t>
             </w:r>
           </w:p>
         </w:tc>
@@ -3917,7 +3778,7 @@
                 <w:rFonts w:ascii="Times New Roman" w:hAnsi="Times New Roman"/>
                 <w:sz w:val="17"/>
               </w:rPr>
-              <w:t>28.2</w:t>
+              <w:t>13</w:t>
             </w:r>
           </w:p>
         </w:tc>
@@ -3932,7 +3793,7 @@
                 <w:rFonts w:ascii="Times New Roman" w:hAnsi="Times New Roman"/>
                 <w:sz w:val="17"/>
               </w:rPr>
-              <w:t>62.5</w:t>
+              <w:t>54</w:t>
             </w:r>
           </w:p>
         </w:tc>
@@ -3947,7 +3808,7 @@
                 <w:rFonts w:ascii="Times New Roman" w:hAnsi="Times New Roman"/>
                 <w:sz w:val="17"/>
               </w:rPr>
-              <w:t>70.5</w:t>
+              <w:t>46/67 (69%)</w:t>
             </w:r>
           </w:p>
         </w:tc>
@@ -3962,7 +3823,7 @@
                 <w:rFonts w:ascii="Times New Roman" w:hAnsi="Times New Roman"/>
                 <w:sz w:val="17"/>
               </w:rPr>
-              <w:t>37.9</w:t>
+              <w:t>19/52 (37%)</w:t>
             </w:r>
           </w:p>
         </w:tc>
@@ -3979,7 +3840,7 @@
                 <w:rFonts w:ascii="Times New Roman" w:hAnsi="Times New Roman"/>
                 <w:sz w:val="17"/>
               </w:rPr>
-              <w:t>Recorded as gastrointestinal ultrasound</w:t>
+              <w:t>Booked as gastrointestinal ultrasound</w:t>
             </w:r>
           </w:p>
         </w:tc>
@@ -3994,7 +3855,7 @@
                 <w:rFonts w:ascii="Times New Roman" w:hAnsi="Times New Roman"/>
                 <w:sz w:val="17"/>
               </w:rPr>
-              <w:t>68 (57.1)</w:t>
+              <w:t>75 (63.0)</w:t>
             </w:r>
           </w:p>
         </w:tc>
@@ -4009,7 +3870,7 @@
                 <w:rFonts w:ascii="Times New Roman" w:hAnsi="Times New Roman"/>
                 <w:sz w:val="17"/>
               </w:rPr>
-              <w:t>74.4</w:t>
+              <w:t>29</w:t>
             </w:r>
           </w:p>
         </w:tc>
@@ -4024,7 +3885,7 @@
                 <w:rFonts w:ascii="Times New Roman" w:hAnsi="Times New Roman"/>
                 <w:sz w:val="17"/>
               </w:rPr>
-              <w:t>48.8</w:t>
+              <w:t>46</w:t>
             </w:r>
           </w:p>
         </w:tc>
@@ -4039,7 +3900,7 @@
                 <w:rFonts w:ascii="Times New Roman" w:hAnsi="Times New Roman"/>
                 <w:sz w:val="17"/>
               </w:rPr>
-              <w:t>47.1</w:t>
+              <w:t>37/75 (49%)</w:t>
             </w:r>
           </w:p>
         </w:tc>
@@ -4054,7 +3915,99 @@
                 <w:rFonts w:ascii="Times New Roman" w:hAnsi="Times New Roman"/>
                 <w:sz w:val="17"/>
               </w:rPr>
-              <w:t>64.7</w:t>
+              <w:t>28/44 (64%)</w:t>
+            </w:r>
+          </w:p>
+        </w:tc>
+      </w:tr>
+      <w:tr>
+        <w:tc>
+          <w:tcPr>
+            <w:tcW w:type="dxa" w:w="1560"/>
+          </w:tcPr>
+          <w:p>
+            <w:r/>
+            <w:r>
+              <w:rPr>
+                <w:rFonts w:ascii="Times New Roman" w:hAnsi="Times New Roman"/>
+                <w:sz w:val="17"/>
+              </w:rPr>
+              <w:t>Booked as pyloric ultrasound</w:t>
+            </w:r>
+          </w:p>
+        </w:tc>
+        <w:tc>
+          <w:tcPr>
+            <w:tcW w:type="dxa" w:w="1560"/>
+          </w:tcPr>
+          <w:p>
+            <w:r/>
+            <w:r>
+              <w:rPr>
+                <w:rFonts w:ascii="Times New Roman" w:hAnsi="Times New Roman"/>
+                <w:sz w:val="17"/>
+              </w:rPr>
+              <w:t>12 (10.1)</w:t>
+            </w:r>
+          </w:p>
+        </w:tc>
+        <w:tc>
+          <w:tcPr>
+            <w:tcW w:type="dxa" w:w="1560"/>
+          </w:tcPr>
+          <w:p>
+            <w:r/>
+            <w:r>
+              <w:rPr>
+                <w:rFonts w:ascii="Times New Roman" w:hAnsi="Times New Roman"/>
+                <w:sz w:val="17"/>
+              </w:rPr>
+              <w:t>4</w:t>
+            </w:r>
+          </w:p>
+        </w:tc>
+        <w:tc>
+          <w:tcPr>
+            <w:tcW w:type="dxa" w:w="1560"/>
+          </w:tcPr>
+          <w:p>
+            <w:r/>
+            <w:r>
+              <w:rPr>
+                <w:rFonts w:ascii="Times New Roman" w:hAnsi="Times New Roman"/>
+                <w:sz w:val="17"/>
+              </w:rPr>
+              <w:t>8</w:t>
+            </w:r>
+          </w:p>
+        </w:tc>
+        <w:tc>
+          <w:tcPr>
+            <w:tcW w:type="dxa" w:w="1560"/>
+          </w:tcPr>
+          <w:p>
+            <w:r/>
+            <w:r>
+              <w:rPr>
+                <w:rFonts w:ascii="Times New Roman" w:hAnsi="Times New Roman"/>
+                <w:sz w:val="17"/>
+              </w:rPr>
+              <w:t>8/12 (67%)</w:t>
+            </w:r>
+          </w:p>
+        </w:tc>
+        <w:tc>
+          <w:tcPr>
+            <w:tcW w:type="dxa" w:w="1560"/>
+          </w:tcPr>
+          <w:p>
+            <w:r/>
+            <w:r>
+              <w:rPr>
+                <w:rFonts w:ascii="Times New Roman" w:hAnsi="Times New Roman"/>
+                <w:sz w:val="17"/>
+              </w:rPr>
+              <w:t>57/107 (53%)</w:t>
             </w:r>
           </w:p>
         </w:tc>
@@ -4101,7 +4054,7 @@
                 <w:rFonts w:ascii="Times New Roman" w:hAnsi="Times New Roman"/>
                 <w:sz w:val="17"/>
               </w:rPr>
-              <w:t>0.0</w:t>
+              <w:t>0</w:t>
             </w:r>
           </w:p>
         </w:tc>
@@ -4116,7 +4069,7 @@
                 <w:rFonts w:ascii="Times New Roman" w:hAnsi="Times New Roman"/>
                 <w:sz w:val="17"/>
               </w:rPr>
-              <w:t>11.2</w:t>
+              <w:t>9</w:t>
             </w:r>
           </w:p>
         </w:tc>
@@ -4131,7 +4084,7 @@
                 <w:rFonts w:ascii="Times New Roman" w:hAnsi="Times New Roman"/>
                 <w:sz w:val="17"/>
               </w:rPr>
-              <w:t>22.2</w:t>
+              <w:t>2/9</w:t>
             </w:r>
           </w:p>
         </w:tc>
@@ -4146,99 +4099,7 @@
                 <w:rFonts w:ascii="Times New Roman" w:hAnsi="Times New Roman"/>
                 <w:sz w:val="17"/>
               </w:rPr>
-              <w:t>57.3</w:t>
-            </w:r>
-          </w:p>
-        </w:tc>
-      </w:tr>
-      <w:tr>
-        <w:tc>
-          <w:tcPr>
-            <w:tcW w:type="dxa" w:w="1560"/>
-          </w:tcPr>
-          <w:p>
-            <w:r/>
-            <w:r>
-              <w:rPr>
-                <w:rFonts w:ascii="Times New Roman" w:hAnsi="Times New Roman"/>
-                <w:sz w:val="17"/>
-              </w:rPr>
-              <w:t>Whirlpool sign (adjudicated variable)</w:t>
-            </w:r>
-          </w:p>
-        </w:tc>
-        <w:tc>
-          <w:tcPr>
-            <w:tcW w:type="dxa" w:w="1560"/>
-          </w:tcPr>
-          <w:p>
-            <w:r/>
-            <w:r>
-              <w:rPr>
-                <w:rFonts w:ascii="Times New Roman" w:hAnsi="Times New Roman"/>
-                <w:sz w:val="17"/>
-              </w:rPr>
-              <w:t>59 (49.6)</w:t>
-            </w:r>
-          </w:p>
-        </w:tc>
-        <w:tc>
-          <w:tcPr>
-            <w:tcW w:type="dxa" w:w="1560"/>
-          </w:tcPr>
-          <w:p>
-            <w:r/>
-            <w:r>
-              <w:rPr>
-                <w:rFonts w:ascii="Times New Roman" w:hAnsi="Times New Roman"/>
-                <w:sz w:val="17"/>
-              </w:rPr>
-              <w:t>41.0</w:t>
-            </w:r>
-          </w:p>
-        </w:tc>
-        <w:tc>
-          <w:tcPr>
-            <w:tcW w:type="dxa" w:w="1560"/>
-          </w:tcPr>
-          <w:p>
-            <w:r/>
-            <w:r>
-              <w:rPr>
-                <w:rFonts w:ascii="Times New Roman" w:hAnsi="Times New Roman"/>
-                <w:sz w:val="17"/>
-              </w:rPr>
-              <w:t>53.8</w:t>
-            </w:r>
-          </w:p>
-        </w:tc>
-        <w:tc>
-          <w:tcPr>
-            <w:tcW w:type="dxa" w:w="1560"/>
-          </w:tcPr>
-          <w:p>
-            <w:r/>
-            <w:r>
-              <w:rPr>
-                <w:rFonts w:ascii="Times New Roman" w:hAnsi="Times New Roman"/>
-                <w:sz w:val="17"/>
-              </w:rPr>
-              <w:t>100.0</w:t>
-            </w:r>
-          </w:p>
-        </w:tc>
-        <w:tc>
-          <w:tcPr>
-            <w:tcW w:type="dxa" w:w="1560"/>
-          </w:tcPr>
-          <w:p>
-            <w:r/>
-            <w:r>
-              <w:rPr>
-                <w:rFonts w:ascii="Times New Roman" w:hAnsi="Times New Roman"/>
-                <w:sz w:val="17"/>
-              </w:rPr>
-              <w:t>10.0</w:t>
+              <w:t>63/110 (57%)</w:t>
             </w:r>
           </w:p>
         </w:tc>
@@ -4253,7 +4114,7 @@
           <w:i/>
           <w:sz w:val="17"/>
         </w:rPr>
-        <w:t>Content was coded from the findings and conclusion text of each index report by pre-specified patterns (Online Resource 1). This is an audit of what was recorded, and is a lower bound on what was performed: an element assessed but not documented cannot be distinguished here from one never assessed. Enteric fluid administration counts only reports stating that fluid was given (oral contrast or nasogastric instillation); observed luminal fluid without a statement of administration was not counted. The whirlpool sign appears twice because the adjudicated study variable and the text-pattern variable differ slightly (59 vs 57 reports); both are shown for transparency. Examination-type categories are not mutually exclusive.</w:t>
+        <w:t>The index unit is the examination episode closest to operation, pooling all reports of that modality issued that day. Content was coded from the findings and conclusion text by pre-specified patterns (Online Resource 1). This is an audit of what was recorded and is a lower bound on what was performed: an element assessed but not documented cannot be distinguished from one never assessed. Technique elements count as documented whether the finding was normal or abnormal; the whirlpool sign counts only where it is not negated, and agrees with the separately adjudicated whirlpool variable in 118 of 119 examinations. Enteric fluid administration counts only examinations stating that fluid was given (oral contrast or nasogastric instillation); observed luminal fluid without a stated route was not counted. Booking categories are not mutually exclusive: 28 sessions were booked as both a gastrointestinal and a great-vessel study. Denominators of fewer than 10 are shown without a percentage.</w:t>
       </w:r>
     </w:p>
     <w:p>
@@ -4263,7 +4124,7 @@
       <w:r>
         <w:drawing>
           <wp:inline xmlns:a="http://schemas.openxmlformats.org/drawingml/2006/main" xmlns:pic="http://schemas.openxmlformats.org/drawingml/2006/picture">
-            <wp:extent cx="6035040" cy="2401741"/>
+            <wp:extent cx="6035040" cy="2307862"/>
             <wp:docPr id="3" name="Picture 3"/>
             <wp:cNvGraphicFramePr>
               <a:graphicFrameLocks noChangeAspect="1"/>
@@ -4284,7 +4145,7 @@
                   <pic:spPr>
                     <a:xfrm>
                       <a:off x="0" y="0"/>
-                      <a:ext cx="6035040" cy="2401741"/>
+                      <a:ext cx="6035040" cy="2307862"/>
                     </a:xfrm>
                     <a:prstGeom prst="rect"/>
                   </pic:spPr>
@@ -4308,15 +4169,7 @@
         <w:spacing w:after="160"/>
       </w:pPr>
       <w:r>
-        <w:t>Ultrasound detection was 41.0% (16/39) in 2012–2018 and 61.3% (49/80) in 2019–2026; CT 47.0% and 66.7%; UGI 77.1% and 82.3% (Table 4). For ultrasound this change was accounted for by a shift in how the examination was booked: great-vessel-coded studies rose from 28.2% to 62.5% (Fisher p&lt;0.001). Later era was associated with detection (odds ratio 2.27 [1.04–4.96], p=0.039); adding the great-vessel-coded indicator reduced the era term to 1.56 (0.67–3.62, p=0.30) while the indicator carried an odds ratio of 3.46 (1.56–7.67, p=0.002), and detection with such a study was similar in both eras (72.7% and 70.0%) against 28.6% and 46.7% without it. The coding shift tracked whirlpool documentation (44.1% of gastrointestinal-coded vs 65.6% of great-vessel-coded examinations) but not duodenal mention (7.4% vs 1.6%).</w:t>
-      </w:r>
-    </w:p>
-    <w:p>
-      <w:pPr>
-        <w:spacing w:after="160"/>
-      </w:pPr>
-      <w:r>
-        <w:t>For CT, contrast-enhanced studies rose from 12.1% to 24.8% and enhancement was strongly associated with detection (84.6% vs 47.4%; p&lt;0.001) — confounded by indication — and adjusting for it attenuated the era term only partially (2.26 to 1.98). For the UGI series, whose technique did not change materially, there was no era effect (1.38 [0.75–2.56], p=0.30).</w:t>
+        <w:t>Ultrasound detection was 41.0% (16/39) in 2012–2018 and 61.3% (49/80) in 2019–2026; CT 47.0% and 66.7%; UGI 77.1% and 82.3% (Table 4). For ultrasound the change tracked how the examination was booked: sessions including a great-vessel study rose from 33.3% to 67.5%, and adding that indicator halved the era effect, from +20.2 to +10.3 percentage points, leaving the era odds ratio non-significant while the indicator itself carried an odds ratio of 3.35 (1.51–7.44). Moving the era boundary from 2019 to 2022 left the examination-type odds ratio between 3.07 and 3.85 (all p≤0.007) while the era odds ratio ranged from 2.82 to 1.25 and was non-significant after adjustment throughout (Online Resource 2). The booking shift tracked whirlpool reporting but not duodenal assessment. CT showed a comparable change that contrast enhancement explained only partly, and the UGI series, whose technique did not change, showed none (Table 4).</w:t>
       </w:r>
     </w:p>
     <w:p>
@@ -4337,17 +4190,18 @@
         <w:tblLook w:firstColumn="1" w:firstRow="1" w:lastColumn="0" w:lastRow="0" w:noHBand="0" w:noVBand="1" w:val="04A0"/>
       </w:tblPr>
       <w:tblGrid>
-        <w:gridCol w:w="1560"/>
-        <w:gridCol w:w="1560"/>
-        <w:gridCol w:w="1560"/>
-        <w:gridCol w:w="1560"/>
-        <w:gridCol w:w="1560"/>
-        <w:gridCol w:w="1560"/>
+        <w:gridCol w:w="1337"/>
+        <w:gridCol w:w="1337"/>
+        <w:gridCol w:w="1337"/>
+        <w:gridCol w:w="1337"/>
+        <w:gridCol w:w="1337"/>
+        <w:gridCol w:w="1337"/>
+        <w:gridCol w:w="1337"/>
       </w:tblGrid>
       <w:tr>
         <w:tc>
           <w:tcPr>
-            <w:tcW w:type="dxa" w:w="1560"/>
+            <w:tcW w:type="dxa" w:w="1337"/>
           </w:tcPr>
           <w:p>
             <w:r/>
@@ -4363,7 +4217,7 @@
         </w:tc>
         <w:tc>
           <w:tcPr>
-            <w:tcW w:type="dxa" w:w="1560"/>
+            <w:tcW w:type="dxa" w:w="1337"/>
           </w:tcPr>
           <w:p>
             <w:r/>
@@ -4379,7 +4233,7 @@
         </w:tc>
         <w:tc>
           <w:tcPr>
-            <w:tcW w:type="dxa" w:w="1560"/>
+            <w:tcW w:type="dxa" w:w="1337"/>
           </w:tcPr>
           <w:p>
             <w:r/>
@@ -4395,7 +4249,7 @@
         </w:tc>
         <w:tc>
           <w:tcPr>
-            <w:tcW w:type="dxa" w:w="1560"/>
+            <w:tcW w:type="dxa" w:w="1337"/>
           </w:tcPr>
           <w:p>
             <w:r/>
@@ -4405,13 +4259,13 @@
                 <w:b/>
                 <w:sz w:val="17"/>
               </w:rPr>
-              <w:t>Era OR (95% CI)</w:t>
+              <w:t>Era odds ratio (95% CI)</w:t>
             </w:r>
           </w:p>
         </w:tc>
         <w:tc>
           <w:tcPr>
-            <w:tcW w:type="dxa" w:w="1560"/>
+            <w:tcW w:type="dxa" w:w="1337"/>
           </w:tcPr>
           <w:p>
             <w:r/>
@@ -4421,13 +4275,13 @@
                 <w:b/>
                 <w:sz w:val="17"/>
               </w:rPr>
-              <w:t>Era OR after adjustment for examination content</w:t>
+              <w:t>Era odds ratio after adjustment for examination content</w:t>
             </w:r>
           </w:p>
         </w:tc>
         <w:tc>
           <w:tcPr>
-            <w:tcW w:type="dxa" w:w="1560"/>
+            <w:tcW w:type="dxa" w:w="1337"/>
           </w:tcPr>
           <w:p>
             <w:r/>
@@ -4437,7 +4291,23 @@
                 <w:b/>
                 <w:sz w:val="17"/>
               </w:rPr>
-              <w:t>Content variable OR (95% CI)</w:t>
+              <w:t>Examination-content variable, odds ratio (95% CI)</w:t>
+            </w:r>
+          </w:p>
+        </w:tc>
+        <w:tc>
+          <w:tcPr>
+            <w:tcW w:type="dxa" w:w="1337"/>
+          </w:tcPr>
+          <w:p>
+            <w:r/>
+            <w:r>
+              <w:rPr>
+                <w:rFonts w:ascii="Times New Roman" w:hAnsi="Times New Roman"/>
+                <w:b/>
+                <w:sz w:val="17"/>
+              </w:rPr>
+              <w:t>Average marginal effect of later era, percentage points (crude → adjusted)</w:t>
             </w:r>
           </w:p>
         </w:tc>
@@ -4445,7 +4315,7 @@
       <w:tr>
         <w:tc>
           <w:tcPr>
-            <w:tcW w:type="dxa" w:w="1560"/>
+            <w:tcW w:type="dxa" w:w="1337"/>
           </w:tcPr>
           <w:p>
             <w:r/>
@@ -4460,7 +4330,7 @@
         </w:tc>
         <w:tc>
           <w:tcPr>
-            <w:tcW w:type="dxa" w:w="1560"/>
+            <w:tcW w:type="dxa" w:w="1337"/>
           </w:tcPr>
           <w:p>
             <w:r/>
@@ -4475,7 +4345,7 @@
         </w:tc>
         <w:tc>
           <w:tcPr>
-            <w:tcW w:type="dxa" w:w="1560"/>
+            <w:tcW w:type="dxa" w:w="1337"/>
           </w:tcPr>
           <w:p>
             <w:r/>
@@ -4490,7 +4360,7 @@
         </w:tc>
         <w:tc>
           <w:tcPr>
-            <w:tcW w:type="dxa" w:w="1560"/>
+            <w:tcW w:type="dxa" w:w="1337"/>
           </w:tcPr>
           <w:p>
             <w:r/>
@@ -4499,13 +4369,13 @@
                 <w:rFonts w:ascii="Times New Roman" w:hAnsi="Times New Roman"/>
                 <w:sz w:val="17"/>
               </w:rPr>
-              <w:t>1.38 (0.75–2.56) (p=0.304)</w:t>
+              <w:t>1.38 (0.75–2.56), p=0.304</w:t>
             </w:r>
           </w:p>
         </w:tc>
         <w:tc>
           <w:tcPr>
-            <w:tcW w:type="dxa" w:w="1560"/>
+            <w:tcW w:type="dxa" w:w="1337"/>
           </w:tcPr>
           <w:p>
             <w:r/>
@@ -4520,7 +4390,7 @@
         </w:tc>
         <w:tc>
           <w:tcPr>
-            <w:tcW w:type="dxa" w:w="1560"/>
+            <w:tcW w:type="dxa" w:w="1337"/>
           </w:tcPr>
           <w:p>
             <w:r/>
@@ -4533,11 +4403,26 @@
             </w:r>
           </w:p>
         </w:tc>
+        <w:tc>
+          <w:tcPr>
+            <w:tcW w:type="dxa" w:w="1337"/>
+          </w:tcPr>
+          <w:p>
+            <w:r/>
+            <w:r>
+              <w:rPr>
+                <w:rFonts w:ascii="Times New Roman" w:hAnsi="Times New Roman"/>
+                <w:sz w:val="17"/>
+              </w:rPr>
+              <w:t>+5.2</w:t>
+            </w:r>
+          </w:p>
+        </w:tc>
       </w:tr>
       <w:tr>
         <w:tc>
           <w:tcPr>
-            <w:tcW w:type="dxa" w:w="1560"/>
+            <w:tcW w:type="dxa" w:w="1337"/>
           </w:tcPr>
           <w:p>
             <w:r/>
@@ -4552,7 +4437,7 @@
         </w:tc>
         <w:tc>
           <w:tcPr>
-            <w:tcW w:type="dxa" w:w="1560"/>
+            <w:tcW w:type="dxa" w:w="1337"/>
           </w:tcPr>
           <w:p>
             <w:r/>
@@ -4567,7 +4452,7 @@
         </w:tc>
         <w:tc>
           <w:tcPr>
-            <w:tcW w:type="dxa" w:w="1560"/>
+            <w:tcW w:type="dxa" w:w="1337"/>
           </w:tcPr>
           <w:p>
             <w:r/>
@@ -4582,7 +4467,7 @@
         </w:tc>
         <w:tc>
           <w:tcPr>
-            <w:tcW w:type="dxa" w:w="1560"/>
+            <w:tcW w:type="dxa" w:w="1337"/>
           </w:tcPr>
           <w:p>
             <w:r/>
@@ -4591,13 +4476,13 @@
                 <w:rFonts w:ascii="Times New Roman" w:hAnsi="Times New Roman"/>
                 <w:sz w:val="17"/>
               </w:rPr>
-              <w:t>2.26 (1.39–3.67) (p=0.001)</w:t>
+              <w:t>2.26 (1.39–3.67), p=0.001</w:t>
             </w:r>
           </w:p>
         </w:tc>
         <w:tc>
           <w:tcPr>
-            <w:tcW w:type="dxa" w:w="1560"/>
+            <w:tcW w:type="dxa" w:w="1337"/>
           </w:tcPr>
           <w:p>
             <w:r/>
@@ -4606,13 +4491,13 @@
                 <w:rFonts w:ascii="Times New Roman" w:hAnsi="Times New Roman"/>
                 <w:sz w:val="17"/>
               </w:rPr>
-              <w:t>1.98 (1.20–3.28) (p=0.008)</w:t>
+              <w:t>1.98 (1.20–3.28), p=0.008</w:t>
             </w:r>
           </w:p>
         </w:tc>
         <w:tc>
           <w:tcPr>
-            <w:tcW w:type="dxa" w:w="1560"/>
+            <w:tcW w:type="dxa" w:w="1337"/>
           </w:tcPr>
           <w:p>
             <w:r/>
@@ -4621,7 +4506,22 @@
                 <w:rFonts w:ascii="Times New Roman" w:hAnsi="Times New Roman"/>
                 <w:sz w:val="17"/>
               </w:rPr>
-              <w:t>Contrast enhancement 5.53 (2.49–12.27) (p&lt;0.001)</w:t>
+              <w:t>Intravenous contrast enhancement 5.53 (2.49–12.27), p&lt;0.001</w:t>
+            </w:r>
+          </w:p>
+        </w:tc>
+        <w:tc>
+          <w:tcPr>
+            <w:tcW w:type="dxa" w:w="1337"/>
+          </w:tcPr>
+          <w:p>
+            <w:r/>
+            <w:r>
+              <w:rPr>
+                <w:rFonts w:ascii="Times New Roman" w:hAnsi="Times New Roman"/>
+                <w:sz w:val="17"/>
+              </w:rPr>
+              <w:t>+19.7 → +15.6</w:t>
             </w:r>
           </w:p>
         </w:tc>
@@ -4629,7 +4529,7 @@
       <w:tr>
         <w:tc>
           <w:tcPr>
-            <w:tcW w:type="dxa" w:w="1560"/>
+            <w:tcW w:type="dxa" w:w="1337"/>
           </w:tcPr>
           <w:p>
             <w:r/>
@@ -4644,7 +4544,7 @@
         </w:tc>
         <w:tc>
           <w:tcPr>
-            <w:tcW w:type="dxa" w:w="1560"/>
+            <w:tcW w:type="dxa" w:w="1337"/>
           </w:tcPr>
           <w:p>
             <w:r/>
@@ -4659,7 +4559,7 @@
         </w:tc>
         <w:tc>
           <w:tcPr>
-            <w:tcW w:type="dxa" w:w="1560"/>
+            <w:tcW w:type="dxa" w:w="1337"/>
           </w:tcPr>
           <w:p>
             <w:r/>
@@ -4674,7 +4574,7 @@
         </w:tc>
         <w:tc>
           <w:tcPr>
-            <w:tcW w:type="dxa" w:w="1560"/>
+            <w:tcW w:type="dxa" w:w="1337"/>
           </w:tcPr>
           <w:p>
             <w:r/>
@@ -4683,13 +4583,13 @@
                 <w:rFonts w:ascii="Times New Roman" w:hAnsi="Times New Roman"/>
                 <w:sz w:val="17"/>
               </w:rPr>
-              <w:t>2.27 (1.04–4.96) (p=0.039)</w:t>
+              <w:t>2.27 (1.04–4.96), p=0.039</w:t>
             </w:r>
           </w:p>
         </w:tc>
         <w:tc>
           <w:tcPr>
-            <w:tcW w:type="dxa" w:w="1560"/>
+            <w:tcW w:type="dxa" w:w="1337"/>
           </w:tcPr>
           <w:p>
             <w:r/>
@@ -4698,13 +4598,13 @@
                 <w:rFonts w:ascii="Times New Roman" w:hAnsi="Times New Roman"/>
                 <w:sz w:val="17"/>
               </w:rPr>
-              <w:t>1.56 (0.67–3.62) (p=0.303)</w:t>
+              <w:t>1.57 (0.68–3.66), p=0.292</w:t>
             </w:r>
           </w:p>
         </w:tc>
         <w:tc>
           <w:tcPr>
-            <w:tcW w:type="dxa" w:w="1560"/>
+            <w:tcW w:type="dxa" w:w="1337"/>
           </w:tcPr>
           <w:p>
             <w:r/>
@@ -4713,7 +4613,22 @@
                 <w:rFonts w:ascii="Times New Roman" w:hAnsi="Times New Roman"/>
                 <w:sz w:val="17"/>
               </w:rPr>
-              <w:t>Great-vessel-coded examination 3.46 (1.56–7.67) (p=0.002)</w:t>
+              <w:t>Session included a great-vessel study 3.35 (1.51–7.44), p=0.003</w:t>
+            </w:r>
+          </w:p>
+        </w:tc>
+        <w:tc>
+          <w:tcPr>
+            <w:tcW w:type="dxa" w:w="1337"/>
+          </w:tcPr>
+          <w:p>
+            <w:r/>
+            <w:r>
+              <w:rPr>
+                <w:rFonts w:ascii="Times New Roman" w:hAnsi="Times New Roman"/>
+                <w:sz w:val="17"/>
+              </w:rPr>
+              <w:t>+20.2 → +10.3</w:t>
             </w:r>
           </w:p>
         </w:tc>
@@ -4728,7 +4643,7 @@
           <w:i/>
           <w:sz w:val="17"/>
         </w:rPr>
-        <w:t>Modality-specific logistic models. For ultrasound the content variable is whether the examination was booked and reported under the abdominal great-vessel item rather than the gastrointestinal ultrasound item (great-vessel-coded); this is an ordering and reporting label, not a record of technique. For CT the variable is intravenous contrast enhancement. Attenuation of the era odds ratio after the content variable is added indicates that the temporal change operated through what the examination was rather than through calendar time. The content variables were not randomly assigned and are themselves confounded by indication; these models are explanatory rather than causal.</w:t>
+        <w:t>Modality-specific logistic models. For ultrasound the content variable is whether the examination session included an abdominal great-vessel study; this is an ordering and reporting label, not a record of technique. For CT the variable is intravenous contrast enhancement. Odds ratios and average marginal effects are both shown because a conditional odds ratio attenuates when a predictive covariate is added even in the absence of mediation (non-collapsibility), so the marginal effect is the more interpretable measure of how much of the era difference the content variable accounts for. The content variables were not randomised and are themselves confounded by indication: a child suspected of volvulus is both more likely to be booked for a great-vessel study and more likely to have a whirlpool to find. These models are explanatory, not causal. Sensitivity analyses moving the era boundary from 2019 to 2022 are in Online Resource 2.</w:t>
       </w:r>
     </w:p>
     <w:p>
@@ -4744,7 +4659,7 @@
         <w:spacing w:after="160"/>
       </w:pPr>
       <w:r>
-        <w:t>Fifty-nine children underwent all three modalities: not a random sample but a subgroup in whom the diagnosis had remained uncertain, more severely and more recently affected than the rest (96.6% volvulus vs 86.6%; 83.1% neonates vs 65.5%). The UGI series was positive in 76.3%, ultrasound in 52.5% and CT in 47.5% (Cochran's Q p=0.001), unchanged when restricted to examinations within 48 h or 24 h of each other (Online Resource 2). Only 62 children (13.3%) had malrotation without volvulus, of whom 6 underwent ultrasound, so the cohort says very little about the children in whom the ultrasound-first debate is most active, and we make no claims about them.</w:t>
+        <w:t>Fifty-nine children underwent all three modalities — not a random sample but a subgroup in whom the diagnosis had remained uncertain, more severely affected than the other 351 imaged children (96.6% vs 86.6% volvulus; 83.1% vs 65.5% neonates). The UGI series was positive in 76.3%, ultrasound in 52.5% and CT in 47.5% (Cochran's Q p=0.001), unchanged within 48 h or 24 h (Online Resource 2) — reporting within one selected subgroup, not accuracy. Only 6 of the 62 children (13.3%) with malrotation but no volvulus underwent ultrasound, so the cohort says little about the children in whom the ultrasound-first debate is most active.</w:t>
       </w:r>
     </w:p>
     <w:p>
@@ -4760,7 +4675,7 @@
         <w:spacing w:after="160"/>
       </w:pPr>
       <w:r>
-        <w:t>In 13.5 years of routine practice, ultrasound reports for children who proved to have intestinal malrotation almost never contained the findings on which modern ultrasound accuracy depends. D3 or the duodenojejunal junction appeared in two of 119 examinations, the mesenteric-vessel relationship in 8.4%, enteric fluid administration in two. What the reports did contain was the whirlpool sign, in about half, and detection followed it almost perfectly. Ultrasound here functioned as a test for midgut volvulus: a child whose midgut was not actively twisted when scanned was unlikely to be identified.</w:t>
+        <w:t>In 13.5 years of routine practice, ultrasound reports for children who proved to have intestinal malrotation almost never recorded the duodenal anatomy on which contemporary ultrasound accuracy depends: D3 or the duodenojejunal junction in three of 119 examinations, the mesenteric-vessel relationship in 12, enteric fluid administration in two. What the reports did contain was the whirlpool sign — in about half of all examinations, and in only about half of the children whose operation confirmed volvulus. Ultrasound here functioned as a test for midgut volvulus, and an imperfect one.</w:t>
       </w:r>
     </w:p>
     <w:p>
@@ -4768,7 +4683,7 @@
         <w:spacing w:after="160"/>
       </w:pPr>
       <w:r>
-        <w:t>This reframes the most-cited number in our data. Ultrasound named malrotation in 54.6% of surgically confirmed children who underwent it, against published sensitivities of 93–97% [8, 9, 12, 19]. It would be wrong to read that as evidence that ultrasound performs poorly: the published figures came from examinations that assessed D3 — the most accurate single sign for malrotation in the 2025 multicentre series [12] — and the duodenojejunal junction, often with enteric fluid, by readers alert to the diagnosis [18, 20, 21]; ours, on the evidence of their own reports, did not. The 2021 systematic review anticipated this, finding better performance where the mesenteric vessels and enteric fluid were used [8].</w:t>
+        <w:t>This frames the most-cited number in our data. Ultrasound named malrotation in 54.6% of the surgically confirmed children who underwent it, against sensitivities of 93–97% in series of children investigated for suspicion [8, 9, 12, 19]. The two are not interchangeable — ours is conditioned on confirmed disease and on whatever indications selected these children, so the difference mixes case-mix with technique — but the audit shows the technique component to be real and measurable. The published figures came from examinations that assessed D3, the most accurate single sign in the 2025 multicentre series [12], and the duodenojejunal junction, often with enteric fluid, by readers alert to the diagnosis [18, 20, 21]; ours, on the evidence of their own reports, did not. The 2021 systematic review anticipated this, finding better performance where the mesenteric vessels and enteric fluid were used [8].</w:t>
       </w:r>
     </w:p>
     <w:p>
@@ -4776,7 +4691,7 @@
         <w:spacing w:after="160"/>
       </w:pPr>
       <w:r>
-        <w:t>The temporal analysis points the same way. Detection improved from 41% to 61%, but not as a property of calendar time: once the shift toward great-vessel-coded examination was taken into account the era effect fell to a non-significant 1.56 while the coding indicator carried an odds ratio of 3.46. The department's own account matches: no equipment, staffing or protocol change, and growing awareness of the diagnosis from about 2021. That awareness attached to the whirlpool sign rather than to duodenal anatomy, so even the improvement ran toward detecting volvulus rather than the duodenal assessment underpinning the published figures. The remaining gap to 93–97% is then plausibly attributable to the elements that remained all but absent from the reports — D3, the duodenojejunal junction and enteric fluid [20, 21] — although whether adding them would close it is untestable here, and the counter-argument that D3 position alone cannot confidently diagnose malrotation deserves weight [22].</w:t>
+        <w:t>The temporal analysis points the same way without settling it. Detection improved from 41% to 61%, but the improvement tracked what the examination was: adding the great-vessel indicator halved the era effect on the risk-difference scale and left it non-significant, whereas the examination-type effect was stable wherever the era boundary fell. Two cautions apply. The booking category was not randomised — a child suspected of volvulus is both more likely to be booked for a vessel study and more likely to have a whirlpool to find — so indication and technique cannot be separated here; and attenuation of a conditional odds ratio is weak evidence by itself, which is why marginal effects are reported alongside. The department's own account is consistent: no equipment, staffing or protocol change, and growing awareness from about 2021 — awareness attached to the whirlpool sign rather than to duodenal anatomy, so even the improvement ran toward detecting volvulus.</w:t>
       </w:r>
     </w:p>
     <w:p>
@@ -4784,7 +4699,7 @@
         <w:spacing w:after="160"/>
       </w:pPr>
       <w:r>
-        <w:t>Three features of the design make the between-modality differences uninterpretable as accuracy, and we regard them as decisive rather than as caveats. The reference standard is not independent of the index tests: the surgeon knew the preoperative imaging, and a positive UGI series often precipitated the operation that confirmed the diagnosis — an incorporation bias asymmetrical between tests. Pathway position differed, the UGI series being the last examination before operation in 75% of children who received it. And the modalities were used in different children for different reasons (Table 1), which no adjustment can undo.</w:t>
+        <w:t>Three features of the design make the between-modality differences uninterpretable as accuracy. The reference standard is not independent of the index tests: the surgeon knew the preoperative imaging, and a positive UGI series often precipitated the operation that confirmed the diagnosis — an incorporation bias asymmetrical between tests. Pathway position differed, the UGI series being last before operation in 75% of children who received it. And the modalities were used in different children for different reasons (Table 1), which no adjustment can undo.</w:t>
       </w:r>
     </w:p>
     <w:p>
@@ -4792,7 +4707,7 @@
         <w:spacing w:after="160"/>
       </w:pPr>
       <w:r>
-        <w:t>This study measures the distance between performance as established in the literature and as delivered by a real department's reports. Departments adopting an ultrasound-first pathway on the strength of 93–97% sensitivities should first establish that their own examinations resemble those that produced them. Awareness alone moved detection from 41% to 61% here but left the duodenal landmarks all but unexamined; a structured report requiring explicit statements about D3, the duodenojejunal junction, the vessel relationship and study adequacy would anchor what awareness achieved unevenly. Where such an examination cannot be delivered, a negative ultrasound should not exclude malrotation in a child with persistent suspicion.</w:t>
+        <w:t>Departments adopting an ultrasound-first pathway on the strength of 93–97% sensitivities should first establish that their own examinations resemble those that produced them. Awareness alone moved detection from 41% to 61% here but left the duodenal landmarks all but unexamined; a structured report requiring explicit statements about D3, the duodenojejunal junction, the vessel relationship and study adequacy would make that gap auditable. Where such an examination cannot be delivered, a negative ultrasound should not exclude malrotation in a child with persistent suspicion.</w:t>
       </w:r>
     </w:p>
     <w:p>
@@ -4808,7 +4723,7 @@
         <w:spacing w:after="160"/>
       </w:pPr>
       <w:r>
-        <w:t>This is not a diagnostic accuracy study: detection rates from a surgically confirmed cohort do not transfer to children investigated for suspected malrotation, in whom contemporary studies report far higher ultrasound performance [8, 12, 19]. The cohort is heavily skewed toward severe neonatal disease and says little about older children with intermittent symptoms, incidental or non-volvulus malrotation, or stable outpatients. Modality choice and the decision to operate were clinically entangled, and the 55 children without an index test were excluded from the denominators, an informative missingness of unknown direction.</w:t>
+        <w:t>This is not a diagnostic accuracy study: detection among surgically confirmed children who received a test does not transfer to children investigated for suspicion, in whom contemporary studies report far higher ultrasound performance [8, 12, 19]. The cohort is skewed toward severe neonatal disease and says little about older children with intermittent symptoms, incidental or non-volvulus malrotation, or stable outpatients. The 55 children without an index test were excluded from the denominators, an informative missingness of unknown direction. The volvulus definition accepted any documented degree of rotation: of the 327 children with a stated degree 308 had at least 360° and 19 had 90–270°, and restricting volvulus to the former moves its prevalence from 86.7% to 82.6% without changing a conclusion (Online Resource 2).</w:t>
       </w:r>
     </w:p>
     <w:p>
@@ -4816,7 +4731,7 @@
         <w:spacing w:after="160"/>
       </w:pPr>
       <w:r>
-        <w:t>Index tests were classified from report text rather than blinded image review, so this study measures reported detection, not achievable image-based accuracy: a finding seen but not written, and an inadequate examination reported as normal, are indistinguishable here. We regard this as the boundary of the question rather than a defect in answering it, since the report is what the clinician acts on. Comparisons were not adjusted for multiplicity, and radiation dose metrics could not be captured because CT was ascertained from report text rather than a dose registry. Whether this single centre's deficit generalises is unknown.</w:t>
+        <w:t>Index tests were classified from report text rather than blinded image review, so this study measures reported detection, not achievable image-based accuracy: a finding seen but not written, and an inadequate examination reported as normal, are indistinguishable here — the boundary of the question rather than a defect in answering it, since the report is what the clinician acts on. Radiation dose could not be captured, and whether this centre's deficit generalises is unknown.</w:t>
       </w:r>
     </w:p>
     <w:p>
@@ -4832,7 +4747,7 @@
         <w:spacing w:after="160"/>
       </w:pPr>
       <w:r>
-        <w:t>Routine ultrasound reports for children with surgically confirmed intestinal malrotation documented the duodenal landmarks that underpin contemporary ultrasound accuracy in fewer than 2% of examinations, and detection tracked the whirlpool sign almost perfectly: ultrasound here was, in practice, a test for midgut volvulus rather than for malrotation, and its improvement over time followed a shift in examination type rather than the passage of time. These detection rates establish no sensitivity, specificity or ranking of the modalities and should not be used to argue against ultrasound-first pathways. They argue instead that a department's own technique and reporting content determine whether published performance is achievable locally — measurable, and correctable, by audit.</w:t>
+        <w:t>Routine ultrasound reports for children with surgically confirmed intestinal malrotation documented the duodenal landmarks that underpin contemporary ultrasound accuracy in under 3% of examinations, and named the diagnosis almost only when a whirlpool sign was reported — which happened in about half of the children whose operation confirmed volvulus. Ultrasound here was, in practice, a test for midgut volvulus rather than for malrotation. These rates establish no specificity, predictive value or ranking of the modalities and are no argument against ultrasound-first pathways; they argue instead that a department's own technique and reporting content decide whether published performance is achievable locally — measurable, and correctable, by audit.</w:t>
       </w:r>
     </w:p>
     <w:p>
@@ -4848,7 +4763,7 @@
         <w:spacing w:after="160"/>
       </w:pPr>
       <w:r>
-        <w:t>CI: Confidence interval; CTDIvol: Volume CT dose index; D3: Third portion of the duodenum; GEE: Generalised estimating equation; IQR: Interquartile range; OR: Odds ratio; STARD: Standards for Reporting of Diagnostic Accuracy Studies; STROBE: Strengthening the Reporting of Observational Studies in Epidemiology; UGI: Upper gastrointestinal</w:t>
+        <w:t>CI: Confidence interval; D3: Third portion of the duodenum; GEE: Generalised estimating equation; IQR: Interquartile range; OR: Odds ratio; STARD: Standards for Reporting of Diagnostic Accuracy Studies; STROBE: Strengthening the Reporting of Observational Studies in Epidemiology; UGI: Upper gastrointestinal</w:t>
       </w:r>
     </w:p>
     <w:p>
@@ -4870,7 +4785,7 @@
         <w:t>Online Resource 1.</w:t>
       </w:r>
       <w:r>
-        <w:t xml:space="preserve"> Text-classification algorithm and report-content audit: full rule dictionary, negation and scope handling, priority rules, worked examples of misclassification, the per-modality distribution of positive, negative and tentative labels, and a runnable reference implementation of the rule set (`Online_Resource_1_classifier.py`), which reproduces 97.7% of the final labels.</w:t>
+        <w:t xml:space="preserve"> Text-classification algorithm and report-content audit: full rule dictionary, negation and scope handling, priority rules, worked examples of misclassification, the per-modality distribution of positive, negative and tentative labels, and a runnable reference implementation of the rule set (`Online_Resource_1_classifier.py`), which reproduces 97.7% of the final labels. That figure measures agreement between the published code and the labels used here; the 92% above measures agreement between the algorithm and the blinded adjudicator.</w:t>
       </w:r>
     </w:p>
     <w:p>
@@ -4884,7 +4799,7 @@
         <w:t>Online Resource 2.</w:t>
       </w:r>
       <w:r>
-        <w:t xml:space="preserve"> Between-modality generalised estimating equation models; the subgroup receiving all three examinations, with 48-h and 24-h timing sensitivity analyses; detection stratified by midgut volvulus and by age; and detection of a volvulus-specific sign among children with confirmed volvulus.</w:t>
+        <w:t xml:space="preserve"> Between-modality generalised estimating equation models; the subgroup receiving all three examinations, with 48-h and 24-h timing sensitivity analyses; detection stratified by midgut volvulus and by age; detection of a volvulus-specific sign among children with confirmed volvulus; and sensitivity analyses varying the era boundary from 2019 to 2022, restricting midgut volvulus to a documented rotation of 360° or more, and taking the earliest rather than the closest preoperative examination as the index unit.</w:t>
       </w:r>
     </w:p>
     <w:p>
@@ -4898,7 +4813,7 @@
         <w:t>Online Resource 3.</w:t>
       </w:r>
       <w:r>
-        <w:t xml:space="preserve"> Content audit of the 320 CT and 301 upper gastrointestinal series index reports, with detection conditional on documented content.</w:t>
+        <w:t xml:space="preserve"> Content audit of the 320 CT and 301 upper gastrointestinal series index examinations, with detection conditional on documented content.</w:t>
       </w:r>
     </w:p>
     <w:p>
@@ -5276,7 +5191,7 @@
         <w:t>Fig. 1 Study flow and the imaging received by children without an index test.</w:t>
       </w:r>
       <w:r>
-        <w:t xml:space="preserve"> Assembly of the surgically confirmed malrotation cohort and availability of each preoperative index test. Every one of the 55 children who received none of the three index examinations nonetheless had other preoperative imaging; the breakdown is shown at right.</w:t>
+        <w:t xml:space="preserve"> Assembly of the surgically confirmed malrotation cohort, availability of each preoperative index test, and reduction of 812 eligible preoperative reports to 740 index examination episodes. Every one of the 55 children who received none of the three index examinations nonetheless had other preoperative imaging, five of them documented before transfer; the breakdown is shown at right.</w:t>
       </w:r>
     </w:p>
     <w:p>
@@ -5290,7 +5205,7 @@
         <w:t>Fig. 2 Report-level detection by modality, each estimate with its own denominator.</w:t>
       </w:r>
       <w:r>
-        <w:t xml:space="preserve"> Detection among children with a preoperative index examination (Wilson 95% confidence intervals). Each estimate is drawn from a different, indication-selected group of children, so the rates are not directly comparable between modalities and do not constitute sensitivity.</w:t>
+        <w:t xml:space="preserve"> Detection among children with a preoperative index examination (Wilson 95% confidence intervals). Each estimate is drawn from a different, indication-selected group of children, so the rates are not directly comparable between modalities and are not sensitivities for children investigated for suspected malrotation.</w:t>
       </w:r>
     </w:p>
     <w:p>
@@ -5301,7 +5216,7 @@
         <w:rPr>
           <w:b/>
         </w:rPr>
-        <w:t>Fig. 3 Ultrasound report content and detection conditional on that content.</w:t>
+        <w:t>Fig. 3 Ultrasound examination content and detection conditional on that content.</w:t>
       </w:r>
       <w:r>
         <w:t xml:space="preserve"> </w:t>
@@ -5313,7 +5228,7 @@
         <w:t>a</w:t>
       </w:r>
       <w:r>
-        <w:t xml:space="preserve"> Documented content of the 119 ultrasound index reports. </w:t>
+        <w:t xml:space="preserve"> Documented content of the 119 ultrasound index examinations. </w:t>
       </w:r>
       <w:r>
         <w:rPr>
@@ -5322,7 +5237,7 @@
         <w:t>b</w:t>
       </w:r>
       <w:r>
-        <w:t xml:space="preserve"> Report-level detection conditional on that content. Two reports documented the third portion of the duodenum or the duodenojejunal junction; detection was 100% when a whirlpool sign was recorded and 10% when it was not.</w:t>
+        <w:t xml:space="preserve"> Report-level detection conditional on that content. Three examinations documented the third portion of the duodenum or the duodenojejunal junction. Detection when a whirlpool sign was reported is partly definitional, the sign being one of the positivity criteria; the informative contrast is the 7 of 61 examinations that named the diagnosis without one.</w:t>
       </w:r>
     </w:p>
     <w:sectPr>

--- a/诊断效能_英文稿_InsightsIntoImaging投稿版_v4.docx
+++ b/诊断效能_英文稿_InsightsIntoImaging投稿版_v4.docx
@@ -24,7 +24,7 @@
         <w:spacing w:after="160"/>
       </w:pPr>
       <w:r>
-        <w:t>Word count: 2,997 (main text, excluding abstract, key points, figure and table legends, references and declarations); Tables: 4; Figures: 3; Supplementary: 3 Online Resources</w:t>
+        <w:t>Word count: 2,999 (main text, excluding abstract, key points, figure and table legends, references and declarations); Tables: 4; Figures: 3; Supplementary: 3 Online Resources</w:t>
       </w:r>
     </w:p>
     <w:p>
@@ -212,7 +212,7 @@
         <w:spacing w:after="160"/>
       </w:pPr>
       <w:r>
-        <w:t xml:space="preserve">This was a retrospective, single-centre, case-only report audit approved by the institutional review board with waiver of consent. Reporting follows STROBE [14]; STARD was not used, because the design is not a diagnostic accuracy study. The cohort contains no children in whom malrotation was suspected and excluded, which fixes what can be measured. The outcome is the </w:t>
+        <w:t xml:space="preserve">This was a retrospective, single-centre, case-only report audit approved by the institutional review board with waiver of consent. Reporting follows STROBE [14]; STARD was not used, the design not being a diagnostic accuracy study. The cohort contains no children in whom malrotation was suspected and excluded, which fixes what can be measured. The outcome is the </w:t>
       </w:r>
       <w:r>
         <w:rPr>
@@ -264,7 +264,7 @@
         <w:spacing w:after="160"/>
       </w:pPr>
       <w:r>
-        <w:t>We identified consecutive children who underwent surgery for intestinal malrotation between December 2012 and June 2026 from the institutional surgical records database, reviewing every retrieved operative record. Inclusion required an operative diagnosis of malrotation, the reference standard. Midgut volvulus was defined by an explicit operative statement of torsion or by a documented degree of midgut or mesenteric rotation, with no minimum degree required (see Limitations). No child meeting the criterion was excluded; no sample-size calculation was performed.</w:t>
+        <w:t>We searched the institutional surgical records database for operations performed between December 2012 and June 2026 whose operative diagnosis named intestinal malrotation or whose procedure was recorded as a Ladd procedure, and reviewed every retrieved record (exact search strings in Online Resource 1). Of 559 operative records in 499 children, 503 records in 465 consecutive children met this criterion, which served as the reference standard. Midgut volvulus was defined by an explicit operative statement of torsion or by a documented degree of midgut or mesenteric rotation, with no minimum degree required (see Limitations). No sample-size calculation was performed.</w:t>
       </w:r>
     </w:p>
     <w:p>
@@ -272,7 +272,7 @@
         <w:spacing w:after="160"/>
       </w:pPr>
       <w:r>
-        <w:t>Three modalities were evaluated: ultrasound (sessions booked as gastrointestinal, abdominal great-vessel or pyloric), abdominal CT and the UGI contrast series; contrast enemas were not counted. For each child and modality the index unit was the examination episode closest to the operation, pooling every report of that modality issued that day, because the department routinely issues separate gastrointestinal and great-vessel reports for one ultrasound session. This gave 740 index examinations from 778 reports; 34 earlier repeat examinations were not audited (Fig. 1). The formal indication on each request was not retrievable, so confounding by indication is displayed through the characteristics of each modality group (Table 1) rather than adjusted away.</w:t>
+        <w:t>Three modalities were evaluated: ultrasound (sessions booked as gastrointestinal, abdominal great-vessel or pyloric), abdominal CT and the UGI contrast series; contrast enemas were not counted. For each child and modality the index unit was the examination episode closest to the operation, pooling every report of that modality issued that day, because the department routinely issues separate gastrointestinal and great-vessel reports for one ultrasound session. This gave 740 index examinations from 778 reports; 34 earlier repeat examinations were not audited (Fig. 1). The formal indication on each request was not retrievable, so confounding by indication is displayed through each modality group's characteristics (Table 1) rather than adjusted away.</w:t>
       </w:r>
     </w:p>
     <w:p>
@@ -304,7 +304,7 @@
         <w:spacing w:after="160"/>
       </w:pPr>
       <w:r>
-        <w:t>An examination was positive when its conclusion named malrotation or midgut volvulus, including tentative phrasing, or described a modality-specific sign of it: for ultrasound a whirlpool or an explicit statement of mesenteric vessel inversion; for the UGI series a corkscrew or spring appearance or a malpositioned duodenojejunal junction; for CT a mesenteric whirl or an explicitly abnormal duodenal position. Explicit negation was negative and isolated gastric volvulus was not counted. Because the whirlpool is both an audited element and a positivity criterion, we report how often the conclusion named the diagnosis outright. Because tentative phrasing is standard here, we tabulated the certainty tier of every positive conclusion and repeated the analyses with "possible"-tier conclusions reclassified as negative.</w:t>
+        <w:t>An examination was positive when its conclusion named malrotation or midgut volvulus, including tentative phrasing, or described a modality-specific sign of it: for ultrasound a whirlpool or an explicit statement of mesenteric vessel inversion; for the UGI series a corkscrew or spring appearance or a malpositioned duodenojejunal junction; for CT a mesenteric whirl or an explicitly abnormal duodenal position. Explicit negation was negative and isolated gastric volvulus was not counted. Because the whirlpool is both an audited element and a positivity criterion, we report how often conclusions named the diagnosis outright. Because tentative phrasing is standard here, we tabulated the certainty tier of every positive conclusion and repeated the analyses with "possible"-tier conclusions reclassified as negative.</w:t>
       </w:r>
     </w:p>
     <w:p>
@@ -312,7 +312,7 @@
         <w:spacing w:after="160"/>
       </w:pPr>
       <w:r>
-        <w:t>Report text was classified with a rule-based, clause-level algorithm with explicit negation handling [15]; the rule dictionary, negation logic, per-modality label distribution and worked misclassification examples are in Online Resource 1. A paediatric surgeon blinded to the operative findings adjudicated 32 reports: agreement was 92% (Cohen kappa 0.83) in a stratified random sample of 24, and a targeted review of 8 suspected discordances found 5 further under-calls, corrected but excluded from the agreement statistics as a selected sample. All discordances were machine under-calls, so detection rates are conservative; validation rested on one adjudicator, so interobserver agreement could not be estimated.</w:t>
+        <w:t>Report text was classified with a rule-based, clause-level algorithm with explicit negation handling [15]; the rule dictionary, negation logic, per-modality label distribution and worked misclassification examples are in Online Resource 1. A paediatric surgeon blinded to the operative findings adjudicated 32 reports: agreement was 92% (Cohen kappa 0.83) in a stratified random sample of 24, and a targeted review of 8 suspected discordances found 5 further under-calls, corrected but excluded from the agreement statistics. All discordances were machine under-calls, so detection rates are conservative; validation rested on one adjudicator, so interobserver agreement could not be estimated.</w:t>
       </w:r>
     </w:p>
     <w:p>
@@ -352,7 +352,7 @@
         <w:spacing w:after="160"/>
       </w:pPr>
       <w:r>
-        <w:t>Of 465 children with surgically confirmed malrotation, 302 (64.9%) were neonates and 403 (86.7%) had midgut volvulus (Table 1). An index examination was available in 301 children for the UGI series, 320 for CT and 119 for ultrasound; 410 had at least one and 59 had all three. The remaining 55 (11.8%) had none of the three, but none was operated on without imaging — the five with no in-hospital study each had imaging documented before transfer — and they were older, less often neonates and less often had volvulus than the imaged children (Fig. 1).</w:t>
+        <w:t>Of 465 children with surgically confirmed malrotation, 302 (64.9%) were neonates and 403 (86.7%) had midgut volvulus (Table 1). An index examination was available in 301 children for the UGI series, 320 for CT and 119 for ultrasound; 410 had at least one and 59 had all three. The remaining 55 (11.8%) had none of the three, but none was operated on without imaging — the five with no in-hospital study each had imaging documented before transfer — and they were older and less often had volvulus than the imaged children (Fig. 1).</w:t>
       </w:r>
     </w:p>
     <w:p>
@@ -2598,7 +2598,7 @@
         <w:spacing w:after="160"/>
       </w:pPr>
       <w:r>
-        <w:t>Detection followed this content closely. Ultrasound named malrotation in 58 of the 58 examinations reporting a whirlpool and in 7 of the 61 without one (11.5%, 95% CI 5.7–22.0). That contrast is in part definitional, because a whirlpool is itself one of the positivity criteria; all 58 of those conclusions named malrotation or volvulus outright. The informative half is the converse: a whirlpool was reported in only 58 of the 113 children (51.3%) whose operation confirmed midgut volvulus. Ten of the 12 examinations addressing the mesenteric vessels were positive, the two exceptions being those that recorded the vessel relationship as normal, and detection was 46/67 for sessions including a great-vessel study against 19/52 for those without. The CT and UGI audits show the same principle with different content: a mesenteric whirl in 36.2% of CT examinations and the duodenojejunal junction in 51.2% of UGI examinations, each closely followed by detection (Online Resource 3).</w:t>
+        <w:t>Detection followed this content closely. Ultrasound named malrotation in 58 of the 58 examinations reporting a whirlpool and in 7 of the 61 without one (11.5%, 95% CI 5.7–22.0). That contrast is in part definitional, because a whirlpool is itself one of the positivity criteria; all 58 of those conclusions named malrotation or volvulus outright. The informative half is the converse: a whirlpool was reported in only 58 of the 113 children (51.3%) whose operation confirmed midgut volvulus. Ten of the 12 examinations addressing the mesenteric vessels were positive, the exceptions being the two recording the vessel relationship as normal; detection was 46/67 for sessions including a great-vessel study against 19/52 for those without. The CT and UGI audits show the same principle with different content: a mesenteric whirl in 36.2% of CT examinations and the duodenojejunal junction in 51.2% of UGI examinations, each closely followed by detection (Online Resource 3).</w:t>
       </w:r>
     </w:p>
     <w:p>
@@ -4683,7 +4683,7 @@
         <w:spacing w:after="160"/>
       </w:pPr>
       <w:r>
-        <w:t>This frames the most-cited number in our data. Ultrasound named malrotation in 54.6% of the surgically confirmed children who underwent it, against sensitivities of 93–97% in series of children investigated for suspicion [8, 9, 12, 19]. The two are not interchangeable — ours is conditioned on confirmed disease and on whatever indications selected these children, so the difference mixes case-mix with technique — but the audit shows the technique component to be real and measurable. The published figures came from examinations that assessed D3, the most accurate single sign in the 2025 multicentre series [12], and the duodenojejunal junction, often with enteric fluid, by readers alert to the diagnosis [18, 20, 21]; ours, on the evidence of their own reports, did not. The 2021 systematic review anticipated this, finding better performance where the mesenteric vessels and enteric fluid were used [8].</w:t>
+        <w:t>This frames the most-cited number in our data. Ultrasound named malrotation in 54.6% of the surgically confirmed children who underwent it, against sensitivities of 93–97% in series of children investigated for suspicion [8, 9, 12, 19]. The two are not interchangeable — ours is conditioned on confirmed disease and on whatever indications selected these children, so the difference mixes case-mix with technique — but the audit shows the technique component to be real. The published figures came from examinations that assessed D3, the most accurate single sign in the 2025 multicentre series [12], and the duodenojejunal junction, often with enteric fluid, by readers alert to the diagnosis [18, 20, 21]; ours, on the evidence of their own reports, did not. The 2021 systematic review anticipated this, finding better performance where the mesenteric vessels and enteric fluid were used [8].</w:t>
       </w:r>
     </w:p>
     <w:p>
@@ -4691,7 +4691,7 @@
         <w:spacing w:after="160"/>
       </w:pPr>
       <w:r>
-        <w:t>The temporal analysis points the same way without settling it. Detection improved from 41% to 61%, but the improvement tracked what the examination was: adding the great-vessel indicator halved the era effect on the risk-difference scale and left it non-significant, whereas the examination-type effect was stable wherever the era boundary fell. Two cautions apply. The booking category was not randomised — a child suspected of volvulus is both more likely to be booked for a vessel study and more likely to have a whirlpool to find — so indication and technique cannot be separated here; and attenuation of a conditional odds ratio is weak evidence by itself, which is why marginal effects are reported alongside. The department's own account is consistent: no equipment, staffing or protocol change, and growing awareness from about 2021 — awareness attached to the whirlpool sign rather than to duodenal anatomy, so even the improvement ran toward detecting volvulus.</w:t>
+        <w:t>The temporal analysis points the same way without settling it. Detection improved from 41% to 61%, but the improvement tracked what the examination was: adding the great-vessel indicator halved the era effect on the risk-difference scale and left it non-significant, whereas the examination-type effect was stable wherever the era boundary fell. Two cautions apply. The booking category was not randomised — a child suspected of volvulus is both more likely to be booked for a vessel study and more likely to have a whirlpool to find, so indication and technique cannot be separated; and attenuation of a conditional odds ratio is weak evidence by itself, which is why marginal effects are reported alongside. The department's own account is consistent: no equipment, staffing or protocol change, and growing awareness from about 2021 — awareness attached to the whirlpool sign rather than to duodenal anatomy, so even the improvement ran toward detecting volvulus.</w:t>
       </w:r>
     </w:p>
     <w:p>
@@ -4747,7 +4747,7 @@
         <w:spacing w:after="160"/>
       </w:pPr>
       <w:r>
-        <w:t>Routine ultrasound reports for children with surgically confirmed intestinal malrotation documented the duodenal landmarks that underpin contemporary ultrasound accuracy in under 3% of examinations, and named the diagnosis almost only when a whirlpool sign was reported — which happened in about half of the children whose operation confirmed volvulus. Ultrasound here was, in practice, a test for midgut volvulus rather than for malrotation. These rates establish no specificity, predictive value or ranking of the modalities and are no argument against ultrasound-first pathways; they argue instead that a department's own technique and reporting content decide whether published performance is achievable locally — measurable, and correctable, by audit.</w:t>
+        <w:t>Routine ultrasound reports for children with surgically confirmed intestinal malrotation documented the duodenal landmarks that underpin contemporary ultrasound accuracy in under 3% of examinations, and named the diagnosis almost only when a whirlpool sign was reported, which happened in about half of the children whose operation confirmed volvulus. Ultrasound here was, in practice, a test for midgut volvulus rather than for malrotation. These rates establish no specificity, predictive value or ranking of the modalities and are no argument against ultrasound-first pathways; they argue that a department's own technique and reporting content decide whether published performance is achievable locally — measurable, and correctable, by audit.</w:t>
       </w:r>
     </w:p>
     <w:p>
@@ -5191,7 +5191,7 @@
         <w:t>Fig. 1 Study flow and the imaging received by children without an index test.</w:t>
       </w:r>
       <w:r>
-        <w:t xml:space="preserve"> Assembly of the surgically confirmed malrotation cohort, availability of each preoperative index test, and reduction of 812 eligible preoperative reports to 740 index examination episodes. Every one of the 55 children who received none of the three index examinations nonetheless had other preoperative imaging, five of them documented before transfer; the breakdown is shown at right.</w:t>
+        <w:t xml:space="preserve"> Retrieval of 559 operative records in 499 children, assembly of the surgically confirmed cohort, availability of each preoperative index test, and reduction of 812 eligible preoperative reports to 740 index examination episodes. Every one of the 55 children who received none of the three index examinations nonetheless had other preoperative imaging, five of them documented before transfer; the breakdown is shown at right.</w:t>
       </w:r>
     </w:p>
     <w:p>

--- a/诊断效能_英文稿_InsightsIntoImaging投稿版_v4.docx
+++ b/诊断效能_英文稿_InsightsIntoImaging投稿版_v4.docx
@@ -24,7 +24,7 @@
         <w:spacing w:after="160"/>
       </w:pPr>
       <w:r>
-        <w:t>Word count: 2,999 (main text, excluding abstract, key points, figure and table legends, references and declarations); Tables: 4; Figures: 3; Supplementary: 3 Online Resources</w:t>
+        <w:t>Word count: 2,994 (main text, excluding abstract, key points, figure and table legends, references and declarations); Tables: 4; Figures: 3; Supplementary: 3 Online Resources</w:t>
       </w:r>
     </w:p>
     <w:p>
@@ -172,7 +172,7 @@
         <w:spacing w:after="160"/>
       </w:pPr>
       <w:r>
-        <w:t>The upper gastrointestinal (UGI) contrast series has long been the reference imaging test, based on the duodenojejunal junction and the course of the proximal small bowel [5, 6, 13], an interpretation with well-described mimics [17]; abdominal CT is not a dedicated test, its mesenteric swirl being neither reliably present nor specific in children [10, 11]. Over the past decade the field has moved toward ultrasound: series report sensitivities of 93–97% under dedicated protocols, a systematic review of 17 studies and 2,257 children estimated a pooled sensitivity of 94% [7–9, 12], and a multicentre study of 539 children investigated for clinical suspicion supported ultrasound as a safe first-line test [19]. That performance is attributed not to ultrasound as a modality but to specific technical elements — the third portion of the duodenum (D3), the duodenojejunal junction, the superior mesenteric artery–vein relationship, enteric fluid and dynamic graded compression [9, 12, 18, 20, 21] — which the same literature records as demanding and not universally achievable, D3 position alone being argued insufficient for a confident diagnosis [22].</w:t>
+        <w:t>The upper gastrointestinal (UGI) contrast series has long been the reference imaging test, based on the duodenojejunal junction and the course of the proximal small bowel [5, 6, 13], an interpretation with well-described mimics [17]; abdominal CT is not a dedicated test, its mesenteric swirl being neither reliably present nor specific in children [10, 11]. Over the past decade the field has moved toward ultrasound: series report sensitivities of 93–97% under dedicated protocols, a systematic review of 17 studies and 2,257 children estimated a pooled sensitivity of 94% [7–9, 12], and a multicentre study of 539 children investigated for clinical suspicion supported ultrasound as a safe first-line test [19]. That performance is attributed not to ultrasound as a modality but to specific technical elements — the third portion of the duodenum (D3), the duodenojejunal junction, the superior mesenteric artery–vein relationship, enteric fluid and dynamic graded compression [9, 12, 18, 20, 21] — which the same literature records as demanding and not universally achievable, D3 position alone being argued insufficient for diagnosis [22].</w:t>
       </w:r>
     </w:p>
     <w:p>
@@ -264,7 +264,7 @@
         <w:spacing w:after="160"/>
       </w:pPr>
       <w:r>
-        <w:t>We searched the institutional surgical records database for operations performed between December 2012 and June 2026 whose operative diagnosis named intestinal malrotation or whose procedure was recorded as a Ladd procedure, and reviewed every retrieved record (exact search strings in Online Resource 1). Of 559 operative records in 499 children, 503 records in 465 consecutive children met this criterion, which served as the reference standard. Midgut volvulus was defined by an explicit operative statement of torsion or by a documented degree of midgut or mesenteric rotation, with no minimum degree required (see Limitations). No sample-size calculation was performed.</w:t>
+        <w:t>We searched the institutional surgical records database for operations between December 2012 and June 2026 whose operative diagnosis named intestinal malrotation or whose procedure was recorded as a Ladd procedure, and reviewed every retrieved record (search strings in Online Resource 1). Of 559 operative records in 499 children, 503 records in 465 consecutive children met this criterion, the reference standard. Midgut volvulus was defined by an explicit operative statement of torsion or by a documented degree of midgut or mesenteric rotation, with no minimum degree required (see Limitations). No sample-size calculation was performed.</w:t>
       </w:r>
     </w:p>
     <w:p>
@@ -272,7 +272,7 @@
         <w:spacing w:after="160"/>
       </w:pPr>
       <w:r>
-        <w:t>Three modalities were evaluated: ultrasound (sessions booked as gastrointestinal, abdominal great-vessel or pyloric), abdominal CT and the UGI contrast series; contrast enemas were not counted. For each child and modality the index unit was the examination episode closest to the operation, pooling every report of that modality issued that day, because the department routinely issues separate gastrointestinal and great-vessel reports for one ultrasound session. This gave 740 index examinations from 778 reports; 34 earlier repeat examinations were not audited (Fig. 1). The formal indication on each request was not retrievable, so confounding by indication is displayed through each modality group's characteristics (Table 1) rather than adjusted away.</w:t>
+        <w:t>Three modalities were evaluated: ultrasound (sessions booked as gastrointestinal, abdominal great-vessel or pyloric), abdominal CT and the UGI contrast series; contrast enemas were not counted. For each child and modality the index unit was the examination episode closest to operation, pooling every report of that modality issued that day, because the department routinely issues separate gastrointestinal and great-vessel reports for one ultrasound session: 740 index examinations from 778 reports, with 34 earlier repeat examinations not audited (Fig. 1). The formal indication on each request was not retrievable, so confounding by indication is displayed through each modality group's characteristics (Table 1) rather than adjusted away.</w:t>
       </w:r>
     </w:p>
     <w:p>
@@ -280,7 +280,7 @@
         <w:spacing w:after="160"/>
       </w:pPr>
       <w:r>
-        <w:t>Examinations were reported during routine care by radiologists unaware of the operative findings but not blinded to clinical history or previous imaging, within the general paediatric ultrasound service rather than by a designated reader group; reports were free text and no structured malrotation template was ever in use. On enquiry the department reports no material change in ultrasound equipment, reporting staff or protocol during the study period, attributing the change in practice from about 2021 to growing awareness of the diagnosis — an account given retrospectively rather than recorded at the time.</w:t>
+        <w:t>Examinations were reported during routine care by radiologists unaware of the operative findings but not blinded to clinical history or previous imaging, within the general paediatric ultrasound service rather than by a designated reader group; reports were free text and no structured malrotation template was ever in use. The department reports no change in ultrasound equipment, reporting staff or protocol during the study period, attributing the change in practice from about 2021 to growing awareness of the diagnosis — an account given retrospectively, not recorded at the time.</w:t>
       </w:r>
     </w:p>
     <w:p>
@@ -296,7 +296,7 @@
         <w:spacing w:after="160"/>
       </w:pPr>
       <w:r>
-        <w:t>Each index unit was coded for documented technical content by pre-specified text patterns applied to the findings and conclusion sections — for ultrasound, D3 or the duodenojejunal junction, the mesenteric artery–vein relationship and vessel inversion, a whirlpool appearance, enteric fluid administration, dynamic and graded-compression technique, limiting bowel gas, caecal position and bedside performance; for CT and the UGI series, the corresponding landmarks (Online Resource 1). Technique elements count as documented whether the finding was normal or abnormal, since an examination stating that the vessel relationship is normal did assess the vessels; the whirlpool sign, a finding rather than a technique, counts only where not negated. The audit is a lower bound on what was performed.</w:t>
+        <w:t>Each index unit was coded for documented technical content by text patterns applied to the findings and conclusion sections — for ultrasound, D3 or the duodenojejunal junction, the mesenteric artery–vein relationship and vessel inversion, a whirlpool appearance, enteric fluid administration, dynamic and graded-compression technique, limiting bowel gas, caecal position and bedside performance; for CT and the UGI series, the corresponding landmarks (Online Resource 1). Technique elements count as documented whether the finding was normal or abnormal, since an examination stating that the vessel relationship is normal did assess the vessels; the whirlpool sign, a finding rather than a technique, counts only where not negated. The audit is a lower bound on what was performed.</w:t>
       </w:r>
     </w:p>
     <w:p>
@@ -304,7 +304,7 @@
         <w:spacing w:after="160"/>
       </w:pPr>
       <w:r>
-        <w:t>An examination was positive when its conclusion named malrotation or midgut volvulus, including tentative phrasing, or described a modality-specific sign of it: for ultrasound a whirlpool or an explicit statement of mesenteric vessel inversion; for the UGI series a corkscrew or spring appearance or a malpositioned duodenojejunal junction; for CT a mesenteric whirl or an explicitly abnormal duodenal position. Explicit negation was negative and isolated gastric volvulus was not counted. Because the whirlpool is both an audited element and a positivity criterion, we report how often conclusions named the diagnosis outright. Because tentative phrasing is standard here, we tabulated the certainty tier of every positive conclusion and repeated the analyses with "possible"-tier conclusions reclassified as negative.</w:t>
+        <w:t>An examination was positive when its conclusion named malrotation or midgut volvulus, including tentative phrasing, or described a modality-specific sign of it: for ultrasound a whirlpool or an explicit statement of mesenteric vessel inversion; for the UGI series a corkscrew or spring appearance or a malpositioned duodenojejunal junction; for CT a mesenteric whirl or an abnormal duodenal position. Explicit negation was negative and isolated gastric volvulus was not counted. Because the whirlpool is both an audited element and a positivity criterion, we report how often conclusions named the diagnosis outright. Because tentative phrasing is standard here, we tabulated the certainty tier of every positive conclusion and repeated the analyses with "possible" tiers counted as negative.</w:t>
       </w:r>
     </w:p>
     <w:p>
@@ -312,7 +312,7 @@
         <w:spacing w:after="160"/>
       </w:pPr>
       <w:r>
-        <w:t>Report text was classified with a rule-based, clause-level algorithm with explicit negation handling [15]; the rule dictionary, negation logic, per-modality label distribution and worked misclassification examples are in Online Resource 1. A paediatric surgeon blinded to the operative findings adjudicated 32 reports: agreement was 92% (Cohen kappa 0.83) in a stratified random sample of 24, and a targeted review of 8 suspected discordances found 5 further under-calls, corrected but excluded from the agreement statistics. All discordances were machine under-calls, so detection rates are conservative; validation rested on one adjudicator, so interobserver agreement could not be estimated.</w:t>
+        <w:t>Report text was classified with a rule-based, clause-level algorithm with explicit negation handling [15]; the rule dictionary, negation logic, per-modality label distribution and worked misclassification examples are in Online Resource 1. A paediatric surgeon blinded to the operative findings adjudicated 32 reports: agreement was 92% (Cohen kappa 0.83) in a stratified random sample of 24, and a targeted review of 8 suspected discordances found 5 further under-calls, corrected but excluded from the agreement statistics. All discordances were machine under-calls, so detection rates are conservative; with one adjudicator, interobserver agreement could not be estimated.</w:t>
       </w:r>
     </w:p>
     <w:p>
@@ -328,7 +328,7 @@
         <w:spacing w:after="160"/>
       </w:pPr>
       <w:r>
-        <w:t>Detection rates are presented with Wilson 95% confidence intervals (CIs), with denominators shown wherever a rate appears, including in figures. Between-modality comparison used a generalised estimating equation (GEE) logistic model [16] with an exchangeable working correlation, patient-level clustering and cluster-robust standard errors, unadjusted and adjusted for era (2012–2018 vs 2019–2026) and age. A pre-specified modality-by-volvulus interaction was not estimable, no ultrasound examination being positive among the six children without volvulus (complete separation). In the subgroup receiving all three modalities, detection was compared with Cochran's Q and the exact McNemar test (Online Resource 2). The temporal change was examined with modality-specific logistic models of detection on era, before and after adding that modality's content variable, reported as odds ratios and as average marginal effects, because a conditional odds ratio attenuates when a predictive covariate is added even without mediation; the era boundary was varied from 2019 to 2022. Attenuation was read as consistent with the change operating through examination content rather than calendar time, not as a mediation estimate. P values were not adjusted for multiplicity. Analyses used Python 3.12 (statsmodels 0.15, SciPy 1.17).</w:t>
+        <w:t>Detection rates carry Wilson 95% confidence intervals (CIs), with denominators shown wherever a rate appears. All analysis variables were complete. Between-modality comparison used a generalised estimating equation (GEE) logistic model [16] with an exchangeable working correlation, patient-level clustering and cluster-robust standard errors, unadjusted and adjusted for era (2012–2018 vs 2019–2026) and age group. A modality a child did not undergo enters as an unobserved outcome, which is not missing at random here, so these coefficients describe reporting among the children who received each test. A pre-specified modality-by-volvulus interaction was not estimable in the three-modality model, no ultrasound examination being positive among the six children without volvulus; restricted to the UGI series and CT it is estimable, and a Firth penalised estimate of the separated contrast is given in Online Resource 2. In the subgroup receiving all three modalities, detection was compared with Cochran's Q, the exact McNemar test and paired differences with percentile bootstrap CIs (Online Resource 2). The temporal change was examined with modality-specific logistic models of detection on era, before and after adding that modality's content variable, reported as odds ratios and as average marginal effects, because a conditional odds ratio attenuates when a predictive covariate is added even without mediation; the era boundary was varied from 2019 to 2022. Attenuation was read as consistent with the change operating through examination content rather than calendar time, not as a mediation estimate; era-by-content interaction terms were also fitted. P values were not adjusted for multiplicity, and Online Resource 2 lists which analyses were pre-specified and which were decided after inspecting the data. Analyses used Python 3.12 (statsmodels 0.15, SciPy 1.17).</w:t>
       </w:r>
     </w:p>
     <w:p>
@@ -352,7 +352,7 @@
         <w:spacing w:after="160"/>
       </w:pPr>
       <w:r>
-        <w:t>Of 465 children with surgically confirmed malrotation, 302 (64.9%) were neonates and 403 (86.7%) had midgut volvulus (Table 1). An index examination was available in 301 children for the UGI series, 320 for CT and 119 for ultrasound; 410 had at least one and 59 had all three. The remaining 55 (11.8%) had none of the three, but none was operated on without imaging — the five with no in-hospital study each had imaging documented before transfer — and they were older and less often had volvulus than the imaged children (Fig. 1).</w:t>
+        <w:t>Of 465 children with surgically confirmed malrotation, 302 (64.9%) were neonates and 403 (86.7%) had midgut volvulus (Table 1). An index examination was available in 301 children for the UGI series, 320 for CT and 119 for ultrasound; 410 had at least one and 59 had all three. The remaining 55 (11.8%) had none of the three, but none was operated on without imaging — the five with no in-hospital study each had imaging documented before transfer — and they were older and less often had volvulus (Fig. 1).</w:t>
       </w:r>
     </w:p>
     <w:p>
@@ -1823,7 +1823,7 @@
         <w:spacing w:after="160"/>
       </w:pPr>
       <w:r>
-        <w:t>The modality groups were not interchangeable (Table 1): ultrasound went to children with volvulus more often, its use rising from 13% to 48% of operated children between eras. Test sequence differed too — the UGI series was the last preoperative test in 75.1% of children who received it against 19.2% for CT, and its detection was higher in that position (80.4% vs 70.5%) — so it functioned as the confirmatory study before operation, a feature of the pathway rather than of the test.</w:t>
+        <w:t>The modality groups were not interchangeable (Table 1): ultrasound went to children with volvulus more often, its use rising from 13% to 48% of operated children between eras. The UGI series was the last preoperative test in 75.1% of children who received it against 19.2% for CT, and its detection was higher in that position (80.4% vs 70.5%) — the confirmatory study before operation, a feature of the pathway rather than of the test.</w:t>
       </w:r>
     </w:p>
     <w:p>
@@ -1839,7 +1839,7 @@
         <w:spacing w:after="160"/>
       </w:pPr>
       <w:r>
-        <w:t>Detection was 237/301 (78.7%, 95% CI 73.8–83.0) for the UGI series, 171/320 (53.4%, 48.0–58.8) for CT and 65/119 (54.6%, 45.7–63.3) for ultrasound (Table 2, Fig. 2) — indication-selected denominators drawn from overlapping groups, not a ranking of the tests. CT and ultrasound had lower odds of a positive report than the UGI series in the GEE model, unchanged after adjustment for era and age; those coefficients absorb indication, pathway position and examination content (Online Resource 2). Tentative phrasing was most frequent for ultrasound (49.2% of its positive conclusions); reclassifying possible-tier conclusions as negative reduced detection to 51.2%, 34.1% and 27.7% (Table 2).</w:t>
+        <w:t>Detection was 237/301 (78.7%, 95% CI 73.8–83.0) for the UGI series, 171/320 (53.4%, 48.0–58.8) for CT and 65/119 (54.6%, 45.7–63.3) for ultrasound (Table 2, Fig. 2) — indication-selected denominators from overlapping groups, not a ranking. CT and ultrasound had lower odds of a positive report than the UGI series (odds ratio 0.31 and 0.33 unadjusted, 0.29 and 0.27 adjusted), and the same model showed higher detection above 1 year (3.14, 1.71–5.75) and in the later era (1.79, 1.20–2.68); these coefficients absorb indication, pathway position and content (Online Resource 2). Reclassifying possible-tier conclusions as negative reduced detection to 51.2%, 34.1% and 27.7% (Table 2).</w:t>
       </w:r>
     </w:p>
     <w:p>
@@ -2582,7 +2582,7 @@
         <w:spacing w:after="160"/>
       </w:pPr>
       <w:r>
-        <w:t>The central finding concerns the content of the 119 ultrasound index examinations (Table 3, Fig. 3). Three (2.5%; 95% CI 0.9–7.1) documented D3 or the duodenojejunal junction and seven (5.9%) mentioned the duodenum at all. Twelve (10.1%) addressed the mesenteric artery–vein relationship, and one stated explicitly that the vessels were inverted — although inversion was one of the two criteria defining a positive ultrasound. Enteric fluid administration was recorded twice, dynamic assessment three times and graded compression once, against colour Doppler in 116 (97.5%). By contrast, 58 (48.7%) reported a whirlpool or spiral appearance, and bowel gas limited 30 (25.2%).</w:t>
+        <w:t>The central finding concerns the content of the 119 ultrasound index examinations (Table 3, Fig. 3). Three (2.5%; 95% CI 0.9–7.2) documented D3 or the duodenojejunal junction and seven (5.9%) mentioned the duodenum at all. Twelve (10.1%) addressed the mesenteric artery–vein relationship, and one stated the vessels were inverted — although inversion was one of the two criteria defining a positive ultrasound. Enteric fluid was recorded twice, dynamic assessment three times and graded compression once, against colour Doppler in 116 (97.5%). By contrast, 58 (48.7%) reported a whirlpool, and bowel gas limited 30 (25.2%).</w:t>
       </w:r>
     </w:p>
     <w:p>
@@ -2590,7 +2590,7 @@
         <w:spacing w:after="160"/>
       </w:pPr>
       <w:r>
-        <w:t>The three duodenal examinations show what the audit detects: in 2018 the horizontal duodenum was described passing anterior to the superior mesenteric artery after oral contrast; in 2022 it was followed between the artery and the aorta into the left upper abdomen with the duodenojejunal junction identified, the only examination resembling the published protocol; in 2024 it could not be filled and further imaging was advised.</w:t>
+        <w:t>The three show what the audit detects: in 2018 the horizontal duodenum was described passing anterior to the superior mesenteric artery after oral contrast; in 2022 it was followed between the artery and the aorta into the left upper abdomen with the duodenojejunal junction identified, the only examination resembling the published protocol.</w:t>
       </w:r>
     </w:p>
     <w:p>
@@ -2598,7 +2598,7 @@
         <w:spacing w:after="160"/>
       </w:pPr>
       <w:r>
-        <w:t>Detection followed this content closely. Ultrasound named malrotation in 58 of the 58 examinations reporting a whirlpool and in 7 of the 61 without one (11.5%, 95% CI 5.7–22.0). That contrast is in part definitional, because a whirlpool is itself one of the positivity criteria; all 58 of those conclusions named malrotation or volvulus outright. The informative half is the converse: a whirlpool was reported in only 58 of the 113 children (51.3%) whose operation confirmed midgut volvulus. Ten of the 12 examinations addressing the mesenteric vessels were positive, the exceptions being the two recording the vessel relationship as normal; detection was 46/67 for sessions including a great-vessel study against 19/52 for those without. The CT and UGI audits show the same principle with different content: a mesenteric whirl in 36.2% of CT examinations and the duodenojejunal junction in 51.2% of UGI examinations, each closely followed by detection (Online Resource 3).</w:t>
+        <w:t>Detection followed this content closely. Ultrasound named malrotation in 58 of the 58 examinations reporting a whirlpool and in 7 of the 61 without one (11.5%, 95% CI 5.7–21.8). That contrast is in part definitional, because a whirlpool is itself one of the positivity criteria; all 58 of those conclusions named malrotation or volvulus outright. The informative half is the converse: a whirlpool was reported in only 58 of the 113 children (51.3%) whose operation confirmed midgut volvulus. Ten of the 12 examinations addressing the mesenteric vessels were positive, the exceptions being the two recording the relationship as normal (Table 3).</w:t>
       </w:r>
     </w:p>
     <w:p>
@@ -4169,7 +4169,7 @@
         <w:spacing w:after="160"/>
       </w:pPr>
       <w:r>
-        <w:t>Ultrasound detection was 41.0% (16/39) in 2012–2018 and 61.3% (49/80) in 2019–2026; CT 47.0% and 66.7%; UGI 77.1% and 82.3% (Table 4). For ultrasound the change tracked how the examination was booked: sessions including a great-vessel study rose from 33.3% to 67.5%, and adding that indicator halved the era effect, from +20.2 to +10.3 percentage points, leaving the era odds ratio non-significant while the indicator itself carried an odds ratio of 3.35 (1.51–7.44). Moving the era boundary from 2019 to 2022 left the examination-type odds ratio between 3.07 and 3.85 (all p≤0.007) while the era odds ratio ranged from 2.82 to 1.25 and was non-significant after adjustment throughout (Online Resource 2). The booking shift tracked whirlpool reporting but not duodenal assessment. CT showed a comparable change that contrast enhancement explained only partly, and the UGI series, whose technique did not change, showed none (Table 4).</w:t>
+        <w:t>Ultrasound detection was 41.0% (16/39) in 2012–2018 and 61.3% (49/80) in 2019–2026; CT 47.0% and 66.7%; UGI 77.1% and 82.3% (Table 4). For ultrasound the change tracked how the examination was booked: sessions including a great-vessel study rose from 33.3% to 67.5%, and adding that indicator halved the era effect, from +20.2 (95% CI +1.8 to +38.8) to +10.3 (−10.3 to +30.1) percentage points, while the indicator itself carried an odds ratio of 3.35 (1.51–7.44). Moving the era boundary from 2019 to 2022 left the examination-type odds ratio between 3.07 and 3.85 (all p≤0.007) while the era odds ratio swung from 2.82 to 1.25 (Online Resource 2). The era-by-booking interaction was not significant, so the effect of examination type did not itself change between eras. The booking shift tracked whirlpool reporting but not duodenal assessment. CT showed a comparable change only partly explained by contrast enhancement; the UGI series showed none (Table 4).</w:t>
       </w:r>
     </w:p>
     <w:p>
@@ -4659,7 +4659,7 @@
         <w:spacing w:after="160"/>
       </w:pPr>
       <w:r>
-        <w:t>Fifty-nine children underwent all three modalities — not a random sample but a subgroup in whom the diagnosis had remained uncertain, more severely affected than the other 351 imaged children (96.6% vs 86.6% volvulus; 83.1% vs 65.5% neonates). The UGI series was positive in 76.3%, ultrasound in 52.5% and CT in 47.5% (Cochran's Q p=0.001), unchanged within 48 h or 24 h (Online Resource 2) — reporting within one selected subgroup, not accuracy. Only 6 of the 62 children (13.3%) with malrotation but no volvulus underwent ultrasound, so the cohort says little about the children in whom the ultrasound-first debate is most active.</w:t>
+        <w:t>Fifty-nine children underwent all three modalities — not a random sample but a subgroup in whom the diagnosis had remained uncertain, more severely affected than the other 351 imaged children (96.6% vs 86.6% volvulus; 83.1% vs 65.5% neonates). The UGI series was positive in 76.3%, ultrasound in 52.5% and CT in 47.5% (Cochran's Q p=0.001; UGI exceeded CT by 28.8 percentage points, 95% CI +13.6 to +44.1, and ultrasound by 23.7, +8.5 to +39.0, while CT and ultrasound did not differ), unchanged within 48 h or 24 h (Online Resource 2) — reporting within one selected subgroup, not accuracy. Only 6 of the 62 children with malrotation but no volvulus underwent ultrasound, so the cohort says little about the children the ultrasound-first debate concerns.</w:t>
       </w:r>
     </w:p>
     <w:p>
@@ -4675,7 +4675,7 @@
         <w:spacing w:after="160"/>
       </w:pPr>
       <w:r>
-        <w:t>In 13.5 years of routine practice, ultrasound reports for children who proved to have intestinal malrotation almost never recorded the duodenal anatomy on which contemporary ultrasound accuracy depends: D3 or the duodenojejunal junction in three of 119 examinations, the mesenteric-vessel relationship in 12, enteric fluid administration in two. What the reports did contain was the whirlpool sign — in about half of all examinations, and in only about half of the children whose operation confirmed volvulus. Ultrasound here functioned as a test for midgut volvulus, and an imperfect one.</w:t>
+        <w:t>In 13.5 years of routine practice, ultrasound reports for children who proved to have intestinal malrotation almost never recorded the duodenal anatomy on which contemporary ultrasound accuracy depends: D3 or the duodenojejunal junction in three of 119 examinations, the mesenteric vessels in 12, enteric fluid in two. What they did contain was the whirlpool sign — in about half of all examinations, and in only about half of the children whose operation confirmed volvulus. Ultrasound here functioned as a test for midgut volvulus, and an imperfect one.</w:t>
       </w:r>
     </w:p>
     <w:p>
@@ -4683,7 +4683,7 @@
         <w:spacing w:after="160"/>
       </w:pPr>
       <w:r>
-        <w:t>This frames the most-cited number in our data. Ultrasound named malrotation in 54.6% of the surgically confirmed children who underwent it, against sensitivities of 93–97% in series of children investigated for suspicion [8, 9, 12, 19]. The two are not interchangeable — ours is conditioned on confirmed disease and on whatever indications selected these children, so the difference mixes case-mix with technique — but the audit shows the technique component to be real. The published figures came from examinations that assessed D3, the most accurate single sign in the 2025 multicentre series [12], and the duodenojejunal junction, often with enteric fluid, by readers alert to the diagnosis [18, 20, 21]; ours, on the evidence of their own reports, did not. The 2021 systematic review anticipated this, finding better performance where the mesenteric vessels and enteric fluid were used [8].</w:t>
+        <w:t>This frames the most-cited number in our data. Ultrasound named malrotation in 54.6% of the surgically confirmed children who underwent it, against sensitivities of 93–97% in children investigated for suspicion [8, 9, 12, 19]. The two are not interchangeable — ours is conditioned on confirmed disease and on whatever indications selected these children, so the difference mixes case-mix with technique — but the audit shows the technique component to be real. The published figures came from examinations that assessed D3, the most accurate single sign in the 2025 multicentre series [12], and the duodenojejunal junction, often with enteric fluid, by readers alert to the diagnosis [18, 20, 21]; ours did not. The 2021 systematic review anticipated this, finding better performance where the mesenteric vessels and enteric fluid were used [8].</w:t>
       </w:r>
     </w:p>
     <w:p>
@@ -4691,7 +4691,7 @@
         <w:spacing w:after="160"/>
       </w:pPr>
       <w:r>
-        <w:t>The temporal analysis points the same way without settling it. Detection improved from 41% to 61%, but the improvement tracked what the examination was: adding the great-vessel indicator halved the era effect on the risk-difference scale and left it non-significant, whereas the examination-type effect was stable wherever the era boundary fell. Two cautions apply. The booking category was not randomised — a child suspected of volvulus is both more likely to be booked for a vessel study and more likely to have a whirlpool to find, so indication and technique cannot be separated; and attenuation of a conditional odds ratio is weak evidence by itself, which is why marginal effects are reported alongside. The department's own account is consistent: no equipment, staffing or protocol change, and growing awareness from about 2021 — awareness attached to the whirlpool sign rather than to duodenal anatomy, so even the improvement ran toward detecting volvulus.</w:t>
+        <w:t>The temporal analysis points the same way without settling it. Detection improved from 41% to 61%, but the improvement tracked what the examination was: adding the great-vessel indicator halved the era effect on the risk-difference scale, whereas the examination-type effect was stable wherever the era boundary fell. Two cautions apply. The booking category was not randomised — a child suspected of volvulus is both more likely to be booked for a vessel study and more likely to have a whirlpool to find, so indication and technique cannot be separated; and the adjusted marginal effect has a wide interval including zero, so the analysis bounds the era contribution rather than removing it. The department's account is consistent: no equipment, staffing or protocol change, and growing awareness from about 2021 — attached to the whirlpool sign rather than duodenal anatomy, so even the improvement ran toward detecting volvulus.</w:t>
       </w:r>
     </w:p>
     <w:p>
@@ -4699,7 +4699,7 @@
         <w:spacing w:after="160"/>
       </w:pPr>
       <w:r>
-        <w:t>Three features of the design make the between-modality differences uninterpretable as accuracy. The reference standard is not independent of the index tests: the surgeon knew the preoperative imaging, and a positive UGI series often precipitated the operation that confirmed the diagnosis — an incorporation bias asymmetrical between tests. Pathway position differed, the UGI series being last before operation in 75% of children who received it. And the modalities were used in different children for different reasons (Table 1), which no adjustment can undo.</w:t>
+        <w:t>Three features of the design make the between-modality differences uninterpretable as accuracy. The reference standard is not independent of the index tests: the surgeon knew the preoperative imaging, and a positive UGI series often precipitated the operation that confirmed it — an incorporation bias asymmetrical between tests. Pathway position differed, the UGI series being last before operation in 75% of children who received it. And the modalities were used in different children for different reasons (Table 1), which no adjustment can undo.</w:t>
       </w:r>
     </w:p>
     <w:p>
@@ -4707,7 +4707,7 @@
         <w:spacing w:after="160"/>
       </w:pPr>
       <w:r>
-        <w:t>Departments adopting an ultrasound-first pathway on the strength of 93–97% sensitivities should first establish that their own examinations resemble those that produced them. Awareness alone moved detection from 41% to 61% here but left the duodenal landmarks all but unexamined; a structured report requiring explicit statements about D3, the duodenojejunal junction, the vessel relationship and study adequacy would make that gap auditable. Where such an examination cannot be delivered, a negative ultrasound should not exclude malrotation in a child with persistent suspicion.</w:t>
+        <w:t>Departments adopting an ultrasound-first pathway on the strength of 93–97% sensitivities should first establish that their own examinations resemble those that produced them. Awareness alone moved detection from 41% to 61% here but left the duodenal landmarks all but unexamined; a structured report requiring explicit statements about D3, the duodenojejunal junction, the vessel relationship and study adequacy would make the gap auditable. Where such an examination cannot be delivered, a negative ultrasound should not exclude malrotation.</w:t>
       </w:r>
     </w:p>
     <w:p>
@@ -4723,7 +4723,7 @@
         <w:spacing w:after="160"/>
       </w:pPr>
       <w:r>
-        <w:t>This is not a diagnostic accuracy study: detection among surgically confirmed children who received a test does not transfer to children investigated for suspicion, in whom contemporary studies report far higher ultrasound performance [8, 12, 19]. The cohort is skewed toward severe neonatal disease and says little about older children with intermittent symptoms, incidental or non-volvulus malrotation, or stable outpatients. The 55 children without an index test were excluded from the denominators, an informative missingness of unknown direction. The volvulus definition accepted any documented degree of rotation: of the 327 children with a stated degree 308 had at least 360° and 19 had 90–270°, and restricting volvulus to the former moves its prevalence from 86.7% to 82.6% without changing a conclusion (Online Resource 2).</w:t>
+        <w:t>This is not a diagnostic accuracy study: detection among surgically confirmed children who received a test does not transfer to children investigated for suspicion, in whom contemporary studies report far higher ultrasound performance [8, 12, 19]. The cohort contains only children who reached an operation, is skewed toward severe neonatal disease, and says little about older children with intermittent symptoms, incidental or non-volvulus malrotation, or stable outpatients. The 55 without an index test were excluded from the denominators, an informative missingness of unknown direction. The volvulus definition accepted any documented degree of rotation; restricting it to 360° or more moves prevalence from 86.7% to 82.6% without changing a conclusion (Online Resource 2).</w:t>
       </w:r>
     </w:p>
     <w:p>
@@ -4731,7 +4731,7 @@
         <w:spacing w:after="160"/>
       </w:pPr>
       <w:r>
-        <w:t>Index tests were classified from report text rather than blinded image review, so this study measures reported detection, not achievable image-based accuracy: a finding seen but not written, and an inadequate examination reported as normal, are indistinguishable here — the boundary of the question rather than a defect in answering it, since the report is what the clinician acts on. Radiation dose could not be captured, and whether this centre's deficit generalises is unknown.</w:t>
+        <w:t>Index tests were classified from report text rather than blinded image review, so this study measures reported detection, not achievable image-based accuracy: a finding seen but not written, and an inadequate examination reported as normal, are indistinguishable here — the boundary of the question rather than a defect in answering it, since the report is what the clinician acts on. The certainty tiers came from the same text and, unlike the positive–negative label, were not separately adjudicated. Radiation dose could not be captured, and whether this centre's deficit generalises is unknown.</w:t>
       </w:r>
     </w:p>
     <w:p>
@@ -4747,7 +4747,7 @@
         <w:spacing w:after="160"/>
       </w:pPr>
       <w:r>
-        <w:t>Routine ultrasound reports for children with surgically confirmed intestinal malrotation documented the duodenal landmarks that underpin contemporary ultrasound accuracy in under 3% of examinations, and named the diagnosis almost only when a whirlpool sign was reported, which happened in about half of the children whose operation confirmed volvulus. Ultrasound here was, in practice, a test for midgut volvulus rather than for malrotation. These rates establish no specificity, predictive value or ranking of the modalities and are no argument against ultrasound-first pathways; they argue that a department's own technique and reporting content decide whether published performance is achievable locally — measurable, and correctable, by audit.</w:t>
+        <w:t>Routine ultrasound reports for children with surgically confirmed intestinal malrotation documented the duodenal landmarks underpinning contemporary ultrasound accuracy in under 3% of examinations, and named the diagnosis almost only when a whirlpool sign was reported — which happened in about half of the children whose operation confirmed volvulus. Ultrasound here was, in practice, a test for midgut volvulus rather than for malrotation. These rates establish no specificity, predictive value or ranking, and are no argument against ultrasound-first pathways; they argue that a department's own technique and reporting content decide whether published performance is achievable locally — measurable, and correctable, by audit.</w:t>
       </w:r>
     </w:p>
     <w:p>
@@ -4905,7 +4905,7 @@
         <w:t>Availability of data and materials:</w:t>
       </w:r>
       <w:r>
-        <w:t xml:space="preserve"> The de-identified analysis dataset used pseudonymised research identifiers rather than direct identifiers; it is nonetheless not publicly available because of institutional and ethical restrictions on sharing patient-level clinical data and the potential for re-identification within this small, single-centre disease cohort. The complete text-classification rule set, a runnable reference implementation of it, and the report-content audit patterns are provided in Online Resource 1. De-identified data may be made available by the corresponding author upon reasonable request and with permission of the institutional review board.</w:t>
+        <w:t xml:space="preserve"> The de-identified analysis dataset used pseudonymised research identifiers rather than direct identifiers; it is nonetheless not publicly available because of institutional and ethical restrictions on sharing patient-level clinical data and the potential for re-identification within this small, single-centre disease cohort. The complete text-classification rule set, a runnable reference implementation of it, and the report-content audit patterns are provided in Online Resource 1. The scripts implementing every model, table and figure are available from the corresponding author on request. De-identified data may be made available by the corresponding author upon reasonable request and with permission of the institutional review board.</w:t>
       </w:r>
     </w:p>
     <w:p>

--- a/诊断效能_英文稿_InsightsIntoImaging投稿版_v4.docx
+++ b/诊断效能_英文稿_InsightsIntoImaging投稿版_v4.docx
@@ -24,7 +24,7 @@
         <w:spacing w:after="160"/>
       </w:pPr>
       <w:r>
-        <w:t>Word count: 2,994 (main text, excluding abstract, key points, figure and table legends, references and declarations); Tables: 4; Figures: 3; Supplementary: 3 Online Resources</w:t>
+        <w:t>Word count: 2,998 (main text, excluding abstract, key points, figure and table legends, references and declarations); Tables: 4; Figures: 3; Supplementary: 3 Online Resources</w:t>
       </w:r>
     </w:p>
     <w:p>
@@ -264,7 +264,7 @@
         <w:spacing w:after="160"/>
       </w:pPr>
       <w:r>
-        <w:t>We searched the institutional surgical records database for operations between December 2012 and June 2026 whose operative diagnosis named intestinal malrotation or whose procedure was recorded as a Ladd procedure, and reviewed every retrieved record (search strings in Online Resource 1). Of 559 operative records in 499 children, 503 records in 465 consecutive children met this criterion, the reference standard. Midgut volvulus was defined by an explicit operative statement of torsion or by a documented degree of midgut or mesenteric rotation, with no minimum degree required (see Limitations). No sample-size calculation was performed.</w:t>
+        <w:t>We searched the institutional surgical records database for operations between December 2012 and June 2026 whose operative diagnosis named intestinal malrotation or whose procedure was recorded as a Ladd procedure, and reviewed every record retrieved (search strings in Online Resource 1). Of 559 operative records in 499 children, 503 records in 465 consecutive children met this criterion, the reference standard. Midgut volvulus was defined by an explicit operative statement of torsion or by a documented degree of midgut or mesenteric rotation, with no minimum degree required (see Limitations). No sample-size calculation was performed.</w:t>
       </w:r>
     </w:p>
     <w:p>
@@ -296,7 +296,7 @@
         <w:spacing w:after="160"/>
       </w:pPr>
       <w:r>
-        <w:t>Each index unit was coded for documented technical content by text patterns applied to the findings and conclusion sections — for ultrasound, D3 or the duodenojejunal junction, the mesenteric artery–vein relationship and vessel inversion, a whirlpool appearance, enteric fluid administration, dynamic and graded-compression technique, limiting bowel gas, caecal position and bedside performance; for CT and the UGI series, the corresponding landmarks (Online Resource 1). Technique elements count as documented whether the finding was normal or abnormal, since an examination stating that the vessel relationship is normal did assess the vessels; the whirlpool sign, a finding rather than a technique, counts only where not negated. The audit is a lower bound on what was performed.</w:t>
+        <w:t>Each index unit was coded for documented technical content by text patterns applied to the findings and conclusion sections — for ultrasound, D3 or the duodenojejunal junction, the mesenteric artery–vein relationship and vessel inversion, a whirlpool appearance, enteric fluid administration, dynamic and graded-compression technique, limiting bowel gas, caecal position and bedside performance; for CT and the UGI series, the corresponding landmarks (Online Resource 1). Technique elements count as documented whether the finding was normal or abnormal, since an examination stating the vessel relationship is normal did assess the vessels; the whirlpool sign, a finding rather than a technique, counts only where not negated. The audit is a lower bound on what was performed.</w:t>
       </w:r>
     </w:p>
     <w:p>
@@ -304,7 +304,7 @@
         <w:spacing w:after="160"/>
       </w:pPr>
       <w:r>
-        <w:t>An examination was positive when its conclusion named malrotation or midgut volvulus, including tentative phrasing, or described a modality-specific sign of it: for ultrasound a whirlpool or an explicit statement of mesenteric vessel inversion; for the UGI series a corkscrew or spring appearance or a malpositioned duodenojejunal junction; for CT a mesenteric whirl or an abnormal duodenal position. Explicit negation was negative and isolated gastric volvulus was not counted. Because the whirlpool is both an audited element and a positivity criterion, we report how often conclusions named the diagnosis outright. Because tentative phrasing is standard here, we tabulated the certainty tier of every positive conclusion and repeated the analyses with "possible" tiers counted as negative.</w:t>
+        <w:t>An examination was positive when its conclusion named malrotation or midgut volvulus, including tentative phrasing, or described a modality-specific sign of it: for ultrasound a whirlpool or an explicit statement of mesenteric vessel inversion; for the UGI series a corkscrew or spring appearance or a malpositioned duodenojejunal junction; for CT a mesenteric whirl or an abnormal duodenal position. Explicit negation was negative and isolated gastric volvulus was not counted. Because the whirlpool is both an audited element and a positivity criterion, we report how often conclusions named the diagnosis. Because tentative phrasing is standard here, we tabulated the certainty tier of every positive conclusion and repeated the analyses with "possible" tiers counted as negative.</w:t>
       </w:r>
     </w:p>
     <w:p>
@@ -328,7 +328,7 @@
         <w:spacing w:after="160"/>
       </w:pPr>
       <w:r>
-        <w:t>Detection rates carry Wilson 95% confidence intervals (CIs), with denominators shown wherever a rate appears. All analysis variables were complete. Between-modality comparison used a generalised estimating equation (GEE) logistic model [16] with an exchangeable working correlation, patient-level clustering and cluster-robust standard errors, unadjusted and adjusted for era (2012–2018 vs 2019–2026) and age group. A modality a child did not undergo enters as an unobserved outcome, which is not missing at random here, so these coefficients describe reporting among the children who received each test. A pre-specified modality-by-volvulus interaction was not estimable in the three-modality model, no ultrasound examination being positive among the six children without volvulus; restricted to the UGI series and CT it is estimable, and a Firth penalised estimate of the separated contrast is given in Online Resource 2. In the subgroup receiving all three modalities, detection was compared with Cochran's Q, the exact McNemar test and paired differences with percentile bootstrap CIs (Online Resource 2). The temporal change was examined with modality-specific logistic models of detection on era, before and after adding that modality's content variable, reported as odds ratios and as average marginal effects, because a conditional odds ratio attenuates when a predictive covariate is added even without mediation; the era boundary was varied from 2019 to 2022. Attenuation was read as consistent with the change operating through examination content rather than calendar time, not as a mediation estimate; era-by-content interaction terms were also fitted. P values were not adjusted for multiplicity, and Online Resource 2 lists which analyses were pre-specified and which were decided after inspecting the data. Analyses used Python 3.12 (statsmodels 0.15, SciPy 1.17).</w:t>
+        <w:t>Detection rates carry Wilson 95% confidence intervals (CIs), with denominators shown wherever a rate appears. All analysis variables were complete. Between-modality comparison used a generalised estimating equation (GEE) logistic model [16] with an exchangeable working correlation, patient-level clustering and cluster-robust standard errors, unadjusted and adjusted for era (2012–2018 vs 2019–2026) and age group. A modality a child did not undergo enters as an unobserved outcome, which is not missing at random here, so these coefficients describe reporting among children who received each test. A pre-specified modality-by-volvulus interaction was not estimable in the three-modality model, no ultrasound examination being positive among the six children without volvulus; restricted to the UGI series and CT it is estimable, and a Firth penalised estimate of the separated contrast is given in Online Resource 2. In the subgroup receiving all three modalities, detection was compared with Cochran's Q, the exact McNemar test and paired differences with bootstrap CIs (Online Resource 2). The temporal change was examined with modality-specific logistic models of detection on era, before and after adding that modality's content variable, reported as odds ratios and as average marginal effects, because a conditional odds ratio attenuates when a predictive covariate is added even without mediation; the era boundary was varied from 2019 to 2022. Attenuation was read as consistent with the change operating through examination content rather than calendar time, not as a mediation estimate; era-by-content interaction terms were also fitted. P values were not adjusted for multiplicity, and Online Resource 2 lists which analyses were pre-specified and which were decided after inspecting the data. Analyses used Python 3.12 (statsmodels 0.15, SciPy 1.17).</w:t>
       </w:r>
     </w:p>
     <w:p>
@@ -352,7 +352,7 @@
         <w:spacing w:after="160"/>
       </w:pPr>
       <w:r>
-        <w:t>Of 465 children with surgically confirmed malrotation, 302 (64.9%) were neonates and 403 (86.7%) had midgut volvulus (Table 1). An index examination was available in 301 children for the UGI series, 320 for CT and 119 for ultrasound; 410 had at least one and 59 had all three. The remaining 55 (11.8%) had none of the three, but none was operated on without imaging — the five with no in-hospital study each had imaging documented before transfer — and they were older and less often had volvulus (Fig. 1).</w:t>
+        <w:t>Of 465 children with surgically confirmed malrotation, 302 (64.9%) were neonates and 403 (86.7%) had midgut volvulus (Table 1). An index examination was available in 301 children for the UGI series, 320 for CT and 119 for ultrasound; 410 had at least one and 59 had all three. The remaining 55 (11.8%) had none of the three, but none was operated on without imaging — the five with no in-hospital study each had imaging before transfer — and they were older and less often had volvulus (Fig. 1).</w:t>
       </w:r>
     </w:p>
     <w:p>
@@ -1823,7 +1823,7 @@
         <w:spacing w:after="160"/>
       </w:pPr>
       <w:r>
-        <w:t>The modality groups were not interchangeable (Table 1): ultrasound went to children with volvulus more often, its use rising from 13% to 48% of operated children between eras. The UGI series was the last preoperative test in 75.1% of children who received it against 19.2% for CT, and its detection was higher in that position (80.4% vs 70.5%) — the confirmatory study before operation, a feature of the pathway rather than of the test.</w:t>
+        <w:t>The modality groups were not interchangeable (Table 1): ultrasound went to children with volvulus more often, its use rising from 13% to 48% of operated children between eras. The UGI series was the last preoperative test in 75.1% of children who received it against 19.2% for CT, with higher detection in that position (80.4% vs 70.5%) — the confirmatory study before operation, a feature of the pathway rather than the test.</w:t>
       </w:r>
     </w:p>
     <w:p>
@@ -2582,7 +2582,7 @@
         <w:spacing w:after="160"/>
       </w:pPr>
       <w:r>
-        <w:t>The central finding concerns the content of the 119 ultrasound index examinations (Table 3, Fig. 3). Three (2.5%; 95% CI 0.9–7.2) documented D3 or the duodenojejunal junction and seven (5.9%) mentioned the duodenum at all. Twelve (10.1%) addressed the mesenteric artery–vein relationship, and one stated the vessels were inverted — although inversion was one of the two criteria defining a positive ultrasound. Enteric fluid was recorded twice, dynamic assessment three times and graded compression once, against colour Doppler in 116 (97.5%). By contrast, 58 (48.7%) reported a whirlpool, and bowel gas limited 30 (25.2%).</w:t>
+        <w:t>The central finding is the content of the 119 ultrasound index examinations (Table 3, Fig. 3). Three (2.5%; 95% CI 0.9–7.2) documented D3 or the duodenojejunal junction and seven (5.9%) mentioned the duodenum at all. Twelve (10.1%) addressed the mesenteric artery–vein relationship, and one stated the vessels were inverted — although inversion was one of the two criteria defining a positive ultrasound. Enteric fluid was recorded twice, dynamic assessment three times and graded compression once, against colour Doppler in 116 (97.5%). By contrast, 58 (48.7%) reported a whirlpool, and bowel gas limited 30 (25.2%).</w:t>
       </w:r>
     </w:p>
     <w:p>
@@ -2598,7 +2598,7 @@
         <w:spacing w:after="160"/>
       </w:pPr>
       <w:r>
-        <w:t>Detection followed this content closely. Ultrasound named malrotation in 58 of the 58 examinations reporting a whirlpool and in 7 of the 61 without one (11.5%, 95% CI 5.7–21.8). That contrast is in part definitional, because a whirlpool is itself one of the positivity criteria; all 58 of those conclusions named malrotation or volvulus outright. The informative half is the converse: a whirlpool was reported in only 58 of the 113 children (51.3%) whose operation confirmed midgut volvulus. Ten of the 12 examinations addressing the mesenteric vessels were positive, the exceptions being the two recording the relationship as normal (Table 3).</w:t>
+        <w:t>Detection followed this content closely. Ultrasound named malrotation in 58 of the 58 examinations reporting a whirlpool and in 7 of the 61 without one (11.5%, 95% CI 5.7–21.8). That contrast is partly definitional, a whirlpool being itself a positivity criterion; all 58 of those conclusions named malrotation or volvulus outright. The informative half is the converse: a whirlpool was reported in only 58 of the 113 children (51.3%) whose operation confirmed midgut volvulus. Ten of the 12 examinations addressing the mesenteric vessels were positive, the exceptions recording the relationship as normal (Table 3).</w:t>
       </w:r>
     </w:p>
     <w:p>
@@ -4659,7 +4659,7 @@
         <w:spacing w:after="160"/>
       </w:pPr>
       <w:r>
-        <w:t>Fifty-nine children underwent all three modalities — not a random sample but a subgroup in whom the diagnosis had remained uncertain, more severely affected than the other 351 imaged children (96.6% vs 86.6% volvulus; 83.1% vs 65.5% neonates). The UGI series was positive in 76.3%, ultrasound in 52.5% and CT in 47.5% (Cochran's Q p=0.001; UGI exceeded CT by 28.8 percentage points, 95% CI +13.6 to +44.1, and ultrasound by 23.7, +8.5 to +39.0, while CT and ultrasound did not differ), unchanged within 48 h or 24 h (Online Resource 2) — reporting within one selected subgroup, not accuracy. Only 6 of the 62 children with malrotation but no volvulus underwent ultrasound, so the cohort says little about the children the ultrasound-first debate concerns.</w:t>
+        <w:t>Fifty-nine children underwent all three modalities — not a random sample but a subgroup in whom the diagnosis had remained uncertain, more severely affected than the other 351 imaged children (96.6% vs 86.6% volvulus; 83.1% vs 65.5% neonates). The UGI series was positive in 76.3%, ultrasound in 52.5% and CT in 47.5% (Cochran's Q p=0.001; UGI exceeded CT by 28.8 percentage points, 95% CI +13.6 to +44.1, and ultrasound by 23.7, +8.5 to +39.0, while CT and ultrasound did not differ), unchanged within 48 h or 24 h (Online Resource 2) — reporting within one selected subgroup, not accuracy. Only 6 of the 62 children with malrotation but no volvulus underwent ultrasound and none had a positive report; a Firth penalised model supports the direction of that contrast but not its magnitude (Online Resource 2). The cohort therefore says little about the children the ultrasound-first debate concerns.</w:t>
       </w:r>
     </w:p>
     <w:p>
@@ -4675,7 +4675,7 @@
         <w:spacing w:after="160"/>
       </w:pPr>
       <w:r>
-        <w:t>In 13.5 years of routine practice, ultrasound reports for children who proved to have intestinal malrotation almost never recorded the duodenal anatomy on which contemporary ultrasound accuracy depends: D3 or the duodenojejunal junction in three of 119 examinations, the mesenteric vessels in 12, enteric fluid in two. What they did contain was the whirlpool sign — in about half of all examinations, and in only about half of the children whose operation confirmed volvulus. Ultrasound here functioned as a test for midgut volvulus, and an imperfect one.</w:t>
+        <w:t>In 13.5 years of routine practice, ultrasound reports for children who proved to have intestinal malrotation almost never recorded the duodenal anatomy on which contemporary ultrasound accuracy depends: D3 or the duodenojejunal junction in three of 119 examinations, the mesenteric vessels in 12, enteric fluid in two. What they did contain was the whirlpool sign — in about half of all examinations, and in only half of the children whose operation confirmed volvulus. Ultrasound here functioned as a test for midgut volvulus, and an imperfect one.</w:t>
       </w:r>
     </w:p>
     <w:p>
@@ -4683,7 +4683,7 @@
         <w:spacing w:after="160"/>
       </w:pPr>
       <w:r>
-        <w:t>This frames the most-cited number in our data. Ultrasound named malrotation in 54.6% of the surgically confirmed children who underwent it, against sensitivities of 93–97% in children investigated for suspicion [8, 9, 12, 19]. The two are not interchangeable — ours is conditioned on confirmed disease and on whatever indications selected these children, so the difference mixes case-mix with technique — but the audit shows the technique component to be real. The published figures came from examinations that assessed D3, the most accurate single sign in the 2025 multicentre series [12], and the duodenojejunal junction, often with enteric fluid, by readers alert to the diagnosis [18, 20, 21]; ours did not. The 2021 systematic review anticipated this, finding better performance where the mesenteric vessels and enteric fluid were used [8].</w:t>
+        <w:t>This frames the most-cited number in our data. Ultrasound named malrotation in 54.6% of the surgically confirmed children who underwent it, against sensitivities of 93–97% in children investigated for suspicion [8, 9, 12, 19]. The two are not interchangeable — ours is conditioned on confirmed disease and on whatever indications selected these children, so the difference mixes case-mix with technique — but the audit shows the technique component is real. The published figures came from examinations that assessed D3, the most accurate single sign in the 2025 multicentre series [12], and the duodenojejunal junction, often with enteric fluid, by readers alert to the diagnosis [18, 20, 21]; ours did not. The 2021 systematic review anticipated this, finding better performance where the mesenteric vessels and enteric fluid were used [8].</w:t>
       </w:r>
     </w:p>
     <w:p>
@@ -4707,7 +4707,7 @@
         <w:spacing w:after="160"/>
       </w:pPr>
       <w:r>
-        <w:t>Departments adopting an ultrasound-first pathway on the strength of 93–97% sensitivities should first establish that their own examinations resemble those that produced them. Awareness alone moved detection from 41% to 61% here but left the duodenal landmarks all but unexamined; a structured report requiring explicit statements about D3, the duodenojejunal junction, the vessel relationship and study adequacy would make the gap auditable. Where such an examination cannot be delivered, a negative ultrasound should not exclude malrotation.</w:t>
+        <w:t>Departments adopting an ultrasound-first pathway on the strength of 93–97% sensitivities should first establish that their examinations resemble those that produced them. Awareness alone moved detection from 41% to 61% here but left the duodenal landmarks all but unexamined; a structured report requiring explicit statements about D3, the duodenojejunal junction, the vessel relationship and study adequacy would make the gap auditable. Where such an examination cannot be delivered, a negative ultrasound should not exclude malrotation.</w:t>
       </w:r>
     </w:p>
     <w:p>
@@ -4731,7 +4731,7 @@
         <w:spacing w:after="160"/>
       </w:pPr>
       <w:r>
-        <w:t>Index tests were classified from report text rather than blinded image review, so this study measures reported detection, not achievable image-based accuracy: a finding seen but not written, and an inadequate examination reported as normal, are indistinguishable here — the boundary of the question rather than a defect in answering it, since the report is what the clinician acts on. The certainty tiers came from the same text and, unlike the positive–negative label, were not separately adjudicated. Radiation dose could not be captured, and whether this centre's deficit generalises is unknown.</w:t>
+        <w:t>Index tests were classified from report text rather than blinded image review, so this study measures reported detection, not achievable image-based accuracy: a finding seen but not written, and an inadequate examination reported as normal, are indistinguishable here — the boundary of the question rather than a defect in answering it, since the report is what clinicians act on. The certainty tiers came from the same text and, unlike the positive–negative label, were not separately adjudicated. Radiation dose could not be captured, and whether this centre's deficit generalises is unknown.</w:t>
       </w:r>
     </w:p>
     <w:p>

--- a/诊断效能_英文稿_InsightsIntoImaging投稿版_v4.docx
+++ b/诊断效能_英文稿_InsightsIntoImaging投稿版_v4.docx
@@ -24,7 +24,7 @@
         <w:spacing w:after="160"/>
       </w:pPr>
       <w:r>
-        <w:t>Word count: 2,998 (main text, excluding abstract, key points, figure and table legends, references and declarations); Tables: 4; Figures: 3; Supplementary: 3 Online Resources</w:t>
+        <w:t>Word count: 2,999 (main text, excluding abstract, key points, figure and table legends, references and declarations); Tables: 4; Figures: 3; Supplementary: 3 Online Resources</w:t>
       </w:r>
     </w:p>
     <w:p>
@@ -74,7 +74,7 @@
         <w:t>Results</w:t>
       </w:r>
       <w:r>
-        <w:t xml:space="preserve"> Among 465 children (median age at operation 13 days; volvulus in 86.7%), 410 had at least one index test (740 examinations from 778 reports). Three of 119 ultrasound examinations (2.5%) documented D3 or the duodenojejunal junction, 12 (10.1%) the superior mesenteric artery–vein relationship and 2 (1.7%) enteric fluid administration, whereas a whirlpool sign was reported in 48.7%. Ultrasound named malrotation in 58 of 58 examinations reporting a whirlpool and 7 of 61 without one, but a whirlpool was reported in only 58 of the 113 children whose operation confirmed volvulus. Detection was 78.7% (237/301) for the UGI series, 53.4% (171/320) for CT and 54.6% (65/119) for ultrasound, on non-comparable denominators. Ultrasound detection rose from 41.0% to 61.3% between eras; adjusting for a shift toward sessions including an abdominal great-vessel study halved that difference (+20.2 to +10.3 percentage points), while the examination-type term stayed between 3.1 and 3.9 wherever the era boundary was placed.</w:t>
+        <w:t xml:space="preserve"> Among 465 children (median age at operation 13 days; volvulus in 86.7%), 410 had at least one index test (740 examinations from 778 reports). Three of 119 ultrasound examinations (2.5%) documented D3 or the duodenojejunal junction, 12 (10.1%) the superior mesenteric artery–vein relationship and 2 (1.7%) enteric fluid administration, whereas a whirlpool sign was reported in 48.7%. Ultrasound named malrotation in 58 of 58 examinations reporting a whirlpool and 7 of 61 without one, but a whirlpool was reported in only 58 of the 113 children whose operation confirmed volvulus. Detection was 78.7% (237/301) for the UGI series, 53.4% (171/320) for CT and 54.6% (65/119) for ultrasound, on non-comparable denominators. Ultrasound detection rose from 41.0% to 61.3% between eras; adjusting for a shift toward sessions including an abdominal great-vessel study reduced that difference from +20.2 to +10.3 percentage points, with an interval including zero, while the examination-type term stayed between 3.1 and 3.9 wherever the era boundary was placed.</w:t>
       </w:r>
     </w:p>
     <w:p>
@@ -102,7 +102,7 @@
         <w:t>Critical relevance statement</w:t>
       </w:r>
       <w:r>
-        <w:t xml:space="preserve"> A department adopting an ultrasound-first pathway on the strength of published sensitivities of 93–97% should first audit whether its own reports document the duodenal landmarks that produced those figures; in this department they almost never did, and a negative ultrasound did not exclude malrotation.</w:t>
+        <w:t xml:space="preserve"> A department adopting an ultrasound-first pathway on the strength of published sensitivities of 93–97% should first audit whether its own reports document the duodenal landmarks that produced those figures; in this department they almost never did, and 45% of the ultrasound examinations in children who proved to have malrotation did not name it.</w:t>
       </w:r>
     </w:p>
     <w:p>
@@ -140,7 +140,7 @@
         <w:spacing w:after="160"/>
       </w:pPr>
       <w:r>
-        <w:t>• Ultrasound named the diagnosis almost only when a whirlpool sign was reported.</w:t>
+        <w:t>• A whirlpool sign was recorded in only half the children with confirmed volvulus.</w:t>
       </w:r>
     </w:p>
     <w:p>
@@ -148,7 +148,7 @@
         <w:spacing w:after="160"/>
       </w:pPr>
       <w:r>
-        <w:t>• Improvement over time tracked examination type more closely than calendar era.</w:t>
+        <w:t>• Detection rose with a shift in examination type as much as with calendar era.</w:t>
       </w:r>
     </w:p>
     <w:p>
@@ -188,7 +188,7 @@
         <w:spacing w:after="160"/>
       </w:pPr>
       <w:r>
-        <w:t>We therefore audited 13.5 years of routine reports at a tertiary children's hospital. Because every child had surgically confirmed malrotation, the study measures how often the disease was named and why — not how accurate the tests are, a constraint that governs every result below.</w:t>
+        <w:t>We therefore audited 13.5 years of routine reports at a tertiary children's hospital. Because every child had surgically confirmed malrotation, the study measures how often the disease was named and why — not how accurate the tests are, a constraint that governs every result below. The contrast series and CT are reported alongside it not to rank the three, which this design cannot do, but to show where ultrasound sat in the pathway.</w:t>
       </w:r>
     </w:p>
     <w:p>
@@ -248,7 +248,7 @@
         <w:t>malrotation with volvulus</w:t>
       </w:r>
       <w:r>
-        <w:t xml:space="preserve"> throughout: the whirlpool sign is a sign of volvulus, not of malrotation in isolation.</w:t>
+        <w:t xml:space="preserve"> throughout: the whirlpool sign is a sign of volvulus, not of malrotation.</w:t>
       </w:r>
     </w:p>
     <w:p>
@@ -296,7 +296,7 @@
         <w:spacing w:after="160"/>
       </w:pPr>
       <w:r>
-        <w:t>Each index unit was coded for documented technical content by text patterns applied to the findings and conclusion sections — for ultrasound, D3 or the duodenojejunal junction, the mesenteric artery–vein relationship and vessel inversion, a whirlpool appearance, enteric fluid administration, dynamic and graded-compression technique, limiting bowel gas, caecal position and bedside performance; for CT and the UGI series, the corresponding landmarks (Online Resource 1). Technique elements count as documented whether the finding was normal or abnormal, since an examination stating the vessel relationship is normal did assess the vessels; the whirlpool sign, a finding rather than a technique, counts only where not negated. The audit is a lower bound on what was performed.</w:t>
+        <w:t>Each index unit was coded for documented technical content by text patterns applied to the findings and conclusion sections — for ultrasound, D3 or the duodenojejunal junction, the mesenteric artery–vein relationship and vessel inversion, a whirlpool appearance, enteric fluid, dynamic and graded-compression technique, limiting bowel gas, caecal position and bedside performance; for CT and the UGI series, the corresponding landmarks (Online Resource 1). Technique elements count as documented whether the finding was normal or abnormal, since an examination stating the vessel relationship is normal did assess the vessels; the whirlpool sign, a finding rather than a technique, counts only where not negated. The audit is a lower bound on what was performed.</w:t>
       </w:r>
     </w:p>
     <w:p>
@@ -352,7 +352,7 @@
         <w:spacing w:after="160"/>
       </w:pPr>
       <w:r>
-        <w:t>Of 465 children with surgically confirmed malrotation, 302 (64.9%) were neonates and 403 (86.7%) had midgut volvulus (Table 1). An index examination was available in 301 children for the UGI series, 320 for CT and 119 for ultrasound; 410 had at least one and 59 had all three. The remaining 55 (11.8%) had none of the three, but none was operated on without imaging — the five with no in-hospital study each had imaging before transfer — and they were older and less often had volvulus (Fig. 1).</w:t>
+        <w:t>Of 465 children with surgically confirmed malrotation, 302 (64.9%) were neonates and 403 (86.7%) had midgut volvulus (Table 1). An index examination was available in 301 children for the UGI series, 320 for CT and 119 for ultrasound; 410 had at least one and 59 all three. The remaining 55 (11.8%) had none of the three, yet all were imaged before operation: the five with no in-hospital study each had imaging before transfer (Table 1, Fig. 1).</w:t>
       </w:r>
     </w:p>
     <w:p>
@@ -1823,7 +1823,7 @@
         <w:spacing w:after="160"/>
       </w:pPr>
       <w:r>
-        <w:t>The modality groups were not interchangeable (Table 1): ultrasound went to children with volvulus more often, its use rising from 13% to 48% of operated children between eras. The UGI series was the last preoperative test in 75.1% of children who received it against 19.2% for CT, with higher detection in that position (80.4% vs 70.5%) — the confirmatory study before operation, a feature of the pathway rather than the test.</w:t>
+        <w:t>The modality groups were not interchangeable (Table 1): ultrasound went to children with volvulus more often, its use rising from 13% to 48% of operated children between eras. The UGI series was the last preoperative test in 75.1% of children who received it against 19.2% for CT, with higher detection in that position (80.4% vs 70.5%) — a feature of the pathway rather than the test.</w:t>
       </w:r>
     </w:p>
     <w:p>
@@ -1839,7 +1839,7 @@
         <w:spacing w:after="160"/>
       </w:pPr>
       <w:r>
-        <w:t>Detection was 237/301 (78.7%, 95% CI 73.8–83.0) for the UGI series, 171/320 (53.4%, 48.0–58.8) for CT and 65/119 (54.6%, 45.7–63.3) for ultrasound (Table 2, Fig. 2) — indication-selected denominators from overlapping groups, not a ranking. CT and ultrasound had lower odds of a positive report than the UGI series (odds ratio 0.31 and 0.33 unadjusted, 0.29 and 0.27 adjusted), and the same model showed higher detection above 1 year (3.14, 1.71–5.75) and in the later era (1.79, 1.20–2.68); these coefficients absorb indication, pathway position and content (Online Resource 2). Reclassifying possible-tier conclusions as negative reduced detection to 51.2%, 34.1% and 27.7% (Table 2).</w:t>
+        <w:t>Detection was 237/301 (78.7%, 95% CI 73.8–83.0) for the UGI series, 171/320 (53.4%, 48.0–58.8) for CT and 65/119 (54.6%, 45.7–63.3) for ultrasound (Table 2, Fig. 2) — indication-selected denominators from overlapping groups, not a ranking. CT and ultrasound had lower odds of a positive report than the UGI series (odds ratio 0.29 and 0.27 adjusted), and the same model showed higher detection above 1 year (3.14, 1.71–5.75) and in the later era (1.79, 1.20–2.68); these coefficients absorb indication, pathway position and content (Online Resource 2). Reclassifying possible-tier conclusions as negative reduced detection to 51.2%, 34.1% and 27.7% (Table 2).</w:t>
       </w:r>
     </w:p>
     <w:p>
@@ -2582,7 +2582,7 @@
         <w:spacing w:after="160"/>
       </w:pPr>
       <w:r>
-        <w:t>The central finding is the content of the 119 ultrasound index examinations (Table 3, Fig. 3). Three (2.5%; 95% CI 0.9–7.2) documented D3 or the duodenojejunal junction and seven (5.9%) mentioned the duodenum at all. Twelve (10.1%) addressed the mesenteric artery–vein relationship, and one stated the vessels were inverted — although inversion was one of the two criteria defining a positive ultrasound. Enteric fluid was recorded twice, dynamic assessment three times and graded compression once, against colour Doppler in 116 (97.5%). By contrast, 58 (48.7%) reported a whirlpool, and bowel gas limited 30 (25.2%).</w:t>
+        <w:t>The central finding is the content of the 119 ultrasound index examinations (Table 3, Fig. 3). Three (2.5%; 95% CI 0.9–7.2) documented D3 or the duodenojejunal junction and seven (5.9%) mentioned the duodenum at all. Twelve (10.1%) addressed the mesenteric artery–vein relationship, and one stated the vessels were inverted — although inversion was one of the two criteria defining a positive ultrasound. Enteric fluid was recorded twice and graded compression once. By contrast, 58 (48.7%) reported a whirlpool, and bowel gas limited 30 (25.2%).</w:t>
       </w:r>
     </w:p>
     <w:p>
@@ -2590,7 +2590,7 @@
         <w:spacing w:after="160"/>
       </w:pPr>
       <w:r>
-        <w:t>The three show what the audit detects: in 2018 the horizontal duodenum was described passing anterior to the superior mesenteric artery after oral contrast; in 2022 it was followed between the artery and the aorta into the left upper abdomen with the duodenojejunal junction identified, the only examination resembling the published protocol.</w:t>
+        <w:t>The three show what the audit detects: in 2018 the horizontal duodenum was described passing anterior to the superior mesenteric artery after oral contrast; in 2022 it was followed between the artery and the aorta with the duodenojejunal junction identified, the only examination resembling the published protocol; in 2024 it could not be filled and further imaging was advised.</w:t>
       </w:r>
     </w:p>
     <w:p>
@@ -2598,7 +2598,7 @@
         <w:spacing w:after="160"/>
       </w:pPr>
       <w:r>
-        <w:t>Detection followed this content closely. Ultrasound named malrotation in 58 of the 58 examinations reporting a whirlpool and in 7 of the 61 without one (11.5%, 95% CI 5.7–21.8). That contrast is partly definitional, a whirlpool being itself a positivity criterion; all 58 of those conclusions named malrotation or volvulus outright. The informative half is the converse: a whirlpool was reported in only 58 of the 113 children (51.3%) whose operation confirmed midgut volvulus. Ten of the 12 examinations addressing the mesenteric vessels were positive, the exceptions recording the relationship as normal (Table 3).</w:t>
+        <w:t>Detection followed this content closely. Ultrasound named malrotation in 58 of the 58 examinations reporting a whirlpool and in 7 of the 61 without one (11.5%, 95% CI 5.7–21.8). That contrast is partly definitional, a whirlpool being itself a positivity criterion; all 58 of those conclusions named malrotation or volvulus outright. The informative half is the converse: a whirlpool was reported in only 58 of the 113 children (51.3%) whose operation confirmed midgut volvulus.</w:t>
       </w:r>
     </w:p>
     <w:p>
@@ -4169,7 +4169,7 @@
         <w:spacing w:after="160"/>
       </w:pPr>
       <w:r>
-        <w:t>Ultrasound detection was 41.0% (16/39) in 2012–2018 and 61.3% (49/80) in 2019–2026; CT 47.0% and 66.7%; UGI 77.1% and 82.3% (Table 4). For ultrasound the change tracked how the examination was booked: sessions including a great-vessel study rose from 33.3% to 67.5%, and adding that indicator halved the era effect, from +20.2 (95% CI +1.8 to +38.8) to +10.3 (−10.3 to +30.1) percentage points, while the indicator itself carried an odds ratio of 3.35 (1.51–7.44). Moving the era boundary from 2019 to 2022 left the examination-type odds ratio between 3.07 and 3.85 (all p≤0.007) while the era odds ratio swung from 2.82 to 1.25 (Online Resource 2). The era-by-booking interaction was not significant, so the effect of examination type did not itself change between eras. The booking shift tracked whirlpool reporting but not duodenal assessment. CT showed a comparable change only partly explained by contrast enhancement; the UGI series showed none (Table 4).</w:t>
+        <w:t>Ultrasound detection was 41.0% (16/39) in 2012–2018 and 61.3% (49/80) in 2019–2026; CT 47.0% and 66.7%; UGI 77.1% and 82.3% (Table 4). For ultrasound the change tracked how the examination was booked: sessions including a great-vessel study rose from 33.3% to 67.5%, and adding that indicator reduced the era effect from +20.2 (95% CI +1.8 to +38.8) to +10.3 (−10.3 to +30.1) percentage points, the indicator itself carrying an odds ratio of 3.35 (1.51–7.44). Moving the era boundary from 2019 to 2022 left the examination-type odds ratio between 3.07 and 3.85 while the era odds ratio swung from 2.82 to 1.25 (Online Resource 2). The era-by-booking interaction was not significant, giving no evidence that the effect of examination type itself changed between eras, though these subgroups are small. The booking shift tracked whirlpool reporting but not duodenal assessment. CT showed a comparable change only partly explained by contrast enhancement; the UGI series showed none (Table 4).</w:t>
       </w:r>
     </w:p>
     <w:p>
@@ -4180,7 +4180,7 @@
         <w:rPr>
           <w:b/>
         </w:rPr>
-        <w:t>Table 4. Change in report-level detection between eras, and the examination-content variables that account for it</w:t>
+        <w:t>Table 4. Change in report-level detection between eras, and the examination-content variables associated with it</w:t>
       </w:r>
     </w:p>
     <w:tbl>
@@ -4659,7 +4659,7 @@
         <w:spacing w:after="160"/>
       </w:pPr>
       <w:r>
-        <w:t>Fifty-nine children underwent all three modalities — not a random sample but a subgroup in whom the diagnosis had remained uncertain, more severely affected than the other 351 imaged children (96.6% vs 86.6% volvulus; 83.1% vs 65.5% neonates). The UGI series was positive in 76.3%, ultrasound in 52.5% and CT in 47.5% (Cochran's Q p=0.001; UGI exceeded CT by 28.8 percentage points, 95% CI +13.6 to +44.1, and ultrasound by 23.7, +8.5 to +39.0, while CT and ultrasound did not differ), unchanged within 48 h or 24 h (Online Resource 2) — reporting within one selected subgroup, not accuracy. Only 6 of the 62 children with malrotation but no volvulus underwent ultrasound and none had a positive report; a Firth penalised model supports the direction of that contrast but not its magnitude (Online Resource 2). The cohort therefore says little about the children the ultrasound-first debate concerns.</w:t>
+        <w:t>Fifty-nine children underwent all three modalities — not a random sample but a subgroup in whom the diagnosis remained uncertain, more severely affected than the other 351 imaged children (96.6% vs 86.6% volvulus; 83.1% vs 65.5% neonates). The UGI series was positive in 76.3%, ultrasound in 52.5% and CT in 47.5% (Cochran's Q p=0.001; UGI exceeded CT by 28.8 percentage points, 95% CI +13.6 to +44.1, and ultrasound by 23.7, +8.5 to +39.0, while the CT–ultrasound difference was compatible with zero, −5.1, −18.6 to +10.2), unchanged within 48 h (Online Resource 2) — reporting within one selected subgroup, not accuracy. Only 6 of the 62 children with malrotation but no volvulus underwent ultrasound and none had a positive report; a Firth penalised model supports the direction of that contrast but not its magnitude (Online Resource 2). The cohort therefore says little about the children the ultrasound-first debate concerns.</w:t>
       </w:r>
     </w:p>
     <w:p>
@@ -4675,7 +4675,7 @@
         <w:spacing w:after="160"/>
       </w:pPr>
       <w:r>
-        <w:t>In 13.5 years of routine practice, ultrasound reports for children who proved to have intestinal malrotation almost never recorded the duodenal anatomy on which contemporary ultrasound accuracy depends: D3 or the duodenojejunal junction in three of 119 examinations, the mesenteric vessels in 12, enteric fluid in two. What they did contain was the whirlpool sign — in about half of all examinations, and in only half of the children whose operation confirmed volvulus. Ultrasound here functioned as a test for midgut volvulus, and an imperfect one.</w:t>
+        <w:t>In 13.5 years of routine practice, ultrasound reports for children who proved to have intestinal malrotation almost never recorded the duodenal anatomy on which contemporary ultrasound accuracy depends: D3 or the duodenojejunal junction in three of 119 examinations, enteric fluid in two. What they did contain was the whirlpool sign — in about half of all examinations, and in only half of the children whose operation confirmed volvulus. Ultrasound here functioned as a test for midgut volvulus, and an imperfect one.</w:t>
       </w:r>
     </w:p>
     <w:p>
@@ -4683,7 +4683,7 @@
         <w:spacing w:after="160"/>
       </w:pPr>
       <w:r>
-        <w:t>This frames the most-cited number in our data. Ultrasound named malrotation in 54.6% of the surgically confirmed children who underwent it, against sensitivities of 93–97% in children investigated for suspicion [8, 9, 12, 19]. The two are not interchangeable — ours is conditioned on confirmed disease and on whatever indications selected these children, so the difference mixes case-mix with technique — but the audit shows the technique component is real. The published figures came from examinations that assessed D3, the most accurate single sign in the 2025 multicentre series [12], and the duodenojejunal junction, often with enteric fluid, by readers alert to the diagnosis [18, 20, 21]; ours did not. The 2021 systematic review anticipated this, finding better performance where the mesenteric vessels and enteric fluid were used [8].</w:t>
+        <w:t>This frames the most-cited number in our data. Ultrasound named malrotation in 54.6% of the surgically confirmed children who underwent it, against sensitivities of 93–97% in children investigated for suspicion [8, 9, 12, 19]. The two are not interchangeable — ours is conditioned on confirmed disease and on whatever indications selected these children, so the difference mixes case-mix with technique — but the audit shows the technique component is real. The published figures came from examinations that assessed D3, the most accurate single sign in the 2025 multicentre series [12], and the duodenojejunal junction, often with enteric fluid, by readers alert to the diagnosis [18, 20, 21]; ours almost never did. The 2021 systematic review anticipated this, finding better performance where the mesenteric vessels and enteric fluid were used [8].</w:t>
       </w:r>
     </w:p>
     <w:p>
@@ -4691,7 +4691,7 @@
         <w:spacing w:after="160"/>
       </w:pPr>
       <w:r>
-        <w:t>The temporal analysis points the same way without settling it. Detection improved from 41% to 61%, but the improvement tracked what the examination was: adding the great-vessel indicator halved the era effect on the risk-difference scale, whereas the examination-type effect was stable wherever the era boundary fell. Two cautions apply. The booking category was not randomised — a child suspected of volvulus is both more likely to be booked for a vessel study and more likely to have a whirlpool to find, so indication and technique cannot be separated; and the adjusted marginal effect has a wide interval including zero, so the analysis bounds the era contribution rather than removing it. The department's account is consistent: no equipment, staffing or protocol change, and growing awareness from about 2021 — attached to the whirlpool sign rather than duodenal anatomy, so even the improvement ran toward detecting volvulus.</w:t>
+        <w:t>The temporal analysis points the same way without settling it. Detection improved from 41% to 61%, but the improvement tracked what the examination was: adding the great-vessel indicator halved the era effect on the risk-difference scale, whereas the examination-type effect was stable wherever the era boundary fell. Two cautions apply. The booking category was not randomised — a child suspected of volvulus is both more likely to be booked for a vessel study and more likely to have a whirlpool to find, so indication and technique cannot be separated; and the adjusted marginal effect has a wide interval including zero, so the analysis bounds the era contribution rather than removing it. The department's account is consistent: no equipment, staffing or protocol change, and growing awareness from about 2021 — attached to the whirlpool sign rather than duodenal anatomy, so even the improvement ran toward volvulus.</w:t>
       </w:r>
     </w:p>
     <w:p>
@@ -4699,7 +4699,7 @@
         <w:spacing w:after="160"/>
       </w:pPr>
       <w:r>
-        <w:t>Three features of the design make the between-modality differences uninterpretable as accuracy. The reference standard is not independent of the index tests: the surgeon knew the preoperative imaging, and a positive UGI series often precipitated the operation that confirmed it — an incorporation bias asymmetrical between tests. Pathway position differed, the UGI series being last before operation in 75% of children who received it. And the modalities were used in different children for different reasons (Table 1), which no adjustment can undo.</w:t>
+        <w:t>Three features of the design make the between-modality differences uninterpretable as accuracy. The reference standard is not independent of the index tests: the surgeon knew the preoperative imaging, and a positive UGI series often precipitated the operation that confirmed it — an incorporation bias asymmetrical between tests. Pathway position differed, the UGI series being last before operation in 75%. And the modalities were used in different children for different reasons (Table 1), which no adjustment can undo.</w:t>
       </w:r>
     </w:p>
     <w:p>
@@ -4707,7 +4707,7 @@
         <w:spacing w:after="160"/>
       </w:pPr>
       <w:r>
-        <w:t>Departments adopting an ultrasound-first pathway on the strength of 93–97% sensitivities should first establish that their examinations resemble those that produced them. Awareness alone moved detection from 41% to 61% here but left the duodenal landmarks all but unexamined; a structured report requiring explicit statements about D3, the duodenojejunal junction, the vessel relationship and study adequacy would make the gap auditable. Where such an examination cannot be delivered, a negative ultrasound should not exclude malrotation.</w:t>
+        <w:t>Departments adopting an ultrasound-first pathway on the strength of 93–97% sensitivities should first establish that their examinations resemble those that produced those figures. Detection rose from 41% to 61% over the period in which the department reports growing awareness, while the duodenal landmarks remained all but unexamined; a structured report requiring explicit statements about D3, the duodenojejunal junction and study adequacy would make the gap auditable. Where such an examination cannot be delivered, a negative ultrasound should not be taken to exclude malrotation.</w:t>
       </w:r>
     </w:p>
     <w:p>
@@ -4723,7 +4723,7 @@
         <w:spacing w:after="160"/>
       </w:pPr>
       <w:r>
-        <w:t>This is not a diagnostic accuracy study: detection among surgically confirmed children who received a test does not transfer to children investigated for suspicion, in whom contemporary studies report far higher ultrasound performance [8, 12, 19]. The cohort contains only children who reached an operation, is skewed toward severe neonatal disease, and says little about older children with intermittent symptoms, incidental or non-volvulus malrotation, or stable outpatients. The 55 without an index test were excluded from the denominators, an informative missingness of unknown direction. The volvulus definition accepted any documented degree of rotation; restricting it to 360° or more moves prevalence from 86.7% to 82.6% without changing a conclusion (Online Resource 2).</w:t>
+        <w:t>This is not a diagnostic accuracy study: detection among surgically confirmed children who received a test does not transfer to children investigated for suspicion [8, 12, 19]. The cohort contains only children who reached an operation, is skewed toward severe neonatal disease, and says little about older children with intermittent symptoms, incidental or non-volvulus malrotation, or stable outpatients. The 55 without an index test were excluded from the denominators, an informative missingness. Restricting the volvulus definition to a documented rotation of 360° or more moves prevalence from 86.7% to 82.6% without changing a conclusion (Online Resource 2).</w:t>
       </w:r>
     </w:p>
     <w:p>
@@ -4731,7 +4731,7 @@
         <w:spacing w:after="160"/>
       </w:pPr>
       <w:r>
-        <w:t>Index tests were classified from report text rather than blinded image review, so this study measures reported detection, not achievable image-based accuracy: a finding seen but not written, and an inadequate examination reported as normal, are indistinguishable here — the boundary of the question rather than a defect in answering it, since the report is what clinicians act on. The certainty tiers came from the same text and, unlike the positive–negative label, were not separately adjudicated. Radiation dose could not be captured, and whether this centre's deficit generalises is unknown.</w:t>
+        <w:t>Index tests were classified from report text rather than blinded image review, so this study measures reported detection, not achievable image-based accuracy: a finding seen but not written, and an inadequate examination reported as normal, are indistinguishable — the boundary of the question rather than a defect in answering it, since the report is what clinicians act on. The certainty tiers came from the same text and, unlike the positive–negative label, were not separately adjudicated. The temporal analysis was not pre-specified: the examination-type variable was identified after inspecting the data, and it is best read as hypothesis-generating. Comparisons were not adjusted for multiplicity, radiation dose could not be captured, and whether this centre's deficit generalises is unknown.</w:t>
       </w:r>
     </w:p>
     <w:p>
@@ -4747,7 +4747,7 @@
         <w:spacing w:after="160"/>
       </w:pPr>
       <w:r>
-        <w:t>Routine ultrasound reports for children with surgically confirmed intestinal malrotation documented the duodenal landmarks underpinning contemporary ultrasound accuracy in under 3% of examinations, and named the diagnosis almost only when a whirlpool sign was reported — which happened in about half of the children whose operation confirmed volvulus. Ultrasound here was, in practice, a test for midgut volvulus rather than for malrotation. These rates establish no specificity, predictive value or ranking, and are no argument against ultrasound-first pathways; they argue that a department's own technique and reporting content decide whether published performance is achievable locally — measurable, and correctable, by audit.</w:t>
+        <w:t>Routine ultrasound reports for children with surgically confirmed intestinal malrotation documented the duodenal landmarks underpinning contemporary ultrasound accuracy in under 3% of examinations, and named the diagnosis almost only when a whirlpool sign was reported — which happened in about half of the children whose operation confirmed volvulus. Ultrasound here was, in practice, a test for volvulus rather than for malrotation. These rates establish no specificity, predictive value or ranking, and are no argument against ultrasound-first pathways; they argue that a department's own technique and reporting content are what an audit can measure, and the first thing to check before assuming published performance is achievable locally.</w:t>
       </w:r>
     </w:p>
     <w:p>

--- a/诊断效能_英文稿_InsightsIntoImaging投稿版_v4.docx
+++ b/诊断效能_英文稿_InsightsIntoImaging投稿版_v4.docx
@@ -24,7 +24,7 @@
         <w:spacing w:after="160"/>
       </w:pPr>
       <w:r>
-        <w:t>Word count: 2,999 (main text, excluding abstract, key points, figure and table legends, references and declarations); Tables: 4; Figures: 3; Supplementary: 3 Online Resources</w:t>
+        <w:t>Word count: 2,998 (main text, excluding abstract, key points, figure and table legends, references and declarations); Tables: 4; Figures: 3; Supplementary: 3 Online Resources</w:t>
       </w:r>
     </w:p>
     <w:p>
@@ -172,7 +172,7 @@
         <w:spacing w:after="160"/>
       </w:pPr>
       <w:r>
-        <w:t>The upper gastrointestinal (UGI) contrast series has long been the reference imaging test, based on the duodenojejunal junction and the course of the proximal small bowel [5, 6, 13], an interpretation with well-described mimics [17]; abdominal CT is not a dedicated test, its mesenteric swirl being neither reliably present nor specific in children [10, 11]. Over the past decade the field has moved toward ultrasound: series report sensitivities of 93–97% under dedicated protocols, a systematic review of 17 studies and 2,257 children estimated a pooled sensitivity of 94% [7–9, 12], and a multicentre study of 539 children investigated for clinical suspicion supported ultrasound as a safe first-line test [19]. That performance is attributed not to ultrasound as a modality but to specific technical elements — the third portion of the duodenum (D3), the duodenojejunal junction, the superior mesenteric artery–vein relationship, enteric fluid and dynamic graded compression [9, 12, 18, 20, 21] — which the same literature records as demanding and not universally achievable, D3 position alone being argued insufficient for diagnosis [22].</w:t>
+        <w:t>The upper gastrointestinal (UGI) contrast series has long been the reference imaging test, based on the duodenojejunal junction and the course of the proximal small bowel [5–7], an interpretation with well-described mimics [8]; abdominal CT is not a dedicated test, its mesenteric swirl being neither reliably present nor specific in children [9, 10]. Over the past decade the field has moved toward ultrasound: series report sensitivities of 93–97% under dedicated protocols, a systematic review of 17 studies and 2,257 children estimated a pooled sensitivity of 94% [11–13], and a multicentre study of 539 children investigated for clinical suspicion supported ultrasound as a safe first-line test [14]. That performance is attributed not to ultrasound as a modality but to specific technical elements — the third portion of the duodenum (D3), the duodenojejunal junction, the superior mesenteric artery–vein relationship, enteric fluid and dynamic graded compression [12, 13, 15–17] — which the same literature records as demanding and not universally achievable, D3 position alone being argued insufficient for diagnosis [18].</w:t>
       </w:r>
     </w:p>
     <w:p>
@@ -212,7 +212,7 @@
         <w:spacing w:after="160"/>
       </w:pPr>
       <w:r>
-        <w:t xml:space="preserve">This was a retrospective, single-centre, case-only report audit approved by the institutional review board with waiver of consent. Reporting follows STROBE [14]; STARD was not used, the design not being a diagnostic accuracy study. The cohort contains no children in whom malrotation was suspected and excluded, which fixes what can be measured. The outcome is the </w:t>
+        <w:t xml:space="preserve">This was a retrospective, single-centre, case-only report audit approved by the institutional review board with waiver of consent. Reporting follows STROBE [19]; STARD was not used, the design not being a diagnostic accuracy study. The cohort contains no children in whom malrotation was suspected and excluded, which fixes what can be measured. The outcome is the </w:t>
       </w:r>
       <w:r>
         <w:rPr>
@@ -248,7 +248,7 @@
         <w:t>malrotation with volvulus</w:t>
       </w:r>
       <w:r>
-        <w:t xml:space="preserve"> throughout: the whirlpool sign is a sign of volvulus, not of malrotation.</w:t>
+        <w:t xml:space="preserve"> throughout: the whirlpool sign is a sign of volvulus, not of malrotation [20].</w:t>
       </w:r>
     </w:p>
     <w:p>
@@ -312,7 +312,7 @@
         <w:spacing w:after="160"/>
       </w:pPr>
       <w:r>
-        <w:t>Report text was classified with a rule-based, clause-level algorithm with explicit negation handling [15]; the rule dictionary, negation logic, per-modality label distribution and worked misclassification examples are in Online Resource 1. A paediatric surgeon blinded to the operative findings adjudicated 32 reports: agreement was 92% (Cohen kappa 0.83) in a stratified random sample of 24, and a targeted review of 8 suspected discordances found 5 further under-calls, corrected but excluded from the agreement statistics. All discordances were machine under-calls, so detection rates are conservative; with one adjudicator, interobserver agreement could not be estimated.</w:t>
+        <w:t>Report text was classified with a rule-based, clause-level algorithm with explicit negation handling [21]; the rule dictionary, negation logic, per-modality label distribution and worked misclassification examples are in Online Resource 1. A paediatric surgeon blinded to the operative findings adjudicated 32 reports: agreement was 92% (Cohen kappa 0.83) in a stratified random sample of 24, and a targeted review of 8 suspected discordances found 5 further under-calls, corrected but excluded from the agreement statistics. All discordances were machine under-calls, so detection rates are conservative; with one adjudicator, interobserver agreement could not be estimated.</w:t>
       </w:r>
     </w:p>
     <w:p>
@@ -328,7 +328,7 @@
         <w:spacing w:after="160"/>
       </w:pPr>
       <w:r>
-        <w:t>Detection rates carry Wilson 95% confidence intervals (CIs), with denominators shown wherever a rate appears. All analysis variables were complete. Between-modality comparison used a generalised estimating equation (GEE) logistic model [16] with an exchangeable working correlation, patient-level clustering and cluster-robust standard errors, unadjusted and adjusted for era (2012–2018 vs 2019–2026) and age group. A modality a child did not undergo enters as an unobserved outcome, which is not missing at random here, so these coefficients describe reporting among children who received each test. A pre-specified modality-by-volvulus interaction was not estimable in the three-modality model, no ultrasound examination being positive among the six children without volvulus; restricted to the UGI series and CT it is estimable, and a Firth penalised estimate of the separated contrast is given in Online Resource 2. In the subgroup receiving all three modalities, detection was compared with Cochran's Q, the exact McNemar test and paired differences with bootstrap CIs (Online Resource 2). The temporal change was examined with modality-specific logistic models of detection on era, before and after adding that modality's content variable, reported as odds ratios and as average marginal effects, because a conditional odds ratio attenuates when a predictive covariate is added even without mediation; the era boundary was varied from 2019 to 2022. Attenuation was read as consistent with the change operating through examination content rather than calendar time, not as a mediation estimate; era-by-content interaction terms were also fitted. P values were not adjusted for multiplicity, and Online Resource 2 lists which analyses were pre-specified and which were decided after inspecting the data. Analyses used Python 3.12 (statsmodels 0.15, SciPy 1.17).</w:t>
+        <w:t>Detection rates carry Wilson 95% confidence intervals (CIs), with denominators shown wherever a rate appears. All analysis variables were complete. Between-modality comparison used a generalised estimating equation (GEE) logistic model [22] with an exchangeable working correlation, patient-level clustering and cluster-robust standard errors, unadjusted and adjusted for era (2012–2018 vs 2019–2026) and age group. A modality a child did not undergo enters as an unobserved outcome, which is not missing at random here, so these coefficients describe reporting among children who received each test. A pre-specified modality-by-volvulus interaction was not estimable in the three-modality model, no ultrasound examination being positive among the six children without volvulus; restricted to the UGI series and CT it is estimable, and a Firth penalised estimate of the separated contrast is given in Online Resource 2 [23, 24]. In the subgroup receiving all three modalities, detection was compared with Cochran's Q, the exact McNemar test and paired differences with bootstrap CIs (Online Resource 2). The temporal change was examined with modality-specific logistic models of detection on era, before and after adding that modality's content variable, reported as odds ratios and as average marginal effects, because a conditional odds ratio attenuates when a predictive covariate is added even without mediation; the era boundary was varied from 2019 to 2022. Attenuation was read as consistent with the change operating through examination content rather than calendar time, not as a mediation estimate; era-by-content interaction terms were also fitted. P values were not adjusted for multiplicity, and Online Resource 2 lists which analyses were pre-specified and which were decided after inspecting the data. Analyses used Python 3.12 (statsmodels 0.15, SciPy 1.17).</w:t>
       </w:r>
     </w:p>
     <w:p>
@@ -1823,7 +1823,7 @@
         <w:spacing w:after="160"/>
       </w:pPr>
       <w:r>
-        <w:t>The modality groups were not interchangeable (Table 1): ultrasound went to children with volvulus more often, its use rising from 13% to 48% of operated children between eras. The UGI series was the last preoperative test in 75.1% of children who received it against 19.2% for CT, with higher detection in that position (80.4% vs 70.5%) — a feature of the pathway rather than the test.</w:t>
+        <w:t>The modality groups were not interchangeable (Table 1): ultrasound went to children with volvulus more often, its use rising from 13% to 48% of operated children between eras. The UGI series was the last preoperative test in 75.1% of children who received it against 19.2% for CT, with higher detection in that position (80.4% vs 70.5%) — a pathway feature, not a test property.</w:t>
       </w:r>
     </w:p>
     <w:p>
@@ -4683,7 +4683,7 @@
         <w:spacing w:after="160"/>
       </w:pPr>
       <w:r>
-        <w:t>This frames the most-cited number in our data. Ultrasound named malrotation in 54.6% of the surgically confirmed children who underwent it, against sensitivities of 93–97% in children investigated for suspicion [8, 9, 12, 19]. The two are not interchangeable — ours is conditioned on confirmed disease and on whatever indications selected these children, so the difference mixes case-mix with technique — but the audit shows the technique component is real. The published figures came from examinations that assessed D3, the most accurate single sign in the 2025 multicentre series [12], and the duodenojejunal junction, often with enteric fluid, by readers alert to the diagnosis [18, 20, 21]; ours almost never did. The 2021 systematic review anticipated this, finding better performance where the mesenteric vessels and enteric fluid were used [8].</w:t>
+        <w:t>This frames our most-cited number. Ultrasound named malrotation in 54.6% of the surgically confirmed children who underwent it, against 93–97% in the 2025 multicentre series [13] and a pooled 94% in meta-analysis [11], both in children investigated for suspicion. The two are not interchangeable — ours is conditioned on confirmed disease and on whatever indications selected these children, so the difference mixes case-mix with technique — but the audit shows the technique component is real. The published figures came from examinations that assessed D3, the most accurate single sign in the 2025 multicentre series [13], and the duodenojejunal junction, often with enteric fluid, by readers alert to the diagnosis [15–17]; ours almost never did. The 2021 systematic review anticipated this, finding better performance where the mesenteric vessels and enteric fluid were used [11].</w:t>
       </w:r>
     </w:p>
     <w:p>
@@ -4723,7 +4723,7 @@
         <w:spacing w:after="160"/>
       </w:pPr>
       <w:r>
-        <w:t>This is not a diagnostic accuracy study: detection among surgically confirmed children who received a test does not transfer to children investigated for suspicion [8, 12, 19]. The cohort contains only children who reached an operation, is skewed toward severe neonatal disease, and says little about older children with intermittent symptoms, incidental or non-volvulus malrotation, or stable outpatients. The 55 without an index test were excluded from the denominators, an informative missingness. Restricting the volvulus definition to a documented rotation of 360° or more moves prevalence from 86.7% to 82.6% without changing a conclusion (Online Resource 2).</w:t>
+        <w:t>This is not a diagnostic accuracy study: detection among surgically confirmed children who received a test does not transfer to children investigated for suspicion [11, 13, 14]. The cohort contains only children who reached an operation, is skewed toward severe neonatal disease, and says little about older children with intermittent symptoms, incidental or non-volvulus malrotation, or stable outpatients. The 55 without an index test were excluded from the denominators, an informative missingness. Restricting the volvulus definition to a documented rotation of 360° or more moves prevalence from 86.7% to 82.6% without changing a conclusion (Online Resource 2).</w:t>
       </w:r>
     </w:p>
     <w:p>
@@ -5004,7 +5004,7 @@
         <w:rPr>
           <w:sz w:val="20"/>
         </w:rPr>
-        <w:t>7. Shimanuki Y, Aihara T, Takano H, et al (1996) Clockwise whirlpool sign at color Doppler US: an objective and definite sign of midgut volvulus. Radiology 199:261–264 https://doi.org/10.1148/radiology.199.1.8633156</w:t>
+        <w:t>7. Applegate KE, Anderson JM, Klatte EC (2006) Intestinal malrotation in children: a problem-solving approach to the upper gastrointestinal series. Radiographics 26:1485–1500 https://doi.org/10.1148/rg.265055167</w:t>
       </w:r>
     </w:p>
     <w:p>
@@ -5015,7 +5015,7 @@
         <w:rPr>
           <w:sz w:val="20"/>
         </w:rPr>
-        <w:t>8. Nguyen HN, Kulkarni M, Jose J, et al (2021) Ultrasound for the diagnosis of malrotation and volvulus in children and adolescents: a systematic review and meta-analysis. Arch Dis Child 106:1171–1178 https://doi.org/10.1136/archdischild-2020-321082</w:t>
+        <w:t>8. Smitthimedhin A, Suarez A, Webb RL, Otero HJ (2018) Mimics of malrotation on pediatric upper gastrointestinal series: a pictorial review. Abdom Radiol (NY) 43:2246–2254 https://doi.org/10.1007/s00261-018-1537-9</w:t>
       </w:r>
     </w:p>
     <w:p>
@@ -5026,7 +5026,7 @@
         <w:rPr>
           <w:sz w:val="20"/>
         </w:rPr>
-        <w:t>9. Nguyen HN, Navarro OM, Bloom DA, et al (2022) Ultrasound for midgut malrotation and midgut volvulus: AJR expert panel narrative review. AJR Am J Roentgenol 218:931–939 https://doi.org/10.2214/AJR.21.27242</w:t>
+        <w:t>9. Taylor GA (2011) CT appearance of the duodenum and mesenteric vessels in children with normal and abnormal bowel rotation. Pediatr Radiol 41:1378–1383 https://doi.org/10.1007/s00247-011-2118-z</w:t>
       </w:r>
     </w:p>
     <w:p>
@@ -5037,7 +5037,7 @@
         <w:rPr>
           <w:sz w:val="20"/>
         </w:rPr>
-        <w:t>10. Taylor GA (2011) CT appearance of the duodenum and mesenteric vessels in children with normal and abnormal bowel rotation. Pediatr Radiol 41:1378–1383 https://doi.org/10.1007/s00247-011-2118-z</w:t>
+        <w:t>10. Sodhi KS, Bhatia A, Saxena AK, et al (2014) Anticlockwise swirl of mesenteric vessels: a normal CT appearance, retrospective analysis of 200 pediatric patients. Eur J Radiol 83:710–714 https://doi.org/10.1016/j.ejrad.2013.12.026</w:t>
       </w:r>
     </w:p>
     <w:p>
@@ -5048,7 +5048,7 @@
         <w:rPr>
           <w:sz w:val="20"/>
         </w:rPr>
-        <w:t>11. Sodhi KS, Bhatia A, Saxena AK, et al (2014) Anticlockwise swirl of mesenteric vessels: a normal CT appearance, retrospective analysis of 200 pediatric patients. Eur J Radiol 83:710–714 https://doi.org/10.1016/j.ejrad.2013.12.026</w:t>
+        <w:t>11. Nguyen HN, Kulkarni M, Jose J, et al (2021) Ultrasound for the diagnosis of malrotation and volvulus in children and adolescents: a systematic review and meta-analysis. Arch Dis Child 106:1171–1178 https://doi.org/10.1136/archdischild-2020-321082</w:t>
       </w:r>
     </w:p>
     <w:p>
@@ -5059,7 +5059,7 @@
         <w:rPr>
           <w:sz w:val="20"/>
         </w:rPr>
-        <w:t>12. Nguyen HN, El-Ali AM, Van Tassel D, et al (2025) Diagnostic performance of ultrasound for diagnosing midgut malrotation and volvulus in children: a multiinstitutional retrospective review. AJR Am J Roentgenol 225:e2532660 https://doi.org/10.2214/AJR.25.32660</w:t>
+        <w:t>12. Nguyen HN, Navarro OM, Bloom DA, et al (2022) Ultrasound for midgut malrotation and midgut volvulus: AJR expert panel narrative review. AJR Am J Roentgenol 218:931–939 https://doi.org/10.2214/AJR.21.27242</w:t>
       </w:r>
     </w:p>
     <w:p>
@@ -5070,7 +5070,7 @@
         <w:rPr>
           <w:sz w:val="20"/>
         </w:rPr>
-        <w:t>13. Applegate KE, Anderson JM, Klatte EC (2006) Intestinal malrotation in children: a problem-solving approach to the upper gastrointestinal series. Radiographics 26:1485–1500 https://doi.org/10.1148/rg.265055167</w:t>
+        <w:t>13. Nguyen HN, El-Ali AM, Van Tassel D, et al (2025) Diagnostic performance of ultrasound for diagnosing midgut malrotation and volvulus in children: a multiinstitutional retrospective review. AJR Am J Roentgenol 225:e2532660 https://doi.org/10.2214/AJR.25.32660</w:t>
       </w:r>
     </w:p>
     <w:p>
@@ -5081,7 +5081,7 @@
         <w:rPr>
           <w:sz w:val="20"/>
         </w:rPr>
-        <w:t>14. von Elm E, Altman DG, Egger M, et al (2007) The Strengthening the Reporting of Observational Studies in Epidemiology (STROBE) statement: guidelines for reporting observational studies. Ann Intern Med 147:573–577 https://doi.org/10.7326/0003-4819-147-8-200710160-00010</w:t>
+        <w:t>14. Binu V, Nicholson C, Cundy T, et al (2021) Ultrasound imaging as the first line of investigation to diagnose intestinal malrotation in children: safety and efficacy. J Pediatr Surg 56:2224–2228 https://doi.org/10.1016/j.jpedsurg.2021.04.009</w:t>
       </w:r>
     </w:p>
     <w:p>
@@ -5092,7 +5092,7 @@
         <w:rPr>
           <w:sz w:val="20"/>
         </w:rPr>
-        <w:t>15. López-Úbeda P, Martín-Noguerol T, Juluru K, Luna A (2022) Natural language processing in radiology: update on clinical applications. J Am Coll Radiol 19:1271–1285 https://doi.org/10.1016/j.jacr.2022.06.016</w:t>
+        <w:t>15. McCurdie FK, Meshaka R, Leung G, et al (2024) Ultrasound for infantile midgut malrotation: techniques, pearls, and pitfalls. Pediatr Radiol 54:2099–2111 https://doi.org/10.1007/s00247-024-06067-4</w:t>
       </w:r>
     </w:p>
     <w:p>
@@ -5103,7 +5103,7 @@
         <w:rPr>
           <w:sz w:val="20"/>
         </w:rPr>
-        <w:t>16. Zeger SL, Liang KY (1986) Longitudinal data analysis for discrete and continuous outcomes. Biometrics 42:121–130 https://doi.org/10.2307/2531248</w:t>
+        <w:t>16. Menten R, Reding R, Godding V, et al (2012) Sonographic assessment of the retroperitoneal position of the third portion of the duodenum: an indicator of normal intestinal rotation. Pediatr Radiol 42:941–945 https://doi.org/10.1007/s00247-012-2403-5</w:t>
       </w:r>
     </w:p>
     <w:p>
@@ -5114,7 +5114,7 @@
         <w:rPr>
           <w:sz w:val="20"/>
         </w:rPr>
-        <w:t>17. Smitthimedhin A, Suarez A, Webb RL, Otero HJ (2018) Mimics of malrotation on pediatric upper gastrointestinal series: a pictorial review. Abdom Radiol (NY) 43:2246–2254 https://doi.org/10.1007/s00261-018-1537-9</w:t>
+        <w:t>17. Hennessey I, John R, Gent R, Goh DW (2014) Utility of sonographic assessment of the position of the third part of the duodenum using water instillation in intestinal malrotation: a single-center retrospective audit. Pediatr Radiol 44:387–391 https://doi.org/10.1007/s00247-013-2839-2</w:t>
       </w:r>
     </w:p>
     <w:p>
@@ -5125,7 +5125,7 @@
         <w:rPr>
           <w:sz w:val="20"/>
         </w:rPr>
-        <w:t>18. McCurdie FK, Meshaka R, Leung G, et al (2024) Ultrasound for infantile midgut malrotation: techniques, pearls, and pitfalls. Pediatr Radiol 54:2099–2111 https://doi.org/10.1007/s00247-024-06067-4</w:t>
+        <w:t>18. Karmazyn B, Cohen MD (2015) Based on the position of the third portion of the duodenum at sonography, it is not possible to confidently diagnose malrotation. Pediatr Radiol 45:138–139 https://doi.org/10.1007/s00247-014-3068-z</w:t>
       </w:r>
     </w:p>
     <w:p>
@@ -5136,7 +5136,7 @@
         <w:rPr>
           <w:sz w:val="20"/>
         </w:rPr>
-        <w:t>19. Binu V, Nicholson C, Cundy T, et al (2021) Ultrasound imaging as the first line of investigation to diagnose intestinal malrotation in children: safety and efficacy. J Pediatr Surg 56:2224–2228 https://doi.org/10.1016/j.jpedsurg.2021.04.009</w:t>
+        <w:t>19. von Elm E, Altman DG, Egger M, et al (2007) The Strengthening the Reporting of Observational Studies in Epidemiology (STROBE) statement: guidelines for reporting observational studies. Ann Intern Med 147:573–577 https://doi.org/10.7326/0003-4819-147-8-200710160-00010</w:t>
       </w:r>
     </w:p>
     <w:p>
@@ -5147,7 +5147,7 @@
         <w:rPr>
           <w:sz w:val="20"/>
         </w:rPr>
-        <w:t>20. Menten R, Reding R, Godding V, et al (2012) Sonographic assessment of the retroperitoneal position of the third portion of the duodenum: an indicator of normal intestinal rotation. Pediatr Radiol 42:941–945 https://doi.org/10.1007/s00247-012-2403-5</w:t>
+        <w:t>20. Shimanuki Y, Aihara T, Takano H, et al (1996) Clockwise whirlpool sign at color Doppler US: an objective and definite sign of midgut volvulus. Radiology 199:261–264 https://doi.org/10.1148/radiology.199.1.8633156</w:t>
       </w:r>
     </w:p>
     <w:p>
@@ -5158,7 +5158,7 @@
         <w:rPr>
           <w:sz w:val="20"/>
         </w:rPr>
-        <w:t>21. Hennessey I, John R, Gent R, Goh DW (2014) Utility of sonographic assessment of the position of the third part of the duodenum using water instillation in intestinal malrotation: a single-center retrospective audit. Pediatr Radiol 44:387–391 https://doi.org/10.1007/s00247-013-2839-2</w:t>
+        <w:t>21. López-Úbeda P, Martín-Noguerol T, Juluru K, Luna A (2022) Natural language processing in radiology: update on clinical applications. J Am Coll Radiol 19:1271–1285 https://doi.org/10.1016/j.jacr.2022.06.016</w:t>
       </w:r>
     </w:p>
     <w:p>
@@ -5169,7 +5169,29 @@
         <w:rPr>
           <w:sz w:val="20"/>
         </w:rPr>
-        <w:t>22. Karmazyn B, Cohen MD (2015) Based on the position of the third portion of the duodenum at sonography, it is not possible to confidently diagnose malrotation. Pediatr Radiol 45:138–139 https://doi.org/10.1007/s00247-014-3068-z</w:t>
+        <w:t>22. Zeger SL, Liang KY (1986) Longitudinal data analysis for discrete and continuous outcomes. Biometrics 42:121–130 https://doi.org/10.2307/2531248</w:t>
+      </w:r>
+    </w:p>
+    <w:p>
+      <w:pPr>
+        <w:spacing w:after="60"/>
+      </w:pPr>
+      <w:r>
+        <w:rPr>
+          <w:sz w:val="20"/>
+        </w:rPr>
+        <w:t>23. Firth D (1993) Bias reduction of maximum likelihood estimates. Biometrika 80:27–38 https://doi.org/10.1093/biomet/80.1.27</w:t>
+      </w:r>
+    </w:p>
+    <w:p>
+      <w:pPr>
+        <w:spacing w:after="60"/>
+      </w:pPr>
+      <w:r>
+        <w:rPr>
+          <w:sz w:val="20"/>
+        </w:rPr>
+        <w:t>24. Heinze G, Schemper M (2002) A solution to the problem of separation in logistic regression. Stat Med 21:2409–2419 https://doi.org/10.1002/sim.1047</w:t>
       </w:r>
     </w:p>
     <w:p>

--- a/诊断效能_英文稿_InsightsIntoImaging投稿版_v4.docx
+++ b/诊断效能_英文稿_InsightsIntoImaging投稿版_v4.docx
@@ -46,7 +46,7 @@
         <w:t>Objectives</w:t>
       </w:r>
       <w:r>
-        <w:t xml:space="preserve"> Ultrasound is increasingly advocated as first-line for suspected intestinal malrotation, on the strength of sensitivities of 93–97% obtained under dedicated protocols assessing the third portion of the duodenum (D3) and the mesenteric vessels. We audited what routine reports document, and which documented findings accompany a positive report.</w:t>
+        <w:t xml:space="preserve"> Ultrasound is increasingly advocated as the first-line investigation for suspected intestinal malrotation, on the basis of sensitivities of 93–97% obtained under dedicated protocols that assess the third portion of the duodenum (D3) and the mesenteric vessels. We audited the technical content recorded in routine reports and its relation to whether the diagnosis was reported.</w:t>
       </w:r>
     </w:p>
     <w:p>
@@ -60,7 +60,7 @@
         <w:t>Methods</w:t>
       </w:r>
       <w:r>
-        <w:t xml:space="preserve"> Retrospective case-only report audit at one tertiary children's hospital (December 2012–June 2026). For each child and modality the index unit was the preoperative examination episode closest to operation, pooling reports issued the same day. Episodes were classified for malrotation detection by a rule-based algorithm with blinded surgeon adjudication, and separately audited for documented technical content. Because the cohort was assembled on surgically confirmed disease, the outcome is report-level detection among children who received the test; specificity, predictive values and comparative accuracy are not estimable.</w:t>
+        <w:t xml:space="preserve"> Retrospective case-only report audit at a single tertiary children's hospital (December 2012–June 2026). For each child and modality, the index unit was the preoperative examination episode closest to operation, with reports issued on the same day pooled. Episodes were classified for malrotation detection by a rule-based algorithm with blinded surgical adjudication, and were separately audited for documented technical content. Because the cohort was assembled on surgically confirmed disease, the outcome is report-level detection among children who underwent the test; specificity, predictive values and comparative accuracy are not estimable.</w:t>
       </w:r>
     </w:p>
     <w:p>
@@ -74,7 +74,7 @@
         <w:t>Results</w:t>
       </w:r>
       <w:r>
-        <w:t xml:space="preserve"> Among 465 children (median age at operation 13 days; volvulus in 86.7%), 410 had at least one index test (740 examinations from 778 reports). Three of 119 ultrasound examinations (2.5%) documented D3 or the duodenojejunal junction, 12 (10.1%) the superior mesenteric artery–vein relationship and 2 (1.7%) enteric fluid administration, whereas a whirlpool sign was reported in 48.7%. Ultrasound named malrotation in 58 of 58 examinations reporting a whirlpool and 7 of 61 without one, but a whirlpool was reported in only 58 of the 113 children whose operation confirmed volvulus. Detection was 78.7% (237/301) for the UGI series, 53.4% (171/320) for CT and 54.6% (65/119) for ultrasound, on non-comparable denominators. Ultrasound detection rose from 41.0% to 61.3% between eras; adjusting for a shift toward sessions including an abdominal great-vessel study reduced that difference from +20.2 to +10.3 percentage points, with an interval including zero, while the examination-type term stayed between 3.1 and 3.9 wherever the era boundary was placed.</w:t>
+        <w:t xml:space="preserve"> Among 465 children (median age at operation 13 days; volvulus in 86.7%), 410 underwent at least one index test (740 examinations from 778 reports). Three of 119 ultrasound examinations (2.5%) documented D3 or the duodenojejunal junction, 12 (10.1%) the superior mesenteric artery–vein relationship and 2 (1.7%) enteric fluid administration; a whirlpool sign was reported in 48.7%. Malrotation was reported in 58 of 58 examinations that recorded a whirlpool and in 7 of 61 that did not, whereas a whirlpool was recorded in only 58 of the 113 children in whom operation confirmed volvulus. Detection was 78.7% (237/301) for the UGI series, 53.4% (171/320) for CT and 54.6% (65/119) for ultrasound, on non-comparable denominators. Ultrasound detection rose from 41.0% to 61.3% between eras; adjustment for a shift towards sessions that included an abdominal great-vessel study reduced this difference from +20.2 to +10.3 percentage points, with an interval including zero, while the examination-type term remained between 3.1 and 3.9 at every era boundary tested.</w:t>
       </w:r>
     </w:p>
     <w:p>
@@ -88,7 +88,7 @@
         <w:t>Conclusions</w:t>
       </w:r>
       <w:r>
-        <w:t xml:space="preserve"> Routine ultrasound functioned as a whirlpool-dependent test for volvulus rather than a protocolised assessment of duodenal position. Whether supplying the missing technical elements would close the gap to published performance cannot be tested here, but the gap coincides with a measurable deficit in what these examinations recorded.</w:t>
+        <w:t xml:space="preserve"> Routine ultrasound functioned as a whirlpool-dependent test for volvulus rather than a protocolised assessment of duodenal position. Whether supplying the missing technical elements would close the gap to published performance cannot be tested in these data, but the gap coincides with a measurable deficit in what the examinations recorded.</w:t>
       </w:r>
     </w:p>
     <w:p>
@@ -102,7 +102,7 @@
         <w:t>Critical relevance statement</w:t>
       </w:r>
       <w:r>
-        <w:t xml:space="preserve"> A department adopting an ultrasound-first pathway on the strength of published sensitivities of 93–97% should first audit whether its own reports document the duodenal landmarks that produced those figures; in this department they almost never did, and 45% of the ultrasound examinations in children who proved to have malrotation did not name it.</w:t>
+        <w:t xml:space="preserve"> A department adopting an ultrasound-first pathway on the basis of published sensitivities of 93–97% should first audit whether its own reports document the duodenal landmarks that produced those figures. In this department they almost never did, and 45% of ultrasound examinations in children who proved to have malrotation did not report the diagnosis.</w:t>
       </w:r>
     </w:p>
     <w:p>
@@ -148,7 +148,7 @@
         <w:spacing w:after="160"/>
       </w:pPr>
       <w:r>
-        <w:t>• Detection rose with a shift in examination type as much as with calendar era.</w:t>
+        <w:t>• Detection rose with a change in examination type as much as with calendar era.</w:t>
       </w:r>
     </w:p>
     <w:p>
@@ -164,7 +164,7 @@
         <w:spacing w:after="160"/>
       </w:pPr>
       <w:r>
-        <w:t>Intestinal malrotation predisposes to midgut volvulus, which can progress within hours to bowel necrosis, short-bowel syndrome or death [1, 2]. Bilious vomiting in a neonate is a surgical emergency until malrotation with volvulus is excluded, although older children may present atypically and be diagnosed late [3, 4].</w:t>
+        <w:t>Intestinal malrotation predisposes to midgut volvulus, which can progress within hours to bowel necrosis, short-bowel syndrome or death [1, 2]. Bilious vomiting in a neonate is a surgical emergency until malrotation with volvulus has been excluded, although older children may present atypically and be diagnosed late [3, 4].</w:t>
       </w:r>
     </w:p>
     <w:p>
@@ -172,7 +172,7 @@
         <w:spacing w:after="160"/>
       </w:pPr>
       <w:r>
-        <w:t>The upper gastrointestinal (UGI) contrast series has long been the reference imaging test, based on the duodenojejunal junction and the course of the proximal small bowel [5–7], an interpretation with well-described mimics [8]; abdominal CT is not a dedicated test, its mesenteric swirl being neither reliably present nor specific in children [9, 10]. Over the past decade the field has moved toward ultrasound: series report sensitivities of 93–97% under dedicated protocols, a systematic review of 17 studies and 2,257 children estimated a pooled sensitivity of 94% [11–13], and a multicentre study of 539 children investigated for clinical suspicion supported ultrasound as a safe first-line test [14]. That performance is attributed not to ultrasound as a modality but to specific technical elements — the third portion of the duodenum (D3), the duodenojejunal junction, the superior mesenteric artery–vein relationship, enteric fluid and dynamic graded compression [12, 13, 15–17] — which the same literature records as demanding and not universally achievable, D3 position alone being argued insufficient for diagnosis [18].</w:t>
+        <w:t>The upper gastrointestinal (UGI) contrast series has long been the reference imaging test, based on the position of the duodenojejunal junction and the course of the proximal small bowel [5–7], although its interpretation has well-described mimics [8]. Abdominal CT is not a dedicated test, and the mesenteric swirl it may show is neither reliably present nor specific in children [9, 10]. Over the past decade the field has moved towards ultrasound. Series report sensitivities of 93–97% under dedicated protocols, a systematic review of 17 studies and 2,257 children estimated a pooled sensitivity of 94% [11–13], and a multicentre study of 539 children investigated for clinical suspicion supported ultrasound as a safe first-line test [14]. This performance is attributed to specific technical elements rather than to the modality itself: the third portion of the duodenum (D3), the duodenojejunal junction, the superior mesenteric artery–vein relationship, enteric fluid and dynamic graded compression [12, 13, 15–17]. The same literature records these elements as demanding and not universally achievable, and D3 position alone as insufficient for diagnosis [18].</w:t>
       </w:r>
     </w:p>
     <w:p>
@@ -180,7 +180,7 @@
         <w:spacing w:after="160"/>
       </w:pPr>
       <w:r>
-        <w:t>Those studies describe what ultrasound achieves under favourable conditions; what clinicians act on is the routine report issued during unselected care. To our knowledge, no study has examined the content of routine malrotation ultrasound reports at scale, or linked it to whether the diagnosis was named.</w:t>
+        <w:t>Those studies describe what ultrasound achieves under favourable conditions; clinicians act on the routine report issued during unselected care. To our knowledge, no study has examined the content of routine malrotation ultrasound reports at scale, or related it to whether the diagnosis was reported.</w:t>
       </w:r>
     </w:p>
     <w:p>
@@ -188,7 +188,7 @@
         <w:spacing w:after="160"/>
       </w:pPr>
       <w:r>
-        <w:t>We therefore audited 13.5 years of routine reports at a tertiary children's hospital. Because every child had surgically confirmed malrotation, the study measures how often the disease was named and why — not how accurate the tests are, a constraint that governs every result below. The contrast series and CT are reported alongside it not to rank the three, which this design cannot do, but to show where ultrasound sat in the pathway.</w:t>
+        <w:t>We therefore audited 13.5 years of routine reports at a tertiary children's hospital. Because every child had surgically confirmed malrotation, the study measures how often the disease was reported and with what documented content, not how accurate the tests are. The contrast series and CT are reported alongside ultrasound to show where ultrasound sat in the diagnostic pathway, not to rank them, which this design cannot do.</w:t>
       </w:r>
     </w:p>
     <w:p>
@@ -204,7 +204,7 @@
         <w:pStyle w:val="Heading2"/>
       </w:pPr>
       <w:r>
-        <w:t>Design, terminology and what this study can and cannot estimate</w:t>
+        <w:t>Design, terminology and estimable quantities</w:t>
       </w:r>
     </w:p>
     <w:p>
@@ -212,43 +212,16 @@
         <w:spacing w:after="160"/>
       </w:pPr>
       <w:r>
-        <w:t xml:space="preserve">This was a retrospective, single-centre, case-only report audit approved by the institutional review board with waiver of consent. Reporting follows STROBE [19]; STARD was not used, the design not being a diagnostic accuracy study. The cohort contains no children in whom malrotation was suspected and excluded, which fixes what can be measured. The outcome is the </w:t>
+        <w:t xml:space="preserve">This was a retrospective, single-centre, case-only report audit approved by the institutional review board with waiver of consent. Reporting follows STROBE [19]; STARD was not used, as the design is not that of a diagnostic accuracy study. The cohort includes no children in whom malrotation was suspected and excluded. The outcome is the </w:t>
       </w:r>
       <w:r>
         <w:rPr>
           <w:b/>
         </w:rPr>
-        <w:t>report-level detection rate among surgically confirmed children who received the test</w:t>
+        <w:t>report-level detection rate among surgically confirmed children who underwent the test</w:t>
       </w:r>
       <w:r>
-        <w:t xml:space="preserve">. We avoid the word "sensitivity": the quantity is a sensitivity only within the indication-selected group that underwent each test, and does not transfer to children investigated for suspicion. Specificity, predictive values and any accuracy-based ranking cannot be estimated at all. We distinguish </w:t>
-      </w:r>
-      <w:r>
-        <w:rPr>
-          <w:i/>
-        </w:rPr>
-        <w:t>malrotation</w:t>
-      </w:r>
-      <w:r>
-        <w:t xml:space="preserve">, </w:t>
-      </w:r>
-      <w:r>
-        <w:rPr>
-          <w:i/>
-        </w:rPr>
-        <w:t>midgut volvulus</w:t>
-      </w:r>
-      <w:r>
-        <w:t xml:space="preserve"> and </w:t>
-      </w:r>
-      <w:r>
-        <w:rPr>
-          <w:i/>
-        </w:rPr>
-        <w:t>malrotation with volvulus</w:t>
-      </w:r>
-      <w:r>
-        <w:t xml:space="preserve"> throughout: the whirlpool sign is a sign of volvulus, not of malrotation [20].</w:t>
+        <w:t>. We avoid the term "sensitivity", which applies only within the indication-selected group that underwent each test and does not transfer to children investigated for suspicion. Specificity, predictive values and any accuracy-based ranking cannot be estimated. Malrotation, midgut volvulus and malrotation with volvulus are distinguished throughout; the whirlpool sign is a sign of volvulus rather than of malrotation [20].</w:t>
       </w:r>
     </w:p>
     <w:p>
@@ -264,7 +237,7 @@
         <w:spacing w:after="160"/>
       </w:pPr>
       <w:r>
-        <w:t>We searched the institutional surgical records database for operations between December 2012 and June 2026 whose operative diagnosis named intestinal malrotation or whose procedure was recorded as a Ladd procedure, and reviewed every record retrieved (search strings in Online Resource 1). Of 559 operative records in 499 children, 503 records in 465 consecutive children met this criterion, the reference standard. Midgut volvulus was defined by an explicit operative statement of torsion or by a documented degree of midgut or mesenteric rotation, with no minimum degree required (see Limitations). No sample-size calculation was performed.</w:t>
+        <w:t>We searched the institutional surgical records database for operations performed between December 2012 and June 2026 in which the operative diagnosis named intestinal malrotation or the procedure was recorded as a Ladd procedure, and reviewed every record retrieved (search strings in Online Resource 1). Of 559 operative records in 499 children, 503 records in 465 consecutive children met this criterion, the reference standard. Midgut volvulus was defined by an explicit operative statement of torsion or by a documented degree of midgut or mesenteric rotation, with no minimum degree required (see Limitations). No sample-size calculation was performed.</w:t>
       </w:r>
     </w:p>
     <w:p>
@@ -272,7 +245,7 @@
         <w:spacing w:after="160"/>
       </w:pPr>
       <w:r>
-        <w:t>Three modalities were evaluated: ultrasound (sessions booked as gastrointestinal, abdominal great-vessel or pyloric), abdominal CT and the UGI contrast series; contrast enemas were not counted. For each child and modality the index unit was the examination episode closest to operation, pooling every report of that modality issued that day, because the department routinely issues separate gastrointestinal and great-vessel reports for one ultrasound session: 740 index examinations from 778 reports, with 34 earlier repeat examinations not audited (Fig. 1). The formal indication on each request was not retrievable, so confounding by indication is displayed through each modality group's characteristics (Table 1) rather than adjusted away.</w:t>
+        <w:t>Three modalities were evaluated: ultrasound (sessions booked as gastrointestinal, abdominal great-vessel or pyloric), abdominal CT and the UGI contrast series; contrast enemas were not counted. For each child and modality, the index unit was the examination episode closest to operation, pooling every report of that modality issued that day, as the department routinely issues separate gastrointestinal and great-vessel reports for one ultrasound session. This yielded 740 index examinations from 778 reports; 34 earlier repeat examinations were not audited (Fig. 1). The clinical indication on each request was not retrievable, so confounding by indication is displayed through the characteristics of each modality group (Table 1) rather than adjusted for.</w:t>
       </w:r>
     </w:p>
     <w:p>
@@ -280,7 +253,7 @@
         <w:spacing w:after="160"/>
       </w:pPr>
       <w:r>
-        <w:t>Examinations were reported during routine care by radiologists unaware of the operative findings but not blinded to clinical history or previous imaging, within the general paediatric ultrasound service rather than by a designated reader group; reports were free text and no structured malrotation template was ever in use. The department reports no change in ultrasound equipment, reporting staff or protocol during the study period, attributing the change in practice from about 2021 to growing awareness of the diagnosis — an account given retrospectively, not recorded at the time.</w:t>
+        <w:t>Examinations were reported during routine care by radiologists unaware of the operative findings but not blinded to clinical history or previous imaging, within the general paediatric ultrasound service rather than by a designated reader group. Reports were free text, with no structured malrotation template in use. The department reports no change in ultrasound equipment, reporting staff or protocol during the study period, and attributes the change in practice from about 2021 to growing awareness of the diagnosis; this account was given retrospectively rather than recorded at the time.</w:t>
       </w:r>
     </w:p>
     <w:p>
@@ -296,7 +269,7 @@
         <w:spacing w:after="160"/>
       </w:pPr>
       <w:r>
-        <w:t>Each index unit was coded for documented technical content by text patterns applied to the findings and conclusion sections — for ultrasound, D3 or the duodenojejunal junction, the mesenteric artery–vein relationship and vessel inversion, a whirlpool appearance, enteric fluid, dynamic and graded-compression technique, limiting bowel gas, caecal position and bedside performance; for CT and the UGI series, the corresponding landmarks (Online Resource 1). Technique elements count as documented whether the finding was normal or abnormal, since an examination stating the vessel relationship is normal did assess the vessels; the whirlpool sign, a finding rather than a technique, counts only where not negated. The audit is a lower bound on what was performed.</w:t>
+        <w:t>Each index unit was coded for documented technical content using text patterns applied to the findings and conclusion sections: for ultrasound, D3 or the duodenojejunal junction, the mesenteric artery–vein relationship and vessel inversion, a whirlpool appearance, enteric fluid, dynamic and graded-compression technique, limiting bowel gas, caecal position and bedside performance; for CT and the UGI series, the corresponding landmarks (Online Resource 1). Technique elements were counted as documented whether the finding was normal or abnormal, since an examination reporting the vessel relationship as normal had assessed the vessels. The whirlpool sign, a finding rather than a technique, was counted only where not negated. The audit is a lower bound on what was performed.</w:t>
       </w:r>
     </w:p>
     <w:p>
@@ -304,7 +277,7 @@
         <w:spacing w:after="160"/>
       </w:pPr>
       <w:r>
-        <w:t>An examination was positive when its conclusion named malrotation or midgut volvulus, including tentative phrasing, or described a modality-specific sign of it: for ultrasound a whirlpool or an explicit statement of mesenteric vessel inversion; for the UGI series a corkscrew or spring appearance or a malpositioned duodenojejunal junction; for CT a mesenteric whirl or an abnormal duodenal position. Explicit negation was negative and isolated gastric volvulus was not counted. Because the whirlpool is both an audited element and a positivity criterion, we report how often conclusions named the diagnosis. Because tentative phrasing is standard here, we tabulated the certainty tier of every positive conclusion and repeated the analyses with "possible" tiers counted as negative.</w:t>
+        <w:t>An examination was classified as positive when its conclusion named malrotation or midgut volvulus, including tentative phrasing, or described a modality-specific sign: for ultrasound, a whirlpool or an explicit statement of mesenteric vessel inversion; for the UGI series, a corkscrew or spring appearance or a malpositioned duodenojejunal junction; for CT, a mesenteric whirl or an abnormal duodenal position. Explicit negation was classified as negative, and isolated gastric volvulus was not counted. Because the whirlpool is both an audited element and a positivity criterion, we report how often conclusions named the diagnosis. Tentative phrasing is standard here, so the certainty tier of every positive conclusion was tabulated and the analyses repeated with "possible" tiers counted as negative.</w:t>
       </w:r>
     </w:p>
     <w:p>
@@ -312,7 +285,7 @@
         <w:spacing w:after="160"/>
       </w:pPr>
       <w:r>
-        <w:t>Report text was classified with a rule-based, clause-level algorithm with explicit negation handling [21]; the rule dictionary, negation logic, per-modality label distribution and worked misclassification examples are in Online Resource 1. A paediatric surgeon blinded to the operative findings adjudicated 32 reports: agreement was 92% (Cohen kappa 0.83) in a stratified random sample of 24, and a targeted review of 8 suspected discordances found 5 further under-calls, corrected but excluded from the agreement statistics. All discordances were machine under-calls, so detection rates are conservative; with one adjudicator, interobserver agreement could not be estimated.</w:t>
+        <w:t>Report text was classified using a rule-based, clause-level algorithm with explicit negation handling [21]; the rule dictionary, negation logic, per-modality label distribution and worked misclassification examples are given in Online Resource 1. A paediatric surgeon blinded to the operative findings adjudicated 32 reports. Agreement was 92% (Cohen kappa 0.83) in a stratified random sample of 24, and a targeted review of 8 suspected discordances identified 5 further under-calls, corrected but excluded from the agreement statistics. All discordances were machine under-calls, so detection rates are conservative. With a single adjudicator, interobserver agreement could not be estimated.</w:t>
       </w:r>
     </w:p>
     <w:p>
@@ -328,7 +301,7 @@
         <w:spacing w:after="160"/>
       </w:pPr>
       <w:r>
-        <w:t>Detection rates carry Wilson 95% confidence intervals (CIs), with denominators shown wherever a rate appears. All analysis variables were complete. Between-modality comparison used a generalised estimating equation (GEE) logistic model [22] with an exchangeable working correlation, patient-level clustering and cluster-robust standard errors, unadjusted and adjusted for era (2012–2018 vs 2019–2026) and age group. A modality a child did not undergo enters as an unobserved outcome, which is not missing at random here, so these coefficients describe reporting among children who received each test. A pre-specified modality-by-volvulus interaction was not estimable in the three-modality model, no ultrasound examination being positive among the six children without volvulus; restricted to the UGI series and CT it is estimable, and a Firth penalised estimate of the separated contrast is given in Online Resource 2 [23, 24]. In the subgroup receiving all three modalities, detection was compared with Cochran's Q, the exact McNemar test and paired differences with bootstrap CIs (Online Resource 2). The temporal change was examined with modality-specific logistic models of detection on era, before and after adding that modality's content variable, reported as odds ratios and as average marginal effects, because a conditional odds ratio attenuates when a predictive covariate is added even without mediation; the era boundary was varied from 2019 to 2022. Attenuation was read as consistent with the change operating through examination content rather than calendar time, not as a mediation estimate; era-by-content interaction terms were also fitted. P values were not adjusted for multiplicity, and Online Resource 2 lists which analyses were pre-specified and which were decided after inspecting the data. Analyses used Python 3.12 (statsmodels 0.15, SciPy 1.17).</w:t>
+        <w:t>Detection rates are presented with Wilson 95% confidence intervals (CIs), with denominators shown wherever a rate appears. All analysis variables were complete. Between-modality comparison used a generalised estimating equation (GEE) logistic model [22] with an exchangeable working correlation, patient-level clustering and cluster-robust standard errors, unadjusted and adjusted for era (2012–2018 vs 2019–2026) and age group. A modality a child did not undergo enters as an unobserved outcome, which is not missing at random here, so these coefficients describe reporting among children who underwent each test. A pre-specified modality-by-volvulus interaction was not estimable in the three-modality model, as no ultrasound examination was positive among the six children without volvulus; it is estimable when restricted to the UGI series and CT, and a Firth penalised estimate of the separated contrast is given in Online Resource 2 [23, 24]. In the subgroup that underwent all three modalities, detection was compared using Cochran's Q, the exact McNemar test and paired differences with bootstrap CIs (Online Resource 2). The temporal change was examined using modality-specific logistic models of detection on era, before and after adding that modality's content variable, reported as odds ratios and as average marginal effects, because a conditional odds ratio attenuates when a predictive covariate is added even in the absence of mediation; the era boundary was varied from 2019 to 2022. Attenuation was interpreted as consistent with the change operating through examination content rather than calendar time, not as a mediation estimate; era-by-content interaction terms were also fitted. P values were not adjusted for multiplicity, and Online Resource 2 lists which analyses were pre-specified and which were decided after inspection of the data. Analyses used Python 3.12 (statsmodels 0.15, SciPy 1.17).</w:t>
       </w:r>
     </w:p>
     <w:p>
@@ -352,7 +325,7 @@
         <w:spacing w:after="160"/>
       </w:pPr>
       <w:r>
-        <w:t>Of 465 children with surgically confirmed malrotation, 302 (64.9%) were neonates and 403 (86.7%) had midgut volvulus (Table 1). An index examination was available in 301 children for the UGI series, 320 for CT and 119 for ultrasound; 410 had at least one and 59 all three. The remaining 55 (11.8%) had none of the three, yet all were imaged before operation: the five with no in-hospital study each had imaging before transfer (Table 1, Fig. 1).</w:t>
+        <w:t>Of 465 children with surgically confirmed malrotation, 302 (64.9%) were neonates and 403 (86.7%) had midgut volvulus (Table 1). An index examination was available in 301 children for the UGI series, 320 for CT and 119 for ultrasound; 410 underwent at least one and 59 all three. The remaining 55 (11.8%) underwent none of the three but were all imaged before operation, the five without an in-hospital study before transfer (Table 1, Fig. 1).</w:t>
       </w:r>
     </w:p>
     <w:p>
@@ -1823,7 +1796,7 @@
         <w:spacing w:after="160"/>
       </w:pPr>
       <w:r>
-        <w:t>The modality groups were not interchangeable (Table 1): ultrasound went to children with volvulus more often, its use rising from 13% to 48% of operated children between eras. The UGI series was the last preoperative test in 75.1% of children who received it against 19.2% for CT, with higher detection in that position (80.4% vs 70.5%) — a pathway feature, not a test property.</w:t>
+        <w:t>The modality groups were not interchangeable (Table 1). Ultrasound was performed more often in children with volvulus, its use rising from 13% to 48% of operated children between eras. The UGI series was the last preoperative test in 75.1% of children who underwent it against 19.2% for CT, with higher detection in that position (80.4% vs 70.5%).</w:t>
       </w:r>
     </w:p>
     <w:p>
@@ -1831,7 +1804,7 @@
         <w:pStyle w:val="Heading2"/>
       </w:pPr>
       <w:r>
-        <w:t>Report-level detection and certainty of wording</w:t>
+        <w:t>Detection and certainty of wording</w:t>
       </w:r>
     </w:p>
     <w:p>
@@ -1839,7 +1812,7 @@
         <w:spacing w:after="160"/>
       </w:pPr>
       <w:r>
-        <w:t>Detection was 237/301 (78.7%, 95% CI 73.8–83.0) for the UGI series, 171/320 (53.4%, 48.0–58.8) for CT and 65/119 (54.6%, 45.7–63.3) for ultrasound (Table 2, Fig. 2) — indication-selected denominators from overlapping groups, not a ranking. CT and ultrasound had lower odds of a positive report than the UGI series (odds ratio 0.29 and 0.27 adjusted), and the same model showed higher detection above 1 year (3.14, 1.71–5.75) and in the later era (1.79, 1.20–2.68); these coefficients absorb indication, pathway position and content (Online Resource 2). Reclassifying possible-tier conclusions as negative reduced detection to 51.2%, 34.1% and 27.7% (Table 2).</w:t>
+        <w:t>Detection was 237/301 (78.7%, 95% CI 73.8–83.0) for the UGI series, 171/320 (53.4%, 48.0–58.8) for CT and 65/119 (54.6%, 45.7–63.3) for ultrasound (Table 2, Fig. 2). These denominators are indication-selected and overlapping, and are not a ranking. CT and ultrasound had lower odds of a positive report than the UGI series (adjusted odds ratio 0.29 and 0.27), and the same model showed higher detection above 1 year of age (3.14, 1.71–5.75) and in the later era (1.79, 1.20–2.68); these coefficients absorb indication, pathway position and examination content (Online Resource 2). Reclassifying possible-tier conclusions as negative reduced detection to 51.2%, 34.1% and 27.7% (Table 2).</w:t>
       </w:r>
     </w:p>
     <w:p>
@@ -2574,7 +2547,7 @@
         <w:pStyle w:val="Heading2"/>
       </w:pPr>
       <w:r>
-        <w:t>What the ultrasound examinations contained</w:t>
+        <w:t>Documented content of ultrasound examinations</w:t>
       </w:r>
     </w:p>
     <w:p>
@@ -2582,7 +2555,7 @@
         <w:spacing w:after="160"/>
       </w:pPr>
       <w:r>
-        <w:t>The central finding is the content of the 119 ultrasound index examinations (Table 3, Fig. 3). Three (2.5%; 95% CI 0.9–7.2) documented D3 or the duodenojejunal junction and seven (5.9%) mentioned the duodenum at all. Twelve (10.1%) addressed the mesenteric artery–vein relationship, and one stated the vessels were inverted — although inversion was one of the two criteria defining a positive ultrasound. Enteric fluid was recorded twice and graded compression once. By contrast, 58 (48.7%) reported a whirlpool, and bowel gas limited 30 (25.2%).</w:t>
+        <w:t>Of the 119 ultrasound index examinations, three (2.5%; 95% CI 0.9–7.2) documented D3 or the duodenojejunal junction and seven (5.9%) mentioned the duodenum (Table 3, Fig. 3). Twelve (10.1%) addressed the mesenteric artery–vein relationship, and one stated that the vessels were inverted, although inversion was one of the two positivity criteria. Enteric fluid was recorded twice and graded compression once. A whirlpool was reported in 58 examinations (48.7%) and bowel gas limited 30 (25.2%).</w:t>
       </w:r>
     </w:p>
     <w:p>
@@ -2590,7 +2563,7 @@
         <w:spacing w:after="160"/>
       </w:pPr>
       <w:r>
-        <w:t>The three show what the audit detects: in 2018 the horizontal duodenum was described passing anterior to the superior mesenteric artery after oral contrast; in 2022 it was followed between the artery and the aorta with the duodenojejunal junction identified, the only examination resembling the published protocol; in 2024 it could not be filled and further imaging was advised.</w:t>
+        <w:t>In 2018 the horizontal duodenum was described passing anterior to the superior mesenteric artery after oral contrast; in 2022 it was followed between the artery and the aorta with the duodenojejunal junction identified, the only examination resembling the published protocol; in 2024 it could not be filled and further imaging was advised.</w:t>
       </w:r>
     </w:p>
     <w:p>
@@ -2598,7 +2571,7 @@
         <w:spacing w:after="160"/>
       </w:pPr>
       <w:r>
-        <w:t>Detection followed this content closely. Ultrasound named malrotation in 58 of the 58 examinations reporting a whirlpool and in 7 of the 61 without one (11.5%, 95% CI 5.7–21.8). That contrast is partly definitional, a whirlpool being itself a positivity criterion; all 58 of those conclusions named malrotation or volvulus outright. The informative half is the converse: a whirlpool was reported in only 58 of the 113 children (51.3%) whose operation confirmed midgut volvulus.</w:t>
+        <w:t>Detection followed this content closely. Malrotation was reported in 58 of the 58 examinations recording a whirlpool and in 7 of the 61 without one (11.5%, 95% CI 5.7–21.8). This contrast is partly definitional, as a whirlpool is itself a positivity criterion, and all 58 of those conclusions named malrotation or volvulus explicitly. The converse is more informative: a whirlpool was recorded in only 58 of the 113 children (51.3%) in whom operation confirmed midgut volvulus.</w:t>
       </w:r>
     </w:p>
     <w:p>
@@ -4161,7 +4134,7 @@
         <w:pStyle w:val="Heading2"/>
       </w:pPr>
       <w:r>
-        <w:t>Detection changed over time, tracking examination content</w:t>
+        <w:t>Change in detection over time</w:t>
       </w:r>
     </w:p>
     <w:p>
@@ -4169,7 +4142,7 @@
         <w:spacing w:after="160"/>
       </w:pPr>
       <w:r>
-        <w:t>Ultrasound detection was 41.0% (16/39) in 2012–2018 and 61.3% (49/80) in 2019–2026; CT 47.0% and 66.7%; UGI 77.1% and 82.3% (Table 4). For ultrasound the change tracked how the examination was booked: sessions including a great-vessel study rose from 33.3% to 67.5%, and adding that indicator reduced the era effect from +20.2 (95% CI +1.8 to +38.8) to +10.3 (−10.3 to +30.1) percentage points, the indicator itself carrying an odds ratio of 3.35 (1.51–7.44). Moving the era boundary from 2019 to 2022 left the examination-type odds ratio between 3.07 and 3.85 while the era odds ratio swung from 2.82 to 1.25 (Online Resource 2). The era-by-booking interaction was not significant, giving no evidence that the effect of examination type itself changed between eras, though these subgroups are small. The booking shift tracked whirlpool reporting but not duodenal assessment. CT showed a comparable change only partly explained by contrast enhancement; the UGI series showed none (Table 4).</w:t>
+        <w:t>Ultrasound detection was 41.0% (16/39) in 2012–2018 and 61.3% (49/80) in 2019–2026; CT 47.0% and 66.7%, and the UGI series 77.1% and 82.3% (Table 4). For ultrasound the change tracked how the examination was booked. Sessions including a great-vessel study rose from 33.3% to 67.5%, and adding this indicator reduced the era effect from +20.2 (95% CI +1.8 to +38.8) to +10.3 (−10.3 to +30.1) percentage points, the indicator carrying an odds ratio of 3.35 (1.51–7.44). Moving the era boundary from 2019 to 2022 left the examination-type odds ratio between 3.07 and 3.85, while the era odds ratio ranged from 2.82 to 1.25 (Online Resource 2). The era-by-booking interaction was not significant, giving no evidence that the effect of examination type itself changed between eras, although these subgroups are small. The change in booking tracked whirlpool reporting but not duodenal assessment. CT showed a comparable change that contrast enhancement explained only in part, and the UGI series showed none (Table 4).</w:t>
       </w:r>
     </w:p>
     <w:p>
@@ -4651,7 +4624,7 @@
         <w:pStyle w:val="Heading2"/>
       </w:pPr>
       <w:r>
-        <w:t>The selected subgroup, and populations this cohort omits</w:t>
+        <w:t>Selected subgroup and populations not represented</w:t>
       </w:r>
     </w:p>
     <w:p>
@@ -4659,7 +4632,7 @@
         <w:spacing w:after="160"/>
       </w:pPr>
       <w:r>
-        <w:t>Fifty-nine children underwent all three modalities — not a random sample but a subgroup in whom the diagnosis remained uncertain, more severely affected than the other 351 imaged children (96.6% vs 86.6% volvulus; 83.1% vs 65.5% neonates). The UGI series was positive in 76.3%, ultrasound in 52.5% and CT in 47.5% (Cochran's Q p=0.001; UGI exceeded CT by 28.8 percentage points, 95% CI +13.6 to +44.1, and ultrasound by 23.7, +8.5 to +39.0, while the CT–ultrasound difference was compatible with zero, −5.1, −18.6 to +10.2), unchanged within 48 h (Online Resource 2) — reporting within one selected subgroup, not accuracy. Only 6 of the 62 children with malrotation but no volvulus underwent ultrasound and none had a positive report; a Firth penalised model supports the direction of that contrast but not its magnitude (Online Resource 2). The cohort therefore says little about the children the ultrasound-first debate concerns.</w:t>
+        <w:t>Fifty-nine children underwent all three modalities. This subgroup, in whom the diagnosis remained uncertain, was more severely affected than the other 351 imaged children (volvulus 96.6% vs 86.6%; neonates 83.1% vs 65.5%). The UGI series was positive in 76.3%, ultrasound in 52.5% and CT in 47.5% (Cochran's Q p=0.001; the UGI series exceeded CT by 28.8 percentage points, 95% CI +13.6 to +44.1, and ultrasound by 23.7, +8.5 to +39.0, while the CT–ultrasound difference was compatible with zero, −5.1, −18.6 to +10.2), and was unchanged within 48 h (Online Resource 2). These comparisons describe reporting within one selected subgroup and are not measures of accuracy. Only 6 of the 62 children with malrotation but no volvulus underwent ultrasound, and none had a positive report; a Firth penalised model supports the direction of this contrast but not its magnitude (Online Resource 2). The cohort therefore says little about the children to whom the ultrasound-first debate applies.</w:t>
       </w:r>
     </w:p>
     <w:p>
@@ -4675,7 +4648,7 @@
         <w:spacing w:after="160"/>
       </w:pPr>
       <w:r>
-        <w:t>In 13.5 years of routine practice, ultrasound reports for children who proved to have intestinal malrotation almost never recorded the duodenal anatomy on which contemporary ultrasound accuracy depends: D3 or the duodenojejunal junction in three of 119 examinations, enteric fluid in two. What they did contain was the whirlpool sign — in about half of all examinations, and in only half of the children whose operation confirmed volvulus. Ultrasound here functioned as a test for midgut volvulus, and an imperfect one.</w:t>
+        <w:t>Over 13.5 years, routine ultrasound reports for children who proved to have intestinal malrotation rarely recorded the duodenal anatomy on which contemporary ultrasound accuracy depends: D3 or the duodenojejunal junction in three of 119 examinations, enteric fluid in two. The finding they did record was the whirlpool sign, present in about half of all examinations and of the children in whom operation confirmed volvulus. In this setting ultrasound functioned as an imperfect test for midgut volvulus.</w:t>
       </w:r>
     </w:p>
     <w:p>
@@ -4683,7 +4656,7 @@
         <w:spacing w:after="160"/>
       </w:pPr>
       <w:r>
-        <w:t>This frames our most-cited number. Ultrasound named malrotation in 54.6% of the surgically confirmed children who underwent it, against 93–97% in the 2025 multicentre series [13] and a pooled 94% in meta-analysis [11], both in children investigated for suspicion. The two are not interchangeable — ours is conditioned on confirmed disease and on whatever indications selected these children, so the difference mixes case-mix with technique — but the audit shows the technique component is real. The published figures came from examinations that assessed D3, the most accurate single sign in the 2025 multicentre series [13], and the duodenojejunal junction, often with enteric fluid, by readers alert to the diagnosis [15–17]; ours almost never did. The 2021 systematic review anticipated this, finding better performance where the mesenteric vessels and enteric fluid were used [11].</w:t>
+        <w:t>Malrotation was reported in 54.6% of the surgically confirmed children who underwent ultrasound, compared with 93–97% in the 2025 multicentre series [13] and a pooled 94% in meta-analysis [11], both in children investigated for suspicion. These figures are not interchangeable: ours is conditioned on confirmed disease and on the indications that selected these children, so the difference combines case-mix with technique. The audit nonetheless shows the technical component to be real. The published figures derive from examinations that assessed D3, the most accurate single sign in the 2025 multicentre series [13], and the duodenojejunal junction, often with enteric fluid, in readers alert to the diagnosis [15–17], whereas ours almost never did. The 2021 systematic review reported better performance where the mesenteric vessels and enteric fluid were used [11].</w:t>
       </w:r>
     </w:p>
     <w:p>
@@ -4691,7 +4664,7 @@
         <w:spacing w:after="160"/>
       </w:pPr>
       <w:r>
-        <w:t>The temporal analysis points the same way without settling it. Detection improved from 41% to 61%, but the improvement tracked what the examination was: adding the great-vessel indicator halved the era effect on the risk-difference scale, whereas the examination-type effect was stable wherever the era boundary fell. Two cautions apply. The booking category was not randomised — a child suspected of volvulus is both more likely to be booked for a vessel study and more likely to have a whirlpool to find, so indication and technique cannot be separated; and the adjusted marginal effect has a wide interval including zero, so the analysis bounds the era contribution rather than removing it. The department's account is consistent: no equipment, staffing or protocol change, and growing awareness from about 2021 — attached to the whirlpool sign rather than duodenal anatomy, so even the improvement ran toward volvulus.</w:t>
+        <w:t>The temporal analysis is consistent with this interpretation without establishing it. Detection rose from 41% to 61%, and the change tracked what the examination was: adding the great-vessel indicator halved the era effect on the risk-difference scale, whereas the examination-type effect was stable at every boundary tested. The booking category was not randomised, and a child in whom volvulus is suspected is both more likely to be booked for a vessel study and more likely to have a whirlpool present, so indication and technique cannot be separated here. The adjusted marginal effect also has a wide interval that includes zero, so the analysis bounds the era contribution rather than removing it. The department's account is consistent: no change in equipment, staffing or protocol, and growing awareness from about 2021 attached to the whirlpool sign rather than to duodenal anatomy, so that the improvement also ran towards volvulus.</w:t>
       </w:r>
     </w:p>
     <w:p>
@@ -4699,7 +4672,7 @@
         <w:spacing w:after="160"/>
       </w:pPr>
       <w:r>
-        <w:t>Three features of the design make the between-modality differences uninterpretable as accuracy. The reference standard is not independent of the index tests: the surgeon knew the preoperative imaging, and a positive UGI series often precipitated the operation that confirmed it — an incorporation bias asymmetrical between tests. Pathway position differed, the UGI series being last before operation in 75%. And the modalities were used in different children for different reasons (Table 1), which no adjustment can undo.</w:t>
+        <w:t>Three features of the design make the between-modality differences uninterpretable as accuracy. The reference standard is not independent of the index tests: the surgeon knew the preoperative imaging, and a positive UGI series often precipitated the operation that confirmed the diagnosis, an incorporation bias asymmetrical between tests. Pathway position differed, the UGI series being last before operation in 75% of children. The modalities were also used in different children for different reasons (Table 1), which no adjustment can undo.</w:t>
       </w:r>
     </w:p>
     <w:p>
@@ -4707,7 +4680,7 @@
         <w:spacing w:after="160"/>
       </w:pPr>
       <w:r>
-        <w:t>Departments adopting an ultrasound-first pathway on the strength of 93–97% sensitivities should first establish that their examinations resemble those that produced those figures. Detection rose from 41% to 61% over the period in which the department reports growing awareness, while the duodenal landmarks remained all but unexamined; a structured report requiring explicit statements about D3, the duodenojejunal junction and study adequacy would make the gap auditable. Where such an examination cannot be delivered, a negative ultrasound should not be taken to exclude malrotation.</w:t>
+        <w:t>Departments adopting an ultrasound-first pathway on the basis of sensitivities of 93–97% should first establish that their examinations resemble those that produced them. Detection rose from 41% to 61% over the period in which this department reports growing awareness, while the duodenal landmarks remained largely unexamined. A structured report requiring explicit statements on D3, the duodenojejunal junction and study adequacy would make this gap auditable. Where such an examination cannot be delivered, a negative ultrasound should not be taken to exclude malrotation.</w:t>
       </w:r>
     </w:p>
     <w:p>
@@ -4723,7 +4696,7 @@
         <w:spacing w:after="160"/>
       </w:pPr>
       <w:r>
-        <w:t>This is not a diagnostic accuracy study: detection among surgically confirmed children who received a test does not transfer to children investigated for suspicion [11, 13, 14]. The cohort contains only children who reached an operation, is skewed toward severe neonatal disease, and says little about older children with intermittent symptoms, incidental or non-volvulus malrotation, or stable outpatients. The 55 without an index test were excluded from the denominators, an informative missingness. Restricting the volvulus definition to a documented rotation of 360° or more moves prevalence from 86.7% to 82.6% without changing a conclusion (Online Resource 2).</w:t>
+        <w:t>This is not a diagnostic accuracy study: detection among surgically confirmed children who underwent a test does not transfer to children investigated for suspicion [11, 13, 14]. The cohort contains only children who reached an operation, is weighted towards severe neonatal disease, and provides little information on older children with intermittent symptoms, incidental or non-volvulus malrotation, or stable outpatients. The 55 children without an index test were excluded from the denominators, an informative missingness. Restricting the volvulus definition to a documented rotation of 360° or more changes prevalence from 86.7% to 82.6% without altering any conclusion (Online Resource 2).</w:t>
       </w:r>
     </w:p>
     <w:p>
@@ -4731,7 +4704,7 @@
         <w:spacing w:after="160"/>
       </w:pPr>
       <w:r>
-        <w:t>Index tests were classified from report text rather than blinded image review, so this study measures reported detection, not achievable image-based accuracy: a finding seen but not written, and an inadequate examination reported as normal, are indistinguishable — the boundary of the question rather than a defect in answering it, since the report is what clinicians act on. The certainty tiers came from the same text and, unlike the positive–negative label, were not separately adjudicated. The temporal analysis was not pre-specified: the examination-type variable was identified after inspecting the data, and it is best read as hypothesis-generating. Comparisons were not adjusted for multiplicity, radiation dose could not be captured, and whether this centre's deficit generalises is unknown.</w:t>
+        <w:t>Index tests were classified from report text rather than blinded image review, so the study measures reported detection rather than achievable image-based accuracy; a finding seen but not recorded and an inadequate examination reported as normal cannot be distinguished. This is a boundary of the question rather than a defect in answering it, since the report is what clinicians act on. The certainty tiers were derived from the same text and, unlike the positive–negative label, were not separately adjudicated. The temporal analysis was not pre-specified, the examination-type variable having been identified after inspection of the data, and is best regarded as hypothesis-generating. Comparisons were not adjusted for multiplicity, radiation dose could not be captured, and whether the deficit at this centre generalises is unknown.</w:t>
       </w:r>
     </w:p>
     <w:p>
@@ -4747,7 +4720,7 @@
         <w:spacing w:after="160"/>
       </w:pPr>
       <w:r>
-        <w:t>Routine ultrasound reports for children with surgically confirmed intestinal malrotation documented the duodenal landmarks underpinning contemporary ultrasound accuracy in under 3% of examinations, and named the diagnosis almost only when a whirlpool sign was reported — which happened in about half of the children whose operation confirmed volvulus. Ultrasound here was, in practice, a test for volvulus rather than for malrotation. These rates establish no specificity, predictive value or ranking, and are no argument against ultrasound-first pathways; they argue that a department's own technique and reporting content are what an audit can measure, and the first thing to check before assuming published performance is achievable locally.</w:t>
+        <w:t>In routine reports for children with surgically confirmed intestinal malrotation, the duodenal landmarks underpinning contemporary ultrasound accuracy were documented in under 3% of examinations, and the diagnosis was reported almost exclusively when a whirlpool sign was recorded, occurring in about half of the children in whom operation confirmed volvulus. Ultrasound here served in practice as a test for volvulus rather than for malrotation. These rates establish no specificity, predictive value or ranking, and are no argument against ultrasound-first pathways. They indicate that a department's own technique and reporting content are what an audit can measure, and the first thing to examine before assuming that published performance is achievable locally.</w:t>
       </w:r>
     </w:p>
     <w:p>

--- a/诊断效能_英文稿_InsightsIntoImaging投稿版_v4.docx
+++ b/诊断效能_英文稿_InsightsIntoImaging投稿版_v4.docx
@@ -24,7 +24,7 @@
         <w:spacing w:after="160"/>
       </w:pPr>
       <w:r>
-        <w:t>Word count: 2,998 (main text, excluding abstract, key points, figure and table legends, references and declarations); Tables: 4; Figures: 3; Supplementary: 3 Online Resources</w:t>
+        <w:t>Word count: 3,000 (main text, excluding abstract, key points, figure and table legends, references and declarations); Tables: 4; Figures: 3; Supplementary: 3 Online Resources</w:t>
       </w:r>
     </w:p>
     <w:p>
@@ -172,7 +172,7 @@
         <w:spacing w:after="160"/>
       </w:pPr>
       <w:r>
-        <w:t>The upper gastrointestinal (UGI) contrast series has long been the reference imaging test, based on the position of the duodenojejunal junction and the course of the proximal small bowel [5–7], although its interpretation has well-described mimics [8]. Abdominal CT is not a dedicated test, and the mesenteric swirl it may show is neither reliably present nor specific in children [9, 10]. Over the past decade the field has moved towards ultrasound. Series report sensitivities of 93–97% under dedicated protocols, a systematic review of 17 studies and 2,257 children estimated a pooled sensitivity of 94% [11–13], and a multicentre study of 539 children investigated for clinical suspicion supported ultrasound as a safe first-line test [14]. This performance is attributed to specific technical elements rather than to the modality itself: the third portion of the duodenum (D3), the duodenojejunal junction, the superior mesenteric artery–vein relationship, enteric fluid and dynamic graded compression [12, 13, 15–17]. The same literature records these elements as demanding and not universally achievable, and D3 position alone as insufficient for diagnosis [18].</w:t>
+        <w:t>The upper gastrointestinal (UGI) contrast series has long been the reference imaging test, based on the position of the duodenojejunal junction and the course of the proximal small bowel [5–7], although its interpretation has well-described mimics [8]. Abdominal CT is not a dedicated test, and the mesenteric swirl it may show is neither reliably present nor specific in children [9, 10]. The field has moved towards ultrasound: series report sensitivities of 93–97% under dedicated protocols, a systematic review of 17 studies and 2,257 children estimated a pooled sensitivity of 94% [11–13], and a multicentre study of 539 children investigated for clinical suspicion supported ultrasound as a safe first-line test [14]. This performance is attributed to specific technical elements rather than to the modality itself: the third portion of the duodenum (D3), the duodenojejunal junction, the superior mesenteric artery–vein relationship, enteric fluid and dynamic graded compression [12, 13, 15–17]. The same literature records these elements as demanding and not universally achievable, and D3 position alone as insufficient for diagnosis [18].</w:t>
       </w:r>
     </w:p>
     <w:p>
@@ -269,7 +269,7 @@
         <w:spacing w:after="160"/>
       </w:pPr>
       <w:r>
-        <w:t>Each index unit was coded for documented technical content using text patterns applied to the findings and conclusion sections: for ultrasound, D3 or the duodenojejunal junction, the mesenteric artery–vein relationship and vessel inversion, a whirlpool appearance, enteric fluid, dynamic and graded-compression technique, limiting bowel gas, caecal position and bedside performance; for CT and the UGI series, the corresponding landmarks (Online Resource 1). Technique elements were counted as documented whether the finding was normal or abnormal, since an examination reporting the vessel relationship as normal had assessed the vessels. The whirlpool sign, a finding rather than a technique, was counted only where not negated. The audit is a lower bound on what was performed.</w:t>
+        <w:t>Each index unit was coded for documented technical content using text patterns applied to the findings and conclusion sections: for ultrasound, D3 or the duodenojejunal junction, the mesenteric artery–vein relationship and vessel inversion, a whirlpool appearance, enteric fluid, dynamic and graded-compression technique, limiting bowel gas, caecal position and bedside performance; for CT and the UGI series, the corresponding landmarks (Online Resource 1). Technique elements were counted as documented whether the finding was normal or abnormal, since an examination reporting the vessel relationship as normal had assessed the vessels. The whirlpool sign, a finding rather than a technique, was counted only where not negated.</w:t>
       </w:r>
     </w:p>
     <w:p>
@@ -325,7 +325,7 @@
         <w:spacing w:after="160"/>
       </w:pPr>
       <w:r>
-        <w:t>Of 465 children with surgically confirmed malrotation, 302 (64.9%) were neonates and 403 (86.7%) had midgut volvulus (Table 1). An index examination was available in 301 children for the UGI series, 320 for CT and 119 for ultrasound; 410 underwent at least one and 59 all three. The remaining 55 (11.8%) underwent none of the three but were all imaged before operation, the five without an in-hospital study before transfer (Table 1, Fig. 1).</w:t>
+        <w:t>Of 465 children with surgically confirmed malrotation, 302 (64.9%) were neonates and 403 (86.7%) had midgut volvulus (Table 1). An index examination was available in 301 children for the UGI series, 320 for CT and 119 for ultrasound; 410 underwent at least one and 59 all three. The remaining 55 (11.8%) underwent none of the three, but all had other preoperative imaging; in five it was documented before transfer (Table 1, Fig. 1).</w:t>
       </w:r>
     </w:p>
     <w:p>
@@ -1796,7 +1796,7 @@
         <w:spacing w:after="160"/>
       </w:pPr>
       <w:r>
-        <w:t>The modality groups were not interchangeable (Table 1). Ultrasound was performed more often in children with volvulus, its use rising from 13% to 48% of operated children between eras. The UGI series was the last preoperative test in 75.1% of children who underwent it against 19.2% for CT, with higher detection in that position (80.4% vs 70.5%).</w:t>
+        <w:t>The modality groups were not interchangeable (Table 1). Ultrasound was performed more often in children with volvulus, its use rising from 13% to 48% of operated children between eras. Among children who underwent more than one index test, the UGI series was the last preoperative test in 75.1% of those who received it against 19.2% for CT, and detection was higher in that position (80.4% vs 70.5% for the UGI series), a feature of the pathway rather than of the test.</w:t>
       </w:r>
     </w:p>
     <w:p>
@@ -2555,7 +2555,7 @@
         <w:spacing w:after="160"/>
       </w:pPr>
       <w:r>
-        <w:t>Of the 119 ultrasound index examinations, three (2.5%; 95% CI 0.9–7.2) documented D3 or the duodenojejunal junction and seven (5.9%) mentioned the duodenum (Table 3, Fig. 3). Twelve (10.1%) addressed the mesenteric artery–vein relationship, and one stated that the vessels were inverted, although inversion was one of the two positivity criteria. Enteric fluid was recorded twice and graded compression once. A whirlpool was reported in 58 examinations (48.7%) and bowel gas limited 30 (25.2%).</w:t>
+        <w:t>Of the 119 ultrasound index examinations, three (2.5%; 95% CI 0.9–7.2) documented D3 or the duodenojejunal junction and seven (5.9%) mentioned the duodenum (Table 3, Fig. 3). Twelve (10.1%) addressed the mesenteric artery–vein relationship, and one stated that the vessels were inverted, although inversion was one of the two positivity criteria. Enteric fluid was recorded twice and graded compression once; a whirlpool was reported in 58 examinations (48.7%) and bowel gas limited 30 (25.2%).</w:t>
       </w:r>
     </w:p>
     <w:p>
@@ -4142,7 +4142,7 @@
         <w:spacing w:after="160"/>
       </w:pPr>
       <w:r>
-        <w:t>Ultrasound detection was 41.0% (16/39) in 2012–2018 and 61.3% (49/80) in 2019–2026; CT 47.0% and 66.7%, and the UGI series 77.1% and 82.3% (Table 4). For ultrasound the change tracked how the examination was booked. Sessions including a great-vessel study rose from 33.3% to 67.5%, and adding this indicator reduced the era effect from +20.2 (95% CI +1.8 to +38.8) to +10.3 (−10.3 to +30.1) percentage points, the indicator carrying an odds ratio of 3.35 (1.51–7.44). Moving the era boundary from 2019 to 2022 left the examination-type odds ratio between 3.07 and 3.85, while the era odds ratio ranged from 2.82 to 1.25 (Online Resource 2). The era-by-booking interaction was not significant, giving no evidence that the effect of examination type itself changed between eras, although these subgroups are small. The change in booking tracked whirlpool reporting but not duodenal assessment. CT showed a comparable change that contrast enhancement explained only in part, and the UGI series showed none (Table 4).</w:t>
+        <w:t>Ultrasound detection was 41.0% (16/39) in 2012–2018 and 61.3% (49/80) in 2019–2026, and rose for CT but not the UGI series (Table 4). For ultrasound the change tracked how the examination was booked. Sessions including a great-vessel study rose from 33.3% to 67.5%, and adding this indicator reduced the era effect from +20.2 (95% CI +1.8 to +38.8) to +10.3 (−10.3 to +30.1) percentage points, the indicator carrying an odds ratio of 3.35 (1.51–7.44). Moving the era boundary from 2019 to 2022 left the examination-type odds ratio between 3.07 and 3.85, while the era odds ratio ranged from 2.82 to 1.25 (Online Resource 2). The era-by-booking interaction was not significant, giving no evidence that the effect of examination type itself changed between eras, although these subgroups are small. The change in booking tracked whirlpool reporting but not duodenal assessment. CT showed a comparable change that contrast enhancement explained only in part, and the UGI series showed none (Table 4).</w:t>
       </w:r>
     </w:p>
     <w:p>
@@ -4672,7 +4672,7 @@
         <w:spacing w:after="160"/>
       </w:pPr>
       <w:r>
-        <w:t>Three features of the design make the between-modality differences uninterpretable as accuracy. The reference standard is not independent of the index tests: the surgeon knew the preoperative imaging, and a positive UGI series often precipitated the operation that confirmed the diagnosis, an incorporation bias asymmetrical between tests. Pathway position differed, the UGI series being last before operation in 75% of children. The modalities were also used in different children for different reasons (Table 1), which no adjustment can undo.</w:t>
+        <w:t>Three features of the design make the between-modality differences uninterpretable as accuracy. The reference standard is not independent of the index tests: the surgeon knew the preoperative imaging, and a positive UGI series often precipitated the operation that confirmed the diagnosis, an incorporation bias asymmetrical between tests. Pathway position differed, the UGI series being the last preoperative test in 75% of the children who underwent more than one. The modalities were also used in different children for different reasons (Table 1), which no adjustment can undo.</w:t>
       </w:r>
     </w:p>
     <w:p>
@@ -4680,7 +4680,7 @@
         <w:spacing w:after="160"/>
       </w:pPr>
       <w:r>
-        <w:t>Departments adopting an ultrasound-first pathway on the basis of sensitivities of 93–97% should first establish that their examinations resemble those that produced them. Detection rose from 41% to 61% over the period in which this department reports growing awareness, while the duodenal landmarks remained largely unexamined. A structured report requiring explicit statements on D3, the duodenojejunal junction and study adequacy would make this gap auditable. Where such an examination cannot be delivered, a negative ultrasound should not be taken to exclude malrotation.</w:t>
+        <w:t>Departments adopting an ultrasound-first pathway on the basis of sensitivities of 93–97% should first establish that their examinations resemble those that produced them. Here detection rose over the period of reported growing awareness while the duodenal landmarks remained largely unexamined. A structured report requiring explicit statements on D3, the duodenojejunal junction and study adequacy would make this gap auditable. Where such an examination cannot be delivered, a negative ultrasound should not be taken to exclude malrotation.</w:t>
       </w:r>
     </w:p>
     <w:p>
@@ -4704,7 +4704,7 @@
         <w:spacing w:after="160"/>
       </w:pPr>
       <w:r>
-        <w:t>Index tests were classified from report text rather than blinded image review, so the study measures reported detection rather than achievable image-based accuracy; a finding seen but not recorded and an inadequate examination reported as normal cannot be distinguished. This is a boundary of the question rather than a defect in answering it, since the report is what clinicians act on. The certainty tiers were derived from the same text and, unlike the positive–negative label, were not separately adjudicated. The temporal analysis was not pre-specified, the examination-type variable having been identified after inspection of the data, and is best regarded as hypothesis-generating. Comparisons were not adjusted for multiplicity, radiation dose could not be captured, and whether the deficit at this centre generalises is unknown.</w:t>
+        <w:t>Index tests were classified from report text rather than blinded image review, so the study measures reported detection rather than achievable image-based accuracy; a finding seen but not recorded and an inadequate examination reported as normal cannot be distinguished. This bounds the question rather than the answer, since the report is what clinicians act on. The certainty tiers were derived from the same text and, unlike the positive–negative label, were not separately adjudicated. The temporal analysis was not pre-specified, the examination-type variable having been identified after inspection of the data, and is best regarded as hypothesis-generating. Comparisons were not adjusted for multiplicity, radiation dose could not be captured, and whether the deficit at this centre generalises is unknown.</w:t>
       </w:r>
     </w:p>
     <w:p>
@@ -4736,7 +4736,7 @@
         <w:spacing w:after="160"/>
       </w:pPr>
       <w:r>
-        <w:t>CI: Confidence interval; D3: Third portion of the duodenum; GEE: Generalised estimating equation; IQR: Interquartile range; OR: Odds ratio; STARD: Standards for Reporting of Diagnostic Accuracy Studies; STROBE: Strengthening the Reporting of Observational Studies in Epidemiology; UGI: Upper gastrointestinal</w:t>
+        <w:t>CI: Confidence interval; CT: Computed tomography; D3: Third portion of the duodenum; GEE: Generalised estimating equation; IQR: Interquartile range; OR: Odds ratio; STARD: Standards for Reporting of Diagnostic Accuracy Studies; STROBE: Strengthening the Reporting of Observational Studies in Epidemiology; UGI: Upper gastrointestinal</w:t>
       </w:r>
     </w:p>
     <w:p>

--- a/诊断效能_英文稿_InsightsIntoImaging投稿版_v4.docx
+++ b/诊断效能_英文稿_InsightsIntoImaging投稿版_v4.docx
@@ -46,7 +46,7 @@
         <w:t>Objectives</w:t>
       </w:r>
       <w:r>
-        <w:t xml:space="preserve"> Ultrasound is increasingly advocated as the first-line investigation for suspected intestinal malrotation, on the basis of sensitivities of 93–97% obtained under dedicated protocols that assess the third portion of the duodenum (D3) and the mesenteric vessels. We audited the technical content recorded in routine reports and its relation to whether the diagnosis was reported.</w:t>
+        <w:t xml:space="preserve"> Ultrasound is increasingly advocated as first-line for suspected intestinal malrotation, on the basis of sensitivities of 93–97% obtained under dedicated protocols. We audited what routine reports document and whether the diagnosis was reported.</w:t>
       </w:r>
     </w:p>
     <w:p>
@@ -60,7 +60,7 @@
         <w:t>Methods</w:t>
       </w:r>
       <w:r>
-        <w:t xml:space="preserve"> Retrospective case-only report audit at a single tertiary children's hospital (December 2012–June 2026). For each child and modality, the index unit was the preoperative examination episode closest to operation, with reports issued on the same day pooled. Episodes were classified for malrotation detection by a rule-based algorithm with blinded surgical adjudication, and were separately audited for documented technical content. Because the cohort was assembled on surgically confirmed disease, the outcome is report-level detection among children who underwent the test; specificity, predictive values and comparative accuracy are not estimable.</w:t>
+        <w:t xml:space="preserve"> Retrospective case-only report audit at one tertiary children's hospital (December 2012–June 2026). Preoperative examination episodes closest to operation were classified for detection by a rule-based algorithm with blinded surgical adjudication, and separately audited for documented technical content. The cohort being surgically confirmed, the outcome is report-level detection among children who underwent the test; specificity, predictive values and comparative accuracy are not estimable.</w:t>
       </w:r>
     </w:p>
     <w:p>
@@ -74,7 +74,7 @@
         <w:t>Results</w:t>
       </w:r>
       <w:r>
-        <w:t xml:space="preserve"> Among 465 children (median age at operation 13 days; volvulus in 86.7%), 410 underwent at least one index test (740 examinations from 778 reports). Three of 119 ultrasound examinations (2.5%) documented D3 or the duodenojejunal junction, 12 (10.1%) the superior mesenteric artery–vein relationship and 2 (1.7%) enteric fluid administration; a whirlpool sign was reported in 48.7%. Malrotation was reported in 58 of 58 examinations that recorded a whirlpool and in 7 of 61 that did not, whereas a whirlpool was recorded in only 58 of the 113 children in whom operation confirmed volvulus. Detection was 78.7% (237/301) for the UGI series, 53.4% (171/320) for CT and 54.6% (65/119) for ultrasound, on non-comparable denominators. Ultrasound detection rose from 41.0% to 61.3% between eras; adjustment for a shift towards sessions that included an abdominal great-vessel study reduced this difference from +20.2 to +10.3 percentage points, with an interval including zero, while the examination-type term remained between 3.1 and 3.9 at every era boundary tested.</w:t>
+        <w:t xml:space="preserve"> Among 465 children (volvulus in 86.7%), 410 underwent at least one index test. Three of 119 ultrasound examinations (2.5%) documented the third portion of the duodenum or the duodenojejunal junction, 12 (10.1%) the mesenteric artery–vein relationship and 2 (1.7%) enteric fluid; a whirlpool sign was reported in 48.7%. Ultrasound reported malrotation in 65 of 119 examinations (54.6%): in 58 of 58 recording a whirlpool and 7 of 61 without one, whereas a whirlpool appeared in only 58 of 113 children with confirmed volvulus. Ultrasound detection rose from 41.0% to 61.3% between eras; adjusting for a shift towards great-vessel sessions reduced the difference from +20.2 to +10.3 percentage points, an interval including zero.</w:t>
       </w:r>
     </w:p>
     <w:p>
@@ -88,7 +88,7 @@
         <w:t>Conclusions</w:t>
       </w:r>
       <w:r>
-        <w:t xml:space="preserve"> Routine ultrasound functioned as a whirlpool-dependent test for volvulus rather than a protocolised assessment of duodenal position. Whether supplying the missing technical elements would close the gap to published performance cannot be tested in these data, but the gap coincides with a measurable deficit in what the examinations recorded.</w:t>
+        <w:t xml:space="preserve"> Routine ultrasound functioned as a whirlpool-dependent test for volvulus rather than a protocolised assessment of duodenal position. Whether supplying the missing elements would close the gap to published performance cannot be tested here, but it coincides with a measurable documentation deficit.</w:t>
       </w:r>
     </w:p>
     <w:p>
@@ -102,7 +102,7 @@
         <w:t>Critical relevance statement</w:t>
       </w:r>
       <w:r>
-        <w:t xml:space="preserve"> A department adopting an ultrasound-first pathway on the basis of published sensitivities of 93–97% should first audit whether its own reports document the duodenal landmarks that produced those figures. In this department they almost never did, and 45% of ultrasound examinations in children who proved to have malrotation did not report the diagnosis.</w:t>
+        <w:t xml:space="preserve"> Departments adopting ultrasound-first pathways for malrotation should audit whether their own reports document the duodenal landmarks that produced the published sensitivities; in this department they almost never did.</w:t>
       </w:r>
     </w:p>
     <w:p>

--- a/诊断效能_英文稿_InsightsIntoImaging投稿版_v4.docx
+++ b/诊断效能_英文稿_InsightsIntoImaging投稿版_v4.docx
@@ -24,7 +24,7 @@
         <w:spacing w:after="160"/>
       </w:pPr>
       <w:r>
-        <w:t>Word count: 3,000 (main text, excluding abstract, key points, figure and table legends, references and declarations); Tables: 4; Figures: 3; Supplementary: 3 Online Resources</w:t>
+        <w:t>Word count: 2,998 (main text, excluding abstract, key points, figure and table legends, references and declarations); Tables: 4; Figures: 3; Supplementary: 3 Online Resources</w:t>
       </w:r>
     </w:p>
     <w:p>
@@ -4696,7 +4696,7 @@
         <w:spacing w:after="160"/>
       </w:pPr>
       <w:r>
-        <w:t>This is not a diagnostic accuracy study: detection among surgically confirmed children who underwent a test does not transfer to children investigated for suspicion [11, 13, 14]. The cohort contains only children who reached an operation, is weighted towards severe neonatal disease, and provides little information on older children with intermittent symptoms, incidental or non-volvulus malrotation, or stable outpatients. The 55 children without an index test were excluded from the denominators, an informative missingness. Restricting the volvulus definition to a documented rotation of 360° or more changes prevalence from 86.7% to 82.6% without altering any conclusion (Online Resource 2).</w:t>
+        <w:t>This is not a diagnostic accuracy study: detection among surgically confirmed children who underwent a test does not transfer to children investigated for suspicion [11, 13, 14]. The cohort contains only children who reached an operation, is weighted towards severe neonatal disease, and provides little information on older children with intermittent symptoms, incidental or non-volvulus malrotation, or stable outpatients. The 55 children without an index test were excluded from the denominators, an informative missingness. Excluding children whose operative record states a rotation below 360° changes prevalence from 86.7% to 82.6% without altering any conclusion (Online Resource 2).</w:t>
       </w:r>
     </w:p>
     <w:p>

--- a/诊断效能_英文稿_InsightsIntoImaging投稿版_v4.docx
+++ b/诊断效能_英文稿_InsightsIntoImaging投稿版_v4.docx
@@ -4758,7 +4758,7 @@
         <w:t>Online Resource 1.</w:t>
       </w:r>
       <w:r>
-        <w:t xml:space="preserve"> Text-classification algorithm and report-content audit: full rule dictionary, negation and scope handling, priority rules, worked examples of misclassification, the per-modality distribution of positive, negative and tentative labels, and a runnable reference implementation of the rule set (`Online_Resource_1_classifier.py`), which reproduces 97.7% of the final labels. That figure measures agreement between the published code and the labels used here; the 92% above measures agreement between the algorithm and the blinded adjudicator.</w:t>
+        <w:t xml:space="preserve"> Text-classification algorithm and report-content audit: full rule dictionary, negation and scope handling, priority rules, worked examples of misclassification, the per-modality distribution of positive, negative and tentative labels, and a runnable reference implementation of the rule set (`Online_Resource_1_classifier.py`), which reproduces 98.1% of the final labels. That figure measures agreement between the published code and the labels used here; the 92% above measures agreement between the algorithm and the blinded adjudicator.</w:t>
       </w:r>
     </w:p>
     <w:p>

--- a/诊断效能_英文稿_InsightsIntoImaging投稿版_v4.docx
+++ b/诊断效能_英文稿_InsightsIntoImaging投稿版_v4.docx
@@ -24,7 +24,7 @@
         <w:spacing w:after="160"/>
       </w:pPr>
       <w:r>
-        <w:t>Word count: 2,998 (main text, excluding abstract, key points, figure and table legends, references and declarations); Tables: 4; Figures: 3; Supplementary: 3 Online Resources</w:t>
+        <w:t>Word count: 2,991 (main text, excluding abstract, key points, figure and table legends, references and declarations); Tables: 4; Figures: 3; Supplementary: 3 Online Resources</w:t>
       </w:r>
     </w:p>
     <w:p>
@@ -269,7 +269,7 @@
         <w:spacing w:after="160"/>
       </w:pPr>
       <w:r>
-        <w:t>Each index unit was coded for documented technical content using text patterns applied to the findings and conclusion sections: for ultrasound, D3 or the duodenojejunal junction, the mesenteric artery–vein relationship and vessel inversion, a whirlpool appearance, enteric fluid, dynamic and graded-compression technique, limiting bowel gas, caecal position and bedside performance; for CT and the UGI series, the corresponding landmarks (Online Resource 1). Technique elements were counted as documented whether the finding was normal or abnormal, since an examination reporting the vessel relationship as normal had assessed the vessels. The whirlpool sign, a finding rather than a technique, was counted only where not negated.</w:t>
+        <w:t>Each index unit was coded for documented technical content using text patterns applied to the findings and conclusion sections: for ultrasound, D3 or the duodenojejunal junction, the mesenteric artery–vein relationship and vessel inversion, a whirlpool appearance, enteric fluid, dynamic and graded-compression technique, limiting bowel gas, caecal position and bedside performance; for CT and the UGI series, the corresponding landmarks (Online Resource 1). Technique elements were counted as documented whether the finding was normal or abnormal; the whirlpool sign, a finding rather than a technique, was counted only where not negated.</w:t>
       </w:r>
     </w:p>
     <w:p>
@@ -277,7 +277,7 @@
         <w:spacing w:after="160"/>
       </w:pPr>
       <w:r>
-        <w:t>An examination was classified as positive when its conclusion named malrotation or midgut volvulus, including tentative phrasing, or described a modality-specific sign: for ultrasound, a whirlpool or an explicit statement of mesenteric vessel inversion; for the UGI series, a corkscrew or spring appearance or a malpositioned duodenojejunal junction; for CT, a mesenteric whirl or an abnormal duodenal position. Explicit negation was classified as negative, and isolated gastric volvulus was not counted. Because the whirlpool is both an audited element and a positivity criterion, we report how often conclusions named the diagnosis. Tentative phrasing is standard here, so the certainty tier of every positive conclusion was tabulated and the analyses repeated with "possible" tiers counted as negative.</w:t>
+        <w:t>An examination was classified as positive when its conclusion named malrotation or midgut volvulus, including tentative phrasing, or described a modality-specific sign: for ultrasound, a whirlpool or an explicit statement of mesenteric vessel inversion; for the UGI series, a corkscrew or spring appearance or a malpositioned duodenojejunal junction; for CT, a mesenteric whirl or an abnormal duodenal position. Explicit negation was classified as negative, and isolated gastric volvulus was not counted. Because the whirlpool is both an audited element and a positivity criterion, we report how often conclusions named the diagnosis outright. Tentative phrasing is standard here, so the certainty tier of every positive conclusion was tabulated and the analyses repeated with "possible" tiers counted as negative.</w:t>
       </w:r>
     </w:p>
     <w:p>
@@ -285,7 +285,7 @@
         <w:spacing w:after="160"/>
       </w:pPr>
       <w:r>
-        <w:t>Report text was classified using a rule-based, clause-level algorithm with explicit negation handling [21]; the rule dictionary, negation logic, per-modality label distribution and worked misclassification examples are given in Online Resource 1. A paediatric surgeon blinded to the operative findings adjudicated 32 reports. Agreement was 92% (Cohen kappa 0.83) in a stratified random sample of 24, and a targeted review of 8 suspected discordances identified 5 further under-calls, corrected but excluded from the agreement statistics. All discordances were machine under-calls, so detection rates are conservative. With a single adjudicator, interobserver agreement could not be estimated.</w:t>
+        <w:t>Report text was classified using a rule-based, clause-level algorithm with explicit negation handling [21]; the rule dictionary, negation logic, per-modality label distribution and worked misclassification examples are given in Online Resource 1. A paediatric surgeon blinded to the operative findings adjudicated 32 reports. Agreement was 92% (Cohen kappa 0.83) in a stratified random sample of 24, and a targeted review of 8 suspected discordances identified 5 further under-calls, corrected from the full report text and excluded from the agreement statistics. All seven were under-calls, but these samples cannot establish the direction of error elsewhere. Because adjudication read the whole report, the final label is the algorithmic label after review, not the conclusion alone. With a single adjudicator, interobserver agreement could not be estimated.</w:t>
       </w:r>
     </w:p>
     <w:p>
@@ -301,7 +301,7 @@
         <w:spacing w:after="160"/>
       </w:pPr>
       <w:r>
-        <w:t>Detection rates are presented with Wilson 95% confidence intervals (CIs), with denominators shown wherever a rate appears. All analysis variables were complete. Between-modality comparison used a generalised estimating equation (GEE) logistic model [22] with an exchangeable working correlation, patient-level clustering and cluster-robust standard errors, unadjusted and adjusted for era (2012–2018 vs 2019–2026) and age group. A modality a child did not undergo enters as an unobserved outcome, which is not missing at random here, so these coefficients describe reporting among children who underwent each test. A pre-specified modality-by-volvulus interaction was not estimable in the three-modality model, as no ultrasound examination was positive among the six children without volvulus; it is estimable when restricted to the UGI series and CT, and a Firth penalised estimate of the separated contrast is given in Online Resource 2 [23, 24]. In the subgroup that underwent all three modalities, detection was compared using Cochran's Q, the exact McNemar test and paired differences with bootstrap CIs (Online Resource 2). The temporal change was examined using modality-specific logistic models of detection on era, before and after adding that modality's content variable, reported as odds ratios and as average marginal effects, because a conditional odds ratio attenuates when a predictive covariate is added even in the absence of mediation; the era boundary was varied from 2019 to 2022. Attenuation was interpreted as consistent with the change operating through examination content rather than calendar time, not as a mediation estimate; era-by-content interaction terms were also fitted. P values were not adjusted for multiplicity, and Online Resource 2 lists which analyses were pre-specified and which were decided after inspection of the data. Analyses used Python 3.12 (statsmodels 0.15, SciPy 1.17).</w:t>
+        <w:t>Detection rates are presented with Wilson 95% confidence intervals (CIs), with denominators shown wherever a rate appears. All analysis variables were complete. Between-modality comparison used a generalised estimating equation (GEE) logistic model [22] with an exchangeable working correlation, patient-level clustering and cluster-robust standard errors, unadjusted and adjusted for era (2012–2018 vs 2019–2026) and age group. A modality a child did not undergo enters as an unobserved outcome, which is not missing at random here, so these coefficients describe reporting among children who underwent each test. A pre-specified modality-by-volvulus interaction was not estimable in the three-modality model, as no ultrasound examination was positive among the six children without volvulus; the estimable UGI-versus-CT interaction and a Firth penalised estimate of the separated contrast are given in Online Resource 2 [23, 24]. In the subgroup that underwent all three modalities, detection was compared using Cochran's Q, the exact McNemar test and paired differences with bootstrap CIs (Online Resource 2). The temporal change was examined using modality-specific logistic models of detection on era, before and after adding that modality's content variable, reported as odds ratios and as average marginal effects (Table 4); the era boundary was varied from 2019 to 2022. Attenuation was interpreted as consistent with the change operating through examination content rather than calendar time, not as a mediation estimate; era-by-content interaction terms were also fitted. P values were not adjusted for multiplicity, and Online Resource 2 lists which analyses were pre-specified and which were decided after inspection of the data. Analyses used Python 3.12 (statsmodels 0.15, SciPy 1.17).</w:t>
       </w:r>
     </w:p>
     <w:p>

--- a/诊断效能_英文稿_InsightsIntoImaging投稿版_v4.docx
+++ b/诊断效能_英文稿_InsightsIntoImaging投稿版_v4.docx
@@ -24,7 +24,7 @@
         <w:spacing w:after="160"/>
       </w:pPr>
       <w:r>
-        <w:t>Word count: 2,991 (main text, excluding abstract, key points, figure and table legends, references and declarations); Tables: 4; Figures: 3; Supplementary: 3 Online Resources</w:t>
+        <w:t>Word count: 2,999 (main text, excluding abstract, key points, figure and table legends, references and declarations); Tables: 4; Figures: 3; Supplementary: 3 Online Resources</w:t>
       </w:r>
     </w:p>
     <w:p>
@@ -74,7 +74,7 @@
         <w:t>Results</w:t>
       </w:r>
       <w:r>
-        <w:t xml:space="preserve"> Among 465 children (volvulus in 86.7%), 410 underwent at least one index test. Three of 119 ultrasound examinations (2.5%) documented the third portion of the duodenum or the duodenojejunal junction, 12 (10.1%) the mesenteric artery–vein relationship and 2 (1.7%) enteric fluid; a whirlpool sign was reported in 48.7%. Ultrasound reported malrotation in 65 of 119 examinations (54.6%): in 58 of 58 recording a whirlpool and 7 of 61 without one, whereas a whirlpool appeared in only 58 of 113 children with confirmed volvulus. Ultrasound detection rose from 41.0% to 61.3% between eras; adjusting for a shift towards great-vessel sessions reduced the difference from +20.2 to +10.3 percentage points, an interval including zero.</w:t>
+        <w:t xml:space="preserve"> Among 465 children (volvulus in 86.7%), 410 underwent at least one index test. Three of 119 ultrasound examinations (2.5%) documented the third portion of the duodenum or the duodenojejunal junction, 12 (10.1%) the mesenteric artery–vein relationship and 2 (1.7%) enteric fluid; a whirlpool sign was reported in 48.7%. Ultrasound reported malrotation in 64 of 119 examinations (53.8%): in 58 of 58 recording a whirlpool and 6 of 61 without one, whereas a whirlpool appeared in only 58 of 113 children with confirmed volvulus. Ultrasound detection rose from 41.0% to 60.0% between eras; adjusting for a shift towards great-vessel sessions reduced the difference from +19.0 to +8.2 percentage points, an interval including zero.</w:t>
       </w:r>
     </w:p>
     <w:p>
@@ -188,7 +188,7 @@
         <w:spacing w:after="160"/>
       </w:pPr>
       <w:r>
-        <w:t>We therefore audited 13.5 years of routine reports at a tertiary children's hospital. Because every child had surgically confirmed malrotation, the study measures how often the disease was reported and with what documented content, not how accurate the tests are. The contrast series and CT are reported alongside ultrasound to show where ultrasound sat in the diagnostic pathway, not to rank them, which this design cannot do.</w:t>
+        <w:t>We therefore audited 13.5 years of routine reports at a tertiary children's hospital. Because every child had surgically confirmed malrotation, the study measures how often the disease was reported and with what documented content, not how accurate the tests are. The contrast series and CT are reported alongside ultrasound to show where ultrasound sat in the diagnostic pathway, not to rank them.</w:t>
       </w:r>
     </w:p>
     <w:p>
@@ -285,7 +285,7 @@
         <w:spacing w:after="160"/>
       </w:pPr>
       <w:r>
-        <w:t>Report text was classified using a rule-based, clause-level algorithm with explicit negation handling [21]; the rule dictionary, negation logic, per-modality label distribution and worked misclassification examples are given in Online Resource 1. A paediatric surgeon blinded to the operative findings adjudicated 32 reports. Agreement was 92% (Cohen kappa 0.83) in a stratified random sample of 24, and a targeted review of 8 suspected discordances identified 5 further under-calls, corrected from the full report text and excluded from the agreement statistics. All seven were under-calls, but these samples cannot establish the direction of error elsewhere. Because adjudication read the whole report, the final label is the algorithmic label after review, not the conclusion alone. With a single adjudicator, interobserver agreement could not be estimated.</w:t>
+        <w:t>Report text was classified using a rule-based, clause-level algorithm with explicit negation handling [21]; the rule dictionary, negation logic, per-modality label distribution and worked misclassification examples are given in Online Resource 1. A paediatric surgeon blinded to the operative findings adjudicated 32 reports. Agreement was 92% (Cohen kappa 0.83) in a stratified random sample of 24, and a targeted review of 8 suspected discordances identified 5 further under-calls, corrected from the full report text and excluded from the agreement statistics. All seven being under-calls, every index unit was then screened in both directions: nine positives whose text matched no diagnostic term or sign pattern, and no negative naming the diagnosis. Source review confirmed three of the nine as over-calls, corrected to negative. Because adjudication read the whole report, the final label is the algorithmic label after review, not the conclusion alone. With a single adjudicator, interobserver agreement could not be estimated.</w:t>
       </w:r>
     </w:p>
     <w:p>
@@ -1812,7 +1812,7 @@
         <w:spacing w:after="160"/>
       </w:pPr>
       <w:r>
-        <w:t>Detection was 237/301 (78.7%, 95% CI 73.8–83.0) for the UGI series, 171/320 (53.4%, 48.0–58.8) for CT and 65/119 (54.6%, 45.7–63.3) for ultrasound (Table 2, Fig. 2). These denominators are indication-selected and overlapping, and are not a ranking. CT and ultrasound had lower odds of a positive report than the UGI series (adjusted odds ratio 0.29 and 0.27), and the same model showed higher detection above 1 year of age (3.14, 1.71–5.75) and in the later era (1.79, 1.20–2.68); these coefficients absorb indication, pathway position and examination content (Online Resource 2). Reclassifying possible-tier conclusions as negative reduced detection to 51.2%, 34.1% and 27.7% (Table 2).</w:t>
+        <w:t>Detection was 237/301 (78.7%, 95% CI 73.8–83.0) for the UGI series, 169/320 (52.8%, 47.3–58.2) for CT and 64/119 (53.8%, 44.8–62.5) for ultrasound (Table 2, Fig. 2). These denominators are indication-selected and overlapping, and are not a ranking. CT and ultrasound had lower odds of a positive report than the UGI series (adjusted odds ratio 0.29 and 0.26), and the same model showed higher detection above 1 year of age (3.02, 1.64–5.54) and in the later era (1.75, 1.18–2.62); these coefficients absorb indication, pathway position and examination content (Online Resource 2). Reclassifying possible-tier conclusions as negative reduced detection to 51.2%, 33.4% and 26.9% (Table 2).</w:t>
       </w:r>
     </w:p>
     <w:p>
@@ -2089,7 +2089,7 @@
                 <w:rFonts w:ascii="Times New Roman" w:hAnsi="Times New Roman"/>
                 <w:sz w:val="17"/>
               </w:rPr>
-              <w:t>171/320</w:t>
+              <w:t>169/320</w:t>
             </w:r>
           </w:p>
         </w:tc>
@@ -2104,7 +2104,7 @@
                 <w:rFonts w:ascii="Times New Roman" w:hAnsi="Times New Roman"/>
                 <w:sz w:val="17"/>
               </w:rPr>
-              <w:t>53.4 (48.0–58.8)</w:t>
+              <w:t>52.8 (47.3–58.2)</w:t>
             </w:r>
           </w:p>
         </w:tc>
@@ -2119,7 +2119,7 @@
                 <w:rFonts w:ascii="Times New Roman" w:hAnsi="Times New Roman"/>
                 <w:sz w:val="17"/>
               </w:rPr>
-              <w:t>34 (19.9)</w:t>
+              <w:t>33 (19.5)</w:t>
             </w:r>
           </w:p>
         </w:tc>
@@ -2134,7 +2134,7 @@
                 <w:rFonts w:ascii="Times New Roman" w:hAnsi="Times New Roman"/>
                 <w:sz w:val="17"/>
               </w:rPr>
-              <w:t>75 (43.9)</w:t>
+              <w:t>74 (43.8)</w:t>
             </w:r>
           </w:p>
         </w:tc>
@@ -2149,7 +2149,7 @@
                 <w:rFonts w:ascii="Times New Roman" w:hAnsi="Times New Roman"/>
                 <w:sz w:val="17"/>
               </w:rPr>
-              <w:t>62 (36.3)</w:t>
+              <w:t>62 (36.7)</w:t>
             </w:r>
           </w:p>
         </w:tc>
@@ -2164,7 +2164,7 @@
                 <w:rFonts w:ascii="Times New Roman" w:hAnsi="Times New Roman"/>
                 <w:sz w:val="17"/>
               </w:rPr>
-              <w:t>34.1</w:t>
+              <w:t>33.4</w:t>
             </w:r>
           </w:p>
         </w:tc>
@@ -2196,7 +2196,7 @@
                 <w:rFonts w:ascii="Times New Roman" w:hAnsi="Times New Roman"/>
                 <w:sz w:val="17"/>
               </w:rPr>
-              <w:t>65/119</w:t>
+              <w:t>64/119</w:t>
             </w:r>
           </w:p>
         </w:tc>
@@ -2211,7 +2211,7 @@
                 <w:rFonts w:ascii="Times New Roman" w:hAnsi="Times New Roman"/>
                 <w:sz w:val="17"/>
               </w:rPr>
-              <w:t>54.6 (45.7–63.3)</w:t>
+              <w:t>53.8 (44.8–62.5)</w:t>
             </w:r>
           </w:p>
         </w:tc>
@@ -2226,7 +2226,7 @@
                 <w:rFonts w:ascii="Times New Roman" w:hAnsi="Times New Roman"/>
                 <w:sz w:val="17"/>
               </w:rPr>
-              <w:t>16 (24.6)</w:t>
+              <w:t>15 (23.4)</w:t>
             </w:r>
           </w:p>
         </w:tc>
@@ -2241,7 +2241,7 @@
                 <w:rFonts w:ascii="Times New Roman" w:hAnsi="Times New Roman"/>
                 <w:sz w:val="17"/>
               </w:rPr>
-              <w:t>17 (26.2)</w:t>
+              <w:t>17 (26.6)</w:t>
             </w:r>
           </w:p>
         </w:tc>
@@ -2256,7 +2256,7 @@
                 <w:rFonts w:ascii="Times New Roman" w:hAnsi="Times New Roman"/>
                 <w:sz w:val="17"/>
               </w:rPr>
-              <w:t>32 (49.2)</w:t>
+              <w:t>32 (50.0)</w:t>
             </w:r>
           </w:p>
         </w:tc>
@@ -2271,7 +2271,7 @@
                 <w:rFonts w:ascii="Times New Roman" w:hAnsi="Times New Roman"/>
                 <w:sz w:val="17"/>
               </w:rPr>
-              <w:t>27.7</w:t>
+              <w:t>26.9</w:t>
             </w:r>
           </w:p>
         </w:tc>
@@ -2303,7 +2303,7 @@
                 <w:rFonts w:ascii="Times New Roman" w:hAnsi="Times New Roman"/>
                 <w:sz w:val="17"/>
               </w:rPr>
-              <w:t>44/52</w:t>
+              <w:t>42/52</w:t>
             </w:r>
           </w:p>
         </w:tc>
@@ -2318,7 +2318,7 @@
                 <w:rFonts w:ascii="Times New Roman" w:hAnsi="Times New Roman"/>
                 <w:sz w:val="17"/>
               </w:rPr>
-              <w:t>84.6 (72.5–92.0)</w:t>
+              <w:t>80.8 (68.1–89.2)</w:t>
             </w:r>
           </w:p>
         </w:tc>
@@ -2571,7 +2571,7 @@
         <w:spacing w:after="160"/>
       </w:pPr>
       <w:r>
-        <w:t>Detection followed this content closely. Malrotation was reported in 58 of the 58 examinations recording a whirlpool and in 7 of the 61 without one (11.5%, 95% CI 5.7–21.8). This contrast is partly definitional, as a whirlpool is itself a positivity criterion, and all 58 of those conclusions named malrotation or volvulus explicitly. The converse is more informative: a whirlpool was recorded in only 58 of the 113 children (51.3%) in whom operation confirmed midgut volvulus.</w:t>
+        <w:t>Detection followed this content closely. Malrotation was reported in 58 of the 58 examinations recording a whirlpool and in 6 of the 61 without one (9.8%, 95% CI 4.6–19.8). This contrast is partly definitional, as a whirlpool is itself a positivity criterion, and all 58 of those conclusions named malrotation or volvulus explicitly. The converse is more informative: a whirlpool was recorded in only 58 of the 113 children (51.3%) in whom operation confirmed midgut volvulus.</w:t>
       </w:r>
     </w:p>
     <w:p>
@@ -2784,7 +2784,7 @@
                 <w:rFonts w:ascii="Times New Roman" w:hAnsi="Times New Roman"/>
                 <w:sz w:val="17"/>
               </w:rPr>
-              <w:t>63/116 (54%)</w:t>
+              <w:t>62/116 (53%)</w:t>
             </w:r>
           </w:p>
         </w:tc>
@@ -2876,7 +2876,7 @@
                 <w:rFonts w:ascii="Times New Roman" w:hAnsi="Times New Roman"/>
                 <w:sz w:val="17"/>
               </w:rPr>
-              <w:t>62/112 (55%)</w:t>
+              <w:t>61/112 (54%)</w:t>
             </w:r>
           </w:p>
         </w:tc>
@@ -2968,7 +2968,7 @@
                 <w:rFonts w:ascii="Times New Roman" w:hAnsi="Times New Roman"/>
                 <w:sz w:val="17"/>
               </w:rPr>
-              <w:t>55/107 (51%)</w:t>
+              <w:t>54/107 (50%)</w:t>
             </w:r>
           </w:p>
         </w:tc>
@@ -3060,7 +3060,7 @@
                 <w:rFonts w:ascii="Times New Roman" w:hAnsi="Times New Roman"/>
                 <w:sz w:val="17"/>
               </w:rPr>
-              <w:t>64/118 (54%)</w:t>
+              <w:t>63/118 (53%)</w:t>
             </w:r>
           </w:p>
         </w:tc>
@@ -3152,7 +3152,7 @@
                 <w:rFonts w:ascii="Times New Roman" w:hAnsi="Times New Roman"/>
                 <w:sz w:val="17"/>
               </w:rPr>
-              <w:t>64/117 (55%)</w:t>
+              <w:t>63/117 (54%)</w:t>
             </w:r>
           </w:p>
         </w:tc>
@@ -3244,7 +3244,7 @@
                 <w:rFonts w:ascii="Times New Roman" w:hAnsi="Times New Roman"/>
                 <w:sz w:val="17"/>
               </w:rPr>
-              <w:t>64/116 (55%)</w:t>
+              <w:t>63/116 (54%)</w:t>
             </w:r>
           </w:p>
         </w:tc>
@@ -3336,7 +3336,7 @@
                 <w:rFonts w:ascii="Times New Roman" w:hAnsi="Times New Roman"/>
                 <w:sz w:val="17"/>
               </w:rPr>
-              <w:t>64/118 (54%)</w:t>
+              <w:t>63/118 (53%)</w:t>
             </w:r>
           </w:p>
         </w:tc>
@@ -3428,7 +3428,7 @@
                 <w:rFonts w:ascii="Times New Roman" w:hAnsi="Times New Roman"/>
                 <w:sz w:val="17"/>
               </w:rPr>
-              <w:t>61/114 (54%)</w:t>
+              <w:t>60/114 (53%)</w:t>
             </w:r>
           </w:p>
         </w:tc>
@@ -3505,7 +3505,7 @@
                 <w:rFonts w:ascii="Times New Roman" w:hAnsi="Times New Roman"/>
                 <w:sz w:val="17"/>
               </w:rPr>
-              <w:t>64/116 (55%)</w:t>
+              <w:t>63/116 (54%)</w:t>
             </w:r>
           </w:p>
         </w:tc>
@@ -3612,7 +3612,7 @@
                 <w:rFonts w:ascii="Times New Roman" w:hAnsi="Times New Roman"/>
                 <w:sz w:val="17"/>
               </w:rPr>
-              <w:t>7/61 (11%)</w:t>
+              <w:t>6/61 (10%)</w:t>
             </w:r>
           </w:p>
         </w:tc>
@@ -3689,7 +3689,7 @@
                 <w:rFonts w:ascii="Times New Roman" w:hAnsi="Times New Roman"/>
                 <w:sz w:val="17"/>
               </w:rPr>
-              <w:t>13/30 (43%)</w:t>
+              <w:t>12/30 (40%)</w:t>
             </w:r>
           </w:p>
         </w:tc>
@@ -3796,7 +3796,7 @@
                 <w:rFonts w:ascii="Times New Roman" w:hAnsi="Times New Roman"/>
                 <w:sz w:val="17"/>
               </w:rPr>
-              <w:t>19/52 (37%)</w:t>
+              <w:t>18/52 (35%)</w:t>
             </w:r>
           </w:p>
         </w:tc>
@@ -3888,7 +3888,7 @@
                 <w:rFonts w:ascii="Times New Roman" w:hAnsi="Times New Roman"/>
                 <w:sz w:val="17"/>
               </w:rPr>
-              <w:t>28/44 (64%)</w:t>
+              <w:t>27/44 (61%)</w:t>
             </w:r>
           </w:p>
         </w:tc>
@@ -3965,7 +3965,7 @@
                 <w:rFonts w:ascii="Times New Roman" w:hAnsi="Times New Roman"/>
                 <w:sz w:val="17"/>
               </w:rPr>
-              <w:t>8/12 (67%)</w:t>
+              <w:t>7/12 (58%)</w:t>
             </w:r>
           </w:p>
         </w:tc>
@@ -4057,7 +4057,7 @@
                 <w:rFonts w:ascii="Times New Roman" w:hAnsi="Times New Roman"/>
                 <w:sz w:val="17"/>
               </w:rPr>
-              <w:t>2/9</w:t>
+              <w:t>1/9</w:t>
             </w:r>
           </w:p>
         </w:tc>
@@ -4142,7 +4142,7 @@
         <w:spacing w:after="160"/>
       </w:pPr>
       <w:r>
-        <w:t>Ultrasound detection was 41.0% (16/39) in 2012–2018 and 61.3% (49/80) in 2019–2026, and rose for CT but not the UGI series (Table 4). For ultrasound the change tracked how the examination was booked. Sessions including a great-vessel study rose from 33.3% to 67.5%, and adding this indicator reduced the era effect from +20.2 (95% CI +1.8 to +38.8) to +10.3 (−10.3 to +30.1) percentage points, the indicator carrying an odds ratio of 3.35 (1.51–7.44). Moving the era boundary from 2019 to 2022 left the examination-type odds ratio between 3.07 and 3.85, while the era odds ratio ranged from 2.82 to 1.25 (Online Resource 2). The era-by-booking interaction was not significant, giving no evidence that the effect of examination type itself changed between eras, although these subgroups are small. The change in booking tracked whirlpool reporting but not duodenal assessment. CT showed a comparable change that contrast enhancement explained only in part, and the UGI series showed none (Table 4).</w:t>
+        <w:t>Ultrasound detection was 41.0% (16/39) in 2012–2018 and 60.0% (48/80) in 2019–2026, and rose for CT but not the UGI series (Table 4). For ultrasound the change tracked how the examination was booked. Sessions including a great-vessel study rose from 33.3% to 67.5%, and adding this indicator reduced the era effect from +19.0 (95% CI +0.6 to +37.6) to +8.2 (−11.6 to +27.8) percentage points, the indicator carrying an odds ratio of 3.73 (1.67–8.33). Moving the era boundary from 2019 to 2022 left the examination-type odds ratio between 3.44 and 4.31, while the era odds ratio ranged from 2.67 to 1.14 (Online Resource 2). The era-by-booking interaction was not significant, giving no evidence that the effect of examination type itself changed between eras, although these subgroups are small. The change in booking tracked whirlpool reporting but not duodenal assessment. CT showed a comparable change that contrast enhancement explained only in part, and the UGI series showed none (Table 4).</w:t>
       </w:r>
     </w:p>
     <w:p>
@@ -4419,7 +4419,7 @@
                 <w:rFonts w:ascii="Times New Roman" w:hAnsi="Times New Roman"/>
                 <w:sz w:val="17"/>
               </w:rPr>
-              <w:t>101/215 (47.0%)</w:t>
+              <w:t>100/215 (46.5%)</w:t>
             </w:r>
           </w:p>
         </w:tc>
@@ -4434,7 +4434,7 @@
                 <w:rFonts w:ascii="Times New Roman" w:hAnsi="Times New Roman"/>
                 <w:sz w:val="17"/>
               </w:rPr>
-              <w:t>70/105 (66.7%)</w:t>
+              <w:t>69/105 (65.7%)</w:t>
             </w:r>
           </w:p>
         </w:tc>
@@ -4449,7 +4449,7 @@
                 <w:rFonts w:ascii="Times New Roman" w:hAnsi="Times New Roman"/>
                 <w:sz w:val="17"/>
               </w:rPr>
-              <w:t>2.26 (1.39–3.67), p=0.001</w:t>
+              <w:t>2.20 (1.36–3.58), p=0.001</w:t>
             </w:r>
           </w:p>
         </w:tc>
@@ -4464,7 +4464,7 @@
                 <w:rFonts w:ascii="Times New Roman" w:hAnsi="Times New Roman"/>
                 <w:sz w:val="17"/>
               </w:rPr>
-              <w:t>1.98 (1.20–3.28), p=0.008</w:t>
+              <w:t>1.95 (1.19–3.22), p=0.009</w:t>
             </w:r>
           </w:p>
         </w:tc>
@@ -4479,7 +4479,7 @@
                 <w:rFonts w:ascii="Times New Roman" w:hAnsi="Times New Roman"/>
                 <w:sz w:val="17"/>
               </w:rPr>
-              <w:t>Intravenous contrast enhancement 5.53 (2.49–12.27), p&lt;0.001</w:t>
+              <w:t>Intravenous contrast enhancement 4.21 (2.01–8.81), p&lt;0.001</w:t>
             </w:r>
           </w:p>
         </w:tc>
@@ -4494,7 +4494,7 @@
                 <w:rFonts w:ascii="Times New Roman" w:hAnsi="Times New Roman"/>
                 <w:sz w:val="17"/>
               </w:rPr>
-              <w:t>+19.7 → +15.6</w:t>
+              <w:t>+19.2 → +15.5</w:t>
             </w:r>
           </w:p>
         </w:tc>
@@ -4541,7 +4541,7 @@
                 <w:rFonts w:ascii="Times New Roman" w:hAnsi="Times New Roman"/>
                 <w:sz w:val="17"/>
               </w:rPr>
-              <w:t>49/80 (61.3%)</w:t>
+              <w:t>48/80 (60.0%)</w:t>
             </w:r>
           </w:p>
         </w:tc>
@@ -4556,7 +4556,7 @@
                 <w:rFonts w:ascii="Times New Roman" w:hAnsi="Times New Roman"/>
                 <w:sz w:val="17"/>
               </w:rPr>
-              <w:t>2.27 (1.04–4.96), p=0.039</w:t>
+              <w:t>2.16 (0.99–4.70), p=0.053</w:t>
             </w:r>
           </w:p>
         </w:tc>
@@ -4571,7 +4571,7 @@
                 <w:rFonts w:ascii="Times New Roman" w:hAnsi="Times New Roman"/>
                 <w:sz w:val="17"/>
               </w:rPr>
-              <w:t>1.57 (0.68–3.66), p=0.292</w:t>
+              <w:t>1.44 (0.62–3.37), p=0.399</w:t>
             </w:r>
           </w:p>
         </w:tc>
@@ -4586,7 +4586,7 @@
                 <w:rFonts w:ascii="Times New Roman" w:hAnsi="Times New Roman"/>
                 <w:sz w:val="17"/>
               </w:rPr>
-              <w:t>Session included a great-vessel study 3.35 (1.51–7.44), p=0.003</w:t>
+              <w:t>Session included a great-vessel study 3.73 (1.67–8.33), p=0.001</w:t>
             </w:r>
           </w:p>
         </w:tc>
@@ -4601,7 +4601,7 @@
                 <w:rFonts w:ascii="Times New Roman" w:hAnsi="Times New Roman"/>
                 <w:sz w:val="17"/>
               </w:rPr>
-              <w:t>+20.2 → +10.3</w:t>
+              <w:t>+19.0 → +8.2</w:t>
             </w:r>
           </w:p>
         </w:tc>
@@ -4632,7 +4632,7 @@
         <w:spacing w:after="160"/>
       </w:pPr>
       <w:r>
-        <w:t>Fifty-nine children underwent all three modalities. This subgroup, in whom the diagnosis remained uncertain, was more severely affected than the other 351 imaged children (volvulus 96.6% vs 86.6%; neonates 83.1% vs 65.5%). The UGI series was positive in 76.3%, ultrasound in 52.5% and CT in 47.5% (Cochran's Q p=0.001; the UGI series exceeded CT by 28.8 percentage points, 95% CI +13.6 to +44.1, and ultrasound by 23.7, +8.5 to +39.0, while the CT–ultrasound difference was compatible with zero, −5.1, −18.6 to +10.2), and was unchanged within 48 h (Online Resource 2). These comparisons describe reporting within one selected subgroup and are not measures of accuracy. Only 6 of the 62 children with malrotation but no volvulus underwent ultrasound, and none had a positive report; a Firth penalised model supports the direction of this contrast but not its magnitude (Online Resource 2). The cohort therefore says little about the children to whom the ultrasound-first debate applies.</w:t>
+        <w:t>Fifty-nine children underwent all three modalities. This subgroup, in whom the diagnosis remained uncertain, was more severely affected than the other 351 imaged children (volvulus 96.6% vs 86.6%; neonates 83.1% vs 65.5%). The UGI series was positive in 76.3%, ultrasound in 52.5% and CT in 45.8% (Cochran's Q p&lt;0.001; the UGI series exceeded CT by 30.5 percentage points, 95% CI +15.3 to +47.5, and ultrasound by 23.7, +8.5 to +39.0, while the CT–ultrasound difference was compatible with zero, −6.8, −20.3 to +6.8), and was unchanged within 48 h (Online Resource 2). These comparisons describe reporting within one selected subgroup and are not measures of accuracy. Only 6 of the 62 children with malrotation but no volvulus underwent ultrasound, and none had a positive report; a Firth penalised model supports the direction of this contrast but not its magnitude (Online Resource 2). The cohort therefore says little about the children to whom the ultrasound-first debate applies.</w:t>
       </w:r>
     </w:p>
     <w:p>
@@ -4656,7 +4656,7 @@
         <w:spacing w:after="160"/>
       </w:pPr>
       <w:r>
-        <w:t>Malrotation was reported in 54.6% of the surgically confirmed children who underwent ultrasound, compared with 93–97% in the 2025 multicentre series [13] and a pooled 94% in meta-analysis [11], both in children investigated for suspicion. These figures are not interchangeable: ours is conditioned on confirmed disease and on the indications that selected these children, so the difference combines case-mix with technique. The audit nonetheless shows the technical component to be real. The published figures derive from examinations that assessed D3, the most accurate single sign in the 2025 multicentre series [13], and the duodenojejunal junction, often with enteric fluid, in readers alert to the diagnosis [15–17], whereas ours almost never did. The 2021 systematic review reported better performance where the mesenteric vessels and enteric fluid were used [11].</w:t>
+        <w:t>Malrotation was reported in 53.8% of the surgically confirmed children who underwent ultrasound, compared with 93–97% in the 2025 multicentre series [13] and a pooled 94% in meta-analysis [11], both in children investigated for suspicion. These figures are not interchangeable: ours is conditioned on confirmed disease and on the indications that selected these children, so the difference combines case-mix with technique. The audit nonetheless shows the technical component to be real. The published figures derive from examinations that assessed D3, the most accurate single sign in the 2025 multicentre series [13], and the duodenojejunal junction, often with enteric fluid, in readers alert to the diagnosis [15–17], whereas ours almost never did. The 2021 systematic review reported better performance where the mesenteric vessels and enteric fluid were used [11].</w:t>
       </w:r>
     </w:p>
     <w:p>
@@ -4664,7 +4664,7 @@
         <w:spacing w:after="160"/>
       </w:pPr>
       <w:r>
-        <w:t>The temporal analysis is consistent with this interpretation without establishing it. Detection rose from 41% to 61%, and the change tracked what the examination was: adding the great-vessel indicator halved the era effect on the risk-difference scale, whereas the examination-type effect was stable at every boundary tested. The booking category was not randomised, and a child in whom volvulus is suspected is both more likely to be booked for a vessel study and more likely to have a whirlpool present, so indication and technique cannot be separated here. The adjusted marginal effect also has a wide interval that includes zero, so the analysis bounds the era contribution rather than removing it. The department's account is consistent: no change in equipment, staffing or protocol, and growing awareness from about 2021 attached to the whirlpool sign rather than to duodenal anatomy, so that the improvement also ran towards volvulus.</w:t>
+        <w:t>The temporal analysis is consistent with this interpretation without establishing it. Detection rose from 41% to 60%, and the change tracked what the examination was: adding the great-vessel indicator more than halved the era effect on the risk-difference scale, whereas the examination-type effect was stable at every boundary tested. The booking category was not randomised, and a child in whom volvulus is suspected is both more likely to be booked for a vessel study and more likely to have a whirlpool present, so indication and technique cannot be separated here. The adjusted marginal effect also has a wide interval that includes zero, so the analysis bounds the era contribution rather than removing it. The department's account is consistent: growing awareness from about 2021 attached to the whirlpool sign rather than to duodenal anatomy, so that the improvement also ran towards volvulus.</w:t>
       </w:r>
     </w:p>
     <w:p>
@@ -4672,7 +4672,7 @@
         <w:spacing w:after="160"/>
       </w:pPr>
       <w:r>
-        <w:t>Three features of the design make the between-modality differences uninterpretable as accuracy. The reference standard is not independent of the index tests: the surgeon knew the preoperative imaging, and a positive UGI series often precipitated the operation that confirmed the diagnosis, an incorporation bias asymmetrical between tests. Pathway position differed, the UGI series being the last preoperative test in 75% of the children who underwent more than one. The modalities were also used in different children for different reasons (Table 1), which no adjustment can undo.</w:t>
+        <w:t>Three features of the design make the between-modality differences uninterpretable as accuracy. The reference standard is not independent of the index tests: the surgeon knew the preoperative imaging, and a positive UGI series often precipitated the operation that confirmed the diagnosis, an incorporation bias asymmetrical between tests. Pathway position differed, the UGI series usually being the last preoperative test. The modalities were also used in different children for different reasons (Table 1), which no adjustment can undo.</w:t>
       </w:r>
     </w:p>
     <w:p>
@@ -4758,7 +4758,7 @@
         <w:t>Online Resource 1.</w:t>
       </w:r>
       <w:r>
-        <w:t xml:space="preserve"> Text-classification algorithm and report-content audit: full rule dictionary, negation and scope handling, priority rules, worked examples of misclassification, the per-modality distribution of positive, negative and tentative labels, and a runnable reference implementation of the rule set (`Online_Resource_1_classifier.py`), which reproduces 98.1% of the final labels. That figure measures agreement between the published code and the labels used here; the 92% above measures agreement between the algorithm and the blinded adjudicator.</w:t>
+        <w:t xml:space="preserve"> Text-classification algorithm and report-content audit: full rule dictionary, negation and scope handling, priority rules, worked examples of misclassification, the per-modality distribution of positive, negative and tentative labels, and a runnable reference implementation of the rule set (`Online_Resource_1_classifier.py`), which reproduces 98.9% of the final labels. That figure measures agreement between the published code and the labels used here; the 92% above measures agreement between the algorithm and the blinded adjudicator.</w:t>
       </w:r>
     </w:p>
     <w:p>
@@ -5232,7 +5232,7 @@
         <w:t>b</w:t>
       </w:r>
       <w:r>
-        <w:t xml:space="preserve"> Report-level detection conditional on that content. Three examinations documented the third portion of the duodenum or the duodenojejunal junction. Detection when a whirlpool sign was reported is partly definitional, the sign being one of the positivity criteria; the informative contrast is the 7 of 61 examinations that named the diagnosis without one.</w:t>
+        <w:t xml:space="preserve"> Report-level detection conditional on that content. Three examinations documented the third portion of the duodenum or the duodenojejunal junction. Detection when a whirlpool sign was reported is partly definitional, the sign being one of the positivity criteria; the informative contrast is the 6 of 61 examinations that named the diagnosis without one.</w:t>
       </w:r>
     </w:p>
     <w:sectPr>

--- a/诊断效能_英文稿_InsightsIntoImaging投稿版_v4.docx
+++ b/诊断效能_英文稿_InsightsIntoImaging投稿版_v4.docx
@@ -172,7 +172,7 @@
         <w:spacing w:after="160"/>
       </w:pPr>
       <w:r>
-        <w:t>The upper gastrointestinal (UGI) contrast series has long been the reference imaging test, based on the position of the duodenojejunal junction and the course of the proximal small bowel [5–7], although its interpretation has well-described mimics [8]. Abdominal CT is not a dedicated test, and the mesenteric swirl it may show is neither reliably present nor specific in children [9, 10]. The field has moved towards ultrasound: series report sensitivities of 93–97% under dedicated protocols, a systematic review of 17 studies and 2,257 children estimated a pooled sensitivity of 94% [11–13], and a multicentre study of 539 children investigated for clinical suspicion supported ultrasound as a safe first-line test [14]. This performance is attributed to specific technical elements rather than to the modality itself: the third portion of the duodenum (D3), the duodenojejunal junction, the superior mesenteric artery–vein relationship, enteric fluid and dynamic graded compression [12, 13, 15–17]. The same literature records these elements as demanding and not universally achievable, and D3 position alone as insufficient for diagnosis [18].</w:t>
+        <w:t>The upper gastrointestinal (UGI) contrast series has long been the reference imaging test, based on the position of the duodenojejunal junction and the course of the proximal small bowel [5–7], although its interpretation has well-described mimics [8]. Abdominal CT is not a dedicated test, and the mesenteric swirl it may show is neither reliably present nor specific in children [9, 10]. The field has moved towards ultrasound: series report sensitivities of 93–97% under dedicated protocols, a systematic review of 17 studies and 2,257 children estimated a pooled sensitivity of 94% [11–13], and a single-centre study of 539 children investigated for clinical suspicion supported ultrasound as a safe first-line test [14]. This performance is attributed to specific technical elements rather than to the modality itself: the third portion of the duodenum (D3), the duodenojejunal junction, the superior mesenteric artery–vein relationship, enteric fluid and dynamic graded compression [12, 13, 15–17]. The same literature records these elements as demanding and not universally achievable, and D3 position alone as insufficient for diagnosis [18].</w:t>
       </w:r>
     </w:p>
     <w:p>

--- a/诊断效能_英文稿_InsightsIntoImaging投稿版_v4.docx
+++ b/诊断效能_英文稿_InsightsIntoImaging投稿版_v4.docx
@@ -24,7 +24,7 @@
         <w:spacing w:after="160"/>
       </w:pPr>
       <w:r>
-        <w:t>Word count: 2,999 (main text, excluding abstract, key points, figure and table legends, references and declarations); Tables: 4; Figures: 3; Supplementary: 3 Online Resources</w:t>
+        <w:t>Word count: 2,994 (main text, excluding abstract, key points, figure and table legends, references and declarations); Tables: 4; Figures: 3; Supplementary: 3 Online Resources</w:t>
       </w:r>
     </w:p>
     <w:p>
@@ -140,7 +140,7 @@
         <w:spacing w:after="160"/>
       </w:pPr>
       <w:r>
-        <w:t>• A whirlpool sign was recorded in only half the children with confirmed volvulus.</w:t>
+        <w:t>• Only half the children with confirmed volvulus had a whirlpool sign recorded.</w:t>
       </w:r>
     </w:p>
     <w:p>
@@ -148,7 +148,7 @@
         <w:spacing w:after="160"/>
       </w:pPr>
       <w:r>
-        <w:t>• Detection rose with a change in examination type as much as with calendar era.</w:t>
+        <w:t>• Detection rose as much with examination type as with calendar era.</w:t>
       </w:r>
     </w:p>
     <w:p>
@@ -285,7 +285,7 @@
         <w:spacing w:after="160"/>
       </w:pPr>
       <w:r>
-        <w:t>Report text was classified using a rule-based, clause-level algorithm with explicit negation handling [21]; the rule dictionary, negation logic, per-modality label distribution and worked misclassification examples are given in Online Resource 1. A paediatric surgeon blinded to the operative findings adjudicated 32 reports. Agreement was 92% (Cohen kappa 0.83) in a stratified random sample of 24, and a targeted review of 8 suspected discordances identified 5 further under-calls, corrected from the full report text and excluded from the agreement statistics. All seven being under-calls, every index unit was then screened in both directions: nine positives whose text matched no diagnostic term or sign pattern, and no negative naming the diagnosis. Source review confirmed three of the nine as over-calls, corrected to negative. Because adjudication read the whole report, the final label is the algorithmic label after review, not the conclusion alone. With a single adjudicator, interobserver agreement could not be estimated.</w:t>
+        <w:t>Report text was classified using a rule-based, clause-level algorithm with explicit negation handling [21]; the rule dictionary, negation logic, per-modality label distribution and worked misclassification examples are given in Online Resource 1. A paediatric surgeon blinded to the operative findings adjudicated 32 reports. Agreement was 92% (Cohen kappa 0.83) in a stratified random sample of 24, and a targeted review of 8 suspected discordances identified 5 further under-calls, corrected from the full report text and excluded from the agreement statistics. All seven being under-calls, every index unit was then screened in both directions, returning nine positives whose text matched no diagnostic term or sign pattern and no negative naming the diagnosis. Source review confirmed three of the nine as over-calls, corrected to negative. Because adjudication read the whole report, the final label is the algorithmic label after review, not the conclusion alone. With a single adjudicator, interobserver agreement could not be estimated.</w:t>
       </w:r>
     </w:p>
     <w:p>
@@ -4656,7 +4656,7 @@
         <w:spacing w:after="160"/>
       </w:pPr>
       <w:r>
-        <w:t>Malrotation was reported in 53.8% of the surgically confirmed children who underwent ultrasound, compared with 93–97% in the 2025 multicentre series [13] and a pooled 94% in meta-analysis [11], both in children investigated for suspicion. These figures are not interchangeable: ours is conditioned on confirmed disease and on the indications that selected these children, so the difference combines case-mix with technique. The audit nonetheless shows the technical component to be real. The published figures derive from examinations that assessed D3, the most accurate single sign in the 2025 multicentre series [13], and the duodenojejunal junction, often with enteric fluid, in readers alert to the diagnosis [15–17], whereas ours almost never did. The 2021 systematic review reported better performance where the mesenteric vessels and enteric fluid were used [11].</w:t>
+        <w:t>Malrotation was reported in 53.8% of the surgically confirmed children who underwent ultrasound, compared with 93–97% in the 2025 multicentre series [13] and a pooled 94% in meta-analysis [11], both in children investigated for suspicion. These figures are not interchangeable: ours is conditioned on confirmed disease and on the indications that selected these children, so the difference combines case-mix with technique. The audit nonetheless shows the technical component to be real. The published figures derive from examinations that assessed D3, the most accurate single sign in the 2025 multicentre series [13], and the duodenojejunal junction, often with enteric fluid, in readers alert to the diagnosis [15–17], whereas ours almost never did. The 2021 systematic review likewise found better performance where enteric fluid was given before the examination [11].</w:t>
       </w:r>
     </w:p>
     <w:p>
@@ -4704,7 +4704,7 @@
         <w:spacing w:after="160"/>
       </w:pPr>
       <w:r>
-        <w:t>Index tests were classified from report text rather than blinded image review, so the study measures reported detection rather than achievable image-based accuracy; a finding seen but not recorded and an inadequate examination reported as normal cannot be distinguished. This bounds the question rather than the answer, since the report is what clinicians act on. The certainty tiers were derived from the same text and, unlike the positive–negative label, were not separately adjudicated. The temporal analysis was not pre-specified, the examination-type variable having been identified after inspection of the data, and is best regarded as hypothesis-generating. Comparisons were not adjusted for multiplicity, radiation dose could not be captured, and whether the deficit at this centre generalises is unknown.</w:t>
+        <w:t>Index tests were classified from report text rather than blinded image review, so the study measures reported detection rather than achievable image-based accuracy; a finding seen but not recorded and an inadequate examination reported as normal cannot be distinguished. This bounds the question rather than the answer, since the report is what clinicians act on. The certainty tiers were derived from the same text and, unlike the positive–negative label, were not separately adjudicated. The temporal analysis was not pre-specified, the examination-type variable having been identified after inspection of the data, and is best regarded as hypothesis-generating. Radiation dose could not be captured, and whether the deficit at this centre generalises is unknown.</w:t>
       </w:r>
     </w:p>
     <w:p>

--- a/诊断效能_英文稿_InsightsIntoImaging投稿版_v4.docx
+++ b/诊断效能_英文稿_InsightsIntoImaging投稿版_v4.docx
@@ -341,9 +341,16 @@
     </w:p>
     <w:tbl>
       <w:tblPr>
-        <w:tblStyle w:val="LightGrid-Accent1"/>
         <w:tblW w:type="auto" w:w="0"/>
         <w:tblLook w:firstColumn="1" w:firstRow="1" w:lastColumn="0" w:lastRow="0" w:noHBand="0" w:noVBand="1" w:val="04A0"/>
+        <w:tblBorders>
+          <w:top w:sz="0" w:val="nil" w:color="auto"/>
+          <w:left w:sz="0" w:val="nil" w:color="auto"/>
+          <w:bottom w:sz="0" w:val="nil" w:color="auto"/>
+          <w:right w:sz="0" w:val="nil" w:color="auto"/>
+          <w:insideH w:sz="0" w:val="nil" w:color="auto"/>
+          <w:insideV w:sz="0" w:val="nil" w:color="auto"/>
+        </w:tblBorders>
       </w:tblPr>
       <w:tblGrid>
         <w:gridCol w:w="1560"/>
@@ -357,8 +364,17 @@
         <w:tc>
           <w:tcPr>
             <w:tcW w:type="dxa" w:w="1560"/>
+            <w:tcBorders>
+              <w:left w:sz="0" w:val="nil" w:color="auto"/>
+              <w:right w:sz="0" w:val="nil" w:color="auto"/>
+              <w:top w:sz="12" w:val="single" w:color="000000"/>
+              <w:bottom w:sz="6" w:val="single" w:color="000000"/>
+            </w:tcBorders>
           </w:tcPr>
           <w:p>
+            <w:pPr>
+              <w:spacing w:after="40" w:before="40"/>
+            </w:pPr>
             <w:r/>
             <w:r>
               <w:rPr>
@@ -373,8 +389,17 @@
         <w:tc>
           <w:tcPr>
             <w:tcW w:type="dxa" w:w="1560"/>
+            <w:tcBorders>
+              <w:left w:sz="0" w:val="nil" w:color="auto"/>
+              <w:right w:sz="0" w:val="nil" w:color="auto"/>
+              <w:top w:sz="12" w:val="single" w:color="000000"/>
+              <w:bottom w:sz="6" w:val="single" w:color="000000"/>
+            </w:tcBorders>
           </w:tcPr>
           <w:p>
+            <w:pPr>
+              <w:spacing w:after="40" w:before="40"/>
+            </w:pPr>
             <w:r/>
             <w:r>
               <w:rPr>
@@ -389,8 +414,17 @@
         <w:tc>
           <w:tcPr>
             <w:tcW w:type="dxa" w:w="1560"/>
+            <w:tcBorders>
+              <w:left w:sz="0" w:val="nil" w:color="auto"/>
+              <w:right w:sz="0" w:val="nil" w:color="auto"/>
+              <w:top w:sz="12" w:val="single" w:color="000000"/>
+              <w:bottom w:sz="6" w:val="single" w:color="000000"/>
+            </w:tcBorders>
           </w:tcPr>
           <w:p>
+            <w:pPr>
+              <w:spacing w:after="40" w:before="40"/>
+            </w:pPr>
             <w:r/>
             <w:r>
               <w:rPr>
@@ -405,8 +439,17 @@
         <w:tc>
           <w:tcPr>
             <w:tcW w:type="dxa" w:w="1560"/>
+            <w:tcBorders>
+              <w:left w:sz="0" w:val="nil" w:color="auto"/>
+              <w:right w:sz="0" w:val="nil" w:color="auto"/>
+              <w:top w:sz="12" w:val="single" w:color="000000"/>
+              <w:bottom w:sz="6" w:val="single" w:color="000000"/>
+            </w:tcBorders>
           </w:tcPr>
           <w:p>
+            <w:pPr>
+              <w:spacing w:after="40" w:before="40"/>
+            </w:pPr>
             <w:r/>
             <w:r>
               <w:rPr>
@@ -421,8 +464,17 @@
         <w:tc>
           <w:tcPr>
             <w:tcW w:type="dxa" w:w="1560"/>
+            <w:tcBorders>
+              <w:left w:sz="0" w:val="nil" w:color="auto"/>
+              <w:right w:sz="0" w:val="nil" w:color="auto"/>
+              <w:top w:sz="12" w:val="single" w:color="000000"/>
+              <w:bottom w:sz="6" w:val="single" w:color="000000"/>
+            </w:tcBorders>
           </w:tcPr>
           <w:p>
+            <w:pPr>
+              <w:spacing w:after="40" w:before="40"/>
+            </w:pPr>
             <w:r/>
             <w:r>
               <w:rPr>
@@ -437,8 +489,17 @@
         <w:tc>
           <w:tcPr>
             <w:tcW w:type="dxa" w:w="1560"/>
+            <w:tcBorders>
+              <w:left w:sz="0" w:val="nil" w:color="auto"/>
+              <w:right w:sz="0" w:val="nil" w:color="auto"/>
+              <w:top w:sz="12" w:val="single" w:color="000000"/>
+              <w:bottom w:sz="6" w:val="single" w:color="000000"/>
+            </w:tcBorders>
           </w:tcPr>
           <w:p>
+            <w:pPr>
+              <w:spacing w:after="40" w:before="40"/>
+            </w:pPr>
             <w:r/>
             <w:r>
               <w:rPr>
@@ -455,8 +516,17 @@
         <w:tc>
           <w:tcPr>
             <w:tcW w:type="dxa" w:w="1560"/>
+            <w:tcBorders>
+              <w:left w:sz="0" w:val="nil" w:color="auto"/>
+              <w:right w:sz="0" w:val="nil" w:color="auto"/>
+              <w:top w:sz="0" w:val="nil" w:color="auto"/>
+              <w:bottom w:sz="0" w:val="nil" w:color="auto"/>
+            </w:tcBorders>
           </w:tcPr>
           <w:p>
+            <w:pPr>
+              <w:spacing w:after="40" w:before="40"/>
+            </w:pPr>
             <w:r/>
             <w:r>
               <w:rPr>
@@ -470,8 +540,17 @@
         <w:tc>
           <w:tcPr>
             <w:tcW w:type="dxa" w:w="1560"/>
+            <w:tcBorders>
+              <w:left w:sz="0" w:val="nil" w:color="auto"/>
+              <w:right w:sz="0" w:val="nil" w:color="auto"/>
+              <w:top w:sz="0" w:val="nil" w:color="auto"/>
+              <w:bottom w:sz="0" w:val="nil" w:color="auto"/>
+            </w:tcBorders>
           </w:tcPr>
           <w:p>
+            <w:pPr>
+              <w:spacing w:after="40" w:before="40"/>
+            </w:pPr>
             <w:r/>
             <w:r>
               <w:rPr>
@@ -485,8 +564,17 @@
         <w:tc>
           <w:tcPr>
             <w:tcW w:type="dxa" w:w="1560"/>
+            <w:tcBorders>
+              <w:left w:sz="0" w:val="nil" w:color="auto"/>
+              <w:right w:sz="0" w:val="nil" w:color="auto"/>
+              <w:top w:sz="0" w:val="nil" w:color="auto"/>
+              <w:bottom w:sz="0" w:val="nil" w:color="auto"/>
+            </w:tcBorders>
           </w:tcPr>
           <w:p>
+            <w:pPr>
+              <w:spacing w:after="40" w:before="40"/>
+            </w:pPr>
             <w:r/>
             <w:r>
               <w:rPr>
@@ -500,8 +588,17 @@
         <w:tc>
           <w:tcPr>
             <w:tcW w:type="dxa" w:w="1560"/>
+            <w:tcBorders>
+              <w:left w:sz="0" w:val="nil" w:color="auto"/>
+              <w:right w:sz="0" w:val="nil" w:color="auto"/>
+              <w:top w:sz="0" w:val="nil" w:color="auto"/>
+              <w:bottom w:sz="0" w:val="nil" w:color="auto"/>
+            </w:tcBorders>
           </w:tcPr>
           <w:p>
+            <w:pPr>
+              <w:spacing w:after="40" w:before="40"/>
+            </w:pPr>
             <w:r/>
             <w:r>
               <w:rPr>
@@ -515,8 +612,17 @@
         <w:tc>
           <w:tcPr>
             <w:tcW w:type="dxa" w:w="1560"/>
+            <w:tcBorders>
+              <w:left w:sz="0" w:val="nil" w:color="auto"/>
+              <w:right w:sz="0" w:val="nil" w:color="auto"/>
+              <w:top w:sz="0" w:val="nil" w:color="auto"/>
+              <w:bottom w:sz="0" w:val="nil" w:color="auto"/>
+            </w:tcBorders>
           </w:tcPr>
           <w:p>
+            <w:pPr>
+              <w:spacing w:after="40" w:before="40"/>
+            </w:pPr>
             <w:r/>
             <w:r>
               <w:rPr>
@@ -530,8 +636,17 @@
         <w:tc>
           <w:tcPr>
             <w:tcW w:type="dxa" w:w="1560"/>
+            <w:tcBorders>
+              <w:left w:sz="0" w:val="nil" w:color="auto"/>
+              <w:right w:sz="0" w:val="nil" w:color="auto"/>
+              <w:top w:sz="0" w:val="nil" w:color="auto"/>
+              <w:bottom w:sz="0" w:val="nil" w:color="auto"/>
+            </w:tcBorders>
           </w:tcPr>
           <w:p>
+            <w:pPr>
+              <w:spacing w:after="40" w:before="40"/>
+            </w:pPr>
             <w:r/>
             <w:r>
               <w:rPr>
@@ -547,8 +662,17 @@
         <w:tc>
           <w:tcPr>
             <w:tcW w:type="dxa" w:w="1560"/>
+            <w:tcBorders>
+              <w:left w:sz="0" w:val="nil" w:color="auto"/>
+              <w:right w:sz="0" w:val="nil" w:color="auto"/>
+              <w:top w:sz="0" w:val="nil" w:color="auto"/>
+              <w:bottom w:sz="0" w:val="nil" w:color="auto"/>
+            </w:tcBorders>
           </w:tcPr>
           <w:p>
+            <w:pPr>
+              <w:spacing w:after="40" w:before="40"/>
+            </w:pPr>
             <w:r/>
             <w:r>
               <w:rPr>
@@ -562,8 +686,17 @@
         <w:tc>
           <w:tcPr>
             <w:tcW w:type="dxa" w:w="1560"/>
+            <w:tcBorders>
+              <w:left w:sz="0" w:val="nil" w:color="auto"/>
+              <w:right w:sz="0" w:val="nil" w:color="auto"/>
+              <w:top w:sz="0" w:val="nil" w:color="auto"/>
+              <w:bottom w:sz="0" w:val="nil" w:color="auto"/>
+            </w:tcBorders>
           </w:tcPr>
           <w:p>
+            <w:pPr>
+              <w:spacing w:after="40" w:before="40"/>
+            </w:pPr>
             <w:r/>
             <w:r>
               <w:rPr>
@@ -577,8 +710,17 @@
         <w:tc>
           <w:tcPr>
             <w:tcW w:type="dxa" w:w="1560"/>
+            <w:tcBorders>
+              <w:left w:sz="0" w:val="nil" w:color="auto"/>
+              <w:right w:sz="0" w:val="nil" w:color="auto"/>
+              <w:top w:sz="0" w:val="nil" w:color="auto"/>
+              <w:bottom w:sz="0" w:val="nil" w:color="auto"/>
+            </w:tcBorders>
           </w:tcPr>
           <w:p>
+            <w:pPr>
+              <w:spacing w:after="40" w:before="40"/>
+            </w:pPr>
             <w:r/>
             <w:r>
               <w:rPr>
@@ -592,8 +734,17 @@
         <w:tc>
           <w:tcPr>
             <w:tcW w:type="dxa" w:w="1560"/>
+            <w:tcBorders>
+              <w:left w:sz="0" w:val="nil" w:color="auto"/>
+              <w:right w:sz="0" w:val="nil" w:color="auto"/>
+              <w:top w:sz="0" w:val="nil" w:color="auto"/>
+              <w:bottom w:sz="0" w:val="nil" w:color="auto"/>
+            </w:tcBorders>
           </w:tcPr>
           <w:p>
+            <w:pPr>
+              <w:spacing w:after="40" w:before="40"/>
+            </w:pPr>
             <w:r/>
             <w:r>
               <w:rPr>
@@ -607,8 +758,17 @@
         <w:tc>
           <w:tcPr>
             <w:tcW w:type="dxa" w:w="1560"/>
+            <w:tcBorders>
+              <w:left w:sz="0" w:val="nil" w:color="auto"/>
+              <w:right w:sz="0" w:val="nil" w:color="auto"/>
+              <w:top w:sz="0" w:val="nil" w:color="auto"/>
+              <w:bottom w:sz="0" w:val="nil" w:color="auto"/>
+            </w:tcBorders>
           </w:tcPr>
           <w:p>
+            <w:pPr>
+              <w:spacing w:after="40" w:before="40"/>
+            </w:pPr>
             <w:r/>
             <w:r>
               <w:rPr>
@@ -622,8 +782,17 @@
         <w:tc>
           <w:tcPr>
             <w:tcW w:type="dxa" w:w="1560"/>
+            <w:tcBorders>
+              <w:left w:sz="0" w:val="nil" w:color="auto"/>
+              <w:right w:sz="0" w:val="nil" w:color="auto"/>
+              <w:top w:sz="0" w:val="nil" w:color="auto"/>
+              <w:bottom w:sz="0" w:val="nil" w:color="auto"/>
+            </w:tcBorders>
           </w:tcPr>
           <w:p>
+            <w:pPr>
+              <w:spacing w:after="40" w:before="40"/>
+            </w:pPr>
             <w:r/>
             <w:r>
               <w:rPr>
@@ -639,8 +808,17 @@
         <w:tc>
           <w:tcPr>
             <w:tcW w:type="dxa" w:w="1560"/>
+            <w:tcBorders>
+              <w:left w:sz="0" w:val="nil" w:color="auto"/>
+              <w:right w:sz="0" w:val="nil" w:color="auto"/>
+              <w:top w:sz="0" w:val="nil" w:color="auto"/>
+              <w:bottom w:sz="0" w:val="nil" w:color="auto"/>
+            </w:tcBorders>
           </w:tcPr>
           <w:p>
+            <w:pPr>
+              <w:spacing w:after="40" w:before="40"/>
+            </w:pPr>
             <w:r/>
             <w:r>
               <w:rPr>
@@ -654,8 +832,17 @@
         <w:tc>
           <w:tcPr>
             <w:tcW w:type="dxa" w:w="1560"/>
+            <w:tcBorders>
+              <w:left w:sz="0" w:val="nil" w:color="auto"/>
+              <w:right w:sz="0" w:val="nil" w:color="auto"/>
+              <w:top w:sz="0" w:val="nil" w:color="auto"/>
+              <w:bottom w:sz="0" w:val="nil" w:color="auto"/>
+            </w:tcBorders>
           </w:tcPr>
           <w:p>
+            <w:pPr>
+              <w:spacing w:after="40" w:before="40"/>
+            </w:pPr>
             <w:r/>
             <w:r>
               <w:rPr>
@@ -669,8 +856,17 @@
         <w:tc>
           <w:tcPr>
             <w:tcW w:type="dxa" w:w="1560"/>
+            <w:tcBorders>
+              <w:left w:sz="0" w:val="nil" w:color="auto"/>
+              <w:right w:sz="0" w:val="nil" w:color="auto"/>
+              <w:top w:sz="0" w:val="nil" w:color="auto"/>
+              <w:bottom w:sz="0" w:val="nil" w:color="auto"/>
+            </w:tcBorders>
           </w:tcPr>
           <w:p>
+            <w:pPr>
+              <w:spacing w:after="40" w:before="40"/>
+            </w:pPr>
             <w:r/>
             <w:r>
               <w:rPr>
@@ -684,8 +880,17 @@
         <w:tc>
           <w:tcPr>
             <w:tcW w:type="dxa" w:w="1560"/>
+            <w:tcBorders>
+              <w:left w:sz="0" w:val="nil" w:color="auto"/>
+              <w:right w:sz="0" w:val="nil" w:color="auto"/>
+              <w:top w:sz="0" w:val="nil" w:color="auto"/>
+              <w:bottom w:sz="0" w:val="nil" w:color="auto"/>
+            </w:tcBorders>
           </w:tcPr>
           <w:p>
+            <w:pPr>
+              <w:spacing w:after="40" w:before="40"/>
+            </w:pPr>
             <w:r/>
             <w:r>
               <w:rPr>
@@ -699,8 +904,17 @@
         <w:tc>
           <w:tcPr>
             <w:tcW w:type="dxa" w:w="1560"/>
+            <w:tcBorders>
+              <w:left w:sz="0" w:val="nil" w:color="auto"/>
+              <w:right w:sz="0" w:val="nil" w:color="auto"/>
+              <w:top w:sz="0" w:val="nil" w:color="auto"/>
+              <w:bottom w:sz="0" w:val="nil" w:color="auto"/>
+            </w:tcBorders>
           </w:tcPr>
           <w:p>
+            <w:pPr>
+              <w:spacing w:after="40" w:before="40"/>
+            </w:pPr>
             <w:r/>
             <w:r>
               <w:rPr>
@@ -714,8 +928,17 @@
         <w:tc>
           <w:tcPr>
             <w:tcW w:type="dxa" w:w="1560"/>
+            <w:tcBorders>
+              <w:left w:sz="0" w:val="nil" w:color="auto"/>
+              <w:right w:sz="0" w:val="nil" w:color="auto"/>
+              <w:top w:sz="0" w:val="nil" w:color="auto"/>
+              <w:bottom w:sz="0" w:val="nil" w:color="auto"/>
+            </w:tcBorders>
           </w:tcPr>
           <w:p>
+            <w:pPr>
+              <w:spacing w:after="40" w:before="40"/>
+            </w:pPr>
             <w:r/>
             <w:r>
               <w:rPr>
@@ -731,8 +954,17 @@
         <w:tc>
           <w:tcPr>
             <w:tcW w:type="dxa" w:w="1560"/>
+            <w:tcBorders>
+              <w:left w:sz="0" w:val="nil" w:color="auto"/>
+              <w:right w:sz="0" w:val="nil" w:color="auto"/>
+              <w:top w:sz="0" w:val="nil" w:color="auto"/>
+              <w:bottom w:sz="0" w:val="nil" w:color="auto"/>
+            </w:tcBorders>
           </w:tcPr>
           <w:p>
+            <w:pPr>
+              <w:spacing w:after="40" w:before="40"/>
+            </w:pPr>
             <w:r/>
             <w:r>
               <w:rPr>
@@ -746,8 +978,17 @@
         <w:tc>
           <w:tcPr>
             <w:tcW w:type="dxa" w:w="1560"/>
+            <w:tcBorders>
+              <w:left w:sz="0" w:val="nil" w:color="auto"/>
+              <w:right w:sz="0" w:val="nil" w:color="auto"/>
+              <w:top w:sz="0" w:val="nil" w:color="auto"/>
+              <w:bottom w:sz="0" w:val="nil" w:color="auto"/>
+            </w:tcBorders>
           </w:tcPr>
           <w:p>
+            <w:pPr>
+              <w:spacing w:after="40" w:before="40"/>
+            </w:pPr>
             <w:r/>
             <w:r>
               <w:rPr>
@@ -761,8 +1002,17 @@
         <w:tc>
           <w:tcPr>
             <w:tcW w:type="dxa" w:w="1560"/>
+            <w:tcBorders>
+              <w:left w:sz="0" w:val="nil" w:color="auto"/>
+              <w:right w:sz="0" w:val="nil" w:color="auto"/>
+              <w:top w:sz="0" w:val="nil" w:color="auto"/>
+              <w:bottom w:sz="0" w:val="nil" w:color="auto"/>
+            </w:tcBorders>
           </w:tcPr>
           <w:p>
+            <w:pPr>
+              <w:spacing w:after="40" w:before="40"/>
+            </w:pPr>
             <w:r/>
             <w:r>
               <w:rPr>
@@ -776,8 +1026,17 @@
         <w:tc>
           <w:tcPr>
             <w:tcW w:type="dxa" w:w="1560"/>
+            <w:tcBorders>
+              <w:left w:sz="0" w:val="nil" w:color="auto"/>
+              <w:right w:sz="0" w:val="nil" w:color="auto"/>
+              <w:top w:sz="0" w:val="nil" w:color="auto"/>
+              <w:bottom w:sz="0" w:val="nil" w:color="auto"/>
+            </w:tcBorders>
           </w:tcPr>
           <w:p>
+            <w:pPr>
+              <w:spacing w:after="40" w:before="40"/>
+            </w:pPr>
             <w:r/>
             <w:r>
               <w:rPr>
@@ -791,8 +1050,17 @@
         <w:tc>
           <w:tcPr>
             <w:tcW w:type="dxa" w:w="1560"/>
+            <w:tcBorders>
+              <w:left w:sz="0" w:val="nil" w:color="auto"/>
+              <w:right w:sz="0" w:val="nil" w:color="auto"/>
+              <w:top w:sz="0" w:val="nil" w:color="auto"/>
+              <w:bottom w:sz="0" w:val="nil" w:color="auto"/>
+            </w:tcBorders>
           </w:tcPr>
           <w:p>
+            <w:pPr>
+              <w:spacing w:after="40" w:before="40"/>
+            </w:pPr>
             <w:r/>
             <w:r>
               <w:rPr>
@@ -806,8 +1074,17 @@
         <w:tc>
           <w:tcPr>
             <w:tcW w:type="dxa" w:w="1560"/>
+            <w:tcBorders>
+              <w:left w:sz="0" w:val="nil" w:color="auto"/>
+              <w:right w:sz="0" w:val="nil" w:color="auto"/>
+              <w:top w:sz="0" w:val="nil" w:color="auto"/>
+              <w:bottom w:sz="0" w:val="nil" w:color="auto"/>
+            </w:tcBorders>
           </w:tcPr>
           <w:p>
+            <w:pPr>
+              <w:spacing w:after="40" w:before="40"/>
+            </w:pPr>
             <w:r/>
             <w:r>
               <w:rPr>
@@ -823,8 +1100,17 @@
         <w:tc>
           <w:tcPr>
             <w:tcW w:type="dxa" w:w="1560"/>
+            <w:tcBorders>
+              <w:left w:sz="0" w:val="nil" w:color="auto"/>
+              <w:right w:sz="0" w:val="nil" w:color="auto"/>
+              <w:top w:sz="0" w:val="nil" w:color="auto"/>
+              <w:bottom w:sz="0" w:val="nil" w:color="auto"/>
+            </w:tcBorders>
           </w:tcPr>
           <w:p>
+            <w:pPr>
+              <w:spacing w:after="40" w:before="40"/>
+            </w:pPr>
             <w:r/>
             <w:r>
               <w:rPr>
@@ -838,8 +1124,17 @@
         <w:tc>
           <w:tcPr>
             <w:tcW w:type="dxa" w:w="1560"/>
+            <w:tcBorders>
+              <w:left w:sz="0" w:val="nil" w:color="auto"/>
+              <w:right w:sz="0" w:val="nil" w:color="auto"/>
+              <w:top w:sz="0" w:val="nil" w:color="auto"/>
+              <w:bottom w:sz="0" w:val="nil" w:color="auto"/>
+            </w:tcBorders>
           </w:tcPr>
           <w:p>
+            <w:pPr>
+              <w:spacing w:after="40" w:before="40"/>
+            </w:pPr>
             <w:r/>
             <w:r>
               <w:rPr>
@@ -853,8 +1148,17 @@
         <w:tc>
           <w:tcPr>
             <w:tcW w:type="dxa" w:w="1560"/>
+            <w:tcBorders>
+              <w:left w:sz="0" w:val="nil" w:color="auto"/>
+              <w:right w:sz="0" w:val="nil" w:color="auto"/>
+              <w:top w:sz="0" w:val="nil" w:color="auto"/>
+              <w:bottom w:sz="0" w:val="nil" w:color="auto"/>
+            </w:tcBorders>
           </w:tcPr>
           <w:p>
+            <w:pPr>
+              <w:spacing w:after="40" w:before="40"/>
+            </w:pPr>
             <w:r/>
             <w:r>
               <w:rPr>
@@ -868,8 +1172,17 @@
         <w:tc>
           <w:tcPr>
             <w:tcW w:type="dxa" w:w="1560"/>
+            <w:tcBorders>
+              <w:left w:sz="0" w:val="nil" w:color="auto"/>
+              <w:right w:sz="0" w:val="nil" w:color="auto"/>
+              <w:top w:sz="0" w:val="nil" w:color="auto"/>
+              <w:bottom w:sz="0" w:val="nil" w:color="auto"/>
+            </w:tcBorders>
           </w:tcPr>
           <w:p>
+            <w:pPr>
+              <w:spacing w:after="40" w:before="40"/>
+            </w:pPr>
             <w:r/>
             <w:r>
               <w:rPr>
@@ -883,8 +1196,17 @@
         <w:tc>
           <w:tcPr>
             <w:tcW w:type="dxa" w:w="1560"/>
+            <w:tcBorders>
+              <w:left w:sz="0" w:val="nil" w:color="auto"/>
+              <w:right w:sz="0" w:val="nil" w:color="auto"/>
+              <w:top w:sz="0" w:val="nil" w:color="auto"/>
+              <w:bottom w:sz="0" w:val="nil" w:color="auto"/>
+            </w:tcBorders>
           </w:tcPr>
           <w:p>
+            <w:pPr>
+              <w:spacing w:after="40" w:before="40"/>
+            </w:pPr>
             <w:r/>
             <w:r>
               <w:rPr>
@@ -898,8 +1220,17 @@
         <w:tc>
           <w:tcPr>
             <w:tcW w:type="dxa" w:w="1560"/>
+            <w:tcBorders>
+              <w:left w:sz="0" w:val="nil" w:color="auto"/>
+              <w:right w:sz="0" w:val="nil" w:color="auto"/>
+              <w:top w:sz="0" w:val="nil" w:color="auto"/>
+              <w:bottom w:sz="0" w:val="nil" w:color="auto"/>
+            </w:tcBorders>
           </w:tcPr>
           <w:p>
+            <w:pPr>
+              <w:spacing w:after="40" w:before="40"/>
+            </w:pPr>
             <w:r/>
             <w:r>
               <w:rPr>
@@ -915,8 +1246,17 @@
         <w:tc>
           <w:tcPr>
             <w:tcW w:type="dxa" w:w="1560"/>
+            <w:tcBorders>
+              <w:left w:sz="0" w:val="nil" w:color="auto"/>
+              <w:right w:sz="0" w:val="nil" w:color="auto"/>
+              <w:top w:sz="0" w:val="nil" w:color="auto"/>
+              <w:bottom w:sz="0" w:val="nil" w:color="auto"/>
+            </w:tcBorders>
           </w:tcPr>
           <w:p>
+            <w:pPr>
+              <w:spacing w:after="40" w:before="40"/>
+            </w:pPr>
             <w:r/>
             <w:r>
               <w:rPr>
@@ -930,8 +1270,17 @@
         <w:tc>
           <w:tcPr>
             <w:tcW w:type="dxa" w:w="1560"/>
+            <w:tcBorders>
+              <w:left w:sz="0" w:val="nil" w:color="auto"/>
+              <w:right w:sz="0" w:val="nil" w:color="auto"/>
+              <w:top w:sz="0" w:val="nil" w:color="auto"/>
+              <w:bottom w:sz="0" w:val="nil" w:color="auto"/>
+            </w:tcBorders>
           </w:tcPr>
           <w:p>
+            <w:pPr>
+              <w:spacing w:after="40" w:before="40"/>
+            </w:pPr>
             <w:r/>
             <w:r>
               <w:rPr>
@@ -945,8 +1294,17 @@
         <w:tc>
           <w:tcPr>
             <w:tcW w:type="dxa" w:w="1560"/>
+            <w:tcBorders>
+              <w:left w:sz="0" w:val="nil" w:color="auto"/>
+              <w:right w:sz="0" w:val="nil" w:color="auto"/>
+              <w:top w:sz="0" w:val="nil" w:color="auto"/>
+              <w:bottom w:sz="0" w:val="nil" w:color="auto"/>
+            </w:tcBorders>
           </w:tcPr>
           <w:p>
+            <w:pPr>
+              <w:spacing w:after="40" w:before="40"/>
+            </w:pPr>
             <w:r/>
             <w:r>
               <w:rPr>
@@ -960,8 +1318,17 @@
         <w:tc>
           <w:tcPr>
             <w:tcW w:type="dxa" w:w="1560"/>
+            <w:tcBorders>
+              <w:left w:sz="0" w:val="nil" w:color="auto"/>
+              <w:right w:sz="0" w:val="nil" w:color="auto"/>
+              <w:top w:sz="0" w:val="nil" w:color="auto"/>
+              <w:bottom w:sz="0" w:val="nil" w:color="auto"/>
+            </w:tcBorders>
           </w:tcPr>
           <w:p>
+            <w:pPr>
+              <w:spacing w:after="40" w:before="40"/>
+            </w:pPr>
             <w:r/>
             <w:r>
               <w:rPr>
@@ -975,8 +1342,17 @@
         <w:tc>
           <w:tcPr>
             <w:tcW w:type="dxa" w:w="1560"/>
+            <w:tcBorders>
+              <w:left w:sz="0" w:val="nil" w:color="auto"/>
+              <w:right w:sz="0" w:val="nil" w:color="auto"/>
+              <w:top w:sz="0" w:val="nil" w:color="auto"/>
+              <w:bottom w:sz="0" w:val="nil" w:color="auto"/>
+            </w:tcBorders>
           </w:tcPr>
           <w:p>
+            <w:pPr>
+              <w:spacing w:after="40" w:before="40"/>
+            </w:pPr>
             <w:r/>
             <w:r>
               <w:rPr>
@@ -990,8 +1366,17 @@
         <w:tc>
           <w:tcPr>
             <w:tcW w:type="dxa" w:w="1560"/>
+            <w:tcBorders>
+              <w:left w:sz="0" w:val="nil" w:color="auto"/>
+              <w:right w:sz="0" w:val="nil" w:color="auto"/>
+              <w:top w:sz="0" w:val="nil" w:color="auto"/>
+              <w:bottom w:sz="0" w:val="nil" w:color="auto"/>
+            </w:tcBorders>
           </w:tcPr>
           <w:p>
+            <w:pPr>
+              <w:spacing w:after="40" w:before="40"/>
+            </w:pPr>
             <w:r/>
             <w:r>
               <w:rPr>
@@ -1007,8 +1392,17 @@
         <w:tc>
           <w:tcPr>
             <w:tcW w:type="dxa" w:w="1560"/>
+            <w:tcBorders>
+              <w:left w:sz="0" w:val="nil" w:color="auto"/>
+              <w:right w:sz="0" w:val="nil" w:color="auto"/>
+              <w:top w:sz="0" w:val="nil" w:color="auto"/>
+              <w:bottom w:sz="0" w:val="nil" w:color="auto"/>
+            </w:tcBorders>
           </w:tcPr>
           <w:p>
+            <w:pPr>
+              <w:spacing w:after="40" w:before="40"/>
+            </w:pPr>
             <w:r/>
             <w:r>
               <w:rPr>
@@ -1022,8 +1416,17 @@
         <w:tc>
           <w:tcPr>
             <w:tcW w:type="dxa" w:w="1560"/>
+            <w:tcBorders>
+              <w:left w:sz="0" w:val="nil" w:color="auto"/>
+              <w:right w:sz="0" w:val="nil" w:color="auto"/>
+              <w:top w:sz="0" w:val="nil" w:color="auto"/>
+              <w:bottom w:sz="0" w:val="nil" w:color="auto"/>
+            </w:tcBorders>
           </w:tcPr>
           <w:p>
+            <w:pPr>
+              <w:spacing w:after="40" w:before="40"/>
+            </w:pPr>
             <w:r/>
             <w:r>
               <w:rPr>
@@ -1037,8 +1440,17 @@
         <w:tc>
           <w:tcPr>
             <w:tcW w:type="dxa" w:w="1560"/>
+            <w:tcBorders>
+              <w:left w:sz="0" w:val="nil" w:color="auto"/>
+              <w:right w:sz="0" w:val="nil" w:color="auto"/>
+              <w:top w:sz="0" w:val="nil" w:color="auto"/>
+              <w:bottom w:sz="0" w:val="nil" w:color="auto"/>
+            </w:tcBorders>
           </w:tcPr>
           <w:p>
+            <w:pPr>
+              <w:spacing w:after="40" w:before="40"/>
+            </w:pPr>
             <w:r/>
             <w:r>
               <w:rPr>
@@ -1052,8 +1464,17 @@
         <w:tc>
           <w:tcPr>
             <w:tcW w:type="dxa" w:w="1560"/>
+            <w:tcBorders>
+              <w:left w:sz="0" w:val="nil" w:color="auto"/>
+              <w:right w:sz="0" w:val="nil" w:color="auto"/>
+              <w:top w:sz="0" w:val="nil" w:color="auto"/>
+              <w:bottom w:sz="0" w:val="nil" w:color="auto"/>
+            </w:tcBorders>
           </w:tcPr>
           <w:p>
+            <w:pPr>
+              <w:spacing w:after="40" w:before="40"/>
+            </w:pPr>
             <w:r/>
             <w:r>
               <w:rPr>
@@ -1067,8 +1488,17 @@
         <w:tc>
           <w:tcPr>
             <w:tcW w:type="dxa" w:w="1560"/>
+            <w:tcBorders>
+              <w:left w:sz="0" w:val="nil" w:color="auto"/>
+              <w:right w:sz="0" w:val="nil" w:color="auto"/>
+              <w:top w:sz="0" w:val="nil" w:color="auto"/>
+              <w:bottom w:sz="0" w:val="nil" w:color="auto"/>
+            </w:tcBorders>
           </w:tcPr>
           <w:p>
+            <w:pPr>
+              <w:spacing w:after="40" w:before="40"/>
+            </w:pPr>
             <w:r/>
             <w:r>
               <w:rPr>
@@ -1082,8 +1512,17 @@
         <w:tc>
           <w:tcPr>
             <w:tcW w:type="dxa" w:w="1560"/>
+            <w:tcBorders>
+              <w:left w:sz="0" w:val="nil" w:color="auto"/>
+              <w:right w:sz="0" w:val="nil" w:color="auto"/>
+              <w:top w:sz="0" w:val="nil" w:color="auto"/>
+              <w:bottom w:sz="0" w:val="nil" w:color="auto"/>
+            </w:tcBorders>
           </w:tcPr>
           <w:p>
+            <w:pPr>
+              <w:spacing w:after="40" w:before="40"/>
+            </w:pPr>
             <w:r/>
             <w:r>
               <w:rPr>
@@ -1099,8 +1538,17 @@
         <w:tc>
           <w:tcPr>
             <w:tcW w:type="dxa" w:w="1560"/>
+            <w:tcBorders>
+              <w:left w:sz="0" w:val="nil" w:color="auto"/>
+              <w:right w:sz="0" w:val="nil" w:color="auto"/>
+              <w:top w:sz="0" w:val="nil" w:color="auto"/>
+              <w:bottom w:sz="0" w:val="nil" w:color="auto"/>
+            </w:tcBorders>
           </w:tcPr>
           <w:p>
+            <w:pPr>
+              <w:spacing w:after="40" w:before="40"/>
+            </w:pPr>
             <w:r/>
             <w:r>
               <w:rPr>
@@ -1114,8 +1562,17 @@
         <w:tc>
           <w:tcPr>
             <w:tcW w:type="dxa" w:w="1560"/>
+            <w:tcBorders>
+              <w:left w:sz="0" w:val="nil" w:color="auto"/>
+              <w:right w:sz="0" w:val="nil" w:color="auto"/>
+              <w:top w:sz="0" w:val="nil" w:color="auto"/>
+              <w:bottom w:sz="0" w:val="nil" w:color="auto"/>
+            </w:tcBorders>
           </w:tcPr>
           <w:p>
+            <w:pPr>
+              <w:spacing w:after="40" w:before="40"/>
+            </w:pPr>
             <w:r/>
             <w:r>
               <w:rPr>
@@ -1129,8 +1586,17 @@
         <w:tc>
           <w:tcPr>
             <w:tcW w:type="dxa" w:w="1560"/>
+            <w:tcBorders>
+              <w:left w:sz="0" w:val="nil" w:color="auto"/>
+              <w:right w:sz="0" w:val="nil" w:color="auto"/>
+              <w:top w:sz="0" w:val="nil" w:color="auto"/>
+              <w:bottom w:sz="0" w:val="nil" w:color="auto"/>
+            </w:tcBorders>
           </w:tcPr>
           <w:p>
+            <w:pPr>
+              <w:spacing w:after="40" w:before="40"/>
+            </w:pPr>
             <w:r/>
             <w:r>
               <w:rPr>
@@ -1144,8 +1610,17 @@
         <w:tc>
           <w:tcPr>
             <w:tcW w:type="dxa" w:w="1560"/>
+            <w:tcBorders>
+              <w:left w:sz="0" w:val="nil" w:color="auto"/>
+              <w:right w:sz="0" w:val="nil" w:color="auto"/>
+              <w:top w:sz="0" w:val="nil" w:color="auto"/>
+              <w:bottom w:sz="0" w:val="nil" w:color="auto"/>
+            </w:tcBorders>
           </w:tcPr>
           <w:p>
+            <w:pPr>
+              <w:spacing w:after="40" w:before="40"/>
+            </w:pPr>
             <w:r/>
             <w:r>
               <w:rPr>
@@ -1159,8 +1634,17 @@
         <w:tc>
           <w:tcPr>
             <w:tcW w:type="dxa" w:w="1560"/>
+            <w:tcBorders>
+              <w:left w:sz="0" w:val="nil" w:color="auto"/>
+              <w:right w:sz="0" w:val="nil" w:color="auto"/>
+              <w:top w:sz="0" w:val="nil" w:color="auto"/>
+              <w:bottom w:sz="0" w:val="nil" w:color="auto"/>
+            </w:tcBorders>
           </w:tcPr>
           <w:p>
+            <w:pPr>
+              <w:spacing w:after="40" w:before="40"/>
+            </w:pPr>
             <w:r/>
             <w:r>
               <w:rPr>
@@ -1174,8 +1658,17 @@
         <w:tc>
           <w:tcPr>
             <w:tcW w:type="dxa" w:w="1560"/>
+            <w:tcBorders>
+              <w:left w:sz="0" w:val="nil" w:color="auto"/>
+              <w:right w:sz="0" w:val="nil" w:color="auto"/>
+              <w:top w:sz="0" w:val="nil" w:color="auto"/>
+              <w:bottom w:sz="0" w:val="nil" w:color="auto"/>
+            </w:tcBorders>
           </w:tcPr>
           <w:p>
+            <w:pPr>
+              <w:spacing w:after="40" w:before="40"/>
+            </w:pPr>
             <w:r/>
             <w:r>
               <w:rPr>
@@ -1191,8 +1684,17 @@
         <w:tc>
           <w:tcPr>
             <w:tcW w:type="dxa" w:w="1560"/>
+            <w:tcBorders>
+              <w:left w:sz="0" w:val="nil" w:color="auto"/>
+              <w:right w:sz="0" w:val="nil" w:color="auto"/>
+              <w:top w:sz="0" w:val="nil" w:color="auto"/>
+              <w:bottom w:sz="0" w:val="nil" w:color="auto"/>
+            </w:tcBorders>
           </w:tcPr>
           <w:p>
+            <w:pPr>
+              <w:spacing w:after="40" w:before="40"/>
+            </w:pPr>
             <w:r/>
             <w:r>
               <w:rPr>
@@ -1206,8 +1708,17 @@
         <w:tc>
           <w:tcPr>
             <w:tcW w:type="dxa" w:w="1560"/>
+            <w:tcBorders>
+              <w:left w:sz="0" w:val="nil" w:color="auto"/>
+              <w:right w:sz="0" w:val="nil" w:color="auto"/>
+              <w:top w:sz="0" w:val="nil" w:color="auto"/>
+              <w:bottom w:sz="0" w:val="nil" w:color="auto"/>
+            </w:tcBorders>
           </w:tcPr>
           <w:p>
+            <w:pPr>
+              <w:spacing w:after="40" w:before="40"/>
+            </w:pPr>
             <w:r/>
             <w:r>
               <w:rPr>
@@ -1221,8 +1732,17 @@
         <w:tc>
           <w:tcPr>
             <w:tcW w:type="dxa" w:w="1560"/>
+            <w:tcBorders>
+              <w:left w:sz="0" w:val="nil" w:color="auto"/>
+              <w:right w:sz="0" w:val="nil" w:color="auto"/>
+              <w:top w:sz="0" w:val="nil" w:color="auto"/>
+              <w:bottom w:sz="0" w:val="nil" w:color="auto"/>
+            </w:tcBorders>
           </w:tcPr>
           <w:p>
+            <w:pPr>
+              <w:spacing w:after="40" w:before="40"/>
+            </w:pPr>
             <w:r/>
             <w:r>
               <w:rPr>
@@ -1236,8 +1756,17 @@
         <w:tc>
           <w:tcPr>
             <w:tcW w:type="dxa" w:w="1560"/>
+            <w:tcBorders>
+              <w:left w:sz="0" w:val="nil" w:color="auto"/>
+              <w:right w:sz="0" w:val="nil" w:color="auto"/>
+              <w:top w:sz="0" w:val="nil" w:color="auto"/>
+              <w:bottom w:sz="0" w:val="nil" w:color="auto"/>
+            </w:tcBorders>
           </w:tcPr>
           <w:p>
+            <w:pPr>
+              <w:spacing w:after="40" w:before="40"/>
+            </w:pPr>
             <w:r/>
             <w:r>
               <w:rPr>
@@ -1251,8 +1780,17 @@
         <w:tc>
           <w:tcPr>
             <w:tcW w:type="dxa" w:w="1560"/>
+            <w:tcBorders>
+              <w:left w:sz="0" w:val="nil" w:color="auto"/>
+              <w:right w:sz="0" w:val="nil" w:color="auto"/>
+              <w:top w:sz="0" w:val="nil" w:color="auto"/>
+              <w:bottom w:sz="0" w:val="nil" w:color="auto"/>
+            </w:tcBorders>
           </w:tcPr>
           <w:p>
+            <w:pPr>
+              <w:spacing w:after="40" w:before="40"/>
+            </w:pPr>
             <w:r/>
             <w:r>
               <w:rPr>
@@ -1266,8 +1804,17 @@
         <w:tc>
           <w:tcPr>
             <w:tcW w:type="dxa" w:w="1560"/>
+            <w:tcBorders>
+              <w:left w:sz="0" w:val="nil" w:color="auto"/>
+              <w:right w:sz="0" w:val="nil" w:color="auto"/>
+              <w:top w:sz="0" w:val="nil" w:color="auto"/>
+              <w:bottom w:sz="0" w:val="nil" w:color="auto"/>
+            </w:tcBorders>
           </w:tcPr>
           <w:p>
+            <w:pPr>
+              <w:spacing w:after="40" w:before="40"/>
+            </w:pPr>
             <w:r/>
             <w:r>
               <w:rPr>
@@ -1283,8 +1830,17 @@
         <w:tc>
           <w:tcPr>
             <w:tcW w:type="dxa" w:w="1560"/>
+            <w:tcBorders>
+              <w:left w:sz="0" w:val="nil" w:color="auto"/>
+              <w:right w:sz="0" w:val="nil" w:color="auto"/>
+              <w:top w:sz="0" w:val="nil" w:color="auto"/>
+              <w:bottom w:sz="0" w:val="nil" w:color="auto"/>
+            </w:tcBorders>
           </w:tcPr>
           <w:p>
+            <w:pPr>
+              <w:spacing w:after="40" w:before="40"/>
+            </w:pPr>
             <w:r/>
             <w:r>
               <w:rPr>
@@ -1298,8 +1854,17 @@
         <w:tc>
           <w:tcPr>
             <w:tcW w:type="dxa" w:w="1560"/>
+            <w:tcBorders>
+              <w:left w:sz="0" w:val="nil" w:color="auto"/>
+              <w:right w:sz="0" w:val="nil" w:color="auto"/>
+              <w:top w:sz="0" w:val="nil" w:color="auto"/>
+              <w:bottom w:sz="0" w:val="nil" w:color="auto"/>
+            </w:tcBorders>
           </w:tcPr>
           <w:p>
+            <w:pPr>
+              <w:spacing w:after="40" w:before="40"/>
+            </w:pPr>
             <w:r/>
             <w:r>
               <w:rPr>
@@ -1313,8 +1878,17 @@
         <w:tc>
           <w:tcPr>
             <w:tcW w:type="dxa" w:w="1560"/>
+            <w:tcBorders>
+              <w:left w:sz="0" w:val="nil" w:color="auto"/>
+              <w:right w:sz="0" w:val="nil" w:color="auto"/>
+              <w:top w:sz="0" w:val="nil" w:color="auto"/>
+              <w:bottom w:sz="0" w:val="nil" w:color="auto"/>
+            </w:tcBorders>
           </w:tcPr>
           <w:p>
+            <w:pPr>
+              <w:spacing w:after="40" w:before="40"/>
+            </w:pPr>
             <w:r/>
             <w:r>
               <w:rPr>
@@ -1328,8 +1902,17 @@
         <w:tc>
           <w:tcPr>
             <w:tcW w:type="dxa" w:w="1560"/>
+            <w:tcBorders>
+              <w:left w:sz="0" w:val="nil" w:color="auto"/>
+              <w:right w:sz="0" w:val="nil" w:color="auto"/>
+              <w:top w:sz="0" w:val="nil" w:color="auto"/>
+              <w:bottom w:sz="0" w:val="nil" w:color="auto"/>
+            </w:tcBorders>
           </w:tcPr>
           <w:p>
+            <w:pPr>
+              <w:spacing w:after="40" w:before="40"/>
+            </w:pPr>
             <w:r/>
             <w:r>
               <w:rPr>
@@ -1343,8 +1926,17 @@
         <w:tc>
           <w:tcPr>
             <w:tcW w:type="dxa" w:w="1560"/>
+            <w:tcBorders>
+              <w:left w:sz="0" w:val="nil" w:color="auto"/>
+              <w:right w:sz="0" w:val="nil" w:color="auto"/>
+              <w:top w:sz="0" w:val="nil" w:color="auto"/>
+              <w:bottom w:sz="0" w:val="nil" w:color="auto"/>
+            </w:tcBorders>
           </w:tcPr>
           <w:p>
+            <w:pPr>
+              <w:spacing w:after="40" w:before="40"/>
+            </w:pPr>
             <w:r/>
             <w:r>
               <w:rPr>
@@ -1358,8 +1950,17 @@
         <w:tc>
           <w:tcPr>
             <w:tcW w:type="dxa" w:w="1560"/>
+            <w:tcBorders>
+              <w:left w:sz="0" w:val="nil" w:color="auto"/>
+              <w:right w:sz="0" w:val="nil" w:color="auto"/>
+              <w:top w:sz="0" w:val="nil" w:color="auto"/>
+              <w:bottom w:sz="0" w:val="nil" w:color="auto"/>
+            </w:tcBorders>
           </w:tcPr>
           <w:p>
+            <w:pPr>
+              <w:spacing w:after="40" w:before="40"/>
+            </w:pPr>
             <w:r/>
             <w:r>
               <w:rPr>
@@ -1375,8 +1976,17 @@
         <w:tc>
           <w:tcPr>
             <w:tcW w:type="dxa" w:w="1560"/>
+            <w:tcBorders>
+              <w:left w:sz="0" w:val="nil" w:color="auto"/>
+              <w:right w:sz="0" w:val="nil" w:color="auto"/>
+              <w:top w:sz="0" w:val="nil" w:color="auto"/>
+              <w:bottom w:sz="0" w:val="nil" w:color="auto"/>
+            </w:tcBorders>
           </w:tcPr>
           <w:p>
+            <w:pPr>
+              <w:spacing w:after="40" w:before="40"/>
+            </w:pPr>
             <w:r/>
             <w:r>
               <w:rPr>
@@ -1390,8 +2000,17 @@
         <w:tc>
           <w:tcPr>
             <w:tcW w:type="dxa" w:w="1560"/>
+            <w:tcBorders>
+              <w:left w:sz="0" w:val="nil" w:color="auto"/>
+              <w:right w:sz="0" w:val="nil" w:color="auto"/>
+              <w:top w:sz="0" w:val="nil" w:color="auto"/>
+              <w:bottom w:sz="0" w:val="nil" w:color="auto"/>
+            </w:tcBorders>
           </w:tcPr>
           <w:p>
+            <w:pPr>
+              <w:spacing w:after="40" w:before="40"/>
+            </w:pPr>
             <w:r/>
             <w:r>
               <w:rPr>
@@ -1405,8 +2024,17 @@
         <w:tc>
           <w:tcPr>
             <w:tcW w:type="dxa" w:w="1560"/>
+            <w:tcBorders>
+              <w:left w:sz="0" w:val="nil" w:color="auto"/>
+              <w:right w:sz="0" w:val="nil" w:color="auto"/>
+              <w:top w:sz="0" w:val="nil" w:color="auto"/>
+              <w:bottom w:sz="0" w:val="nil" w:color="auto"/>
+            </w:tcBorders>
           </w:tcPr>
           <w:p>
+            <w:pPr>
+              <w:spacing w:after="40" w:before="40"/>
+            </w:pPr>
             <w:r/>
             <w:r>
               <w:rPr>
@@ -1420,8 +2048,17 @@
         <w:tc>
           <w:tcPr>
             <w:tcW w:type="dxa" w:w="1560"/>
+            <w:tcBorders>
+              <w:left w:sz="0" w:val="nil" w:color="auto"/>
+              <w:right w:sz="0" w:val="nil" w:color="auto"/>
+              <w:top w:sz="0" w:val="nil" w:color="auto"/>
+              <w:bottom w:sz="0" w:val="nil" w:color="auto"/>
+            </w:tcBorders>
           </w:tcPr>
           <w:p>
+            <w:pPr>
+              <w:spacing w:after="40" w:before="40"/>
+            </w:pPr>
             <w:r/>
             <w:r>
               <w:rPr>
@@ -1435,8 +2072,17 @@
         <w:tc>
           <w:tcPr>
             <w:tcW w:type="dxa" w:w="1560"/>
+            <w:tcBorders>
+              <w:left w:sz="0" w:val="nil" w:color="auto"/>
+              <w:right w:sz="0" w:val="nil" w:color="auto"/>
+              <w:top w:sz="0" w:val="nil" w:color="auto"/>
+              <w:bottom w:sz="0" w:val="nil" w:color="auto"/>
+            </w:tcBorders>
           </w:tcPr>
           <w:p>
+            <w:pPr>
+              <w:spacing w:after="40" w:before="40"/>
+            </w:pPr>
             <w:r/>
             <w:r>
               <w:rPr>
@@ -1450,8 +2096,17 @@
         <w:tc>
           <w:tcPr>
             <w:tcW w:type="dxa" w:w="1560"/>
+            <w:tcBorders>
+              <w:left w:sz="0" w:val="nil" w:color="auto"/>
+              <w:right w:sz="0" w:val="nil" w:color="auto"/>
+              <w:top w:sz="0" w:val="nil" w:color="auto"/>
+              <w:bottom w:sz="0" w:val="nil" w:color="auto"/>
+            </w:tcBorders>
           </w:tcPr>
           <w:p>
+            <w:pPr>
+              <w:spacing w:after="40" w:before="40"/>
+            </w:pPr>
             <w:r/>
             <w:r>
               <w:rPr>
@@ -1467,8 +2122,17 @@
         <w:tc>
           <w:tcPr>
             <w:tcW w:type="dxa" w:w="1560"/>
+            <w:tcBorders>
+              <w:left w:sz="0" w:val="nil" w:color="auto"/>
+              <w:right w:sz="0" w:val="nil" w:color="auto"/>
+              <w:top w:sz="0" w:val="nil" w:color="auto"/>
+              <w:bottom w:sz="0" w:val="nil" w:color="auto"/>
+            </w:tcBorders>
           </w:tcPr>
           <w:p>
+            <w:pPr>
+              <w:spacing w:after="40" w:before="40"/>
+            </w:pPr>
             <w:r/>
             <w:r>
               <w:rPr>
@@ -1482,8 +2146,17 @@
         <w:tc>
           <w:tcPr>
             <w:tcW w:type="dxa" w:w="1560"/>
+            <w:tcBorders>
+              <w:left w:sz="0" w:val="nil" w:color="auto"/>
+              <w:right w:sz="0" w:val="nil" w:color="auto"/>
+              <w:top w:sz="0" w:val="nil" w:color="auto"/>
+              <w:bottom w:sz="0" w:val="nil" w:color="auto"/>
+            </w:tcBorders>
           </w:tcPr>
           <w:p>
+            <w:pPr>
+              <w:spacing w:after="40" w:before="40"/>
+            </w:pPr>
             <w:r/>
             <w:r>
               <w:rPr>
@@ -1497,8 +2170,17 @@
         <w:tc>
           <w:tcPr>
             <w:tcW w:type="dxa" w:w="1560"/>
+            <w:tcBorders>
+              <w:left w:sz="0" w:val="nil" w:color="auto"/>
+              <w:right w:sz="0" w:val="nil" w:color="auto"/>
+              <w:top w:sz="0" w:val="nil" w:color="auto"/>
+              <w:bottom w:sz="0" w:val="nil" w:color="auto"/>
+            </w:tcBorders>
           </w:tcPr>
           <w:p>
+            <w:pPr>
+              <w:spacing w:after="40" w:before="40"/>
+            </w:pPr>
             <w:r/>
             <w:r>
               <w:rPr>
@@ -1512,8 +2194,17 @@
         <w:tc>
           <w:tcPr>
             <w:tcW w:type="dxa" w:w="1560"/>
+            <w:tcBorders>
+              <w:left w:sz="0" w:val="nil" w:color="auto"/>
+              <w:right w:sz="0" w:val="nil" w:color="auto"/>
+              <w:top w:sz="0" w:val="nil" w:color="auto"/>
+              <w:bottom w:sz="0" w:val="nil" w:color="auto"/>
+            </w:tcBorders>
           </w:tcPr>
           <w:p>
+            <w:pPr>
+              <w:spacing w:after="40" w:before="40"/>
+            </w:pPr>
             <w:r/>
             <w:r>
               <w:rPr>
@@ -1527,8 +2218,17 @@
         <w:tc>
           <w:tcPr>
             <w:tcW w:type="dxa" w:w="1560"/>
+            <w:tcBorders>
+              <w:left w:sz="0" w:val="nil" w:color="auto"/>
+              <w:right w:sz="0" w:val="nil" w:color="auto"/>
+              <w:top w:sz="0" w:val="nil" w:color="auto"/>
+              <w:bottom w:sz="0" w:val="nil" w:color="auto"/>
+            </w:tcBorders>
           </w:tcPr>
           <w:p>
+            <w:pPr>
+              <w:spacing w:after="40" w:before="40"/>
+            </w:pPr>
             <w:r/>
             <w:r>
               <w:rPr>
@@ -1542,8 +2242,17 @@
         <w:tc>
           <w:tcPr>
             <w:tcW w:type="dxa" w:w="1560"/>
+            <w:tcBorders>
+              <w:left w:sz="0" w:val="nil" w:color="auto"/>
+              <w:right w:sz="0" w:val="nil" w:color="auto"/>
+              <w:top w:sz="0" w:val="nil" w:color="auto"/>
+              <w:bottom w:sz="0" w:val="nil" w:color="auto"/>
+            </w:tcBorders>
           </w:tcPr>
           <w:p>
+            <w:pPr>
+              <w:spacing w:after="40" w:before="40"/>
+            </w:pPr>
             <w:r/>
             <w:r>
               <w:rPr>
@@ -1559,8 +2268,17 @@
         <w:tc>
           <w:tcPr>
             <w:tcW w:type="dxa" w:w="1560"/>
+            <w:tcBorders>
+              <w:left w:sz="0" w:val="nil" w:color="auto"/>
+              <w:right w:sz="0" w:val="nil" w:color="auto"/>
+              <w:top w:sz="0" w:val="nil" w:color="auto"/>
+              <w:bottom w:sz="0" w:val="nil" w:color="auto"/>
+            </w:tcBorders>
           </w:tcPr>
           <w:p>
+            <w:pPr>
+              <w:spacing w:after="40" w:before="40"/>
+            </w:pPr>
             <w:r/>
             <w:r>
               <w:rPr>
@@ -1574,8 +2292,17 @@
         <w:tc>
           <w:tcPr>
             <w:tcW w:type="dxa" w:w="1560"/>
+            <w:tcBorders>
+              <w:left w:sz="0" w:val="nil" w:color="auto"/>
+              <w:right w:sz="0" w:val="nil" w:color="auto"/>
+              <w:top w:sz="0" w:val="nil" w:color="auto"/>
+              <w:bottom w:sz="0" w:val="nil" w:color="auto"/>
+            </w:tcBorders>
           </w:tcPr>
           <w:p>
+            <w:pPr>
+              <w:spacing w:after="40" w:before="40"/>
+            </w:pPr>
             <w:r/>
             <w:r>
               <w:rPr>
@@ -1589,8 +2316,17 @@
         <w:tc>
           <w:tcPr>
             <w:tcW w:type="dxa" w:w="1560"/>
+            <w:tcBorders>
+              <w:left w:sz="0" w:val="nil" w:color="auto"/>
+              <w:right w:sz="0" w:val="nil" w:color="auto"/>
+              <w:top w:sz="0" w:val="nil" w:color="auto"/>
+              <w:bottom w:sz="0" w:val="nil" w:color="auto"/>
+            </w:tcBorders>
           </w:tcPr>
           <w:p>
+            <w:pPr>
+              <w:spacing w:after="40" w:before="40"/>
+            </w:pPr>
             <w:r/>
             <w:r>
               <w:rPr>
@@ -1604,8 +2340,17 @@
         <w:tc>
           <w:tcPr>
             <w:tcW w:type="dxa" w:w="1560"/>
+            <w:tcBorders>
+              <w:left w:sz="0" w:val="nil" w:color="auto"/>
+              <w:right w:sz="0" w:val="nil" w:color="auto"/>
+              <w:top w:sz="0" w:val="nil" w:color="auto"/>
+              <w:bottom w:sz="0" w:val="nil" w:color="auto"/>
+            </w:tcBorders>
           </w:tcPr>
           <w:p>
+            <w:pPr>
+              <w:spacing w:after="40" w:before="40"/>
+            </w:pPr>
             <w:r/>
             <w:r>
               <w:rPr>
@@ -1619,8 +2364,17 @@
         <w:tc>
           <w:tcPr>
             <w:tcW w:type="dxa" w:w="1560"/>
+            <w:tcBorders>
+              <w:left w:sz="0" w:val="nil" w:color="auto"/>
+              <w:right w:sz="0" w:val="nil" w:color="auto"/>
+              <w:top w:sz="0" w:val="nil" w:color="auto"/>
+              <w:bottom w:sz="0" w:val="nil" w:color="auto"/>
+            </w:tcBorders>
           </w:tcPr>
           <w:p>
+            <w:pPr>
+              <w:spacing w:after="40" w:before="40"/>
+            </w:pPr>
             <w:r/>
             <w:r>
               <w:rPr>
@@ -1634,8 +2388,17 @@
         <w:tc>
           <w:tcPr>
             <w:tcW w:type="dxa" w:w="1560"/>
+            <w:tcBorders>
+              <w:left w:sz="0" w:val="nil" w:color="auto"/>
+              <w:right w:sz="0" w:val="nil" w:color="auto"/>
+              <w:top w:sz="0" w:val="nil" w:color="auto"/>
+              <w:bottom w:sz="0" w:val="nil" w:color="auto"/>
+            </w:tcBorders>
           </w:tcPr>
           <w:p>
+            <w:pPr>
+              <w:spacing w:after="40" w:before="40"/>
+            </w:pPr>
             <w:r/>
             <w:r>
               <w:rPr>
@@ -1651,8 +2414,17 @@
         <w:tc>
           <w:tcPr>
             <w:tcW w:type="dxa" w:w="1560"/>
+            <w:tcBorders>
+              <w:left w:sz="0" w:val="nil" w:color="auto"/>
+              <w:right w:sz="0" w:val="nil" w:color="auto"/>
+              <w:top w:sz="0" w:val="nil" w:color="auto"/>
+              <w:bottom w:sz="12" w:val="single" w:color="000000"/>
+            </w:tcBorders>
           </w:tcPr>
           <w:p>
+            <w:pPr>
+              <w:spacing w:after="40" w:before="40"/>
+            </w:pPr>
             <w:r/>
             <w:r>
               <w:rPr>
@@ -1666,8 +2438,17 @@
         <w:tc>
           <w:tcPr>
             <w:tcW w:type="dxa" w:w="1560"/>
+            <w:tcBorders>
+              <w:left w:sz="0" w:val="nil" w:color="auto"/>
+              <w:right w:sz="0" w:val="nil" w:color="auto"/>
+              <w:top w:sz="0" w:val="nil" w:color="auto"/>
+              <w:bottom w:sz="12" w:val="single" w:color="000000"/>
+            </w:tcBorders>
           </w:tcPr>
           <w:p>
+            <w:pPr>
+              <w:spacing w:after="40" w:before="40"/>
+            </w:pPr>
             <w:r/>
             <w:r>
               <w:rPr>
@@ -1681,8 +2462,17 @@
         <w:tc>
           <w:tcPr>
             <w:tcW w:type="dxa" w:w="1560"/>
+            <w:tcBorders>
+              <w:left w:sz="0" w:val="nil" w:color="auto"/>
+              <w:right w:sz="0" w:val="nil" w:color="auto"/>
+              <w:top w:sz="0" w:val="nil" w:color="auto"/>
+              <w:bottom w:sz="12" w:val="single" w:color="000000"/>
+            </w:tcBorders>
           </w:tcPr>
           <w:p>
+            <w:pPr>
+              <w:spacing w:after="40" w:before="40"/>
+            </w:pPr>
             <w:r/>
             <w:r>
               <w:rPr>
@@ -1696,8 +2486,17 @@
         <w:tc>
           <w:tcPr>
             <w:tcW w:type="dxa" w:w="1560"/>
+            <w:tcBorders>
+              <w:left w:sz="0" w:val="nil" w:color="auto"/>
+              <w:right w:sz="0" w:val="nil" w:color="auto"/>
+              <w:top w:sz="0" w:val="nil" w:color="auto"/>
+              <w:bottom w:sz="12" w:val="single" w:color="000000"/>
+            </w:tcBorders>
           </w:tcPr>
           <w:p>
+            <w:pPr>
+              <w:spacing w:after="40" w:before="40"/>
+            </w:pPr>
             <w:r/>
             <w:r>
               <w:rPr>
@@ -1711,8 +2510,17 @@
         <w:tc>
           <w:tcPr>
             <w:tcW w:type="dxa" w:w="1560"/>
+            <w:tcBorders>
+              <w:left w:sz="0" w:val="nil" w:color="auto"/>
+              <w:right w:sz="0" w:val="nil" w:color="auto"/>
+              <w:top w:sz="0" w:val="nil" w:color="auto"/>
+              <w:bottom w:sz="12" w:val="single" w:color="000000"/>
+            </w:tcBorders>
           </w:tcPr>
           <w:p>
+            <w:pPr>
+              <w:spacing w:after="40" w:before="40"/>
+            </w:pPr>
             <w:r/>
             <w:r>
               <w:rPr>
@@ -1726,8 +2534,17 @@
         <w:tc>
           <w:tcPr>
             <w:tcW w:type="dxa" w:w="1560"/>
+            <w:tcBorders>
+              <w:left w:sz="0" w:val="nil" w:color="auto"/>
+              <w:right w:sz="0" w:val="nil" w:color="auto"/>
+              <w:top w:sz="0" w:val="nil" w:color="auto"/>
+              <w:bottom w:sz="12" w:val="single" w:color="000000"/>
+            </w:tcBorders>
           </w:tcPr>
           <w:p>
+            <w:pPr>
+              <w:spacing w:after="40" w:before="40"/>
+            </w:pPr>
             <w:r/>
             <w:r>
               <w:rPr>
@@ -1828,9 +2645,16 @@
     </w:p>
     <w:tbl>
       <w:tblPr>
-        <w:tblStyle w:val="LightGrid-Accent1"/>
         <w:tblW w:type="auto" w:w="0"/>
         <w:tblLook w:firstColumn="1" w:firstRow="1" w:lastColumn="0" w:lastRow="0" w:noHBand="0" w:noVBand="1" w:val="04A0"/>
+        <w:tblBorders>
+          <w:top w:sz="0" w:val="nil" w:color="auto"/>
+          <w:left w:sz="0" w:val="nil" w:color="auto"/>
+          <w:bottom w:sz="0" w:val="nil" w:color="auto"/>
+          <w:right w:sz="0" w:val="nil" w:color="auto"/>
+          <w:insideH w:sz="0" w:val="nil" w:color="auto"/>
+          <w:insideV w:sz="0" w:val="nil" w:color="auto"/>
+        </w:tblBorders>
       </w:tblPr>
       <w:tblGrid>
         <w:gridCol w:w="1337"/>
@@ -1845,8 +2669,17 @@
         <w:tc>
           <w:tcPr>
             <w:tcW w:type="dxa" w:w="1337"/>
+            <w:tcBorders>
+              <w:left w:sz="0" w:val="nil" w:color="auto"/>
+              <w:right w:sz="0" w:val="nil" w:color="auto"/>
+              <w:top w:sz="12" w:val="single" w:color="000000"/>
+              <w:bottom w:sz="6" w:val="single" w:color="000000"/>
+            </w:tcBorders>
           </w:tcPr>
           <w:p>
+            <w:pPr>
+              <w:spacing w:after="40" w:before="40"/>
+            </w:pPr>
             <w:r/>
             <w:r>
               <w:rPr>
@@ -1861,8 +2694,17 @@
         <w:tc>
           <w:tcPr>
             <w:tcW w:type="dxa" w:w="1337"/>
+            <w:tcBorders>
+              <w:left w:sz="0" w:val="nil" w:color="auto"/>
+              <w:right w:sz="0" w:val="nil" w:color="auto"/>
+              <w:top w:sz="12" w:val="single" w:color="000000"/>
+              <w:bottom w:sz="6" w:val="single" w:color="000000"/>
+            </w:tcBorders>
           </w:tcPr>
           <w:p>
+            <w:pPr>
+              <w:spacing w:after="40" w:before="40"/>
+            </w:pPr>
             <w:r/>
             <w:r>
               <w:rPr>
@@ -1877,8 +2719,17 @@
         <w:tc>
           <w:tcPr>
             <w:tcW w:type="dxa" w:w="1337"/>
+            <w:tcBorders>
+              <w:left w:sz="0" w:val="nil" w:color="auto"/>
+              <w:right w:sz="0" w:val="nil" w:color="auto"/>
+              <w:top w:sz="12" w:val="single" w:color="000000"/>
+              <w:bottom w:sz="6" w:val="single" w:color="000000"/>
+            </w:tcBorders>
           </w:tcPr>
           <w:p>
+            <w:pPr>
+              <w:spacing w:after="40" w:before="40"/>
+            </w:pPr>
             <w:r/>
             <w:r>
               <w:rPr>
@@ -1893,8 +2744,17 @@
         <w:tc>
           <w:tcPr>
             <w:tcW w:type="dxa" w:w="1337"/>
+            <w:tcBorders>
+              <w:left w:sz="0" w:val="nil" w:color="auto"/>
+              <w:right w:sz="0" w:val="nil" w:color="auto"/>
+              <w:top w:sz="12" w:val="single" w:color="000000"/>
+              <w:bottom w:sz="6" w:val="single" w:color="000000"/>
+            </w:tcBorders>
           </w:tcPr>
           <w:p>
+            <w:pPr>
+              <w:spacing w:after="40" w:before="40"/>
+            </w:pPr>
             <w:r/>
             <w:r>
               <w:rPr>
@@ -1909,8 +2769,17 @@
         <w:tc>
           <w:tcPr>
             <w:tcW w:type="dxa" w:w="1337"/>
+            <w:tcBorders>
+              <w:left w:sz="0" w:val="nil" w:color="auto"/>
+              <w:right w:sz="0" w:val="nil" w:color="auto"/>
+              <w:top w:sz="12" w:val="single" w:color="000000"/>
+              <w:bottom w:sz="6" w:val="single" w:color="000000"/>
+            </w:tcBorders>
           </w:tcPr>
           <w:p>
+            <w:pPr>
+              <w:spacing w:after="40" w:before="40"/>
+            </w:pPr>
             <w:r/>
             <w:r>
               <w:rPr>
@@ -1925,8 +2794,17 @@
         <w:tc>
           <w:tcPr>
             <w:tcW w:type="dxa" w:w="1337"/>
+            <w:tcBorders>
+              <w:left w:sz="0" w:val="nil" w:color="auto"/>
+              <w:right w:sz="0" w:val="nil" w:color="auto"/>
+              <w:top w:sz="12" w:val="single" w:color="000000"/>
+              <w:bottom w:sz="6" w:val="single" w:color="000000"/>
+            </w:tcBorders>
           </w:tcPr>
           <w:p>
+            <w:pPr>
+              <w:spacing w:after="40" w:before="40"/>
+            </w:pPr>
             <w:r/>
             <w:r>
               <w:rPr>
@@ -1941,8 +2819,17 @@
         <w:tc>
           <w:tcPr>
             <w:tcW w:type="dxa" w:w="1337"/>
+            <w:tcBorders>
+              <w:left w:sz="0" w:val="nil" w:color="auto"/>
+              <w:right w:sz="0" w:val="nil" w:color="auto"/>
+              <w:top w:sz="12" w:val="single" w:color="000000"/>
+              <w:bottom w:sz="6" w:val="single" w:color="000000"/>
+            </w:tcBorders>
           </w:tcPr>
           <w:p>
+            <w:pPr>
+              <w:spacing w:after="40" w:before="40"/>
+            </w:pPr>
             <w:r/>
             <w:r>
               <w:rPr>
@@ -1959,8 +2846,17 @@
         <w:tc>
           <w:tcPr>
             <w:tcW w:type="dxa" w:w="1337"/>
+            <w:tcBorders>
+              <w:left w:sz="0" w:val="nil" w:color="auto"/>
+              <w:right w:sz="0" w:val="nil" w:color="auto"/>
+              <w:top w:sz="0" w:val="nil" w:color="auto"/>
+              <w:bottom w:sz="0" w:val="nil" w:color="auto"/>
+            </w:tcBorders>
           </w:tcPr>
           <w:p>
+            <w:pPr>
+              <w:spacing w:after="40" w:before="40"/>
+            </w:pPr>
             <w:r/>
             <w:r>
               <w:rPr>
@@ -1974,8 +2870,17 @@
         <w:tc>
           <w:tcPr>
             <w:tcW w:type="dxa" w:w="1337"/>
+            <w:tcBorders>
+              <w:left w:sz="0" w:val="nil" w:color="auto"/>
+              <w:right w:sz="0" w:val="nil" w:color="auto"/>
+              <w:top w:sz="0" w:val="nil" w:color="auto"/>
+              <w:bottom w:sz="0" w:val="nil" w:color="auto"/>
+            </w:tcBorders>
           </w:tcPr>
           <w:p>
+            <w:pPr>
+              <w:spacing w:after="40" w:before="40"/>
+            </w:pPr>
             <w:r/>
             <w:r>
               <w:rPr>
@@ -1989,8 +2894,17 @@
         <w:tc>
           <w:tcPr>
             <w:tcW w:type="dxa" w:w="1337"/>
+            <w:tcBorders>
+              <w:left w:sz="0" w:val="nil" w:color="auto"/>
+              <w:right w:sz="0" w:val="nil" w:color="auto"/>
+              <w:top w:sz="0" w:val="nil" w:color="auto"/>
+              <w:bottom w:sz="0" w:val="nil" w:color="auto"/>
+            </w:tcBorders>
           </w:tcPr>
           <w:p>
+            <w:pPr>
+              <w:spacing w:after="40" w:before="40"/>
+            </w:pPr>
             <w:r/>
             <w:r>
               <w:rPr>
@@ -2004,8 +2918,17 @@
         <w:tc>
           <w:tcPr>
             <w:tcW w:type="dxa" w:w="1337"/>
+            <w:tcBorders>
+              <w:left w:sz="0" w:val="nil" w:color="auto"/>
+              <w:right w:sz="0" w:val="nil" w:color="auto"/>
+              <w:top w:sz="0" w:val="nil" w:color="auto"/>
+              <w:bottom w:sz="0" w:val="nil" w:color="auto"/>
+            </w:tcBorders>
           </w:tcPr>
           <w:p>
+            <w:pPr>
+              <w:spacing w:after="40" w:before="40"/>
+            </w:pPr>
             <w:r/>
             <w:r>
               <w:rPr>
@@ -2019,8 +2942,17 @@
         <w:tc>
           <w:tcPr>
             <w:tcW w:type="dxa" w:w="1337"/>
+            <w:tcBorders>
+              <w:left w:sz="0" w:val="nil" w:color="auto"/>
+              <w:right w:sz="0" w:val="nil" w:color="auto"/>
+              <w:top w:sz="0" w:val="nil" w:color="auto"/>
+              <w:bottom w:sz="0" w:val="nil" w:color="auto"/>
+            </w:tcBorders>
           </w:tcPr>
           <w:p>
+            <w:pPr>
+              <w:spacing w:after="40" w:before="40"/>
+            </w:pPr>
             <w:r/>
             <w:r>
               <w:rPr>
@@ -2034,8 +2966,17 @@
         <w:tc>
           <w:tcPr>
             <w:tcW w:type="dxa" w:w="1337"/>
+            <w:tcBorders>
+              <w:left w:sz="0" w:val="nil" w:color="auto"/>
+              <w:right w:sz="0" w:val="nil" w:color="auto"/>
+              <w:top w:sz="0" w:val="nil" w:color="auto"/>
+              <w:bottom w:sz="0" w:val="nil" w:color="auto"/>
+            </w:tcBorders>
           </w:tcPr>
           <w:p>
+            <w:pPr>
+              <w:spacing w:after="40" w:before="40"/>
+            </w:pPr>
             <w:r/>
             <w:r>
               <w:rPr>
@@ -2049,8 +2990,17 @@
         <w:tc>
           <w:tcPr>
             <w:tcW w:type="dxa" w:w="1337"/>
+            <w:tcBorders>
+              <w:left w:sz="0" w:val="nil" w:color="auto"/>
+              <w:right w:sz="0" w:val="nil" w:color="auto"/>
+              <w:top w:sz="0" w:val="nil" w:color="auto"/>
+              <w:bottom w:sz="0" w:val="nil" w:color="auto"/>
+            </w:tcBorders>
           </w:tcPr>
           <w:p>
+            <w:pPr>
+              <w:spacing w:after="40" w:before="40"/>
+            </w:pPr>
             <w:r/>
             <w:r>
               <w:rPr>
@@ -2066,8 +3016,17 @@
         <w:tc>
           <w:tcPr>
             <w:tcW w:type="dxa" w:w="1337"/>
+            <w:tcBorders>
+              <w:left w:sz="0" w:val="nil" w:color="auto"/>
+              <w:right w:sz="0" w:val="nil" w:color="auto"/>
+              <w:top w:sz="0" w:val="nil" w:color="auto"/>
+              <w:bottom w:sz="0" w:val="nil" w:color="auto"/>
+            </w:tcBorders>
           </w:tcPr>
           <w:p>
+            <w:pPr>
+              <w:spacing w:after="40" w:before="40"/>
+            </w:pPr>
             <w:r/>
             <w:r>
               <w:rPr>
@@ -2081,8 +3040,17 @@
         <w:tc>
           <w:tcPr>
             <w:tcW w:type="dxa" w:w="1337"/>
+            <w:tcBorders>
+              <w:left w:sz="0" w:val="nil" w:color="auto"/>
+              <w:right w:sz="0" w:val="nil" w:color="auto"/>
+              <w:top w:sz="0" w:val="nil" w:color="auto"/>
+              <w:bottom w:sz="0" w:val="nil" w:color="auto"/>
+            </w:tcBorders>
           </w:tcPr>
           <w:p>
+            <w:pPr>
+              <w:spacing w:after="40" w:before="40"/>
+            </w:pPr>
             <w:r/>
             <w:r>
               <w:rPr>
@@ -2096,8 +3064,17 @@
         <w:tc>
           <w:tcPr>
             <w:tcW w:type="dxa" w:w="1337"/>
+            <w:tcBorders>
+              <w:left w:sz="0" w:val="nil" w:color="auto"/>
+              <w:right w:sz="0" w:val="nil" w:color="auto"/>
+              <w:top w:sz="0" w:val="nil" w:color="auto"/>
+              <w:bottom w:sz="0" w:val="nil" w:color="auto"/>
+            </w:tcBorders>
           </w:tcPr>
           <w:p>
+            <w:pPr>
+              <w:spacing w:after="40" w:before="40"/>
+            </w:pPr>
             <w:r/>
             <w:r>
               <w:rPr>
@@ -2111,8 +3088,17 @@
         <w:tc>
           <w:tcPr>
             <w:tcW w:type="dxa" w:w="1337"/>
+            <w:tcBorders>
+              <w:left w:sz="0" w:val="nil" w:color="auto"/>
+              <w:right w:sz="0" w:val="nil" w:color="auto"/>
+              <w:top w:sz="0" w:val="nil" w:color="auto"/>
+              <w:bottom w:sz="0" w:val="nil" w:color="auto"/>
+            </w:tcBorders>
           </w:tcPr>
           <w:p>
+            <w:pPr>
+              <w:spacing w:after="40" w:before="40"/>
+            </w:pPr>
             <w:r/>
             <w:r>
               <w:rPr>
@@ -2126,8 +3112,17 @@
         <w:tc>
           <w:tcPr>
             <w:tcW w:type="dxa" w:w="1337"/>
+            <w:tcBorders>
+              <w:left w:sz="0" w:val="nil" w:color="auto"/>
+              <w:right w:sz="0" w:val="nil" w:color="auto"/>
+              <w:top w:sz="0" w:val="nil" w:color="auto"/>
+              <w:bottom w:sz="0" w:val="nil" w:color="auto"/>
+            </w:tcBorders>
           </w:tcPr>
           <w:p>
+            <w:pPr>
+              <w:spacing w:after="40" w:before="40"/>
+            </w:pPr>
             <w:r/>
             <w:r>
               <w:rPr>
@@ -2141,8 +3136,17 @@
         <w:tc>
           <w:tcPr>
             <w:tcW w:type="dxa" w:w="1337"/>
+            <w:tcBorders>
+              <w:left w:sz="0" w:val="nil" w:color="auto"/>
+              <w:right w:sz="0" w:val="nil" w:color="auto"/>
+              <w:top w:sz="0" w:val="nil" w:color="auto"/>
+              <w:bottom w:sz="0" w:val="nil" w:color="auto"/>
+            </w:tcBorders>
           </w:tcPr>
           <w:p>
+            <w:pPr>
+              <w:spacing w:after="40" w:before="40"/>
+            </w:pPr>
             <w:r/>
             <w:r>
               <w:rPr>
@@ -2156,8 +3160,17 @@
         <w:tc>
           <w:tcPr>
             <w:tcW w:type="dxa" w:w="1337"/>
+            <w:tcBorders>
+              <w:left w:sz="0" w:val="nil" w:color="auto"/>
+              <w:right w:sz="0" w:val="nil" w:color="auto"/>
+              <w:top w:sz="0" w:val="nil" w:color="auto"/>
+              <w:bottom w:sz="0" w:val="nil" w:color="auto"/>
+            </w:tcBorders>
           </w:tcPr>
           <w:p>
+            <w:pPr>
+              <w:spacing w:after="40" w:before="40"/>
+            </w:pPr>
             <w:r/>
             <w:r>
               <w:rPr>
@@ -2173,8 +3186,17 @@
         <w:tc>
           <w:tcPr>
             <w:tcW w:type="dxa" w:w="1337"/>
+            <w:tcBorders>
+              <w:left w:sz="0" w:val="nil" w:color="auto"/>
+              <w:right w:sz="0" w:val="nil" w:color="auto"/>
+              <w:top w:sz="0" w:val="nil" w:color="auto"/>
+              <w:bottom w:sz="0" w:val="nil" w:color="auto"/>
+            </w:tcBorders>
           </w:tcPr>
           <w:p>
+            <w:pPr>
+              <w:spacing w:after="40" w:before="40"/>
+            </w:pPr>
             <w:r/>
             <w:r>
               <w:rPr>
@@ -2188,8 +3210,17 @@
         <w:tc>
           <w:tcPr>
             <w:tcW w:type="dxa" w:w="1337"/>
+            <w:tcBorders>
+              <w:left w:sz="0" w:val="nil" w:color="auto"/>
+              <w:right w:sz="0" w:val="nil" w:color="auto"/>
+              <w:top w:sz="0" w:val="nil" w:color="auto"/>
+              <w:bottom w:sz="0" w:val="nil" w:color="auto"/>
+            </w:tcBorders>
           </w:tcPr>
           <w:p>
+            <w:pPr>
+              <w:spacing w:after="40" w:before="40"/>
+            </w:pPr>
             <w:r/>
             <w:r>
               <w:rPr>
@@ -2203,8 +3234,17 @@
         <w:tc>
           <w:tcPr>
             <w:tcW w:type="dxa" w:w="1337"/>
+            <w:tcBorders>
+              <w:left w:sz="0" w:val="nil" w:color="auto"/>
+              <w:right w:sz="0" w:val="nil" w:color="auto"/>
+              <w:top w:sz="0" w:val="nil" w:color="auto"/>
+              <w:bottom w:sz="0" w:val="nil" w:color="auto"/>
+            </w:tcBorders>
           </w:tcPr>
           <w:p>
+            <w:pPr>
+              <w:spacing w:after="40" w:before="40"/>
+            </w:pPr>
             <w:r/>
             <w:r>
               <w:rPr>
@@ -2218,8 +3258,17 @@
         <w:tc>
           <w:tcPr>
             <w:tcW w:type="dxa" w:w="1337"/>
+            <w:tcBorders>
+              <w:left w:sz="0" w:val="nil" w:color="auto"/>
+              <w:right w:sz="0" w:val="nil" w:color="auto"/>
+              <w:top w:sz="0" w:val="nil" w:color="auto"/>
+              <w:bottom w:sz="0" w:val="nil" w:color="auto"/>
+            </w:tcBorders>
           </w:tcPr>
           <w:p>
+            <w:pPr>
+              <w:spacing w:after="40" w:before="40"/>
+            </w:pPr>
             <w:r/>
             <w:r>
               <w:rPr>
@@ -2233,8 +3282,17 @@
         <w:tc>
           <w:tcPr>
             <w:tcW w:type="dxa" w:w="1337"/>
+            <w:tcBorders>
+              <w:left w:sz="0" w:val="nil" w:color="auto"/>
+              <w:right w:sz="0" w:val="nil" w:color="auto"/>
+              <w:top w:sz="0" w:val="nil" w:color="auto"/>
+              <w:bottom w:sz="0" w:val="nil" w:color="auto"/>
+            </w:tcBorders>
           </w:tcPr>
           <w:p>
+            <w:pPr>
+              <w:spacing w:after="40" w:before="40"/>
+            </w:pPr>
             <w:r/>
             <w:r>
               <w:rPr>
@@ -2248,8 +3306,17 @@
         <w:tc>
           <w:tcPr>
             <w:tcW w:type="dxa" w:w="1337"/>
+            <w:tcBorders>
+              <w:left w:sz="0" w:val="nil" w:color="auto"/>
+              <w:right w:sz="0" w:val="nil" w:color="auto"/>
+              <w:top w:sz="0" w:val="nil" w:color="auto"/>
+              <w:bottom w:sz="0" w:val="nil" w:color="auto"/>
+            </w:tcBorders>
           </w:tcPr>
           <w:p>
+            <w:pPr>
+              <w:spacing w:after="40" w:before="40"/>
+            </w:pPr>
             <w:r/>
             <w:r>
               <w:rPr>
@@ -2263,8 +3330,17 @@
         <w:tc>
           <w:tcPr>
             <w:tcW w:type="dxa" w:w="1337"/>
+            <w:tcBorders>
+              <w:left w:sz="0" w:val="nil" w:color="auto"/>
+              <w:right w:sz="0" w:val="nil" w:color="auto"/>
+              <w:top w:sz="0" w:val="nil" w:color="auto"/>
+              <w:bottom w:sz="0" w:val="nil" w:color="auto"/>
+            </w:tcBorders>
           </w:tcPr>
           <w:p>
+            <w:pPr>
+              <w:spacing w:after="40" w:before="40"/>
+            </w:pPr>
             <w:r/>
             <w:r>
               <w:rPr>
@@ -2280,8 +3356,17 @@
         <w:tc>
           <w:tcPr>
             <w:tcW w:type="dxa" w:w="1337"/>
+            <w:tcBorders>
+              <w:left w:sz="0" w:val="nil" w:color="auto"/>
+              <w:right w:sz="0" w:val="nil" w:color="auto"/>
+              <w:top w:sz="0" w:val="nil" w:color="auto"/>
+              <w:bottom w:sz="0" w:val="nil" w:color="auto"/>
+            </w:tcBorders>
           </w:tcPr>
           <w:p>
+            <w:pPr>
+              <w:spacing w:after="40" w:before="40"/>
+            </w:pPr>
             <w:r/>
             <w:r>
               <w:rPr>
@@ -2295,8 +3380,17 @@
         <w:tc>
           <w:tcPr>
             <w:tcW w:type="dxa" w:w="1337"/>
+            <w:tcBorders>
+              <w:left w:sz="0" w:val="nil" w:color="auto"/>
+              <w:right w:sz="0" w:val="nil" w:color="auto"/>
+              <w:top w:sz="0" w:val="nil" w:color="auto"/>
+              <w:bottom w:sz="0" w:val="nil" w:color="auto"/>
+            </w:tcBorders>
           </w:tcPr>
           <w:p>
+            <w:pPr>
+              <w:spacing w:after="40" w:before="40"/>
+            </w:pPr>
             <w:r/>
             <w:r>
               <w:rPr>
@@ -2310,8 +3404,17 @@
         <w:tc>
           <w:tcPr>
             <w:tcW w:type="dxa" w:w="1337"/>
+            <w:tcBorders>
+              <w:left w:sz="0" w:val="nil" w:color="auto"/>
+              <w:right w:sz="0" w:val="nil" w:color="auto"/>
+              <w:top w:sz="0" w:val="nil" w:color="auto"/>
+              <w:bottom w:sz="0" w:val="nil" w:color="auto"/>
+            </w:tcBorders>
           </w:tcPr>
           <w:p>
+            <w:pPr>
+              <w:spacing w:after="40" w:before="40"/>
+            </w:pPr>
             <w:r/>
             <w:r>
               <w:rPr>
@@ -2325,8 +3428,17 @@
         <w:tc>
           <w:tcPr>
             <w:tcW w:type="dxa" w:w="1337"/>
+            <w:tcBorders>
+              <w:left w:sz="0" w:val="nil" w:color="auto"/>
+              <w:right w:sz="0" w:val="nil" w:color="auto"/>
+              <w:top w:sz="0" w:val="nil" w:color="auto"/>
+              <w:bottom w:sz="0" w:val="nil" w:color="auto"/>
+            </w:tcBorders>
           </w:tcPr>
           <w:p>
+            <w:pPr>
+              <w:spacing w:after="40" w:before="40"/>
+            </w:pPr>
             <w:r/>
             <w:r>
               <w:rPr>
@@ -2340,8 +3452,17 @@
         <w:tc>
           <w:tcPr>
             <w:tcW w:type="dxa" w:w="1337"/>
+            <w:tcBorders>
+              <w:left w:sz="0" w:val="nil" w:color="auto"/>
+              <w:right w:sz="0" w:val="nil" w:color="auto"/>
+              <w:top w:sz="0" w:val="nil" w:color="auto"/>
+              <w:bottom w:sz="0" w:val="nil" w:color="auto"/>
+            </w:tcBorders>
           </w:tcPr>
           <w:p>
+            <w:pPr>
+              <w:spacing w:after="40" w:before="40"/>
+            </w:pPr>
             <w:r/>
             <w:r>
               <w:rPr>
@@ -2355,8 +3476,17 @@
         <w:tc>
           <w:tcPr>
             <w:tcW w:type="dxa" w:w="1337"/>
+            <w:tcBorders>
+              <w:left w:sz="0" w:val="nil" w:color="auto"/>
+              <w:right w:sz="0" w:val="nil" w:color="auto"/>
+              <w:top w:sz="0" w:val="nil" w:color="auto"/>
+              <w:bottom w:sz="0" w:val="nil" w:color="auto"/>
+            </w:tcBorders>
           </w:tcPr>
           <w:p>
+            <w:pPr>
+              <w:spacing w:after="40" w:before="40"/>
+            </w:pPr>
             <w:r/>
             <w:r>
               <w:rPr>
@@ -2370,8 +3500,17 @@
         <w:tc>
           <w:tcPr>
             <w:tcW w:type="dxa" w:w="1337"/>
+            <w:tcBorders>
+              <w:left w:sz="0" w:val="nil" w:color="auto"/>
+              <w:right w:sz="0" w:val="nil" w:color="auto"/>
+              <w:top w:sz="0" w:val="nil" w:color="auto"/>
+              <w:bottom w:sz="0" w:val="nil" w:color="auto"/>
+            </w:tcBorders>
           </w:tcPr>
           <w:p>
+            <w:pPr>
+              <w:spacing w:after="40" w:before="40"/>
+            </w:pPr>
             <w:r/>
             <w:r>
               <w:rPr>
@@ -2387,8 +3526,17 @@
         <w:tc>
           <w:tcPr>
             <w:tcW w:type="dxa" w:w="1337"/>
+            <w:tcBorders>
+              <w:left w:sz="0" w:val="nil" w:color="auto"/>
+              <w:right w:sz="0" w:val="nil" w:color="auto"/>
+              <w:top w:sz="0" w:val="nil" w:color="auto"/>
+              <w:bottom w:sz="12" w:val="single" w:color="000000"/>
+            </w:tcBorders>
           </w:tcPr>
           <w:p>
+            <w:pPr>
+              <w:spacing w:after="40" w:before="40"/>
+            </w:pPr>
             <w:r/>
             <w:r>
               <w:rPr>
@@ -2402,8 +3550,17 @@
         <w:tc>
           <w:tcPr>
             <w:tcW w:type="dxa" w:w="1337"/>
+            <w:tcBorders>
+              <w:left w:sz="0" w:val="nil" w:color="auto"/>
+              <w:right w:sz="0" w:val="nil" w:color="auto"/>
+              <w:top w:sz="0" w:val="nil" w:color="auto"/>
+              <w:bottom w:sz="12" w:val="single" w:color="000000"/>
+            </w:tcBorders>
           </w:tcPr>
           <w:p>
+            <w:pPr>
+              <w:spacing w:after="40" w:before="40"/>
+            </w:pPr>
             <w:r/>
             <w:r>
               <w:rPr>
@@ -2417,8 +3574,17 @@
         <w:tc>
           <w:tcPr>
             <w:tcW w:type="dxa" w:w="1337"/>
+            <w:tcBorders>
+              <w:left w:sz="0" w:val="nil" w:color="auto"/>
+              <w:right w:sz="0" w:val="nil" w:color="auto"/>
+              <w:top w:sz="0" w:val="nil" w:color="auto"/>
+              <w:bottom w:sz="12" w:val="single" w:color="000000"/>
+            </w:tcBorders>
           </w:tcPr>
           <w:p>
+            <w:pPr>
+              <w:spacing w:after="40" w:before="40"/>
+            </w:pPr>
             <w:r/>
             <w:r>
               <w:rPr>
@@ -2432,8 +3598,17 @@
         <w:tc>
           <w:tcPr>
             <w:tcW w:type="dxa" w:w="1337"/>
+            <w:tcBorders>
+              <w:left w:sz="0" w:val="nil" w:color="auto"/>
+              <w:right w:sz="0" w:val="nil" w:color="auto"/>
+              <w:top w:sz="0" w:val="nil" w:color="auto"/>
+              <w:bottom w:sz="12" w:val="single" w:color="000000"/>
+            </w:tcBorders>
           </w:tcPr>
           <w:p>
+            <w:pPr>
+              <w:spacing w:after="40" w:before="40"/>
+            </w:pPr>
             <w:r/>
             <w:r>
               <w:rPr>
@@ -2447,8 +3622,17 @@
         <w:tc>
           <w:tcPr>
             <w:tcW w:type="dxa" w:w="1337"/>
+            <w:tcBorders>
+              <w:left w:sz="0" w:val="nil" w:color="auto"/>
+              <w:right w:sz="0" w:val="nil" w:color="auto"/>
+              <w:top w:sz="0" w:val="nil" w:color="auto"/>
+              <w:bottom w:sz="12" w:val="single" w:color="000000"/>
+            </w:tcBorders>
           </w:tcPr>
           <w:p>
+            <w:pPr>
+              <w:spacing w:after="40" w:before="40"/>
+            </w:pPr>
             <w:r/>
             <w:r>
               <w:rPr>
@@ -2462,8 +3646,17 @@
         <w:tc>
           <w:tcPr>
             <w:tcW w:type="dxa" w:w="1337"/>
+            <w:tcBorders>
+              <w:left w:sz="0" w:val="nil" w:color="auto"/>
+              <w:right w:sz="0" w:val="nil" w:color="auto"/>
+              <w:top w:sz="0" w:val="nil" w:color="auto"/>
+              <w:bottom w:sz="12" w:val="single" w:color="000000"/>
+            </w:tcBorders>
           </w:tcPr>
           <w:p>
+            <w:pPr>
+              <w:spacing w:after="40" w:before="40"/>
+            </w:pPr>
             <w:r/>
             <w:r>
               <w:rPr>
@@ -2477,8 +3670,17 @@
         <w:tc>
           <w:tcPr>
             <w:tcW w:type="dxa" w:w="1337"/>
+            <w:tcBorders>
+              <w:left w:sz="0" w:val="nil" w:color="auto"/>
+              <w:right w:sz="0" w:val="nil" w:color="auto"/>
+              <w:top w:sz="0" w:val="nil" w:color="auto"/>
+              <w:bottom w:sz="12" w:val="single" w:color="000000"/>
+            </w:tcBorders>
           </w:tcPr>
           <w:p>
+            <w:pPr>
+              <w:spacing w:after="40" w:before="40"/>
+            </w:pPr>
             <w:r/>
             <w:r>
               <w:rPr>
@@ -2587,9 +3789,16 @@
     </w:p>
     <w:tbl>
       <w:tblPr>
-        <w:tblStyle w:val="LightGrid-Accent1"/>
         <w:tblW w:type="auto" w:w="0"/>
         <w:tblLook w:firstColumn="1" w:firstRow="1" w:lastColumn="0" w:lastRow="0" w:noHBand="0" w:noVBand="1" w:val="04A0"/>
+        <w:tblBorders>
+          <w:top w:sz="0" w:val="nil" w:color="auto"/>
+          <w:left w:sz="0" w:val="nil" w:color="auto"/>
+          <w:bottom w:sz="0" w:val="nil" w:color="auto"/>
+          <w:right w:sz="0" w:val="nil" w:color="auto"/>
+          <w:insideH w:sz="0" w:val="nil" w:color="auto"/>
+          <w:insideV w:sz="0" w:val="nil" w:color="auto"/>
+        </w:tblBorders>
       </w:tblPr>
       <w:tblGrid>
         <w:gridCol w:w="1560"/>
@@ -2603,8 +3812,17 @@
         <w:tc>
           <w:tcPr>
             <w:tcW w:type="dxa" w:w="1560"/>
+            <w:tcBorders>
+              <w:left w:sz="0" w:val="nil" w:color="auto"/>
+              <w:right w:sz="0" w:val="nil" w:color="auto"/>
+              <w:top w:sz="12" w:val="single" w:color="000000"/>
+              <w:bottom w:sz="6" w:val="single" w:color="000000"/>
+            </w:tcBorders>
           </w:tcPr>
           <w:p>
+            <w:pPr>
+              <w:spacing w:after="40" w:before="40"/>
+            </w:pPr>
             <w:r/>
             <w:r>
               <w:rPr>
@@ -2619,8 +3837,17 @@
         <w:tc>
           <w:tcPr>
             <w:tcW w:type="dxa" w:w="1560"/>
+            <w:tcBorders>
+              <w:left w:sz="0" w:val="nil" w:color="auto"/>
+              <w:right w:sz="0" w:val="nil" w:color="auto"/>
+              <w:top w:sz="12" w:val="single" w:color="000000"/>
+              <w:bottom w:sz="6" w:val="single" w:color="000000"/>
+            </w:tcBorders>
           </w:tcPr>
           <w:p>
+            <w:pPr>
+              <w:spacing w:after="40" w:before="40"/>
+            </w:pPr>
             <w:r/>
             <w:r>
               <w:rPr>
@@ -2635,8 +3862,17 @@
         <w:tc>
           <w:tcPr>
             <w:tcW w:type="dxa" w:w="1560"/>
+            <w:tcBorders>
+              <w:left w:sz="0" w:val="nil" w:color="auto"/>
+              <w:right w:sz="0" w:val="nil" w:color="auto"/>
+              <w:top w:sz="12" w:val="single" w:color="000000"/>
+              <w:bottom w:sz="6" w:val="single" w:color="000000"/>
+            </w:tcBorders>
           </w:tcPr>
           <w:p>
+            <w:pPr>
+              <w:spacing w:after="40" w:before="40"/>
+            </w:pPr>
             <w:r/>
             <w:r>
               <w:rPr>
@@ -2651,8 +3887,17 @@
         <w:tc>
           <w:tcPr>
             <w:tcW w:type="dxa" w:w="1560"/>
+            <w:tcBorders>
+              <w:left w:sz="0" w:val="nil" w:color="auto"/>
+              <w:right w:sz="0" w:val="nil" w:color="auto"/>
+              <w:top w:sz="12" w:val="single" w:color="000000"/>
+              <w:bottom w:sz="6" w:val="single" w:color="000000"/>
+            </w:tcBorders>
           </w:tcPr>
           <w:p>
+            <w:pPr>
+              <w:spacing w:after="40" w:before="40"/>
+            </w:pPr>
             <w:r/>
             <w:r>
               <w:rPr>
@@ -2667,8 +3912,17 @@
         <w:tc>
           <w:tcPr>
             <w:tcW w:type="dxa" w:w="1560"/>
+            <w:tcBorders>
+              <w:left w:sz="0" w:val="nil" w:color="auto"/>
+              <w:right w:sz="0" w:val="nil" w:color="auto"/>
+              <w:top w:sz="12" w:val="single" w:color="000000"/>
+              <w:bottom w:sz="6" w:val="single" w:color="000000"/>
+            </w:tcBorders>
           </w:tcPr>
           <w:p>
+            <w:pPr>
+              <w:spacing w:after="40" w:before="40"/>
+            </w:pPr>
             <w:r/>
             <w:r>
               <w:rPr>
@@ -2683,8 +3937,17 @@
         <w:tc>
           <w:tcPr>
             <w:tcW w:type="dxa" w:w="1560"/>
+            <w:tcBorders>
+              <w:left w:sz="0" w:val="nil" w:color="auto"/>
+              <w:right w:sz="0" w:val="nil" w:color="auto"/>
+              <w:top w:sz="12" w:val="single" w:color="000000"/>
+              <w:bottom w:sz="6" w:val="single" w:color="000000"/>
+            </w:tcBorders>
           </w:tcPr>
           <w:p>
+            <w:pPr>
+              <w:spacing w:after="40" w:before="40"/>
+            </w:pPr>
             <w:r/>
             <w:r>
               <w:rPr>
@@ -2701,8 +3964,17 @@
         <w:tc>
           <w:tcPr>
             <w:tcW w:type="dxa" w:w="1560"/>
+            <w:tcBorders>
+              <w:left w:sz="0" w:val="nil" w:color="auto"/>
+              <w:right w:sz="0" w:val="nil" w:color="auto"/>
+              <w:top w:sz="0" w:val="nil" w:color="auto"/>
+              <w:bottom w:sz="0" w:val="nil" w:color="auto"/>
+            </w:tcBorders>
           </w:tcPr>
           <w:p>
+            <w:pPr>
+              <w:spacing w:after="40" w:before="40"/>
+            </w:pPr>
             <w:r/>
             <w:r>
               <w:rPr>
@@ -2716,8 +3988,17 @@
         <w:tc>
           <w:tcPr>
             <w:tcW w:type="dxa" w:w="1560"/>
+            <w:tcBorders>
+              <w:left w:sz="0" w:val="nil" w:color="auto"/>
+              <w:right w:sz="0" w:val="nil" w:color="auto"/>
+              <w:top w:sz="0" w:val="nil" w:color="auto"/>
+              <w:bottom w:sz="0" w:val="nil" w:color="auto"/>
+            </w:tcBorders>
           </w:tcPr>
           <w:p>
+            <w:pPr>
+              <w:spacing w:after="40" w:before="40"/>
+            </w:pPr>
             <w:r/>
             <w:r>
               <w:rPr>
@@ -2731,8 +4012,17 @@
         <w:tc>
           <w:tcPr>
             <w:tcW w:type="dxa" w:w="1560"/>
+            <w:tcBorders>
+              <w:left w:sz="0" w:val="nil" w:color="auto"/>
+              <w:right w:sz="0" w:val="nil" w:color="auto"/>
+              <w:top w:sz="0" w:val="nil" w:color="auto"/>
+              <w:bottom w:sz="0" w:val="nil" w:color="auto"/>
+            </w:tcBorders>
           </w:tcPr>
           <w:p>
+            <w:pPr>
+              <w:spacing w:after="40" w:before="40"/>
+            </w:pPr>
             <w:r/>
             <w:r>
               <w:rPr>
@@ -2746,8 +4036,17 @@
         <w:tc>
           <w:tcPr>
             <w:tcW w:type="dxa" w:w="1560"/>
+            <w:tcBorders>
+              <w:left w:sz="0" w:val="nil" w:color="auto"/>
+              <w:right w:sz="0" w:val="nil" w:color="auto"/>
+              <w:top w:sz="0" w:val="nil" w:color="auto"/>
+              <w:bottom w:sz="0" w:val="nil" w:color="auto"/>
+            </w:tcBorders>
           </w:tcPr>
           <w:p>
+            <w:pPr>
+              <w:spacing w:after="40" w:before="40"/>
+            </w:pPr>
             <w:r/>
             <w:r>
               <w:rPr>
@@ -2761,8 +4060,17 @@
         <w:tc>
           <w:tcPr>
             <w:tcW w:type="dxa" w:w="1560"/>
+            <w:tcBorders>
+              <w:left w:sz="0" w:val="nil" w:color="auto"/>
+              <w:right w:sz="0" w:val="nil" w:color="auto"/>
+              <w:top w:sz="0" w:val="nil" w:color="auto"/>
+              <w:bottom w:sz="0" w:val="nil" w:color="auto"/>
+            </w:tcBorders>
           </w:tcPr>
           <w:p>
+            <w:pPr>
+              <w:spacing w:after="40" w:before="40"/>
+            </w:pPr>
             <w:r/>
             <w:r>
               <w:rPr>
@@ -2776,8 +4084,17 @@
         <w:tc>
           <w:tcPr>
             <w:tcW w:type="dxa" w:w="1560"/>
+            <w:tcBorders>
+              <w:left w:sz="0" w:val="nil" w:color="auto"/>
+              <w:right w:sz="0" w:val="nil" w:color="auto"/>
+              <w:top w:sz="0" w:val="nil" w:color="auto"/>
+              <w:bottom w:sz="0" w:val="nil" w:color="auto"/>
+            </w:tcBorders>
           </w:tcPr>
           <w:p>
+            <w:pPr>
+              <w:spacing w:after="40" w:before="40"/>
+            </w:pPr>
             <w:r/>
             <w:r>
               <w:rPr>
@@ -2793,8 +4110,17 @@
         <w:tc>
           <w:tcPr>
             <w:tcW w:type="dxa" w:w="1560"/>
+            <w:tcBorders>
+              <w:left w:sz="0" w:val="nil" w:color="auto"/>
+              <w:right w:sz="0" w:val="nil" w:color="auto"/>
+              <w:top w:sz="0" w:val="nil" w:color="auto"/>
+              <w:bottom w:sz="0" w:val="nil" w:color="auto"/>
+            </w:tcBorders>
           </w:tcPr>
           <w:p>
+            <w:pPr>
+              <w:spacing w:after="40" w:before="40"/>
+            </w:pPr>
             <w:r/>
             <w:r>
               <w:rPr>
@@ -2808,8 +4134,17 @@
         <w:tc>
           <w:tcPr>
             <w:tcW w:type="dxa" w:w="1560"/>
+            <w:tcBorders>
+              <w:left w:sz="0" w:val="nil" w:color="auto"/>
+              <w:right w:sz="0" w:val="nil" w:color="auto"/>
+              <w:top w:sz="0" w:val="nil" w:color="auto"/>
+              <w:bottom w:sz="0" w:val="nil" w:color="auto"/>
+            </w:tcBorders>
           </w:tcPr>
           <w:p>
+            <w:pPr>
+              <w:spacing w:after="40" w:before="40"/>
+            </w:pPr>
             <w:r/>
             <w:r>
               <w:rPr>
@@ -2823,8 +4158,17 @@
         <w:tc>
           <w:tcPr>
             <w:tcW w:type="dxa" w:w="1560"/>
+            <w:tcBorders>
+              <w:left w:sz="0" w:val="nil" w:color="auto"/>
+              <w:right w:sz="0" w:val="nil" w:color="auto"/>
+              <w:top w:sz="0" w:val="nil" w:color="auto"/>
+              <w:bottom w:sz="0" w:val="nil" w:color="auto"/>
+            </w:tcBorders>
           </w:tcPr>
           <w:p>
+            <w:pPr>
+              <w:spacing w:after="40" w:before="40"/>
+            </w:pPr>
             <w:r/>
             <w:r>
               <w:rPr>
@@ -2838,8 +4182,17 @@
         <w:tc>
           <w:tcPr>
             <w:tcW w:type="dxa" w:w="1560"/>
+            <w:tcBorders>
+              <w:left w:sz="0" w:val="nil" w:color="auto"/>
+              <w:right w:sz="0" w:val="nil" w:color="auto"/>
+              <w:top w:sz="0" w:val="nil" w:color="auto"/>
+              <w:bottom w:sz="0" w:val="nil" w:color="auto"/>
+            </w:tcBorders>
           </w:tcPr>
           <w:p>
+            <w:pPr>
+              <w:spacing w:after="40" w:before="40"/>
+            </w:pPr>
             <w:r/>
             <w:r>
               <w:rPr>
@@ -2853,8 +4206,17 @@
         <w:tc>
           <w:tcPr>
             <w:tcW w:type="dxa" w:w="1560"/>
+            <w:tcBorders>
+              <w:left w:sz="0" w:val="nil" w:color="auto"/>
+              <w:right w:sz="0" w:val="nil" w:color="auto"/>
+              <w:top w:sz="0" w:val="nil" w:color="auto"/>
+              <w:bottom w:sz="0" w:val="nil" w:color="auto"/>
+            </w:tcBorders>
           </w:tcPr>
           <w:p>
+            <w:pPr>
+              <w:spacing w:after="40" w:before="40"/>
+            </w:pPr>
             <w:r/>
             <w:r>
               <w:rPr>
@@ -2868,8 +4230,17 @@
         <w:tc>
           <w:tcPr>
             <w:tcW w:type="dxa" w:w="1560"/>
+            <w:tcBorders>
+              <w:left w:sz="0" w:val="nil" w:color="auto"/>
+              <w:right w:sz="0" w:val="nil" w:color="auto"/>
+              <w:top w:sz="0" w:val="nil" w:color="auto"/>
+              <w:bottom w:sz="0" w:val="nil" w:color="auto"/>
+            </w:tcBorders>
           </w:tcPr>
           <w:p>
+            <w:pPr>
+              <w:spacing w:after="40" w:before="40"/>
+            </w:pPr>
             <w:r/>
             <w:r>
               <w:rPr>
@@ -2885,8 +4256,17 @@
         <w:tc>
           <w:tcPr>
             <w:tcW w:type="dxa" w:w="1560"/>
+            <w:tcBorders>
+              <w:left w:sz="0" w:val="nil" w:color="auto"/>
+              <w:right w:sz="0" w:val="nil" w:color="auto"/>
+              <w:top w:sz="0" w:val="nil" w:color="auto"/>
+              <w:bottom w:sz="0" w:val="nil" w:color="auto"/>
+            </w:tcBorders>
           </w:tcPr>
           <w:p>
+            <w:pPr>
+              <w:spacing w:after="40" w:before="40"/>
+            </w:pPr>
             <w:r/>
             <w:r>
               <w:rPr>
@@ -2900,8 +4280,17 @@
         <w:tc>
           <w:tcPr>
             <w:tcW w:type="dxa" w:w="1560"/>
+            <w:tcBorders>
+              <w:left w:sz="0" w:val="nil" w:color="auto"/>
+              <w:right w:sz="0" w:val="nil" w:color="auto"/>
+              <w:top w:sz="0" w:val="nil" w:color="auto"/>
+              <w:bottom w:sz="0" w:val="nil" w:color="auto"/>
+            </w:tcBorders>
           </w:tcPr>
           <w:p>
+            <w:pPr>
+              <w:spacing w:after="40" w:before="40"/>
+            </w:pPr>
             <w:r/>
             <w:r>
               <w:rPr>
@@ -2915,8 +4304,17 @@
         <w:tc>
           <w:tcPr>
             <w:tcW w:type="dxa" w:w="1560"/>
+            <w:tcBorders>
+              <w:left w:sz="0" w:val="nil" w:color="auto"/>
+              <w:right w:sz="0" w:val="nil" w:color="auto"/>
+              <w:top w:sz="0" w:val="nil" w:color="auto"/>
+              <w:bottom w:sz="0" w:val="nil" w:color="auto"/>
+            </w:tcBorders>
           </w:tcPr>
           <w:p>
+            <w:pPr>
+              <w:spacing w:after="40" w:before="40"/>
+            </w:pPr>
             <w:r/>
             <w:r>
               <w:rPr>
@@ -2930,8 +4328,17 @@
         <w:tc>
           <w:tcPr>
             <w:tcW w:type="dxa" w:w="1560"/>
+            <w:tcBorders>
+              <w:left w:sz="0" w:val="nil" w:color="auto"/>
+              <w:right w:sz="0" w:val="nil" w:color="auto"/>
+              <w:top w:sz="0" w:val="nil" w:color="auto"/>
+              <w:bottom w:sz="0" w:val="nil" w:color="auto"/>
+            </w:tcBorders>
           </w:tcPr>
           <w:p>
+            <w:pPr>
+              <w:spacing w:after="40" w:before="40"/>
+            </w:pPr>
             <w:r/>
             <w:r>
               <w:rPr>
@@ -2945,8 +4352,17 @@
         <w:tc>
           <w:tcPr>
             <w:tcW w:type="dxa" w:w="1560"/>
+            <w:tcBorders>
+              <w:left w:sz="0" w:val="nil" w:color="auto"/>
+              <w:right w:sz="0" w:val="nil" w:color="auto"/>
+              <w:top w:sz="0" w:val="nil" w:color="auto"/>
+              <w:bottom w:sz="0" w:val="nil" w:color="auto"/>
+            </w:tcBorders>
           </w:tcPr>
           <w:p>
+            <w:pPr>
+              <w:spacing w:after="40" w:before="40"/>
+            </w:pPr>
             <w:r/>
             <w:r>
               <w:rPr>
@@ -2960,8 +4376,17 @@
         <w:tc>
           <w:tcPr>
             <w:tcW w:type="dxa" w:w="1560"/>
+            <w:tcBorders>
+              <w:left w:sz="0" w:val="nil" w:color="auto"/>
+              <w:right w:sz="0" w:val="nil" w:color="auto"/>
+              <w:top w:sz="0" w:val="nil" w:color="auto"/>
+              <w:bottom w:sz="0" w:val="nil" w:color="auto"/>
+            </w:tcBorders>
           </w:tcPr>
           <w:p>
+            <w:pPr>
+              <w:spacing w:after="40" w:before="40"/>
+            </w:pPr>
             <w:r/>
             <w:r>
               <w:rPr>
@@ -2977,8 +4402,17 @@
         <w:tc>
           <w:tcPr>
             <w:tcW w:type="dxa" w:w="1560"/>
+            <w:tcBorders>
+              <w:left w:sz="0" w:val="nil" w:color="auto"/>
+              <w:right w:sz="0" w:val="nil" w:color="auto"/>
+              <w:top w:sz="0" w:val="nil" w:color="auto"/>
+              <w:bottom w:sz="0" w:val="nil" w:color="auto"/>
+            </w:tcBorders>
           </w:tcPr>
           <w:p>
+            <w:pPr>
+              <w:spacing w:after="40" w:before="40"/>
+            </w:pPr>
             <w:r/>
             <w:r>
               <w:rPr>
@@ -2992,8 +4426,17 @@
         <w:tc>
           <w:tcPr>
             <w:tcW w:type="dxa" w:w="1560"/>
+            <w:tcBorders>
+              <w:left w:sz="0" w:val="nil" w:color="auto"/>
+              <w:right w:sz="0" w:val="nil" w:color="auto"/>
+              <w:top w:sz="0" w:val="nil" w:color="auto"/>
+              <w:bottom w:sz="0" w:val="nil" w:color="auto"/>
+            </w:tcBorders>
           </w:tcPr>
           <w:p>
+            <w:pPr>
+              <w:spacing w:after="40" w:before="40"/>
+            </w:pPr>
             <w:r/>
             <w:r>
               <w:rPr>
@@ -3007,8 +4450,17 @@
         <w:tc>
           <w:tcPr>
             <w:tcW w:type="dxa" w:w="1560"/>
+            <w:tcBorders>
+              <w:left w:sz="0" w:val="nil" w:color="auto"/>
+              <w:right w:sz="0" w:val="nil" w:color="auto"/>
+              <w:top w:sz="0" w:val="nil" w:color="auto"/>
+              <w:bottom w:sz="0" w:val="nil" w:color="auto"/>
+            </w:tcBorders>
           </w:tcPr>
           <w:p>
+            <w:pPr>
+              <w:spacing w:after="40" w:before="40"/>
+            </w:pPr>
             <w:r/>
             <w:r>
               <w:rPr>
@@ -3022,8 +4474,17 @@
         <w:tc>
           <w:tcPr>
             <w:tcW w:type="dxa" w:w="1560"/>
+            <w:tcBorders>
+              <w:left w:sz="0" w:val="nil" w:color="auto"/>
+              <w:right w:sz="0" w:val="nil" w:color="auto"/>
+              <w:top w:sz="0" w:val="nil" w:color="auto"/>
+              <w:bottom w:sz="0" w:val="nil" w:color="auto"/>
+            </w:tcBorders>
           </w:tcPr>
           <w:p>
+            <w:pPr>
+              <w:spacing w:after="40" w:before="40"/>
+            </w:pPr>
             <w:r/>
             <w:r>
               <w:rPr>
@@ -3037,8 +4498,17 @@
         <w:tc>
           <w:tcPr>
             <w:tcW w:type="dxa" w:w="1560"/>
+            <w:tcBorders>
+              <w:left w:sz="0" w:val="nil" w:color="auto"/>
+              <w:right w:sz="0" w:val="nil" w:color="auto"/>
+              <w:top w:sz="0" w:val="nil" w:color="auto"/>
+              <w:bottom w:sz="0" w:val="nil" w:color="auto"/>
+            </w:tcBorders>
           </w:tcPr>
           <w:p>
+            <w:pPr>
+              <w:spacing w:after="40" w:before="40"/>
+            </w:pPr>
             <w:r/>
             <w:r>
               <w:rPr>
@@ -3052,8 +4522,17 @@
         <w:tc>
           <w:tcPr>
             <w:tcW w:type="dxa" w:w="1560"/>
+            <w:tcBorders>
+              <w:left w:sz="0" w:val="nil" w:color="auto"/>
+              <w:right w:sz="0" w:val="nil" w:color="auto"/>
+              <w:top w:sz="0" w:val="nil" w:color="auto"/>
+              <w:bottom w:sz="0" w:val="nil" w:color="auto"/>
+            </w:tcBorders>
           </w:tcPr>
           <w:p>
+            <w:pPr>
+              <w:spacing w:after="40" w:before="40"/>
+            </w:pPr>
             <w:r/>
             <w:r>
               <w:rPr>
@@ -3069,8 +4548,17 @@
         <w:tc>
           <w:tcPr>
             <w:tcW w:type="dxa" w:w="1560"/>
+            <w:tcBorders>
+              <w:left w:sz="0" w:val="nil" w:color="auto"/>
+              <w:right w:sz="0" w:val="nil" w:color="auto"/>
+              <w:top w:sz="0" w:val="nil" w:color="auto"/>
+              <w:bottom w:sz="0" w:val="nil" w:color="auto"/>
+            </w:tcBorders>
           </w:tcPr>
           <w:p>
+            <w:pPr>
+              <w:spacing w:after="40" w:before="40"/>
+            </w:pPr>
             <w:r/>
             <w:r>
               <w:rPr>
@@ -3084,8 +4572,17 @@
         <w:tc>
           <w:tcPr>
             <w:tcW w:type="dxa" w:w="1560"/>
+            <w:tcBorders>
+              <w:left w:sz="0" w:val="nil" w:color="auto"/>
+              <w:right w:sz="0" w:val="nil" w:color="auto"/>
+              <w:top w:sz="0" w:val="nil" w:color="auto"/>
+              <w:bottom w:sz="0" w:val="nil" w:color="auto"/>
+            </w:tcBorders>
           </w:tcPr>
           <w:p>
+            <w:pPr>
+              <w:spacing w:after="40" w:before="40"/>
+            </w:pPr>
             <w:r/>
             <w:r>
               <w:rPr>
@@ -3099,8 +4596,17 @@
         <w:tc>
           <w:tcPr>
             <w:tcW w:type="dxa" w:w="1560"/>
+            <w:tcBorders>
+              <w:left w:sz="0" w:val="nil" w:color="auto"/>
+              <w:right w:sz="0" w:val="nil" w:color="auto"/>
+              <w:top w:sz="0" w:val="nil" w:color="auto"/>
+              <w:bottom w:sz="0" w:val="nil" w:color="auto"/>
+            </w:tcBorders>
           </w:tcPr>
           <w:p>
+            <w:pPr>
+              <w:spacing w:after="40" w:before="40"/>
+            </w:pPr>
             <w:r/>
             <w:r>
               <w:rPr>
@@ -3114,8 +4620,17 @@
         <w:tc>
           <w:tcPr>
             <w:tcW w:type="dxa" w:w="1560"/>
+            <w:tcBorders>
+              <w:left w:sz="0" w:val="nil" w:color="auto"/>
+              <w:right w:sz="0" w:val="nil" w:color="auto"/>
+              <w:top w:sz="0" w:val="nil" w:color="auto"/>
+              <w:bottom w:sz="0" w:val="nil" w:color="auto"/>
+            </w:tcBorders>
           </w:tcPr>
           <w:p>
+            <w:pPr>
+              <w:spacing w:after="40" w:before="40"/>
+            </w:pPr>
             <w:r/>
             <w:r>
               <w:rPr>
@@ -3129,8 +4644,17 @@
         <w:tc>
           <w:tcPr>
             <w:tcW w:type="dxa" w:w="1560"/>
+            <w:tcBorders>
+              <w:left w:sz="0" w:val="nil" w:color="auto"/>
+              <w:right w:sz="0" w:val="nil" w:color="auto"/>
+              <w:top w:sz="0" w:val="nil" w:color="auto"/>
+              <w:bottom w:sz="0" w:val="nil" w:color="auto"/>
+            </w:tcBorders>
           </w:tcPr>
           <w:p>
+            <w:pPr>
+              <w:spacing w:after="40" w:before="40"/>
+            </w:pPr>
             <w:r/>
             <w:r>
               <w:rPr>
@@ -3144,8 +4668,17 @@
         <w:tc>
           <w:tcPr>
             <w:tcW w:type="dxa" w:w="1560"/>
+            <w:tcBorders>
+              <w:left w:sz="0" w:val="nil" w:color="auto"/>
+              <w:right w:sz="0" w:val="nil" w:color="auto"/>
+              <w:top w:sz="0" w:val="nil" w:color="auto"/>
+              <w:bottom w:sz="0" w:val="nil" w:color="auto"/>
+            </w:tcBorders>
           </w:tcPr>
           <w:p>
+            <w:pPr>
+              <w:spacing w:after="40" w:before="40"/>
+            </w:pPr>
             <w:r/>
             <w:r>
               <w:rPr>
@@ -3161,8 +4694,17 @@
         <w:tc>
           <w:tcPr>
             <w:tcW w:type="dxa" w:w="1560"/>
+            <w:tcBorders>
+              <w:left w:sz="0" w:val="nil" w:color="auto"/>
+              <w:right w:sz="0" w:val="nil" w:color="auto"/>
+              <w:top w:sz="0" w:val="nil" w:color="auto"/>
+              <w:bottom w:sz="0" w:val="nil" w:color="auto"/>
+            </w:tcBorders>
           </w:tcPr>
           <w:p>
+            <w:pPr>
+              <w:spacing w:after="40" w:before="40"/>
+            </w:pPr>
             <w:r/>
             <w:r>
               <w:rPr>
@@ -3176,8 +4718,17 @@
         <w:tc>
           <w:tcPr>
             <w:tcW w:type="dxa" w:w="1560"/>
+            <w:tcBorders>
+              <w:left w:sz="0" w:val="nil" w:color="auto"/>
+              <w:right w:sz="0" w:val="nil" w:color="auto"/>
+              <w:top w:sz="0" w:val="nil" w:color="auto"/>
+              <w:bottom w:sz="0" w:val="nil" w:color="auto"/>
+            </w:tcBorders>
           </w:tcPr>
           <w:p>
+            <w:pPr>
+              <w:spacing w:after="40" w:before="40"/>
+            </w:pPr>
             <w:r/>
             <w:r>
               <w:rPr>
@@ -3191,8 +4742,17 @@
         <w:tc>
           <w:tcPr>
             <w:tcW w:type="dxa" w:w="1560"/>
+            <w:tcBorders>
+              <w:left w:sz="0" w:val="nil" w:color="auto"/>
+              <w:right w:sz="0" w:val="nil" w:color="auto"/>
+              <w:top w:sz="0" w:val="nil" w:color="auto"/>
+              <w:bottom w:sz="0" w:val="nil" w:color="auto"/>
+            </w:tcBorders>
           </w:tcPr>
           <w:p>
+            <w:pPr>
+              <w:spacing w:after="40" w:before="40"/>
+            </w:pPr>
             <w:r/>
             <w:r>
               <w:rPr>
@@ -3206,8 +4766,17 @@
         <w:tc>
           <w:tcPr>
             <w:tcW w:type="dxa" w:w="1560"/>
+            <w:tcBorders>
+              <w:left w:sz="0" w:val="nil" w:color="auto"/>
+              <w:right w:sz="0" w:val="nil" w:color="auto"/>
+              <w:top w:sz="0" w:val="nil" w:color="auto"/>
+              <w:bottom w:sz="0" w:val="nil" w:color="auto"/>
+            </w:tcBorders>
           </w:tcPr>
           <w:p>
+            <w:pPr>
+              <w:spacing w:after="40" w:before="40"/>
+            </w:pPr>
             <w:r/>
             <w:r>
               <w:rPr>
@@ -3221,8 +4790,17 @@
         <w:tc>
           <w:tcPr>
             <w:tcW w:type="dxa" w:w="1560"/>
+            <w:tcBorders>
+              <w:left w:sz="0" w:val="nil" w:color="auto"/>
+              <w:right w:sz="0" w:val="nil" w:color="auto"/>
+              <w:top w:sz="0" w:val="nil" w:color="auto"/>
+              <w:bottom w:sz="0" w:val="nil" w:color="auto"/>
+            </w:tcBorders>
           </w:tcPr>
           <w:p>
+            <w:pPr>
+              <w:spacing w:after="40" w:before="40"/>
+            </w:pPr>
             <w:r/>
             <w:r>
               <w:rPr>
@@ -3236,8 +4814,17 @@
         <w:tc>
           <w:tcPr>
             <w:tcW w:type="dxa" w:w="1560"/>
+            <w:tcBorders>
+              <w:left w:sz="0" w:val="nil" w:color="auto"/>
+              <w:right w:sz="0" w:val="nil" w:color="auto"/>
+              <w:top w:sz="0" w:val="nil" w:color="auto"/>
+              <w:bottom w:sz="0" w:val="nil" w:color="auto"/>
+            </w:tcBorders>
           </w:tcPr>
           <w:p>
+            <w:pPr>
+              <w:spacing w:after="40" w:before="40"/>
+            </w:pPr>
             <w:r/>
             <w:r>
               <w:rPr>
@@ -3253,8 +4840,17 @@
         <w:tc>
           <w:tcPr>
             <w:tcW w:type="dxa" w:w="1560"/>
+            <w:tcBorders>
+              <w:left w:sz="0" w:val="nil" w:color="auto"/>
+              <w:right w:sz="0" w:val="nil" w:color="auto"/>
+              <w:top w:sz="0" w:val="nil" w:color="auto"/>
+              <w:bottom w:sz="0" w:val="nil" w:color="auto"/>
+            </w:tcBorders>
           </w:tcPr>
           <w:p>
+            <w:pPr>
+              <w:spacing w:after="40" w:before="40"/>
+            </w:pPr>
             <w:r/>
             <w:r>
               <w:rPr>
@@ -3268,8 +4864,17 @@
         <w:tc>
           <w:tcPr>
             <w:tcW w:type="dxa" w:w="1560"/>
+            <w:tcBorders>
+              <w:left w:sz="0" w:val="nil" w:color="auto"/>
+              <w:right w:sz="0" w:val="nil" w:color="auto"/>
+              <w:top w:sz="0" w:val="nil" w:color="auto"/>
+              <w:bottom w:sz="0" w:val="nil" w:color="auto"/>
+            </w:tcBorders>
           </w:tcPr>
           <w:p>
+            <w:pPr>
+              <w:spacing w:after="40" w:before="40"/>
+            </w:pPr>
             <w:r/>
             <w:r>
               <w:rPr>
@@ -3283,8 +4888,17 @@
         <w:tc>
           <w:tcPr>
             <w:tcW w:type="dxa" w:w="1560"/>
+            <w:tcBorders>
+              <w:left w:sz="0" w:val="nil" w:color="auto"/>
+              <w:right w:sz="0" w:val="nil" w:color="auto"/>
+              <w:top w:sz="0" w:val="nil" w:color="auto"/>
+              <w:bottom w:sz="0" w:val="nil" w:color="auto"/>
+            </w:tcBorders>
           </w:tcPr>
           <w:p>
+            <w:pPr>
+              <w:spacing w:after="40" w:before="40"/>
+            </w:pPr>
             <w:r/>
             <w:r>
               <w:rPr>
@@ -3298,8 +4912,17 @@
         <w:tc>
           <w:tcPr>
             <w:tcW w:type="dxa" w:w="1560"/>
+            <w:tcBorders>
+              <w:left w:sz="0" w:val="nil" w:color="auto"/>
+              <w:right w:sz="0" w:val="nil" w:color="auto"/>
+              <w:top w:sz="0" w:val="nil" w:color="auto"/>
+              <w:bottom w:sz="0" w:val="nil" w:color="auto"/>
+            </w:tcBorders>
           </w:tcPr>
           <w:p>
+            <w:pPr>
+              <w:spacing w:after="40" w:before="40"/>
+            </w:pPr>
             <w:r/>
             <w:r>
               <w:rPr>
@@ -3313,8 +4936,17 @@
         <w:tc>
           <w:tcPr>
             <w:tcW w:type="dxa" w:w="1560"/>
+            <w:tcBorders>
+              <w:left w:sz="0" w:val="nil" w:color="auto"/>
+              <w:right w:sz="0" w:val="nil" w:color="auto"/>
+              <w:top w:sz="0" w:val="nil" w:color="auto"/>
+              <w:bottom w:sz="0" w:val="nil" w:color="auto"/>
+            </w:tcBorders>
           </w:tcPr>
           <w:p>
+            <w:pPr>
+              <w:spacing w:after="40" w:before="40"/>
+            </w:pPr>
             <w:r/>
             <w:r>
               <w:rPr>
@@ -3328,8 +4960,17 @@
         <w:tc>
           <w:tcPr>
             <w:tcW w:type="dxa" w:w="1560"/>
+            <w:tcBorders>
+              <w:left w:sz="0" w:val="nil" w:color="auto"/>
+              <w:right w:sz="0" w:val="nil" w:color="auto"/>
+              <w:top w:sz="0" w:val="nil" w:color="auto"/>
+              <w:bottom w:sz="0" w:val="nil" w:color="auto"/>
+            </w:tcBorders>
           </w:tcPr>
           <w:p>
+            <w:pPr>
+              <w:spacing w:after="40" w:before="40"/>
+            </w:pPr>
             <w:r/>
             <w:r>
               <w:rPr>
@@ -3345,8 +4986,17 @@
         <w:tc>
           <w:tcPr>
             <w:tcW w:type="dxa" w:w="1560"/>
+            <w:tcBorders>
+              <w:left w:sz="0" w:val="nil" w:color="auto"/>
+              <w:right w:sz="0" w:val="nil" w:color="auto"/>
+              <w:top w:sz="0" w:val="nil" w:color="auto"/>
+              <w:bottom w:sz="0" w:val="nil" w:color="auto"/>
+            </w:tcBorders>
           </w:tcPr>
           <w:p>
+            <w:pPr>
+              <w:spacing w:after="40" w:before="40"/>
+            </w:pPr>
             <w:r/>
             <w:r>
               <w:rPr>
@@ -3360,8 +5010,17 @@
         <w:tc>
           <w:tcPr>
             <w:tcW w:type="dxa" w:w="1560"/>
+            <w:tcBorders>
+              <w:left w:sz="0" w:val="nil" w:color="auto"/>
+              <w:right w:sz="0" w:val="nil" w:color="auto"/>
+              <w:top w:sz="0" w:val="nil" w:color="auto"/>
+              <w:bottom w:sz="0" w:val="nil" w:color="auto"/>
+            </w:tcBorders>
           </w:tcPr>
           <w:p>
+            <w:pPr>
+              <w:spacing w:after="40" w:before="40"/>
+            </w:pPr>
             <w:r/>
             <w:r>
               <w:rPr>
@@ -3375,8 +5034,17 @@
         <w:tc>
           <w:tcPr>
             <w:tcW w:type="dxa" w:w="1560"/>
+            <w:tcBorders>
+              <w:left w:sz="0" w:val="nil" w:color="auto"/>
+              <w:right w:sz="0" w:val="nil" w:color="auto"/>
+              <w:top w:sz="0" w:val="nil" w:color="auto"/>
+              <w:bottom w:sz="0" w:val="nil" w:color="auto"/>
+            </w:tcBorders>
           </w:tcPr>
           <w:p>
+            <w:pPr>
+              <w:spacing w:after="40" w:before="40"/>
+            </w:pPr>
             <w:r/>
             <w:r>
               <w:rPr>
@@ -3390,8 +5058,17 @@
         <w:tc>
           <w:tcPr>
             <w:tcW w:type="dxa" w:w="1560"/>
+            <w:tcBorders>
+              <w:left w:sz="0" w:val="nil" w:color="auto"/>
+              <w:right w:sz="0" w:val="nil" w:color="auto"/>
+              <w:top w:sz="0" w:val="nil" w:color="auto"/>
+              <w:bottom w:sz="0" w:val="nil" w:color="auto"/>
+            </w:tcBorders>
           </w:tcPr>
           <w:p>
+            <w:pPr>
+              <w:spacing w:after="40" w:before="40"/>
+            </w:pPr>
             <w:r/>
             <w:r>
               <w:rPr>
@@ -3405,8 +5082,17 @@
         <w:tc>
           <w:tcPr>
             <w:tcW w:type="dxa" w:w="1560"/>
+            <w:tcBorders>
+              <w:left w:sz="0" w:val="nil" w:color="auto"/>
+              <w:right w:sz="0" w:val="nil" w:color="auto"/>
+              <w:top w:sz="0" w:val="nil" w:color="auto"/>
+              <w:bottom w:sz="0" w:val="nil" w:color="auto"/>
+            </w:tcBorders>
           </w:tcPr>
           <w:p>
+            <w:pPr>
+              <w:spacing w:after="40" w:before="40"/>
+            </w:pPr>
             <w:r/>
             <w:r>
               <w:rPr>
@@ -3420,8 +5106,17 @@
         <w:tc>
           <w:tcPr>
             <w:tcW w:type="dxa" w:w="1560"/>
+            <w:tcBorders>
+              <w:left w:sz="0" w:val="nil" w:color="auto"/>
+              <w:right w:sz="0" w:val="nil" w:color="auto"/>
+              <w:top w:sz="0" w:val="nil" w:color="auto"/>
+              <w:bottom w:sz="0" w:val="nil" w:color="auto"/>
+            </w:tcBorders>
           </w:tcPr>
           <w:p>
+            <w:pPr>
+              <w:spacing w:after="40" w:before="40"/>
+            </w:pPr>
             <w:r/>
             <w:r>
               <w:rPr>
@@ -3437,8 +5132,17 @@
         <w:tc>
           <w:tcPr>
             <w:tcW w:type="dxa" w:w="1560"/>
+            <w:tcBorders>
+              <w:left w:sz="0" w:val="nil" w:color="auto"/>
+              <w:right w:sz="0" w:val="nil" w:color="auto"/>
+              <w:top w:sz="0" w:val="nil" w:color="auto"/>
+              <w:bottom w:sz="0" w:val="nil" w:color="auto"/>
+            </w:tcBorders>
           </w:tcPr>
           <w:p>
+            <w:pPr>
+              <w:spacing w:after="40" w:before="40"/>
+            </w:pPr>
             <w:r/>
             <w:r>
               <w:rPr>
@@ -3452,8 +5156,17 @@
         <w:tc>
           <w:tcPr>
             <w:tcW w:type="dxa" w:w="1560"/>
+            <w:tcBorders>
+              <w:left w:sz="0" w:val="nil" w:color="auto"/>
+              <w:right w:sz="0" w:val="nil" w:color="auto"/>
+              <w:top w:sz="0" w:val="nil" w:color="auto"/>
+              <w:bottom w:sz="0" w:val="nil" w:color="auto"/>
+            </w:tcBorders>
           </w:tcPr>
           <w:p>
+            <w:pPr>
+              <w:spacing w:after="40" w:before="40"/>
+            </w:pPr>
             <w:r/>
             <w:r>
               <w:rPr>
@@ -3467,8 +5180,17 @@
         <w:tc>
           <w:tcPr>
             <w:tcW w:type="dxa" w:w="1560"/>
+            <w:tcBorders>
+              <w:left w:sz="0" w:val="nil" w:color="auto"/>
+              <w:right w:sz="0" w:val="nil" w:color="auto"/>
+              <w:top w:sz="0" w:val="nil" w:color="auto"/>
+              <w:bottom w:sz="0" w:val="nil" w:color="auto"/>
+            </w:tcBorders>
           </w:tcPr>
           <w:p>
+            <w:pPr>
+              <w:spacing w:after="40" w:before="40"/>
+            </w:pPr>
             <w:r/>
             <w:r>
               <w:rPr>
@@ -3482,8 +5204,17 @@
         <w:tc>
           <w:tcPr>
             <w:tcW w:type="dxa" w:w="1560"/>
+            <w:tcBorders>
+              <w:left w:sz="0" w:val="nil" w:color="auto"/>
+              <w:right w:sz="0" w:val="nil" w:color="auto"/>
+              <w:top w:sz="0" w:val="nil" w:color="auto"/>
+              <w:bottom w:sz="0" w:val="nil" w:color="auto"/>
+            </w:tcBorders>
           </w:tcPr>
           <w:p>
+            <w:pPr>
+              <w:spacing w:after="40" w:before="40"/>
+            </w:pPr>
             <w:r/>
             <w:r>
               <w:rPr>
@@ -3497,8 +5228,17 @@
         <w:tc>
           <w:tcPr>
             <w:tcW w:type="dxa" w:w="1560"/>
+            <w:tcBorders>
+              <w:left w:sz="0" w:val="nil" w:color="auto"/>
+              <w:right w:sz="0" w:val="nil" w:color="auto"/>
+              <w:top w:sz="0" w:val="nil" w:color="auto"/>
+              <w:bottom w:sz="0" w:val="nil" w:color="auto"/>
+            </w:tcBorders>
           </w:tcPr>
           <w:p>
+            <w:pPr>
+              <w:spacing w:after="40" w:before="40"/>
+            </w:pPr>
             <w:r/>
             <w:r>
               <w:rPr>
@@ -3512,8 +5252,17 @@
         <w:tc>
           <w:tcPr>
             <w:tcW w:type="dxa" w:w="1560"/>
+            <w:tcBorders>
+              <w:left w:sz="0" w:val="nil" w:color="auto"/>
+              <w:right w:sz="0" w:val="nil" w:color="auto"/>
+              <w:top w:sz="0" w:val="nil" w:color="auto"/>
+              <w:bottom w:sz="0" w:val="nil" w:color="auto"/>
+            </w:tcBorders>
           </w:tcPr>
           <w:p>
+            <w:pPr>
+              <w:spacing w:after="40" w:before="40"/>
+            </w:pPr>
             <w:r/>
             <w:r>
               <w:rPr>
@@ -3529,8 +5278,17 @@
         <w:tc>
           <w:tcPr>
             <w:tcW w:type="dxa" w:w="1560"/>
+            <w:tcBorders>
+              <w:left w:sz="0" w:val="nil" w:color="auto"/>
+              <w:right w:sz="0" w:val="nil" w:color="auto"/>
+              <w:top w:sz="0" w:val="nil" w:color="auto"/>
+              <w:bottom w:sz="0" w:val="nil" w:color="auto"/>
+            </w:tcBorders>
           </w:tcPr>
           <w:p>
+            <w:pPr>
+              <w:spacing w:after="40" w:before="40"/>
+            </w:pPr>
             <w:r/>
             <w:r>
               <w:rPr>
@@ -3544,8 +5302,17 @@
         <w:tc>
           <w:tcPr>
             <w:tcW w:type="dxa" w:w="1560"/>
+            <w:tcBorders>
+              <w:left w:sz="0" w:val="nil" w:color="auto"/>
+              <w:right w:sz="0" w:val="nil" w:color="auto"/>
+              <w:top w:sz="0" w:val="nil" w:color="auto"/>
+              <w:bottom w:sz="0" w:val="nil" w:color="auto"/>
+            </w:tcBorders>
           </w:tcPr>
           <w:p>
+            <w:pPr>
+              <w:spacing w:after="40" w:before="40"/>
+            </w:pPr>
             <w:r/>
             <w:r>
               <w:rPr>
@@ -3559,8 +5326,17 @@
         <w:tc>
           <w:tcPr>
             <w:tcW w:type="dxa" w:w="1560"/>
+            <w:tcBorders>
+              <w:left w:sz="0" w:val="nil" w:color="auto"/>
+              <w:right w:sz="0" w:val="nil" w:color="auto"/>
+              <w:top w:sz="0" w:val="nil" w:color="auto"/>
+              <w:bottom w:sz="0" w:val="nil" w:color="auto"/>
+            </w:tcBorders>
           </w:tcPr>
           <w:p>
+            <w:pPr>
+              <w:spacing w:after="40" w:before="40"/>
+            </w:pPr>
             <w:r/>
             <w:r>
               <w:rPr>
@@ -3574,8 +5350,17 @@
         <w:tc>
           <w:tcPr>
             <w:tcW w:type="dxa" w:w="1560"/>
+            <w:tcBorders>
+              <w:left w:sz="0" w:val="nil" w:color="auto"/>
+              <w:right w:sz="0" w:val="nil" w:color="auto"/>
+              <w:top w:sz="0" w:val="nil" w:color="auto"/>
+              <w:bottom w:sz="0" w:val="nil" w:color="auto"/>
+            </w:tcBorders>
           </w:tcPr>
           <w:p>
+            <w:pPr>
+              <w:spacing w:after="40" w:before="40"/>
+            </w:pPr>
             <w:r/>
             <w:r>
               <w:rPr>
@@ -3589,8 +5374,17 @@
         <w:tc>
           <w:tcPr>
             <w:tcW w:type="dxa" w:w="1560"/>
+            <w:tcBorders>
+              <w:left w:sz="0" w:val="nil" w:color="auto"/>
+              <w:right w:sz="0" w:val="nil" w:color="auto"/>
+              <w:top w:sz="0" w:val="nil" w:color="auto"/>
+              <w:bottom w:sz="0" w:val="nil" w:color="auto"/>
+            </w:tcBorders>
           </w:tcPr>
           <w:p>
+            <w:pPr>
+              <w:spacing w:after="40" w:before="40"/>
+            </w:pPr>
             <w:r/>
             <w:r>
               <w:rPr>
@@ -3604,8 +5398,17 @@
         <w:tc>
           <w:tcPr>
             <w:tcW w:type="dxa" w:w="1560"/>
+            <w:tcBorders>
+              <w:left w:sz="0" w:val="nil" w:color="auto"/>
+              <w:right w:sz="0" w:val="nil" w:color="auto"/>
+              <w:top w:sz="0" w:val="nil" w:color="auto"/>
+              <w:bottom w:sz="0" w:val="nil" w:color="auto"/>
+            </w:tcBorders>
           </w:tcPr>
           <w:p>
+            <w:pPr>
+              <w:spacing w:after="40" w:before="40"/>
+            </w:pPr>
             <w:r/>
             <w:r>
               <w:rPr>
@@ -3621,8 +5424,17 @@
         <w:tc>
           <w:tcPr>
             <w:tcW w:type="dxa" w:w="1560"/>
+            <w:tcBorders>
+              <w:left w:sz="0" w:val="nil" w:color="auto"/>
+              <w:right w:sz="0" w:val="nil" w:color="auto"/>
+              <w:top w:sz="0" w:val="nil" w:color="auto"/>
+              <w:bottom w:sz="0" w:val="nil" w:color="auto"/>
+            </w:tcBorders>
           </w:tcPr>
           <w:p>
+            <w:pPr>
+              <w:spacing w:after="40" w:before="40"/>
+            </w:pPr>
             <w:r/>
             <w:r>
               <w:rPr>
@@ -3636,8 +5448,17 @@
         <w:tc>
           <w:tcPr>
             <w:tcW w:type="dxa" w:w="1560"/>
+            <w:tcBorders>
+              <w:left w:sz="0" w:val="nil" w:color="auto"/>
+              <w:right w:sz="0" w:val="nil" w:color="auto"/>
+              <w:top w:sz="0" w:val="nil" w:color="auto"/>
+              <w:bottom w:sz="0" w:val="nil" w:color="auto"/>
+            </w:tcBorders>
           </w:tcPr>
           <w:p>
+            <w:pPr>
+              <w:spacing w:after="40" w:before="40"/>
+            </w:pPr>
             <w:r/>
             <w:r>
               <w:rPr>
@@ -3651,8 +5472,17 @@
         <w:tc>
           <w:tcPr>
             <w:tcW w:type="dxa" w:w="1560"/>
+            <w:tcBorders>
+              <w:left w:sz="0" w:val="nil" w:color="auto"/>
+              <w:right w:sz="0" w:val="nil" w:color="auto"/>
+              <w:top w:sz="0" w:val="nil" w:color="auto"/>
+              <w:bottom w:sz="0" w:val="nil" w:color="auto"/>
+            </w:tcBorders>
           </w:tcPr>
           <w:p>
+            <w:pPr>
+              <w:spacing w:after="40" w:before="40"/>
+            </w:pPr>
             <w:r/>
             <w:r>
               <w:rPr>
@@ -3666,8 +5496,17 @@
         <w:tc>
           <w:tcPr>
             <w:tcW w:type="dxa" w:w="1560"/>
+            <w:tcBorders>
+              <w:left w:sz="0" w:val="nil" w:color="auto"/>
+              <w:right w:sz="0" w:val="nil" w:color="auto"/>
+              <w:top w:sz="0" w:val="nil" w:color="auto"/>
+              <w:bottom w:sz="0" w:val="nil" w:color="auto"/>
+            </w:tcBorders>
           </w:tcPr>
           <w:p>
+            <w:pPr>
+              <w:spacing w:after="40" w:before="40"/>
+            </w:pPr>
             <w:r/>
             <w:r>
               <w:rPr>
@@ -3681,8 +5520,17 @@
         <w:tc>
           <w:tcPr>
             <w:tcW w:type="dxa" w:w="1560"/>
+            <w:tcBorders>
+              <w:left w:sz="0" w:val="nil" w:color="auto"/>
+              <w:right w:sz="0" w:val="nil" w:color="auto"/>
+              <w:top w:sz="0" w:val="nil" w:color="auto"/>
+              <w:bottom w:sz="0" w:val="nil" w:color="auto"/>
+            </w:tcBorders>
           </w:tcPr>
           <w:p>
+            <w:pPr>
+              <w:spacing w:after="40" w:before="40"/>
+            </w:pPr>
             <w:r/>
             <w:r>
               <w:rPr>
@@ -3696,8 +5544,17 @@
         <w:tc>
           <w:tcPr>
             <w:tcW w:type="dxa" w:w="1560"/>
+            <w:tcBorders>
+              <w:left w:sz="0" w:val="nil" w:color="auto"/>
+              <w:right w:sz="0" w:val="nil" w:color="auto"/>
+              <w:top w:sz="0" w:val="nil" w:color="auto"/>
+              <w:bottom w:sz="0" w:val="nil" w:color="auto"/>
+            </w:tcBorders>
           </w:tcPr>
           <w:p>
+            <w:pPr>
+              <w:spacing w:after="40" w:before="40"/>
+            </w:pPr>
             <w:r/>
             <w:r>
               <w:rPr>
@@ -3713,8 +5570,17 @@
         <w:tc>
           <w:tcPr>
             <w:tcW w:type="dxa" w:w="1560"/>
+            <w:tcBorders>
+              <w:left w:sz="0" w:val="nil" w:color="auto"/>
+              <w:right w:sz="0" w:val="nil" w:color="auto"/>
+              <w:top w:sz="0" w:val="nil" w:color="auto"/>
+              <w:bottom w:sz="0" w:val="nil" w:color="auto"/>
+            </w:tcBorders>
           </w:tcPr>
           <w:p>
+            <w:pPr>
+              <w:spacing w:after="40" w:before="40"/>
+            </w:pPr>
             <w:r/>
             <w:r>
               <w:rPr>
@@ -3728,8 +5594,17 @@
         <w:tc>
           <w:tcPr>
             <w:tcW w:type="dxa" w:w="1560"/>
+            <w:tcBorders>
+              <w:left w:sz="0" w:val="nil" w:color="auto"/>
+              <w:right w:sz="0" w:val="nil" w:color="auto"/>
+              <w:top w:sz="0" w:val="nil" w:color="auto"/>
+              <w:bottom w:sz="0" w:val="nil" w:color="auto"/>
+            </w:tcBorders>
           </w:tcPr>
           <w:p>
+            <w:pPr>
+              <w:spacing w:after="40" w:before="40"/>
+            </w:pPr>
             <w:r/>
             <w:r>
               <w:rPr>
@@ -3743,8 +5618,17 @@
         <w:tc>
           <w:tcPr>
             <w:tcW w:type="dxa" w:w="1560"/>
+            <w:tcBorders>
+              <w:left w:sz="0" w:val="nil" w:color="auto"/>
+              <w:right w:sz="0" w:val="nil" w:color="auto"/>
+              <w:top w:sz="0" w:val="nil" w:color="auto"/>
+              <w:bottom w:sz="0" w:val="nil" w:color="auto"/>
+            </w:tcBorders>
           </w:tcPr>
           <w:p>
+            <w:pPr>
+              <w:spacing w:after="40" w:before="40"/>
+            </w:pPr>
             <w:r/>
             <w:r>
               <w:rPr>
@@ -3758,8 +5642,17 @@
         <w:tc>
           <w:tcPr>
             <w:tcW w:type="dxa" w:w="1560"/>
+            <w:tcBorders>
+              <w:left w:sz="0" w:val="nil" w:color="auto"/>
+              <w:right w:sz="0" w:val="nil" w:color="auto"/>
+              <w:top w:sz="0" w:val="nil" w:color="auto"/>
+              <w:bottom w:sz="0" w:val="nil" w:color="auto"/>
+            </w:tcBorders>
           </w:tcPr>
           <w:p>
+            <w:pPr>
+              <w:spacing w:after="40" w:before="40"/>
+            </w:pPr>
             <w:r/>
             <w:r>
               <w:rPr>
@@ -3773,8 +5666,17 @@
         <w:tc>
           <w:tcPr>
             <w:tcW w:type="dxa" w:w="1560"/>
+            <w:tcBorders>
+              <w:left w:sz="0" w:val="nil" w:color="auto"/>
+              <w:right w:sz="0" w:val="nil" w:color="auto"/>
+              <w:top w:sz="0" w:val="nil" w:color="auto"/>
+              <w:bottom w:sz="0" w:val="nil" w:color="auto"/>
+            </w:tcBorders>
           </w:tcPr>
           <w:p>
+            <w:pPr>
+              <w:spacing w:after="40" w:before="40"/>
+            </w:pPr>
             <w:r/>
             <w:r>
               <w:rPr>
@@ -3788,8 +5690,17 @@
         <w:tc>
           <w:tcPr>
             <w:tcW w:type="dxa" w:w="1560"/>
+            <w:tcBorders>
+              <w:left w:sz="0" w:val="nil" w:color="auto"/>
+              <w:right w:sz="0" w:val="nil" w:color="auto"/>
+              <w:top w:sz="0" w:val="nil" w:color="auto"/>
+              <w:bottom w:sz="0" w:val="nil" w:color="auto"/>
+            </w:tcBorders>
           </w:tcPr>
           <w:p>
+            <w:pPr>
+              <w:spacing w:after="40" w:before="40"/>
+            </w:pPr>
             <w:r/>
             <w:r>
               <w:rPr>
@@ -3805,8 +5716,17 @@
         <w:tc>
           <w:tcPr>
             <w:tcW w:type="dxa" w:w="1560"/>
+            <w:tcBorders>
+              <w:left w:sz="0" w:val="nil" w:color="auto"/>
+              <w:right w:sz="0" w:val="nil" w:color="auto"/>
+              <w:top w:sz="0" w:val="nil" w:color="auto"/>
+              <w:bottom w:sz="0" w:val="nil" w:color="auto"/>
+            </w:tcBorders>
           </w:tcPr>
           <w:p>
+            <w:pPr>
+              <w:spacing w:after="40" w:before="40"/>
+            </w:pPr>
             <w:r/>
             <w:r>
               <w:rPr>
@@ -3820,8 +5740,17 @@
         <w:tc>
           <w:tcPr>
             <w:tcW w:type="dxa" w:w="1560"/>
+            <w:tcBorders>
+              <w:left w:sz="0" w:val="nil" w:color="auto"/>
+              <w:right w:sz="0" w:val="nil" w:color="auto"/>
+              <w:top w:sz="0" w:val="nil" w:color="auto"/>
+              <w:bottom w:sz="0" w:val="nil" w:color="auto"/>
+            </w:tcBorders>
           </w:tcPr>
           <w:p>
+            <w:pPr>
+              <w:spacing w:after="40" w:before="40"/>
+            </w:pPr>
             <w:r/>
             <w:r>
               <w:rPr>
@@ -3835,8 +5764,17 @@
         <w:tc>
           <w:tcPr>
             <w:tcW w:type="dxa" w:w="1560"/>
+            <w:tcBorders>
+              <w:left w:sz="0" w:val="nil" w:color="auto"/>
+              <w:right w:sz="0" w:val="nil" w:color="auto"/>
+              <w:top w:sz="0" w:val="nil" w:color="auto"/>
+              <w:bottom w:sz="0" w:val="nil" w:color="auto"/>
+            </w:tcBorders>
           </w:tcPr>
           <w:p>
+            <w:pPr>
+              <w:spacing w:after="40" w:before="40"/>
+            </w:pPr>
             <w:r/>
             <w:r>
               <w:rPr>
@@ -3850,8 +5788,17 @@
         <w:tc>
           <w:tcPr>
             <w:tcW w:type="dxa" w:w="1560"/>
+            <w:tcBorders>
+              <w:left w:sz="0" w:val="nil" w:color="auto"/>
+              <w:right w:sz="0" w:val="nil" w:color="auto"/>
+              <w:top w:sz="0" w:val="nil" w:color="auto"/>
+              <w:bottom w:sz="0" w:val="nil" w:color="auto"/>
+            </w:tcBorders>
           </w:tcPr>
           <w:p>
+            <w:pPr>
+              <w:spacing w:after="40" w:before="40"/>
+            </w:pPr>
             <w:r/>
             <w:r>
               <w:rPr>
@@ -3865,8 +5812,17 @@
         <w:tc>
           <w:tcPr>
             <w:tcW w:type="dxa" w:w="1560"/>
+            <w:tcBorders>
+              <w:left w:sz="0" w:val="nil" w:color="auto"/>
+              <w:right w:sz="0" w:val="nil" w:color="auto"/>
+              <w:top w:sz="0" w:val="nil" w:color="auto"/>
+              <w:bottom w:sz="0" w:val="nil" w:color="auto"/>
+            </w:tcBorders>
           </w:tcPr>
           <w:p>
+            <w:pPr>
+              <w:spacing w:after="40" w:before="40"/>
+            </w:pPr>
             <w:r/>
             <w:r>
               <w:rPr>
@@ -3880,8 +5836,17 @@
         <w:tc>
           <w:tcPr>
             <w:tcW w:type="dxa" w:w="1560"/>
+            <w:tcBorders>
+              <w:left w:sz="0" w:val="nil" w:color="auto"/>
+              <w:right w:sz="0" w:val="nil" w:color="auto"/>
+              <w:top w:sz="0" w:val="nil" w:color="auto"/>
+              <w:bottom w:sz="0" w:val="nil" w:color="auto"/>
+            </w:tcBorders>
           </w:tcPr>
           <w:p>
+            <w:pPr>
+              <w:spacing w:after="40" w:before="40"/>
+            </w:pPr>
             <w:r/>
             <w:r>
               <w:rPr>
@@ -3897,8 +5862,17 @@
         <w:tc>
           <w:tcPr>
             <w:tcW w:type="dxa" w:w="1560"/>
+            <w:tcBorders>
+              <w:left w:sz="0" w:val="nil" w:color="auto"/>
+              <w:right w:sz="0" w:val="nil" w:color="auto"/>
+              <w:top w:sz="0" w:val="nil" w:color="auto"/>
+              <w:bottom w:sz="0" w:val="nil" w:color="auto"/>
+            </w:tcBorders>
           </w:tcPr>
           <w:p>
+            <w:pPr>
+              <w:spacing w:after="40" w:before="40"/>
+            </w:pPr>
             <w:r/>
             <w:r>
               <w:rPr>
@@ -3912,8 +5886,17 @@
         <w:tc>
           <w:tcPr>
             <w:tcW w:type="dxa" w:w="1560"/>
+            <w:tcBorders>
+              <w:left w:sz="0" w:val="nil" w:color="auto"/>
+              <w:right w:sz="0" w:val="nil" w:color="auto"/>
+              <w:top w:sz="0" w:val="nil" w:color="auto"/>
+              <w:bottom w:sz="0" w:val="nil" w:color="auto"/>
+            </w:tcBorders>
           </w:tcPr>
           <w:p>
+            <w:pPr>
+              <w:spacing w:after="40" w:before="40"/>
+            </w:pPr>
             <w:r/>
             <w:r>
               <w:rPr>
@@ -3927,8 +5910,17 @@
         <w:tc>
           <w:tcPr>
             <w:tcW w:type="dxa" w:w="1560"/>
+            <w:tcBorders>
+              <w:left w:sz="0" w:val="nil" w:color="auto"/>
+              <w:right w:sz="0" w:val="nil" w:color="auto"/>
+              <w:top w:sz="0" w:val="nil" w:color="auto"/>
+              <w:bottom w:sz="0" w:val="nil" w:color="auto"/>
+            </w:tcBorders>
           </w:tcPr>
           <w:p>
+            <w:pPr>
+              <w:spacing w:after="40" w:before="40"/>
+            </w:pPr>
             <w:r/>
             <w:r>
               <w:rPr>
@@ -3942,8 +5934,17 @@
         <w:tc>
           <w:tcPr>
             <w:tcW w:type="dxa" w:w="1560"/>
+            <w:tcBorders>
+              <w:left w:sz="0" w:val="nil" w:color="auto"/>
+              <w:right w:sz="0" w:val="nil" w:color="auto"/>
+              <w:top w:sz="0" w:val="nil" w:color="auto"/>
+              <w:bottom w:sz="0" w:val="nil" w:color="auto"/>
+            </w:tcBorders>
           </w:tcPr>
           <w:p>
+            <w:pPr>
+              <w:spacing w:after="40" w:before="40"/>
+            </w:pPr>
             <w:r/>
             <w:r>
               <w:rPr>
@@ -3957,8 +5958,17 @@
         <w:tc>
           <w:tcPr>
             <w:tcW w:type="dxa" w:w="1560"/>
+            <w:tcBorders>
+              <w:left w:sz="0" w:val="nil" w:color="auto"/>
+              <w:right w:sz="0" w:val="nil" w:color="auto"/>
+              <w:top w:sz="0" w:val="nil" w:color="auto"/>
+              <w:bottom w:sz="0" w:val="nil" w:color="auto"/>
+            </w:tcBorders>
           </w:tcPr>
           <w:p>
+            <w:pPr>
+              <w:spacing w:after="40" w:before="40"/>
+            </w:pPr>
             <w:r/>
             <w:r>
               <w:rPr>
@@ -3972,8 +5982,17 @@
         <w:tc>
           <w:tcPr>
             <w:tcW w:type="dxa" w:w="1560"/>
+            <w:tcBorders>
+              <w:left w:sz="0" w:val="nil" w:color="auto"/>
+              <w:right w:sz="0" w:val="nil" w:color="auto"/>
+              <w:top w:sz="0" w:val="nil" w:color="auto"/>
+              <w:bottom w:sz="0" w:val="nil" w:color="auto"/>
+            </w:tcBorders>
           </w:tcPr>
           <w:p>
+            <w:pPr>
+              <w:spacing w:after="40" w:before="40"/>
+            </w:pPr>
             <w:r/>
             <w:r>
               <w:rPr>
@@ -3989,8 +6008,17 @@
         <w:tc>
           <w:tcPr>
             <w:tcW w:type="dxa" w:w="1560"/>
+            <w:tcBorders>
+              <w:left w:sz="0" w:val="nil" w:color="auto"/>
+              <w:right w:sz="0" w:val="nil" w:color="auto"/>
+              <w:top w:sz="0" w:val="nil" w:color="auto"/>
+              <w:bottom w:sz="12" w:val="single" w:color="000000"/>
+            </w:tcBorders>
           </w:tcPr>
           <w:p>
+            <w:pPr>
+              <w:spacing w:after="40" w:before="40"/>
+            </w:pPr>
             <w:r/>
             <w:r>
               <w:rPr>
@@ -4004,8 +6032,17 @@
         <w:tc>
           <w:tcPr>
             <w:tcW w:type="dxa" w:w="1560"/>
+            <w:tcBorders>
+              <w:left w:sz="0" w:val="nil" w:color="auto"/>
+              <w:right w:sz="0" w:val="nil" w:color="auto"/>
+              <w:top w:sz="0" w:val="nil" w:color="auto"/>
+              <w:bottom w:sz="12" w:val="single" w:color="000000"/>
+            </w:tcBorders>
           </w:tcPr>
           <w:p>
+            <w:pPr>
+              <w:spacing w:after="40" w:before="40"/>
+            </w:pPr>
             <w:r/>
             <w:r>
               <w:rPr>
@@ -4019,8 +6056,17 @@
         <w:tc>
           <w:tcPr>
             <w:tcW w:type="dxa" w:w="1560"/>
+            <w:tcBorders>
+              <w:left w:sz="0" w:val="nil" w:color="auto"/>
+              <w:right w:sz="0" w:val="nil" w:color="auto"/>
+              <w:top w:sz="0" w:val="nil" w:color="auto"/>
+              <w:bottom w:sz="12" w:val="single" w:color="000000"/>
+            </w:tcBorders>
           </w:tcPr>
           <w:p>
+            <w:pPr>
+              <w:spacing w:after="40" w:before="40"/>
+            </w:pPr>
             <w:r/>
             <w:r>
               <w:rPr>
@@ -4034,8 +6080,17 @@
         <w:tc>
           <w:tcPr>
             <w:tcW w:type="dxa" w:w="1560"/>
+            <w:tcBorders>
+              <w:left w:sz="0" w:val="nil" w:color="auto"/>
+              <w:right w:sz="0" w:val="nil" w:color="auto"/>
+              <w:top w:sz="0" w:val="nil" w:color="auto"/>
+              <w:bottom w:sz="12" w:val="single" w:color="000000"/>
+            </w:tcBorders>
           </w:tcPr>
           <w:p>
+            <w:pPr>
+              <w:spacing w:after="40" w:before="40"/>
+            </w:pPr>
             <w:r/>
             <w:r>
               <w:rPr>
@@ -4049,8 +6104,17 @@
         <w:tc>
           <w:tcPr>
             <w:tcW w:type="dxa" w:w="1560"/>
+            <w:tcBorders>
+              <w:left w:sz="0" w:val="nil" w:color="auto"/>
+              <w:right w:sz="0" w:val="nil" w:color="auto"/>
+              <w:top w:sz="0" w:val="nil" w:color="auto"/>
+              <w:bottom w:sz="12" w:val="single" w:color="000000"/>
+            </w:tcBorders>
           </w:tcPr>
           <w:p>
+            <w:pPr>
+              <w:spacing w:after="40" w:before="40"/>
+            </w:pPr>
             <w:r/>
             <w:r>
               <w:rPr>
@@ -4064,8 +6128,17 @@
         <w:tc>
           <w:tcPr>
             <w:tcW w:type="dxa" w:w="1560"/>
+            <w:tcBorders>
+              <w:left w:sz="0" w:val="nil" w:color="auto"/>
+              <w:right w:sz="0" w:val="nil" w:color="auto"/>
+              <w:top w:sz="0" w:val="nil" w:color="auto"/>
+              <w:bottom w:sz="12" w:val="single" w:color="000000"/>
+            </w:tcBorders>
           </w:tcPr>
           <w:p>
+            <w:pPr>
+              <w:spacing w:after="40" w:before="40"/>
+            </w:pPr>
             <w:r/>
             <w:r>
               <w:rPr>
@@ -4158,9 +6231,16 @@
     </w:p>
     <w:tbl>
       <w:tblPr>
-        <w:tblStyle w:val="LightGrid-Accent1"/>
         <w:tblW w:type="auto" w:w="0"/>
         <w:tblLook w:firstColumn="1" w:firstRow="1" w:lastColumn="0" w:lastRow="0" w:noHBand="0" w:noVBand="1" w:val="04A0"/>
+        <w:tblBorders>
+          <w:top w:sz="0" w:val="nil" w:color="auto"/>
+          <w:left w:sz="0" w:val="nil" w:color="auto"/>
+          <w:bottom w:sz="0" w:val="nil" w:color="auto"/>
+          <w:right w:sz="0" w:val="nil" w:color="auto"/>
+          <w:insideH w:sz="0" w:val="nil" w:color="auto"/>
+          <w:insideV w:sz="0" w:val="nil" w:color="auto"/>
+        </w:tblBorders>
       </w:tblPr>
       <w:tblGrid>
         <w:gridCol w:w="1337"/>
@@ -4175,8 +6255,17 @@
         <w:tc>
           <w:tcPr>
             <w:tcW w:type="dxa" w:w="1337"/>
+            <w:tcBorders>
+              <w:left w:sz="0" w:val="nil" w:color="auto"/>
+              <w:right w:sz="0" w:val="nil" w:color="auto"/>
+              <w:top w:sz="12" w:val="single" w:color="000000"/>
+              <w:bottom w:sz="6" w:val="single" w:color="000000"/>
+            </w:tcBorders>
           </w:tcPr>
           <w:p>
+            <w:pPr>
+              <w:spacing w:after="40" w:before="40"/>
+            </w:pPr>
             <w:r/>
             <w:r>
               <w:rPr>
@@ -4191,8 +6280,17 @@
         <w:tc>
           <w:tcPr>
             <w:tcW w:type="dxa" w:w="1337"/>
+            <w:tcBorders>
+              <w:left w:sz="0" w:val="nil" w:color="auto"/>
+              <w:right w:sz="0" w:val="nil" w:color="auto"/>
+              <w:top w:sz="12" w:val="single" w:color="000000"/>
+              <w:bottom w:sz="6" w:val="single" w:color="000000"/>
+            </w:tcBorders>
           </w:tcPr>
           <w:p>
+            <w:pPr>
+              <w:spacing w:after="40" w:before="40"/>
+            </w:pPr>
             <w:r/>
             <w:r>
               <w:rPr>
@@ -4207,8 +6305,17 @@
         <w:tc>
           <w:tcPr>
             <w:tcW w:type="dxa" w:w="1337"/>
+            <w:tcBorders>
+              <w:left w:sz="0" w:val="nil" w:color="auto"/>
+              <w:right w:sz="0" w:val="nil" w:color="auto"/>
+              <w:top w:sz="12" w:val="single" w:color="000000"/>
+              <w:bottom w:sz="6" w:val="single" w:color="000000"/>
+            </w:tcBorders>
           </w:tcPr>
           <w:p>
+            <w:pPr>
+              <w:spacing w:after="40" w:before="40"/>
+            </w:pPr>
             <w:r/>
             <w:r>
               <w:rPr>
@@ -4223,8 +6330,17 @@
         <w:tc>
           <w:tcPr>
             <w:tcW w:type="dxa" w:w="1337"/>
+            <w:tcBorders>
+              <w:left w:sz="0" w:val="nil" w:color="auto"/>
+              <w:right w:sz="0" w:val="nil" w:color="auto"/>
+              <w:top w:sz="12" w:val="single" w:color="000000"/>
+              <w:bottom w:sz="6" w:val="single" w:color="000000"/>
+            </w:tcBorders>
           </w:tcPr>
           <w:p>
+            <w:pPr>
+              <w:spacing w:after="40" w:before="40"/>
+            </w:pPr>
             <w:r/>
             <w:r>
               <w:rPr>
@@ -4239,8 +6355,17 @@
         <w:tc>
           <w:tcPr>
             <w:tcW w:type="dxa" w:w="1337"/>
+            <w:tcBorders>
+              <w:left w:sz="0" w:val="nil" w:color="auto"/>
+              <w:right w:sz="0" w:val="nil" w:color="auto"/>
+              <w:top w:sz="12" w:val="single" w:color="000000"/>
+              <w:bottom w:sz="6" w:val="single" w:color="000000"/>
+            </w:tcBorders>
           </w:tcPr>
           <w:p>
+            <w:pPr>
+              <w:spacing w:after="40" w:before="40"/>
+            </w:pPr>
             <w:r/>
             <w:r>
               <w:rPr>
@@ -4255,8 +6380,17 @@
         <w:tc>
           <w:tcPr>
             <w:tcW w:type="dxa" w:w="1337"/>
+            <w:tcBorders>
+              <w:left w:sz="0" w:val="nil" w:color="auto"/>
+              <w:right w:sz="0" w:val="nil" w:color="auto"/>
+              <w:top w:sz="12" w:val="single" w:color="000000"/>
+              <w:bottom w:sz="6" w:val="single" w:color="000000"/>
+            </w:tcBorders>
           </w:tcPr>
           <w:p>
+            <w:pPr>
+              <w:spacing w:after="40" w:before="40"/>
+            </w:pPr>
             <w:r/>
             <w:r>
               <w:rPr>
@@ -4271,8 +6405,17 @@
         <w:tc>
           <w:tcPr>
             <w:tcW w:type="dxa" w:w="1337"/>
+            <w:tcBorders>
+              <w:left w:sz="0" w:val="nil" w:color="auto"/>
+              <w:right w:sz="0" w:val="nil" w:color="auto"/>
+              <w:top w:sz="12" w:val="single" w:color="000000"/>
+              <w:bottom w:sz="6" w:val="single" w:color="000000"/>
+            </w:tcBorders>
           </w:tcPr>
           <w:p>
+            <w:pPr>
+              <w:spacing w:after="40" w:before="40"/>
+            </w:pPr>
             <w:r/>
             <w:r>
               <w:rPr>
@@ -4289,8 +6432,17 @@
         <w:tc>
           <w:tcPr>
             <w:tcW w:type="dxa" w:w="1337"/>
+            <w:tcBorders>
+              <w:left w:sz="0" w:val="nil" w:color="auto"/>
+              <w:right w:sz="0" w:val="nil" w:color="auto"/>
+              <w:top w:sz="0" w:val="nil" w:color="auto"/>
+              <w:bottom w:sz="0" w:val="nil" w:color="auto"/>
+            </w:tcBorders>
           </w:tcPr>
           <w:p>
+            <w:pPr>
+              <w:spacing w:after="40" w:before="40"/>
+            </w:pPr>
             <w:r/>
             <w:r>
               <w:rPr>
@@ -4304,8 +6456,17 @@
         <w:tc>
           <w:tcPr>
             <w:tcW w:type="dxa" w:w="1337"/>
+            <w:tcBorders>
+              <w:left w:sz="0" w:val="nil" w:color="auto"/>
+              <w:right w:sz="0" w:val="nil" w:color="auto"/>
+              <w:top w:sz="0" w:val="nil" w:color="auto"/>
+              <w:bottom w:sz="0" w:val="nil" w:color="auto"/>
+            </w:tcBorders>
           </w:tcPr>
           <w:p>
+            <w:pPr>
+              <w:spacing w:after="40" w:before="40"/>
+            </w:pPr>
             <w:r/>
             <w:r>
               <w:rPr>
@@ -4319,8 +6480,17 @@
         <w:tc>
           <w:tcPr>
             <w:tcW w:type="dxa" w:w="1337"/>
+            <w:tcBorders>
+              <w:left w:sz="0" w:val="nil" w:color="auto"/>
+              <w:right w:sz="0" w:val="nil" w:color="auto"/>
+              <w:top w:sz="0" w:val="nil" w:color="auto"/>
+              <w:bottom w:sz="0" w:val="nil" w:color="auto"/>
+            </w:tcBorders>
           </w:tcPr>
           <w:p>
+            <w:pPr>
+              <w:spacing w:after="40" w:before="40"/>
+            </w:pPr>
             <w:r/>
             <w:r>
               <w:rPr>
@@ -4334,8 +6504,17 @@
         <w:tc>
           <w:tcPr>
             <w:tcW w:type="dxa" w:w="1337"/>
+            <w:tcBorders>
+              <w:left w:sz="0" w:val="nil" w:color="auto"/>
+              <w:right w:sz="0" w:val="nil" w:color="auto"/>
+              <w:top w:sz="0" w:val="nil" w:color="auto"/>
+              <w:bottom w:sz="0" w:val="nil" w:color="auto"/>
+            </w:tcBorders>
           </w:tcPr>
           <w:p>
+            <w:pPr>
+              <w:spacing w:after="40" w:before="40"/>
+            </w:pPr>
             <w:r/>
             <w:r>
               <w:rPr>
@@ -4349,8 +6528,17 @@
         <w:tc>
           <w:tcPr>
             <w:tcW w:type="dxa" w:w="1337"/>
+            <w:tcBorders>
+              <w:left w:sz="0" w:val="nil" w:color="auto"/>
+              <w:right w:sz="0" w:val="nil" w:color="auto"/>
+              <w:top w:sz="0" w:val="nil" w:color="auto"/>
+              <w:bottom w:sz="0" w:val="nil" w:color="auto"/>
+            </w:tcBorders>
           </w:tcPr>
           <w:p>
+            <w:pPr>
+              <w:spacing w:after="40" w:before="40"/>
+            </w:pPr>
             <w:r/>
             <w:r>
               <w:rPr>
@@ -4364,8 +6552,17 @@
         <w:tc>
           <w:tcPr>
             <w:tcW w:type="dxa" w:w="1337"/>
+            <w:tcBorders>
+              <w:left w:sz="0" w:val="nil" w:color="auto"/>
+              <w:right w:sz="0" w:val="nil" w:color="auto"/>
+              <w:top w:sz="0" w:val="nil" w:color="auto"/>
+              <w:bottom w:sz="0" w:val="nil" w:color="auto"/>
+            </w:tcBorders>
           </w:tcPr>
           <w:p>
+            <w:pPr>
+              <w:spacing w:after="40" w:before="40"/>
+            </w:pPr>
             <w:r/>
             <w:r>
               <w:rPr>
@@ -4379,8 +6576,17 @@
         <w:tc>
           <w:tcPr>
             <w:tcW w:type="dxa" w:w="1337"/>
+            <w:tcBorders>
+              <w:left w:sz="0" w:val="nil" w:color="auto"/>
+              <w:right w:sz="0" w:val="nil" w:color="auto"/>
+              <w:top w:sz="0" w:val="nil" w:color="auto"/>
+              <w:bottom w:sz="0" w:val="nil" w:color="auto"/>
+            </w:tcBorders>
           </w:tcPr>
           <w:p>
+            <w:pPr>
+              <w:spacing w:after="40" w:before="40"/>
+            </w:pPr>
             <w:r/>
             <w:r>
               <w:rPr>
@@ -4396,8 +6602,17 @@
         <w:tc>
           <w:tcPr>
             <w:tcW w:type="dxa" w:w="1337"/>
+            <w:tcBorders>
+              <w:left w:sz="0" w:val="nil" w:color="auto"/>
+              <w:right w:sz="0" w:val="nil" w:color="auto"/>
+              <w:top w:sz="0" w:val="nil" w:color="auto"/>
+              <w:bottom w:sz="0" w:val="nil" w:color="auto"/>
+            </w:tcBorders>
           </w:tcPr>
           <w:p>
+            <w:pPr>
+              <w:spacing w:after="40" w:before="40"/>
+            </w:pPr>
             <w:r/>
             <w:r>
               <w:rPr>
@@ -4411,8 +6626,17 @@
         <w:tc>
           <w:tcPr>
             <w:tcW w:type="dxa" w:w="1337"/>
+            <w:tcBorders>
+              <w:left w:sz="0" w:val="nil" w:color="auto"/>
+              <w:right w:sz="0" w:val="nil" w:color="auto"/>
+              <w:top w:sz="0" w:val="nil" w:color="auto"/>
+              <w:bottom w:sz="0" w:val="nil" w:color="auto"/>
+            </w:tcBorders>
           </w:tcPr>
           <w:p>
+            <w:pPr>
+              <w:spacing w:after="40" w:before="40"/>
+            </w:pPr>
             <w:r/>
             <w:r>
               <w:rPr>
@@ -4426,8 +6650,17 @@
         <w:tc>
           <w:tcPr>
             <w:tcW w:type="dxa" w:w="1337"/>
+            <w:tcBorders>
+              <w:left w:sz="0" w:val="nil" w:color="auto"/>
+              <w:right w:sz="0" w:val="nil" w:color="auto"/>
+              <w:top w:sz="0" w:val="nil" w:color="auto"/>
+              <w:bottom w:sz="0" w:val="nil" w:color="auto"/>
+            </w:tcBorders>
           </w:tcPr>
           <w:p>
+            <w:pPr>
+              <w:spacing w:after="40" w:before="40"/>
+            </w:pPr>
             <w:r/>
             <w:r>
               <w:rPr>
@@ -4441,8 +6674,17 @@
         <w:tc>
           <w:tcPr>
             <w:tcW w:type="dxa" w:w="1337"/>
+            <w:tcBorders>
+              <w:left w:sz="0" w:val="nil" w:color="auto"/>
+              <w:right w:sz="0" w:val="nil" w:color="auto"/>
+              <w:top w:sz="0" w:val="nil" w:color="auto"/>
+              <w:bottom w:sz="0" w:val="nil" w:color="auto"/>
+            </w:tcBorders>
           </w:tcPr>
           <w:p>
+            <w:pPr>
+              <w:spacing w:after="40" w:before="40"/>
+            </w:pPr>
             <w:r/>
             <w:r>
               <w:rPr>
@@ -4456,8 +6698,17 @@
         <w:tc>
           <w:tcPr>
             <w:tcW w:type="dxa" w:w="1337"/>
+            <w:tcBorders>
+              <w:left w:sz="0" w:val="nil" w:color="auto"/>
+              <w:right w:sz="0" w:val="nil" w:color="auto"/>
+              <w:top w:sz="0" w:val="nil" w:color="auto"/>
+              <w:bottom w:sz="0" w:val="nil" w:color="auto"/>
+            </w:tcBorders>
           </w:tcPr>
           <w:p>
+            <w:pPr>
+              <w:spacing w:after="40" w:before="40"/>
+            </w:pPr>
             <w:r/>
             <w:r>
               <w:rPr>
@@ -4471,8 +6722,17 @@
         <w:tc>
           <w:tcPr>
             <w:tcW w:type="dxa" w:w="1337"/>
+            <w:tcBorders>
+              <w:left w:sz="0" w:val="nil" w:color="auto"/>
+              <w:right w:sz="0" w:val="nil" w:color="auto"/>
+              <w:top w:sz="0" w:val="nil" w:color="auto"/>
+              <w:bottom w:sz="0" w:val="nil" w:color="auto"/>
+            </w:tcBorders>
           </w:tcPr>
           <w:p>
+            <w:pPr>
+              <w:spacing w:after="40" w:before="40"/>
+            </w:pPr>
             <w:r/>
             <w:r>
               <w:rPr>
@@ -4486,8 +6746,17 @@
         <w:tc>
           <w:tcPr>
             <w:tcW w:type="dxa" w:w="1337"/>
+            <w:tcBorders>
+              <w:left w:sz="0" w:val="nil" w:color="auto"/>
+              <w:right w:sz="0" w:val="nil" w:color="auto"/>
+              <w:top w:sz="0" w:val="nil" w:color="auto"/>
+              <w:bottom w:sz="0" w:val="nil" w:color="auto"/>
+            </w:tcBorders>
           </w:tcPr>
           <w:p>
+            <w:pPr>
+              <w:spacing w:after="40" w:before="40"/>
+            </w:pPr>
             <w:r/>
             <w:r>
               <w:rPr>
@@ -4503,8 +6772,17 @@
         <w:tc>
           <w:tcPr>
             <w:tcW w:type="dxa" w:w="1337"/>
+            <w:tcBorders>
+              <w:left w:sz="0" w:val="nil" w:color="auto"/>
+              <w:right w:sz="0" w:val="nil" w:color="auto"/>
+              <w:top w:sz="0" w:val="nil" w:color="auto"/>
+              <w:bottom w:sz="12" w:val="single" w:color="000000"/>
+            </w:tcBorders>
           </w:tcPr>
           <w:p>
+            <w:pPr>
+              <w:spacing w:after="40" w:before="40"/>
+            </w:pPr>
             <w:r/>
             <w:r>
               <w:rPr>
@@ -4518,8 +6796,17 @@
         <w:tc>
           <w:tcPr>
             <w:tcW w:type="dxa" w:w="1337"/>
+            <w:tcBorders>
+              <w:left w:sz="0" w:val="nil" w:color="auto"/>
+              <w:right w:sz="0" w:val="nil" w:color="auto"/>
+              <w:top w:sz="0" w:val="nil" w:color="auto"/>
+              <w:bottom w:sz="12" w:val="single" w:color="000000"/>
+            </w:tcBorders>
           </w:tcPr>
           <w:p>
+            <w:pPr>
+              <w:spacing w:after="40" w:before="40"/>
+            </w:pPr>
             <w:r/>
             <w:r>
               <w:rPr>
@@ -4533,8 +6820,17 @@
         <w:tc>
           <w:tcPr>
             <w:tcW w:type="dxa" w:w="1337"/>
+            <w:tcBorders>
+              <w:left w:sz="0" w:val="nil" w:color="auto"/>
+              <w:right w:sz="0" w:val="nil" w:color="auto"/>
+              <w:top w:sz="0" w:val="nil" w:color="auto"/>
+              <w:bottom w:sz="12" w:val="single" w:color="000000"/>
+            </w:tcBorders>
           </w:tcPr>
           <w:p>
+            <w:pPr>
+              <w:spacing w:after="40" w:before="40"/>
+            </w:pPr>
             <w:r/>
             <w:r>
               <w:rPr>
@@ -4548,8 +6844,17 @@
         <w:tc>
           <w:tcPr>
             <w:tcW w:type="dxa" w:w="1337"/>
+            <w:tcBorders>
+              <w:left w:sz="0" w:val="nil" w:color="auto"/>
+              <w:right w:sz="0" w:val="nil" w:color="auto"/>
+              <w:top w:sz="0" w:val="nil" w:color="auto"/>
+              <w:bottom w:sz="12" w:val="single" w:color="000000"/>
+            </w:tcBorders>
           </w:tcPr>
           <w:p>
+            <w:pPr>
+              <w:spacing w:after="40" w:before="40"/>
+            </w:pPr>
             <w:r/>
             <w:r>
               <w:rPr>
@@ -4563,8 +6868,17 @@
         <w:tc>
           <w:tcPr>
             <w:tcW w:type="dxa" w:w="1337"/>
+            <w:tcBorders>
+              <w:left w:sz="0" w:val="nil" w:color="auto"/>
+              <w:right w:sz="0" w:val="nil" w:color="auto"/>
+              <w:top w:sz="0" w:val="nil" w:color="auto"/>
+              <w:bottom w:sz="12" w:val="single" w:color="000000"/>
+            </w:tcBorders>
           </w:tcPr>
           <w:p>
+            <w:pPr>
+              <w:spacing w:after="40" w:before="40"/>
+            </w:pPr>
             <w:r/>
             <w:r>
               <w:rPr>
@@ -4578,8 +6892,17 @@
         <w:tc>
           <w:tcPr>
             <w:tcW w:type="dxa" w:w="1337"/>
+            <w:tcBorders>
+              <w:left w:sz="0" w:val="nil" w:color="auto"/>
+              <w:right w:sz="0" w:val="nil" w:color="auto"/>
+              <w:top w:sz="0" w:val="nil" w:color="auto"/>
+              <w:bottom w:sz="12" w:val="single" w:color="000000"/>
+            </w:tcBorders>
           </w:tcPr>
           <w:p>
+            <w:pPr>
+              <w:spacing w:after="40" w:before="40"/>
+            </w:pPr>
             <w:r/>
             <w:r>
               <w:rPr>
@@ -4593,8 +6916,17 @@
         <w:tc>
           <w:tcPr>
             <w:tcW w:type="dxa" w:w="1337"/>
+            <w:tcBorders>
+              <w:left w:sz="0" w:val="nil" w:color="auto"/>
+              <w:right w:sz="0" w:val="nil" w:color="auto"/>
+              <w:top w:sz="0" w:val="nil" w:color="auto"/>
+              <w:bottom w:sz="12" w:val="single" w:color="000000"/>
+            </w:tcBorders>
           </w:tcPr>
           <w:p>
+            <w:pPr>
+              <w:spacing w:after="40" w:before="40"/>
+            </w:pPr>
             <w:r/>
             <w:r>
               <w:rPr>

--- a/诊断效能_英文稿_InsightsIntoImaging投稿版_v4.docx
+++ b/诊断效能_英文稿_InsightsIntoImaging投稿版_v4.docx
@@ -132,7 +132,7 @@
         <w:spacing w:after="160"/>
       </w:pPr>
       <w:r>
-        <w:t>• Duodenal landmarks appeared in three of 119 routine ultrasound examinations.</w:t>
+        <w:t>• Intestinal malrotation with volvulus is a surgical emergency; ultrasound is advocated as first-line imaging based on sensitivities from dedicated protocols, not routine reporting.</w:t>
       </w:r>
     </w:p>
     <w:p>
@@ -140,7 +140,7 @@
         <w:spacing w:after="160"/>
       </w:pPr>
       <w:r>
-        <w:t>• Only half the children with confirmed volvulus had a whirlpool sign recorded.</w:t>
+        <w:t>• Among 410 surgically confirmed children, routine ultrasound reports documented duodenal landmarks in only 2.5% of examinations; detection tracked the whirlpool sign almost exclusively.</w:t>
       </w:r>
     </w:p>
     <w:p>
@@ -148,7 +148,7 @@
         <w:spacing w:after="160"/>
       </w:pPr>
       <w:r>
-        <w:t>• Detection rose as much with examination type as with calendar era.</w:t>
+        <w:t>• Departments adopting ultrasound-first pathways for malrotation should audit whether their own reports document the duodenal landmarks that produced the published sensitivities; in this department they almost never did.</w:t>
       </w:r>
     </w:p>
     <w:p>

--- a/诊断效能_英文稿_InsightsIntoImaging投稿版_v4.docx
+++ b/诊断效能_英文稿_InsightsIntoImaging投稿版_v4.docx
@@ -46,7 +46,7 @@
         <w:t>Objectives</w:t>
       </w:r>
       <w:r>
-        <w:t xml:space="preserve"> Ultrasound is increasingly advocated as first-line for suspected intestinal malrotation, on the basis of sensitivities of 93–97% obtained under dedicated protocols. We audited what routine reports document and whether the diagnosis was reported.</w:t>
+        <w:t xml:space="preserve"> Ultrasound is increasingly advocated as first-line for suspected intestinal malrotation, based on sensitivities of 93–97% under dedicated protocols. We audited what routine reports document and whether the diagnosis was reported.</w:t>
       </w:r>
     </w:p>
     <w:p>
@@ -88,7 +88,7 @@
         <w:t>Conclusions</w:t>
       </w:r>
       <w:r>
-        <w:t xml:space="preserve"> Routine ultrasound functioned as a whirlpool-dependent test for volvulus rather than a protocolised assessment of duodenal position. Whether supplying the missing elements would close the gap to published performance cannot be tested here, but it coincides with a measurable documentation deficit.</w:t>
+        <w:t xml:space="preserve"> Routine ultrasound functioned as a whirlpool-dependent test for volvulus rather than a protocolised assessment of duodenal position. Whether the missing elements would close the gap to published performance cannot be tested here, but the deficit is measurable.</w:t>
       </w:r>
     </w:p>
     <w:p>

--- a/诊断效能_英文稿_InsightsIntoImaging投稿版_v4.docx
+++ b/诊断效能_英文稿_InsightsIntoImaging投稿版_v4.docx
@@ -116,7 +116,7 @@
         <w:t>Keywords:</w:t>
       </w:r>
       <w:r>
-        <w:t xml:space="preserve"> Intestinal malrotation; Intestinal volvulus; Infant, Newborn; Ultrasonography; Radiology report; Quality improvement</w:t>
+        <w:t xml:space="preserve"> Intestinal malrotation; Intestinal volvulus; Infant, Newborn; Ultrasonography; Radiology report</w:t>
       </w:r>
     </w:p>
     <w:p>
